--- a/PinterMatyas-WYXPLR.docx
+++ b/PinterMatyas-WYXPLR.docx
@@ -6,6 +6,7 @@
       <w:pPr>
         <w:jc w:val="center"/>
         <w:rPr>
+          <w:rFonts w:ascii="Arial" w:hAnsi="Arial" w:cs="Arial"/>
           <w:sz w:val="72"/>
           <w:szCs w:val="56"/>
         </w:rPr>
@@ -15,6 +16,7 @@
       <w:pPr>
         <w:jc w:val="center"/>
         <w:rPr>
+          <w:rFonts w:ascii="Arial" w:hAnsi="Arial" w:cs="Arial"/>
           <w:sz w:val="72"/>
           <w:szCs w:val="56"/>
         </w:rPr>
@@ -24,12 +26,14 @@
       <w:pPr>
         <w:jc w:val="center"/>
         <w:rPr>
+          <w:rFonts w:ascii="Arial" w:hAnsi="Arial" w:cs="Arial"/>
           <w:sz w:val="72"/>
           <w:szCs w:val="56"/>
         </w:rPr>
       </w:pPr>
       <w:r>
         <w:rPr>
+          <w:rFonts w:ascii="Arial" w:hAnsi="Arial" w:cs="Arial"/>
           <w:sz w:val="72"/>
           <w:szCs w:val="56"/>
         </w:rPr>
@@ -40,12 +44,14 @@
       <w:pPr>
         <w:jc w:val="center"/>
         <w:rPr>
+          <w:rFonts w:ascii="Arial" w:hAnsi="Arial" w:cs="Arial"/>
           <w:sz w:val="60"/>
           <w:szCs w:val="60"/>
         </w:rPr>
       </w:pPr>
       <w:r>
         <w:rPr>
+          <w:rFonts w:ascii="Arial" w:hAnsi="Arial" w:cs="Arial"/>
           <w:sz w:val="60"/>
           <w:szCs w:val="60"/>
         </w:rPr>
@@ -56,6 +62,7 @@
       <w:pPr>
         <w:jc w:val="center"/>
         <w:rPr>
+          <w:rFonts w:ascii="Arial" w:hAnsi="Arial" w:cs="Arial"/>
           <w:sz w:val="60"/>
           <w:szCs w:val="60"/>
         </w:rPr>
@@ -65,6 +72,7 @@
       <w:pPr>
         <w:jc w:val="center"/>
         <w:rPr>
+          <w:rFonts w:ascii="Arial" w:hAnsi="Arial" w:cs="Arial"/>
           <w:sz w:val="60"/>
           <w:szCs w:val="60"/>
         </w:rPr>
@@ -74,12 +82,14 @@
       <w:pPr>
         <w:jc w:val="center"/>
         <w:rPr>
+          <w:rFonts w:ascii="Arial" w:hAnsi="Arial" w:cs="Arial"/>
           <w:sz w:val="52"/>
           <w:szCs w:val="52"/>
         </w:rPr>
       </w:pPr>
       <w:r>
         <w:rPr>
+          <w:rFonts w:ascii="Arial" w:hAnsi="Arial" w:cs="Arial"/>
           <w:sz w:val="52"/>
           <w:szCs w:val="52"/>
         </w:rPr>
@@ -90,6 +100,7 @@
       <w:pPr>
         <w:jc w:val="center"/>
         <w:rPr>
+          <w:rFonts w:ascii="Arial" w:hAnsi="Arial" w:cs="Arial"/>
           <w:sz w:val="52"/>
           <w:szCs w:val="52"/>
         </w:rPr>
@@ -99,12 +110,14 @@
       <w:pPr>
         <w:jc w:val="center"/>
         <w:rPr>
+          <w:rFonts w:ascii="Arial" w:hAnsi="Arial" w:cs="Arial"/>
           <w:sz w:val="52"/>
           <w:szCs w:val="52"/>
         </w:rPr>
       </w:pPr>
       <w:r>
         <w:rPr>
+          <w:rFonts w:ascii="Arial" w:hAnsi="Arial" w:cs="Arial"/>
           <w:sz w:val="52"/>
           <w:szCs w:val="52"/>
         </w:rPr>
@@ -112,16 +125,30 @@
       </w:r>
     </w:p>
     <w:p>
-      <w:r>
+      <w:pPr>
+        <w:rPr>
+          <w:rFonts w:ascii="Arial" w:hAnsi="Arial" w:cs="Arial"/>
+        </w:rPr>
+      </w:pPr>
+      <w:r>
+        <w:rPr>
+          <w:rFonts w:ascii="Arial" w:hAnsi="Arial" w:cs="Arial"/>
+        </w:rPr>
         <w:br w:type="page"/>
       </w:r>
     </w:p>
     <w:p>
       <w:pPr>
         <w:pStyle w:val="NagyCm"/>
+        <w:rPr>
+          <w:rFonts w:ascii="Arial" w:hAnsi="Arial" w:cs="Arial"/>
+        </w:rPr>
       </w:pPr>
       <w:bookmarkStart w:id="0" w:name="_Toc224033805"/>
       <w:r>
+        <w:rPr>
+          <w:rFonts w:ascii="Arial" w:hAnsi="Arial" w:cs="Arial"/>
+        </w:rPr>
         <w:lastRenderedPageBreak/>
         <w:t>Tartalomjegyzék:</w:t>
       </w:r>
@@ -134,7 +161,7 @@
           <w:tab w:val="right" w:leader="underscore" w:pos="9062"/>
         </w:tabs>
         <w:rPr>
-          <w:rFonts w:eastAsiaTheme="minorEastAsia" w:cstheme="minorBidi"/>
+          <w:rFonts w:ascii="Arial" w:eastAsiaTheme="minorEastAsia" w:hAnsi="Arial" w:cs="Arial"/>
           <w:noProof/>
           <w:sz w:val="28"/>
           <w:szCs w:val="28"/>
@@ -143,6 +170,7 @@
       </w:pPr>
       <w:r>
         <w:rPr>
+          <w:rFonts w:ascii="Arial" w:hAnsi="Arial" w:cs="Arial"/>
           <w:sz w:val="28"/>
           <w:szCs w:val="24"/>
         </w:rPr>
@@ -150,6 +178,7 @@
       </w:r>
       <w:r>
         <w:rPr>
+          <w:rFonts w:ascii="Arial" w:hAnsi="Arial" w:cs="Arial"/>
           <w:sz w:val="28"/>
           <w:szCs w:val="24"/>
         </w:rPr>
@@ -157,6 +186,7 @@
       </w:r>
       <w:r>
         <w:rPr>
+          <w:rFonts w:ascii="Arial" w:hAnsi="Arial" w:cs="Arial"/>
           <w:sz w:val="28"/>
           <w:szCs w:val="24"/>
         </w:rPr>
@@ -166,6 +196,7 @@
         <w:r>
           <w:rPr>
             <w:rStyle w:val="Hiperhivatkozs"/>
+            <w:rFonts w:ascii="Arial" w:hAnsi="Arial" w:cs="Arial"/>
             <w:noProof/>
             <w:sz w:val="28"/>
             <w:szCs w:val="24"/>
@@ -174,6 +205,7 @@
         </w:r>
         <w:r>
           <w:rPr>
+            <w:rFonts w:ascii="Arial" w:hAnsi="Arial" w:cs="Arial"/>
             <w:noProof/>
             <w:webHidden/>
             <w:sz w:val="28"/>
@@ -183,6 +215,7 @@
         </w:r>
         <w:r>
           <w:rPr>
+            <w:rFonts w:ascii="Arial" w:hAnsi="Arial" w:cs="Arial"/>
             <w:noProof/>
             <w:webHidden/>
             <w:sz w:val="28"/>
@@ -192,6 +225,7 @@
         </w:r>
         <w:r>
           <w:rPr>
+            <w:rFonts w:ascii="Arial" w:hAnsi="Arial" w:cs="Arial"/>
             <w:noProof/>
             <w:webHidden/>
             <w:sz w:val="28"/>
@@ -201,14 +235,16 @@
         </w:r>
         <w:r>
           <w:rPr>
-            <w:noProof/>
-            <w:webHidden/>
-            <w:sz w:val="28"/>
-            <w:szCs w:val="24"/>
-          </w:rPr>
-        </w:r>
-        <w:r>
-          <w:rPr>
+            <w:rFonts w:ascii="Arial" w:hAnsi="Arial" w:cs="Arial"/>
+            <w:noProof/>
+            <w:webHidden/>
+            <w:sz w:val="28"/>
+            <w:szCs w:val="24"/>
+          </w:rPr>
+        </w:r>
+        <w:r>
+          <w:rPr>
+            <w:rFonts w:ascii="Arial" w:hAnsi="Arial" w:cs="Arial"/>
             <w:noProof/>
             <w:webHidden/>
             <w:sz w:val="28"/>
@@ -218,6 +254,7 @@
         </w:r>
         <w:r>
           <w:rPr>
+            <w:rFonts w:ascii="Arial" w:hAnsi="Arial" w:cs="Arial"/>
             <w:noProof/>
             <w:webHidden/>
             <w:sz w:val="28"/>
@@ -227,6 +264,7 @@
         </w:r>
         <w:r>
           <w:rPr>
+            <w:rFonts w:ascii="Arial" w:hAnsi="Arial" w:cs="Arial"/>
             <w:noProof/>
             <w:webHidden/>
             <w:sz w:val="28"/>
@@ -243,7 +281,7 @@
           <w:tab w:val="right" w:leader="underscore" w:pos="9062"/>
         </w:tabs>
         <w:rPr>
-          <w:rFonts w:eastAsiaTheme="minorEastAsia" w:cstheme="minorBidi"/>
+          <w:rFonts w:ascii="Arial" w:eastAsiaTheme="minorEastAsia" w:hAnsi="Arial" w:cs="Arial"/>
           <w:noProof/>
           <w:sz w:val="28"/>
           <w:szCs w:val="28"/>
@@ -254,6 +292,7 @@
         <w:r>
           <w:rPr>
             <w:rStyle w:val="Hiperhivatkozs"/>
+            <w:rFonts w:ascii="Arial" w:hAnsi="Arial" w:cs="Arial"/>
             <w:noProof/>
             <w:sz w:val="28"/>
             <w:szCs w:val="24"/>
@@ -262,6 +301,7 @@
         </w:r>
         <w:r>
           <w:rPr>
+            <w:rFonts w:ascii="Arial" w:hAnsi="Arial" w:cs="Arial"/>
             <w:noProof/>
             <w:webHidden/>
             <w:sz w:val="28"/>
@@ -271,6 +311,7 @@
         </w:r>
         <w:r>
           <w:rPr>
+            <w:rFonts w:ascii="Arial" w:hAnsi="Arial" w:cs="Arial"/>
             <w:noProof/>
             <w:webHidden/>
             <w:sz w:val="28"/>
@@ -280,6 +321,7 @@
         </w:r>
         <w:r>
           <w:rPr>
+            <w:rFonts w:ascii="Arial" w:hAnsi="Arial" w:cs="Arial"/>
             <w:noProof/>
             <w:webHidden/>
             <w:sz w:val="28"/>
@@ -289,14 +331,16 @@
         </w:r>
         <w:r>
           <w:rPr>
-            <w:noProof/>
-            <w:webHidden/>
-            <w:sz w:val="28"/>
-            <w:szCs w:val="24"/>
-          </w:rPr>
-        </w:r>
-        <w:r>
-          <w:rPr>
+            <w:rFonts w:ascii="Arial" w:hAnsi="Arial" w:cs="Arial"/>
+            <w:noProof/>
+            <w:webHidden/>
+            <w:sz w:val="28"/>
+            <w:szCs w:val="24"/>
+          </w:rPr>
+        </w:r>
+        <w:r>
+          <w:rPr>
+            <w:rFonts w:ascii="Arial" w:hAnsi="Arial" w:cs="Arial"/>
             <w:noProof/>
             <w:webHidden/>
             <w:sz w:val="28"/>
@@ -306,6 +350,7 @@
         </w:r>
         <w:r>
           <w:rPr>
+            <w:rFonts w:ascii="Arial" w:hAnsi="Arial" w:cs="Arial"/>
             <w:noProof/>
             <w:webHidden/>
             <w:sz w:val="28"/>
@@ -315,6 +360,7 @@
         </w:r>
         <w:r>
           <w:rPr>
+            <w:rFonts w:ascii="Arial" w:hAnsi="Arial" w:cs="Arial"/>
             <w:noProof/>
             <w:webHidden/>
             <w:sz w:val="28"/>
@@ -331,7 +377,7 @@
           <w:tab w:val="right" w:leader="underscore" w:pos="9062"/>
         </w:tabs>
         <w:rPr>
-          <w:rFonts w:eastAsiaTheme="minorEastAsia" w:cstheme="minorBidi"/>
+          <w:rFonts w:ascii="Arial" w:eastAsiaTheme="minorEastAsia" w:hAnsi="Arial" w:cs="Arial"/>
           <w:noProof/>
           <w:sz w:val="28"/>
           <w:szCs w:val="28"/>
@@ -342,6 +388,7 @@
         <w:r>
           <w:rPr>
             <w:rStyle w:val="Hiperhivatkozs"/>
+            <w:rFonts w:ascii="Arial" w:hAnsi="Arial" w:cs="Arial"/>
             <w:noProof/>
             <w:sz w:val="28"/>
             <w:szCs w:val="24"/>
@@ -350,6 +397,7 @@
         </w:r>
         <w:r>
           <w:rPr>
+            <w:rFonts w:ascii="Arial" w:hAnsi="Arial" w:cs="Arial"/>
             <w:noProof/>
             <w:webHidden/>
             <w:sz w:val="28"/>
@@ -359,6 +407,7 @@
         </w:r>
         <w:r>
           <w:rPr>
+            <w:rFonts w:ascii="Arial" w:hAnsi="Arial" w:cs="Arial"/>
             <w:noProof/>
             <w:webHidden/>
             <w:sz w:val="28"/>
@@ -368,6 +417,7 @@
         </w:r>
         <w:r>
           <w:rPr>
+            <w:rFonts w:ascii="Arial" w:hAnsi="Arial" w:cs="Arial"/>
             <w:noProof/>
             <w:webHidden/>
             <w:sz w:val="28"/>
@@ -377,14 +427,16 @@
         </w:r>
         <w:r>
           <w:rPr>
-            <w:noProof/>
-            <w:webHidden/>
-            <w:sz w:val="28"/>
-            <w:szCs w:val="24"/>
-          </w:rPr>
-        </w:r>
-        <w:r>
-          <w:rPr>
+            <w:rFonts w:ascii="Arial" w:hAnsi="Arial" w:cs="Arial"/>
+            <w:noProof/>
+            <w:webHidden/>
+            <w:sz w:val="28"/>
+            <w:szCs w:val="24"/>
+          </w:rPr>
+        </w:r>
+        <w:r>
+          <w:rPr>
+            <w:rFonts w:ascii="Arial" w:hAnsi="Arial" w:cs="Arial"/>
             <w:noProof/>
             <w:webHidden/>
             <w:sz w:val="28"/>
@@ -394,6 +446,7 @@
         </w:r>
         <w:r>
           <w:rPr>
+            <w:rFonts w:ascii="Arial" w:hAnsi="Arial" w:cs="Arial"/>
             <w:noProof/>
             <w:webHidden/>
             <w:sz w:val="28"/>
@@ -403,6 +456,7 @@
         </w:r>
         <w:r>
           <w:rPr>
+            <w:rFonts w:ascii="Arial" w:hAnsi="Arial" w:cs="Arial"/>
             <w:noProof/>
             <w:webHidden/>
             <w:sz w:val="28"/>
@@ -419,7 +473,7 @@
           <w:tab w:val="right" w:leader="underscore" w:pos="9062"/>
         </w:tabs>
         <w:rPr>
-          <w:rFonts w:eastAsiaTheme="minorEastAsia" w:cstheme="minorBidi"/>
+          <w:rFonts w:ascii="Arial" w:eastAsiaTheme="minorEastAsia" w:hAnsi="Arial" w:cs="Arial"/>
           <w:noProof/>
           <w:sz w:val="28"/>
           <w:szCs w:val="28"/>
@@ -430,6 +484,7 @@
         <w:r>
           <w:rPr>
             <w:rStyle w:val="Hiperhivatkozs"/>
+            <w:rFonts w:ascii="Arial" w:hAnsi="Arial" w:cs="Arial"/>
             <w:noProof/>
             <w:sz w:val="28"/>
             <w:szCs w:val="24"/>
@@ -438,6 +493,7 @@
         </w:r>
         <w:r>
           <w:rPr>
+            <w:rFonts w:ascii="Arial" w:hAnsi="Arial" w:cs="Arial"/>
             <w:noProof/>
             <w:webHidden/>
             <w:sz w:val="28"/>
@@ -447,6 +503,7 @@
         </w:r>
         <w:r>
           <w:rPr>
+            <w:rFonts w:ascii="Arial" w:hAnsi="Arial" w:cs="Arial"/>
             <w:noProof/>
             <w:webHidden/>
             <w:sz w:val="28"/>
@@ -456,6 +513,7 @@
         </w:r>
         <w:r>
           <w:rPr>
+            <w:rFonts w:ascii="Arial" w:hAnsi="Arial" w:cs="Arial"/>
             <w:noProof/>
             <w:webHidden/>
             <w:sz w:val="28"/>
@@ -465,14 +523,16 @@
         </w:r>
         <w:r>
           <w:rPr>
-            <w:noProof/>
-            <w:webHidden/>
-            <w:sz w:val="28"/>
-            <w:szCs w:val="24"/>
-          </w:rPr>
-        </w:r>
-        <w:r>
-          <w:rPr>
+            <w:rFonts w:ascii="Arial" w:hAnsi="Arial" w:cs="Arial"/>
+            <w:noProof/>
+            <w:webHidden/>
+            <w:sz w:val="28"/>
+            <w:szCs w:val="24"/>
+          </w:rPr>
+        </w:r>
+        <w:r>
+          <w:rPr>
+            <w:rFonts w:ascii="Arial" w:hAnsi="Arial" w:cs="Arial"/>
             <w:noProof/>
             <w:webHidden/>
             <w:sz w:val="28"/>
@@ -482,15 +542,17 @@
         </w:r>
         <w:r>
           <w:rPr>
-            <w:noProof/>
-            <w:webHidden/>
-            <w:sz w:val="28"/>
-            <w:szCs w:val="24"/>
-          </w:rPr>
-          <w:t>3</w:t>
-        </w:r>
-        <w:r>
-          <w:rPr>
+            <w:rFonts w:ascii="Arial" w:hAnsi="Arial" w:cs="Arial"/>
+            <w:noProof/>
+            <w:webHidden/>
+            <w:sz w:val="28"/>
+            <w:szCs w:val="24"/>
+          </w:rPr>
+          <w:t>4</w:t>
+        </w:r>
+        <w:r>
+          <w:rPr>
+            <w:rFonts w:ascii="Arial" w:hAnsi="Arial" w:cs="Arial"/>
             <w:noProof/>
             <w:webHidden/>
             <w:sz w:val="28"/>
@@ -507,7 +569,7 @@
           <w:tab w:val="right" w:leader="underscore" w:pos="9062"/>
         </w:tabs>
         <w:rPr>
-          <w:rFonts w:eastAsiaTheme="minorEastAsia" w:cstheme="minorBidi"/>
+          <w:rFonts w:ascii="Arial" w:eastAsiaTheme="minorEastAsia" w:hAnsi="Arial" w:cs="Arial"/>
           <w:noProof/>
           <w:sz w:val="28"/>
           <w:szCs w:val="28"/>
@@ -518,6 +580,7 @@
         <w:r>
           <w:rPr>
             <w:rStyle w:val="Hiperhivatkozs"/>
+            <w:rFonts w:ascii="Arial" w:hAnsi="Arial" w:cs="Arial"/>
             <w:noProof/>
             <w:sz w:val="28"/>
             <w:szCs w:val="24"/>
@@ -526,6 +589,7 @@
         </w:r>
         <w:r>
           <w:rPr>
+            <w:rFonts w:ascii="Arial" w:hAnsi="Arial" w:cs="Arial"/>
             <w:noProof/>
             <w:webHidden/>
             <w:sz w:val="28"/>
@@ -535,6 +599,7 @@
         </w:r>
         <w:r>
           <w:rPr>
+            <w:rFonts w:ascii="Arial" w:hAnsi="Arial" w:cs="Arial"/>
             <w:noProof/>
             <w:webHidden/>
             <w:sz w:val="28"/>
@@ -544,6 +609,7 @@
         </w:r>
         <w:r>
           <w:rPr>
+            <w:rFonts w:ascii="Arial" w:hAnsi="Arial" w:cs="Arial"/>
             <w:noProof/>
             <w:webHidden/>
             <w:sz w:val="28"/>
@@ -553,14 +619,16 @@
         </w:r>
         <w:r>
           <w:rPr>
-            <w:noProof/>
-            <w:webHidden/>
-            <w:sz w:val="28"/>
-            <w:szCs w:val="24"/>
-          </w:rPr>
-        </w:r>
-        <w:r>
-          <w:rPr>
+            <w:rFonts w:ascii="Arial" w:hAnsi="Arial" w:cs="Arial"/>
+            <w:noProof/>
+            <w:webHidden/>
+            <w:sz w:val="28"/>
+            <w:szCs w:val="24"/>
+          </w:rPr>
+        </w:r>
+        <w:r>
+          <w:rPr>
+            <w:rFonts w:ascii="Arial" w:hAnsi="Arial" w:cs="Arial"/>
             <w:noProof/>
             <w:webHidden/>
             <w:sz w:val="28"/>
@@ -570,15 +638,17 @@
         </w:r>
         <w:r>
           <w:rPr>
-            <w:noProof/>
-            <w:webHidden/>
-            <w:sz w:val="28"/>
-            <w:szCs w:val="24"/>
-          </w:rPr>
-          <w:t>3</w:t>
-        </w:r>
-        <w:r>
-          <w:rPr>
+            <w:rFonts w:ascii="Arial" w:hAnsi="Arial" w:cs="Arial"/>
+            <w:noProof/>
+            <w:webHidden/>
+            <w:sz w:val="28"/>
+            <w:szCs w:val="24"/>
+          </w:rPr>
+          <w:t>4</w:t>
+        </w:r>
+        <w:r>
+          <w:rPr>
+            <w:rFonts w:ascii="Arial" w:hAnsi="Arial" w:cs="Arial"/>
             <w:noProof/>
             <w:webHidden/>
             <w:sz w:val="28"/>
@@ -595,7 +665,7 @@
           <w:tab w:val="right" w:leader="underscore" w:pos="9062"/>
         </w:tabs>
         <w:rPr>
-          <w:rFonts w:eastAsiaTheme="minorEastAsia" w:cstheme="minorBidi"/>
+          <w:rFonts w:ascii="Arial" w:eastAsiaTheme="minorEastAsia" w:hAnsi="Arial" w:cs="Arial"/>
           <w:noProof/>
           <w:sz w:val="28"/>
           <w:szCs w:val="28"/>
@@ -606,6 +676,7 @@
         <w:r>
           <w:rPr>
             <w:rStyle w:val="Hiperhivatkozs"/>
+            <w:rFonts w:ascii="Arial" w:hAnsi="Arial" w:cs="Arial"/>
             <w:noProof/>
             <w:sz w:val="28"/>
             <w:szCs w:val="24"/>
@@ -614,6 +685,7 @@
         </w:r>
         <w:r>
           <w:rPr>
+            <w:rFonts w:ascii="Arial" w:hAnsi="Arial" w:cs="Arial"/>
             <w:noProof/>
             <w:webHidden/>
             <w:sz w:val="28"/>
@@ -623,6 +695,7 @@
         </w:r>
         <w:r>
           <w:rPr>
+            <w:rFonts w:ascii="Arial" w:hAnsi="Arial" w:cs="Arial"/>
             <w:noProof/>
             <w:webHidden/>
             <w:sz w:val="28"/>
@@ -632,6 +705,7 @@
         </w:r>
         <w:r>
           <w:rPr>
+            <w:rFonts w:ascii="Arial" w:hAnsi="Arial" w:cs="Arial"/>
             <w:noProof/>
             <w:webHidden/>
             <w:sz w:val="28"/>
@@ -641,14 +715,16 @@
         </w:r>
         <w:r>
           <w:rPr>
-            <w:noProof/>
-            <w:webHidden/>
-            <w:sz w:val="28"/>
-            <w:szCs w:val="24"/>
-          </w:rPr>
-        </w:r>
-        <w:r>
-          <w:rPr>
+            <w:rFonts w:ascii="Arial" w:hAnsi="Arial" w:cs="Arial"/>
+            <w:noProof/>
+            <w:webHidden/>
+            <w:sz w:val="28"/>
+            <w:szCs w:val="24"/>
+          </w:rPr>
+        </w:r>
+        <w:r>
+          <w:rPr>
+            <w:rFonts w:ascii="Arial" w:hAnsi="Arial" w:cs="Arial"/>
             <w:noProof/>
             <w:webHidden/>
             <w:sz w:val="28"/>
@@ -658,15 +734,17 @@
         </w:r>
         <w:r>
           <w:rPr>
-            <w:noProof/>
-            <w:webHidden/>
-            <w:sz w:val="28"/>
-            <w:szCs w:val="24"/>
-          </w:rPr>
-          <w:t>3</w:t>
-        </w:r>
-        <w:r>
-          <w:rPr>
+            <w:rFonts w:ascii="Arial" w:hAnsi="Arial" w:cs="Arial"/>
+            <w:noProof/>
+            <w:webHidden/>
+            <w:sz w:val="28"/>
+            <w:szCs w:val="24"/>
+          </w:rPr>
+          <w:t>5</w:t>
+        </w:r>
+        <w:r>
+          <w:rPr>
+            <w:rFonts w:ascii="Arial" w:hAnsi="Arial" w:cs="Arial"/>
             <w:noProof/>
             <w:webHidden/>
             <w:sz w:val="28"/>
@@ -683,7 +761,7 @@
           <w:tab w:val="right" w:leader="underscore" w:pos="9062"/>
         </w:tabs>
         <w:rPr>
-          <w:rFonts w:eastAsiaTheme="minorEastAsia" w:cstheme="minorBidi"/>
+          <w:rFonts w:ascii="Arial" w:eastAsiaTheme="minorEastAsia" w:hAnsi="Arial" w:cs="Arial"/>
           <w:noProof/>
           <w:sz w:val="28"/>
           <w:szCs w:val="28"/>
@@ -694,6 +772,7 @@
         <w:r>
           <w:rPr>
             <w:rStyle w:val="Hiperhivatkozs"/>
+            <w:rFonts w:ascii="Arial" w:hAnsi="Arial" w:cs="Arial"/>
             <w:noProof/>
             <w:sz w:val="28"/>
             <w:szCs w:val="24"/>
@@ -702,6 +781,7 @@
         </w:r>
         <w:r>
           <w:rPr>
+            <w:rFonts w:ascii="Arial" w:hAnsi="Arial" w:cs="Arial"/>
             <w:noProof/>
             <w:webHidden/>
             <w:sz w:val="28"/>
@@ -711,6 +791,7 @@
         </w:r>
         <w:r>
           <w:rPr>
+            <w:rFonts w:ascii="Arial" w:hAnsi="Arial" w:cs="Arial"/>
             <w:noProof/>
             <w:webHidden/>
             <w:sz w:val="28"/>
@@ -720,6 +801,7 @@
         </w:r>
         <w:r>
           <w:rPr>
+            <w:rFonts w:ascii="Arial" w:hAnsi="Arial" w:cs="Arial"/>
             <w:noProof/>
             <w:webHidden/>
             <w:sz w:val="28"/>
@@ -729,14 +811,16 @@
         </w:r>
         <w:r>
           <w:rPr>
-            <w:noProof/>
-            <w:webHidden/>
-            <w:sz w:val="28"/>
-            <w:szCs w:val="24"/>
-          </w:rPr>
-        </w:r>
-        <w:r>
-          <w:rPr>
+            <w:rFonts w:ascii="Arial" w:hAnsi="Arial" w:cs="Arial"/>
+            <w:noProof/>
+            <w:webHidden/>
+            <w:sz w:val="28"/>
+            <w:szCs w:val="24"/>
+          </w:rPr>
+        </w:r>
+        <w:r>
+          <w:rPr>
+            <w:rFonts w:ascii="Arial" w:hAnsi="Arial" w:cs="Arial"/>
             <w:noProof/>
             <w:webHidden/>
             <w:sz w:val="28"/>
@@ -746,15 +830,17 @@
         </w:r>
         <w:r>
           <w:rPr>
-            <w:noProof/>
-            <w:webHidden/>
-            <w:sz w:val="28"/>
-            <w:szCs w:val="24"/>
-          </w:rPr>
-          <w:t>3</w:t>
-        </w:r>
-        <w:r>
-          <w:rPr>
+            <w:rFonts w:ascii="Arial" w:hAnsi="Arial" w:cs="Arial"/>
+            <w:noProof/>
+            <w:webHidden/>
+            <w:sz w:val="28"/>
+            <w:szCs w:val="24"/>
+          </w:rPr>
+          <w:t>5</w:t>
+        </w:r>
+        <w:r>
+          <w:rPr>
+            <w:rFonts w:ascii="Arial" w:hAnsi="Arial" w:cs="Arial"/>
             <w:noProof/>
             <w:webHidden/>
             <w:sz w:val="28"/>
@@ -771,7 +857,7 @@
           <w:tab w:val="right" w:leader="underscore" w:pos="9062"/>
         </w:tabs>
         <w:rPr>
-          <w:rFonts w:eastAsiaTheme="minorEastAsia" w:cstheme="minorBidi"/>
+          <w:rFonts w:ascii="Arial" w:eastAsiaTheme="minorEastAsia" w:hAnsi="Arial" w:cs="Arial"/>
           <w:noProof/>
           <w:sz w:val="28"/>
           <w:szCs w:val="28"/>
@@ -782,6 +868,7 @@
         <w:r>
           <w:rPr>
             <w:rStyle w:val="Hiperhivatkozs"/>
+            <w:rFonts w:ascii="Arial" w:hAnsi="Arial" w:cs="Arial"/>
             <w:noProof/>
             <w:sz w:val="28"/>
             <w:szCs w:val="24"/>
@@ -790,6 +877,7 @@
         </w:r>
         <w:r>
           <w:rPr>
+            <w:rFonts w:ascii="Arial" w:hAnsi="Arial" w:cs="Arial"/>
             <w:noProof/>
             <w:webHidden/>
             <w:sz w:val="28"/>
@@ -799,6 +887,7 @@
         </w:r>
         <w:r>
           <w:rPr>
+            <w:rFonts w:ascii="Arial" w:hAnsi="Arial" w:cs="Arial"/>
             <w:noProof/>
             <w:webHidden/>
             <w:sz w:val="28"/>
@@ -808,6 +897,7 @@
         </w:r>
         <w:r>
           <w:rPr>
+            <w:rFonts w:ascii="Arial" w:hAnsi="Arial" w:cs="Arial"/>
             <w:noProof/>
             <w:webHidden/>
             <w:sz w:val="28"/>
@@ -817,14 +907,16 @@
         </w:r>
         <w:r>
           <w:rPr>
-            <w:noProof/>
-            <w:webHidden/>
-            <w:sz w:val="28"/>
-            <w:szCs w:val="24"/>
-          </w:rPr>
-        </w:r>
-        <w:r>
-          <w:rPr>
+            <w:rFonts w:ascii="Arial" w:hAnsi="Arial" w:cs="Arial"/>
+            <w:noProof/>
+            <w:webHidden/>
+            <w:sz w:val="28"/>
+            <w:szCs w:val="24"/>
+          </w:rPr>
+        </w:r>
+        <w:r>
+          <w:rPr>
+            <w:rFonts w:ascii="Arial" w:hAnsi="Arial" w:cs="Arial"/>
             <w:noProof/>
             <w:webHidden/>
             <w:sz w:val="28"/>
@@ -834,15 +926,17 @@
         </w:r>
         <w:r>
           <w:rPr>
-            <w:noProof/>
-            <w:webHidden/>
-            <w:sz w:val="28"/>
-            <w:szCs w:val="24"/>
-          </w:rPr>
-          <w:t>3</w:t>
-        </w:r>
-        <w:r>
-          <w:rPr>
+            <w:rFonts w:ascii="Arial" w:hAnsi="Arial" w:cs="Arial"/>
+            <w:noProof/>
+            <w:webHidden/>
+            <w:sz w:val="28"/>
+            <w:szCs w:val="24"/>
+          </w:rPr>
+          <w:t>5</w:t>
+        </w:r>
+        <w:r>
+          <w:rPr>
+            <w:rFonts w:ascii="Arial" w:hAnsi="Arial" w:cs="Arial"/>
             <w:noProof/>
             <w:webHidden/>
             <w:sz w:val="28"/>
@@ -859,7 +953,7 @@
           <w:tab w:val="right" w:leader="underscore" w:pos="9062"/>
         </w:tabs>
         <w:rPr>
-          <w:rFonts w:eastAsiaTheme="minorEastAsia" w:cstheme="minorBidi"/>
+          <w:rFonts w:ascii="Arial" w:eastAsiaTheme="minorEastAsia" w:hAnsi="Arial" w:cs="Arial"/>
           <w:noProof/>
           <w:sz w:val="28"/>
           <w:szCs w:val="28"/>
@@ -870,6 +964,7 @@
         <w:r>
           <w:rPr>
             <w:rStyle w:val="Hiperhivatkozs"/>
+            <w:rFonts w:ascii="Arial" w:hAnsi="Arial" w:cs="Arial"/>
             <w:noProof/>
             <w:sz w:val="28"/>
             <w:szCs w:val="24"/>
@@ -878,6 +973,7 @@
         </w:r>
         <w:r>
           <w:rPr>
+            <w:rFonts w:ascii="Arial" w:hAnsi="Arial" w:cs="Arial"/>
             <w:noProof/>
             <w:webHidden/>
             <w:sz w:val="28"/>
@@ -887,6 +983,7 @@
         </w:r>
         <w:r>
           <w:rPr>
+            <w:rFonts w:ascii="Arial" w:hAnsi="Arial" w:cs="Arial"/>
             <w:noProof/>
             <w:webHidden/>
             <w:sz w:val="28"/>
@@ -896,6 +993,7 @@
         </w:r>
         <w:r>
           <w:rPr>
+            <w:rFonts w:ascii="Arial" w:hAnsi="Arial" w:cs="Arial"/>
             <w:noProof/>
             <w:webHidden/>
             <w:sz w:val="28"/>
@@ -905,14 +1003,16 @@
         </w:r>
         <w:r>
           <w:rPr>
-            <w:noProof/>
-            <w:webHidden/>
-            <w:sz w:val="28"/>
-            <w:szCs w:val="24"/>
-          </w:rPr>
-        </w:r>
-        <w:r>
-          <w:rPr>
+            <w:rFonts w:ascii="Arial" w:hAnsi="Arial" w:cs="Arial"/>
+            <w:noProof/>
+            <w:webHidden/>
+            <w:sz w:val="28"/>
+            <w:szCs w:val="24"/>
+          </w:rPr>
+        </w:r>
+        <w:r>
+          <w:rPr>
+            <w:rFonts w:ascii="Arial" w:hAnsi="Arial" w:cs="Arial"/>
             <w:noProof/>
             <w:webHidden/>
             <w:sz w:val="28"/>
@@ -922,15 +1022,17 @@
         </w:r>
         <w:r>
           <w:rPr>
-            <w:noProof/>
-            <w:webHidden/>
-            <w:sz w:val="28"/>
-            <w:szCs w:val="24"/>
-          </w:rPr>
-          <w:t>3</w:t>
-        </w:r>
-        <w:r>
-          <w:rPr>
+            <w:rFonts w:ascii="Arial" w:hAnsi="Arial" w:cs="Arial"/>
+            <w:noProof/>
+            <w:webHidden/>
+            <w:sz w:val="28"/>
+            <w:szCs w:val="24"/>
+          </w:rPr>
+          <w:t>5</w:t>
+        </w:r>
+        <w:r>
+          <w:rPr>
+            <w:rFonts w:ascii="Arial" w:hAnsi="Arial" w:cs="Arial"/>
             <w:noProof/>
             <w:webHidden/>
             <w:sz w:val="28"/>
@@ -947,7 +1049,7 @@
           <w:tab w:val="right" w:leader="underscore" w:pos="9062"/>
         </w:tabs>
         <w:rPr>
-          <w:rFonts w:eastAsiaTheme="minorEastAsia" w:cstheme="minorBidi"/>
+          <w:rFonts w:ascii="Arial" w:eastAsiaTheme="minorEastAsia" w:hAnsi="Arial" w:cs="Arial"/>
           <w:noProof/>
           <w:sz w:val="28"/>
           <w:szCs w:val="28"/>
@@ -958,6 +1060,7 @@
         <w:r>
           <w:rPr>
             <w:rStyle w:val="Hiperhivatkozs"/>
+            <w:rFonts w:ascii="Arial" w:hAnsi="Arial" w:cs="Arial"/>
             <w:noProof/>
             <w:sz w:val="28"/>
             <w:szCs w:val="24"/>
@@ -966,6 +1069,7 @@
         </w:r>
         <w:r>
           <w:rPr>
+            <w:rFonts w:ascii="Arial" w:hAnsi="Arial" w:cs="Arial"/>
             <w:noProof/>
             <w:webHidden/>
             <w:sz w:val="28"/>
@@ -975,6 +1079,7 @@
         </w:r>
         <w:r>
           <w:rPr>
+            <w:rFonts w:ascii="Arial" w:hAnsi="Arial" w:cs="Arial"/>
             <w:noProof/>
             <w:webHidden/>
             <w:sz w:val="28"/>
@@ -984,6 +1089,7 @@
         </w:r>
         <w:r>
           <w:rPr>
+            <w:rFonts w:ascii="Arial" w:hAnsi="Arial" w:cs="Arial"/>
             <w:noProof/>
             <w:webHidden/>
             <w:sz w:val="28"/>
@@ -993,14 +1099,16 @@
         </w:r>
         <w:r>
           <w:rPr>
-            <w:noProof/>
-            <w:webHidden/>
-            <w:sz w:val="28"/>
-            <w:szCs w:val="24"/>
-          </w:rPr>
-        </w:r>
-        <w:r>
-          <w:rPr>
+            <w:rFonts w:ascii="Arial" w:hAnsi="Arial" w:cs="Arial"/>
+            <w:noProof/>
+            <w:webHidden/>
+            <w:sz w:val="28"/>
+            <w:szCs w:val="24"/>
+          </w:rPr>
+        </w:r>
+        <w:r>
+          <w:rPr>
+            <w:rFonts w:ascii="Arial" w:hAnsi="Arial" w:cs="Arial"/>
             <w:noProof/>
             <w:webHidden/>
             <w:sz w:val="28"/>
@@ -1010,15 +1118,17 @@
         </w:r>
         <w:r>
           <w:rPr>
-            <w:noProof/>
-            <w:webHidden/>
-            <w:sz w:val="28"/>
-            <w:szCs w:val="24"/>
-          </w:rPr>
-          <w:t>3</w:t>
-        </w:r>
-        <w:r>
-          <w:rPr>
+            <w:rFonts w:ascii="Arial" w:hAnsi="Arial" w:cs="Arial"/>
+            <w:noProof/>
+            <w:webHidden/>
+            <w:sz w:val="28"/>
+            <w:szCs w:val="24"/>
+          </w:rPr>
+          <w:t>5</w:t>
+        </w:r>
+        <w:r>
+          <w:rPr>
+            <w:rFonts w:ascii="Arial" w:hAnsi="Arial" w:cs="Arial"/>
             <w:noProof/>
             <w:webHidden/>
             <w:sz w:val="28"/>
@@ -1035,7 +1145,7 @@
           <w:tab w:val="right" w:leader="underscore" w:pos="9062"/>
         </w:tabs>
         <w:rPr>
-          <w:rFonts w:eastAsiaTheme="minorEastAsia" w:cstheme="minorBidi"/>
+          <w:rFonts w:ascii="Arial" w:eastAsiaTheme="minorEastAsia" w:hAnsi="Arial" w:cs="Arial"/>
           <w:noProof/>
           <w:sz w:val="28"/>
           <w:szCs w:val="28"/>
@@ -1046,6 +1156,7 @@
         <w:r>
           <w:rPr>
             <w:rStyle w:val="Hiperhivatkozs"/>
+            <w:rFonts w:ascii="Arial" w:hAnsi="Arial" w:cs="Arial"/>
             <w:noProof/>
             <w:sz w:val="28"/>
             <w:szCs w:val="24"/>
@@ -1054,6 +1165,7 @@
         </w:r>
         <w:r>
           <w:rPr>
+            <w:rFonts w:ascii="Arial" w:hAnsi="Arial" w:cs="Arial"/>
             <w:noProof/>
             <w:webHidden/>
             <w:sz w:val="28"/>
@@ -1063,6 +1175,7 @@
         </w:r>
         <w:r>
           <w:rPr>
+            <w:rFonts w:ascii="Arial" w:hAnsi="Arial" w:cs="Arial"/>
             <w:noProof/>
             <w:webHidden/>
             <w:sz w:val="28"/>
@@ -1072,6 +1185,7 @@
         </w:r>
         <w:r>
           <w:rPr>
+            <w:rFonts w:ascii="Arial" w:hAnsi="Arial" w:cs="Arial"/>
             <w:noProof/>
             <w:webHidden/>
             <w:sz w:val="28"/>
@@ -1081,14 +1195,16 @@
         </w:r>
         <w:r>
           <w:rPr>
-            <w:noProof/>
-            <w:webHidden/>
-            <w:sz w:val="28"/>
-            <w:szCs w:val="24"/>
-          </w:rPr>
-        </w:r>
-        <w:r>
-          <w:rPr>
+            <w:rFonts w:ascii="Arial" w:hAnsi="Arial" w:cs="Arial"/>
+            <w:noProof/>
+            <w:webHidden/>
+            <w:sz w:val="28"/>
+            <w:szCs w:val="24"/>
+          </w:rPr>
+        </w:r>
+        <w:r>
+          <w:rPr>
+            <w:rFonts w:ascii="Arial" w:hAnsi="Arial" w:cs="Arial"/>
             <w:noProof/>
             <w:webHidden/>
             <w:sz w:val="28"/>
@@ -1098,15 +1214,17 @@
         </w:r>
         <w:r>
           <w:rPr>
-            <w:noProof/>
-            <w:webHidden/>
-            <w:sz w:val="28"/>
-            <w:szCs w:val="24"/>
-          </w:rPr>
-          <w:t>3</w:t>
-        </w:r>
-        <w:r>
-          <w:rPr>
+            <w:rFonts w:ascii="Arial" w:hAnsi="Arial" w:cs="Arial"/>
+            <w:noProof/>
+            <w:webHidden/>
+            <w:sz w:val="28"/>
+            <w:szCs w:val="24"/>
+          </w:rPr>
+          <w:t>5</w:t>
+        </w:r>
+        <w:r>
+          <w:rPr>
+            <w:rFonts w:ascii="Arial" w:hAnsi="Arial" w:cs="Arial"/>
             <w:noProof/>
             <w:webHidden/>
             <w:sz w:val="28"/>
@@ -1123,7 +1241,7 @@
           <w:tab w:val="right" w:leader="underscore" w:pos="9062"/>
         </w:tabs>
         <w:rPr>
-          <w:rFonts w:eastAsiaTheme="minorEastAsia" w:cstheme="minorBidi"/>
+          <w:rFonts w:ascii="Arial" w:eastAsiaTheme="minorEastAsia" w:hAnsi="Arial" w:cs="Arial"/>
           <w:noProof/>
           <w:sz w:val="28"/>
           <w:szCs w:val="28"/>
@@ -1134,6 +1252,7 @@
         <w:r>
           <w:rPr>
             <w:rStyle w:val="Hiperhivatkozs"/>
+            <w:rFonts w:ascii="Arial" w:hAnsi="Arial" w:cs="Arial"/>
             <w:noProof/>
             <w:sz w:val="28"/>
             <w:szCs w:val="24"/>
@@ -1142,6 +1261,7 @@
         </w:r>
         <w:r>
           <w:rPr>
+            <w:rFonts w:ascii="Arial" w:hAnsi="Arial" w:cs="Arial"/>
             <w:noProof/>
             <w:webHidden/>
             <w:sz w:val="28"/>
@@ -1151,6 +1271,7 @@
         </w:r>
         <w:r>
           <w:rPr>
+            <w:rFonts w:ascii="Arial" w:hAnsi="Arial" w:cs="Arial"/>
             <w:noProof/>
             <w:webHidden/>
             <w:sz w:val="28"/>
@@ -1160,6 +1281,7 @@
         </w:r>
         <w:r>
           <w:rPr>
+            <w:rFonts w:ascii="Arial" w:hAnsi="Arial" w:cs="Arial"/>
             <w:noProof/>
             <w:webHidden/>
             <w:sz w:val="28"/>
@@ -1169,14 +1291,16 @@
         </w:r>
         <w:r>
           <w:rPr>
-            <w:noProof/>
-            <w:webHidden/>
-            <w:sz w:val="28"/>
-            <w:szCs w:val="24"/>
-          </w:rPr>
-        </w:r>
-        <w:r>
-          <w:rPr>
+            <w:rFonts w:ascii="Arial" w:hAnsi="Arial" w:cs="Arial"/>
+            <w:noProof/>
+            <w:webHidden/>
+            <w:sz w:val="28"/>
+            <w:szCs w:val="24"/>
+          </w:rPr>
+        </w:r>
+        <w:r>
+          <w:rPr>
+            <w:rFonts w:ascii="Arial" w:hAnsi="Arial" w:cs="Arial"/>
             <w:noProof/>
             <w:webHidden/>
             <w:sz w:val="28"/>
@@ -1186,15 +1310,17 @@
         </w:r>
         <w:r>
           <w:rPr>
-            <w:noProof/>
-            <w:webHidden/>
-            <w:sz w:val="28"/>
-            <w:szCs w:val="24"/>
-          </w:rPr>
-          <w:t>3</w:t>
-        </w:r>
-        <w:r>
-          <w:rPr>
+            <w:rFonts w:ascii="Arial" w:hAnsi="Arial" w:cs="Arial"/>
+            <w:noProof/>
+            <w:webHidden/>
+            <w:sz w:val="28"/>
+            <w:szCs w:val="24"/>
+          </w:rPr>
+          <w:t>5</w:t>
+        </w:r>
+        <w:r>
+          <w:rPr>
+            <w:rFonts w:ascii="Arial" w:hAnsi="Arial" w:cs="Arial"/>
             <w:noProof/>
             <w:webHidden/>
             <w:sz w:val="28"/>
@@ -1211,7 +1337,7 @@
           <w:tab w:val="right" w:leader="underscore" w:pos="9062"/>
         </w:tabs>
         <w:rPr>
-          <w:rFonts w:eastAsiaTheme="minorEastAsia" w:cstheme="minorBidi"/>
+          <w:rFonts w:ascii="Arial" w:eastAsiaTheme="minorEastAsia" w:hAnsi="Arial" w:cs="Arial"/>
           <w:noProof/>
           <w:sz w:val="28"/>
           <w:szCs w:val="28"/>
@@ -1222,6 +1348,7 @@
         <w:r>
           <w:rPr>
             <w:rStyle w:val="Hiperhivatkozs"/>
+            <w:rFonts w:ascii="Arial" w:hAnsi="Arial" w:cs="Arial"/>
             <w:noProof/>
             <w:sz w:val="28"/>
             <w:szCs w:val="24"/>
@@ -1230,6 +1357,7 @@
         </w:r>
         <w:r>
           <w:rPr>
+            <w:rFonts w:ascii="Arial" w:hAnsi="Arial" w:cs="Arial"/>
             <w:noProof/>
             <w:webHidden/>
             <w:sz w:val="28"/>
@@ -1239,6 +1367,7 @@
         </w:r>
         <w:r>
           <w:rPr>
+            <w:rFonts w:ascii="Arial" w:hAnsi="Arial" w:cs="Arial"/>
             <w:noProof/>
             <w:webHidden/>
             <w:sz w:val="28"/>
@@ -1248,6 +1377,7 @@
         </w:r>
         <w:r>
           <w:rPr>
+            <w:rFonts w:ascii="Arial" w:hAnsi="Arial" w:cs="Arial"/>
             <w:noProof/>
             <w:webHidden/>
             <w:sz w:val="28"/>
@@ -1257,14 +1387,16 @@
         </w:r>
         <w:r>
           <w:rPr>
-            <w:noProof/>
-            <w:webHidden/>
-            <w:sz w:val="28"/>
-            <w:szCs w:val="24"/>
-          </w:rPr>
-        </w:r>
-        <w:r>
-          <w:rPr>
+            <w:rFonts w:ascii="Arial" w:hAnsi="Arial" w:cs="Arial"/>
+            <w:noProof/>
+            <w:webHidden/>
+            <w:sz w:val="28"/>
+            <w:szCs w:val="24"/>
+          </w:rPr>
+        </w:r>
+        <w:r>
+          <w:rPr>
+            <w:rFonts w:ascii="Arial" w:hAnsi="Arial" w:cs="Arial"/>
             <w:noProof/>
             <w:webHidden/>
             <w:sz w:val="28"/>
@@ -1274,15 +1406,17 @@
         </w:r>
         <w:r>
           <w:rPr>
-            <w:noProof/>
-            <w:webHidden/>
-            <w:sz w:val="28"/>
-            <w:szCs w:val="24"/>
-          </w:rPr>
-          <w:t>3</w:t>
-        </w:r>
-        <w:r>
-          <w:rPr>
+            <w:rFonts w:ascii="Arial" w:hAnsi="Arial" w:cs="Arial"/>
+            <w:noProof/>
+            <w:webHidden/>
+            <w:sz w:val="28"/>
+            <w:szCs w:val="24"/>
+          </w:rPr>
+          <w:t>5</w:t>
+        </w:r>
+        <w:r>
+          <w:rPr>
+            <w:rFonts w:ascii="Arial" w:hAnsi="Arial" w:cs="Arial"/>
             <w:noProof/>
             <w:webHidden/>
             <w:sz w:val="28"/>
@@ -1299,7 +1433,7 @@
           <w:tab w:val="right" w:leader="underscore" w:pos="9062"/>
         </w:tabs>
         <w:rPr>
-          <w:rFonts w:eastAsiaTheme="minorEastAsia" w:cstheme="minorBidi"/>
+          <w:rFonts w:ascii="Arial" w:eastAsiaTheme="minorEastAsia" w:hAnsi="Arial" w:cs="Arial"/>
           <w:noProof/>
           <w:sz w:val="28"/>
           <w:szCs w:val="28"/>
@@ -1310,6 +1444,7 @@
         <w:r>
           <w:rPr>
             <w:rStyle w:val="Hiperhivatkozs"/>
+            <w:rFonts w:ascii="Arial" w:hAnsi="Arial" w:cs="Arial"/>
             <w:noProof/>
             <w:sz w:val="28"/>
             <w:szCs w:val="24"/>
@@ -1318,6 +1453,7 @@
         </w:r>
         <w:r>
           <w:rPr>
+            <w:rFonts w:ascii="Arial" w:hAnsi="Arial" w:cs="Arial"/>
             <w:noProof/>
             <w:webHidden/>
             <w:sz w:val="28"/>
@@ -1327,6 +1463,7 @@
         </w:r>
         <w:r>
           <w:rPr>
+            <w:rFonts w:ascii="Arial" w:hAnsi="Arial" w:cs="Arial"/>
             <w:noProof/>
             <w:webHidden/>
             <w:sz w:val="28"/>
@@ -1336,6 +1473,7 @@
         </w:r>
         <w:r>
           <w:rPr>
+            <w:rFonts w:ascii="Arial" w:hAnsi="Arial" w:cs="Arial"/>
             <w:noProof/>
             <w:webHidden/>
             <w:sz w:val="28"/>
@@ -1345,14 +1483,16 @@
         </w:r>
         <w:r>
           <w:rPr>
-            <w:noProof/>
-            <w:webHidden/>
-            <w:sz w:val="28"/>
-            <w:szCs w:val="24"/>
-          </w:rPr>
-        </w:r>
-        <w:r>
-          <w:rPr>
+            <w:rFonts w:ascii="Arial" w:hAnsi="Arial" w:cs="Arial"/>
+            <w:noProof/>
+            <w:webHidden/>
+            <w:sz w:val="28"/>
+            <w:szCs w:val="24"/>
+          </w:rPr>
+        </w:r>
+        <w:r>
+          <w:rPr>
+            <w:rFonts w:ascii="Arial" w:hAnsi="Arial" w:cs="Arial"/>
             <w:noProof/>
             <w:webHidden/>
             <w:sz w:val="28"/>
@@ -1362,15 +1502,17 @@
         </w:r>
         <w:r>
           <w:rPr>
-            <w:noProof/>
-            <w:webHidden/>
-            <w:sz w:val="28"/>
-            <w:szCs w:val="24"/>
-          </w:rPr>
-          <w:t>3</w:t>
-        </w:r>
-        <w:r>
-          <w:rPr>
+            <w:rFonts w:ascii="Arial" w:hAnsi="Arial" w:cs="Arial"/>
+            <w:noProof/>
+            <w:webHidden/>
+            <w:sz w:val="28"/>
+            <w:szCs w:val="24"/>
+          </w:rPr>
+          <w:t>5</w:t>
+        </w:r>
+        <w:r>
+          <w:rPr>
+            <w:rFonts w:ascii="Arial" w:hAnsi="Arial" w:cs="Arial"/>
             <w:noProof/>
             <w:webHidden/>
             <w:sz w:val="28"/>
@@ -1381,8 +1523,14 @@
       </w:hyperlink>
     </w:p>
     <w:p>
-      <w:r>
-        <w:rPr>
+      <w:pPr>
+        <w:rPr>
+          <w:rFonts w:ascii="Arial" w:hAnsi="Arial" w:cs="Arial"/>
+        </w:rPr>
+      </w:pPr>
+      <w:r>
+        <w:rPr>
+          <w:rFonts w:ascii="Arial" w:hAnsi="Arial" w:cs="Arial"/>
           <w:sz w:val="28"/>
           <w:szCs w:val="24"/>
         </w:rPr>
@@ -1390,16 +1538,30 @@
       </w:r>
     </w:p>
     <w:p>
-      <w:r>
+      <w:pPr>
+        <w:rPr>
+          <w:rFonts w:ascii="Arial" w:hAnsi="Arial" w:cs="Arial"/>
+        </w:rPr>
+      </w:pPr>
+      <w:r>
+        <w:rPr>
+          <w:rFonts w:ascii="Arial" w:hAnsi="Arial" w:cs="Arial"/>
+        </w:rPr>
         <w:br w:type="page"/>
       </w:r>
     </w:p>
     <w:p>
       <w:pPr>
         <w:pStyle w:val="NagyCm"/>
+        <w:rPr>
+          <w:rFonts w:ascii="Arial" w:hAnsi="Arial" w:cs="Arial"/>
+        </w:rPr>
       </w:pPr>
       <w:bookmarkStart w:id="1" w:name="_Toc224033806"/>
       <w:r>
+        <w:rPr>
+          <w:rFonts w:ascii="Arial" w:hAnsi="Arial" w:cs="Arial"/>
+        </w:rPr>
         <w:lastRenderedPageBreak/>
         <w:t>Projekt rövid leírása</w:t>
       </w:r>
@@ -1407,132 +1569,1203 @@
     </w:p>
     <w:p>
       <w:pPr>
+        <w:jc w:val="both"/>
+        <w:rPr>
+          <w:rFonts w:ascii="Arial" w:hAnsi="Arial" w:cs="Arial"/>
+        </w:rPr>
+      </w:pPr>
+      <w:r>
+        <w:rPr>
+          <w:rFonts w:ascii="Arial" w:hAnsi="Arial" w:cs="Arial"/>
+        </w:rPr>
+        <w:t xml:space="preserve">A </w:t>
+      </w:r>
+      <w:r>
+        <w:rPr>
+          <w:rFonts w:ascii="Arial" w:hAnsi="Arial" w:cs="Arial"/>
+          <w:u w:val="single"/>
+        </w:rPr>
+        <w:t>projekt ötletem</w:t>
+      </w:r>
+      <w:r>
+        <w:rPr>
+          <w:rFonts w:ascii="Arial" w:hAnsi="Arial" w:cs="Arial"/>
+        </w:rPr>
+        <w:t xml:space="preserve"> a Mercedes-nél eltöltött gyakorlati időszakomból származik. Célom egy új csavarozó robot megtervezése szinte nullától százig. A robot a csavarozási feladatokat fog ellátni, építésének oka pedig a gyár bővítése. A modern autóipari elvárásoknak megfelelően a cella napi 16 órás (kétműszakos) folyamatos üzemre lett tervezve. </w:t>
+      </w:r>
+    </w:p>
+    <w:p>
+      <w:pPr>
+        <w:jc w:val="both"/>
+        <w:rPr>
+          <w:rFonts w:ascii="Arial" w:hAnsi="Arial" w:cs="Arial"/>
+        </w:rPr>
+      </w:pPr>
+      <w:r>
+        <w:rPr>
+          <w:rFonts w:ascii="Arial" w:hAnsi="Arial" w:cs="Arial"/>
+        </w:rPr>
+        <w:t xml:space="preserve">Az </w:t>
+      </w:r>
+      <w:r>
+        <w:rPr>
+          <w:rFonts w:ascii="Arial" w:hAnsi="Arial" w:cs="Arial"/>
+          <w:u w:val="single"/>
+        </w:rPr>
+        <w:t>alkalmazott technológia</w:t>
+      </w:r>
+      <w:r>
+        <w:rPr>
+          <w:rFonts w:ascii="Arial" w:hAnsi="Arial" w:cs="Arial"/>
+        </w:rPr>
+        <w:t>: Folyatófúró csavarozás</w:t>
+      </w:r>
+      <w:r>
+        <w:rPr>
+          <w:rFonts w:ascii="Arial" w:hAnsi="Arial" w:cs="Arial"/>
+        </w:rPr>
+        <w:t>,</w:t>
+      </w:r>
+      <w:r>
+        <w:rPr>
+          <w:rFonts w:ascii="Arial" w:hAnsi="Arial" w:cs="Arial"/>
+        </w:rPr>
+        <w:t xml:space="preserve"> (Flow Drill Screwing) továbbiakban FDS. A cella fő technológiai feladata fém autóipari alkatrészek (például alumínium és acél karosszériaelemek) összeillesztése FDS technológiával. Ezen eljárás különlegessége, hogy nem igényel előfúrt furatokat. A csavarozó tengely nagy fordulatszámmal és jelentős, tengelyirányú nyomóerővel préseli a speciális kialakítású csavart a munkadarabnak. A fellépő súrlódási hő lokálisan képlékennyé teszi a fémet, a csavar áthatol az anyagon, és egyidejűleg kialakítja a saját menetét. Ez a technológia rendkívül erős, rezgésálló kötést biztosít, ami elengedhetetlen a járműiparban.</w:t>
+      </w:r>
+    </w:p>
+    <w:p>
+      <w:pPr>
+        <w:jc w:val="both"/>
+        <w:rPr>
+          <w:rFonts w:ascii="Arial" w:hAnsi="Arial" w:cs="Arial"/>
+        </w:rPr>
+      </w:pPr>
+      <w:r>
+        <w:rPr>
+          <w:rFonts w:ascii="Arial" w:hAnsi="Arial" w:cs="Arial"/>
+          <w:u w:val="single"/>
+        </w:rPr>
+        <w:t>Termelési elvárások és KPI-ok</w:t>
+      </w:r>
+      <w:r>
+        <w:rPr>
+          <w:rFonts w:ascii="Arial" w:hAnsi="Arial" w:cs="Arial"/>
+        </w:rPr>
+        <w:t xml:space="preserve">: </w:t>
+      </w:r>
+      <w:r>
+        <w:rPr>
+          <w:rFonts w:ascii="Arial" w:hAnsi="Arial" w:cs="Arial"/>
+        </w:rPr>
+        <w:t>A rendszer tervezése során az optimális ciklusidő elérése fontos szempont, azonban a minőségbiztosítási követelmények miatt a pozicionálási pontosság és a csavarozási paraméterek (nyomaték, szög, lenyomóerő) szigorú betartása élvez prioritást. A robotcellának garantálnia kell a selejtarány minimalizálását a teljes, 16 órás napi üzemidő alatt. A technológia jellegéből adódó extrém fizikai igénybevétel miatt a rendszer mechanikai felépítésének, különösen a robotkar merevségének, kritikus szerepe van a pontosság megtartásában.</w:t>
+      </w:r>
+    </w:p>
+    <w:p>
+      <w:pPr>
         <w:pStyle w:val="NagyCm"/>
+        <w:rPr>
+          <w:rFonts w:ascii="Arial" w:hAnsi="Arial" w:cs="Arial"/>
+        </w:rPr>
       </w:pPr>
       <w:bookmarkStart w:id="2" w:name="_Toc224033807"/>
       <w:r>
+        <w:rPr>
+          <w:rFonts w:ascii="Arial" w:hAnsi="Arial" w:cs="Arial"/>
+        </w:rPr>
         <w:t>A robot, és vezérlője</w:t>
       </w:r>
       <w:bookmarkEnd w:id="2"/>
     </w:p>
     <w:p>
       <w:pPr>
+        <w:jc w:val="both"/>
+        <w:rPr>
+          <w:rFonts w:ascii="Arial" w:hAnsi="Arial" w:cs="Arial"/>
+        </w:rPr>
+      </w:pPr>
+      <w:r>
+        <w:rPr>
+          <w:rFonts w:ascii="Arial" w:hAnsi="Arial" w:cs="Arial"/>
+        </w:rPr>
+        <w:t xml:space="preserve">A </w:t>
+      </w:r>
+      <w:r>
+        <w:rPr>
+          <w:rFonts w:ascii="Arial" w:hAnsi="Arial" w:cs="Arial"/>
+          <w:u w:val="single"/>
+        </w:rPr>
+        <w:t>robotmodell kiválasztása</w:t>
+      </w:r>
+      <w:r>
+        <w:rPr>
+          <w:rFonts w:ascii="Arial" w:hAnsi="Arial" w:cs="Arial"/>
+        </w:rPr>
+        <w:t>: KUKA KR QUANTEC széria</w:t>
+      </w:r>
+      <w:r>
+        <w:rPr>
+          <w:rFonts w:ascii="Arial" w:hAnsi="Arial" w:cs="Arial"/>
+        </w:rPr>
+        <w:t xml:space="preserve">. A folyamat során, nagy, amorf alakú karosszériaelemeket kell bejárnia a robot végszerszámának. Ezért egy nagy teherbírású robotra, a </w:t>
+      </w:r>
+      <w:r>
+        <w:rPr>
+          <w:rFonts w:ascii="Arial" w:hAnsi="Arial" w:cs="Arial"/>
+        </w:rPr>
+        <w:t>KUKA KR 210 R2700-2</w:t>
+      </w:r>
+      <w:r>
+        <w:rPr>
+          <w:rFonts w:ascii="Arial" w:hAnsi="Arial" w:cs="Arial"/>
+        </w:rPr>
+        <w:t>-re esett a választásom. Maximális kinyúlása 2700 mm, így egy nagyobb munkadarabot is körül tud járni, anélkül, hogy a</w:t>
+      </w:r>
+      <w:r>
+        <w:rPr>
+          <w:rFonts w:ascii="Arial" w:hAnsi="Arial" w:cs="Arial"/>
+        </w:rPr>
+        <w:t>z</w:t>
+      </w:r>
+      <w:r>
+        <w:rPr>
+          <w:rFonts w:ascii="Arial" w:hAnsi="Arial" w:cs="Arial"/>
+        </w:rPr>
+        <w:t xml:space="preserve"> </w:t>
+      </w:r>
+      <w:r>
+        <w:rPr>
+          <w:rFonts w:ascii="Arial" w:hAnsi="Arial" w:cs="Arial"/>
+        </w:rPr>
+        <w:t xml:space="preserve">egész </w:t>
+      </w:r>
+      <w:r>
+        <w:rPr>
+          <w:rFonts w:ascii="Arial" w:hAnsi="Arial" w:cs="Arial"/>
+        </w:rPr>
+        <w:t>robotnak kéne mozognia</w:t>
+      </w:r>
+      <w:r>
+        <w:rPr>
+          <w:rFonts w:ascii="Arial" w:hAnsi="Arial" w:cs="Arial"/>
+        </w:rPr>
+        <w:t xml:space="preserve">. </w:t>
+      </w:r>
+      <w:r>
+        <w:rPr>
+          <w:rFonts w:ascii="Arial" w:hAnsi="Arial" w:cs="Arial"/>
+        </w:rPr>
+        <w:t xml:space="preserve">Bár az FDS csavarozó egység </w:t>
+      </w:r>
+      <w:r>
+        <w:rPr>
+          <w:rFonts w:ascii="Arial" w:hAnsi="Arial" w:cs="Arial"/>
+        </w:rPr>
+        <w:t>nincs</w:t>
+      </w:r>
+      <w:r>
+        <w:rPr>
+          <w:rFonts w:ascii="Arial" w:hAnsi="Arial" w:cs="Arial"/>
+        </w:rPr>
+        <w:t xml:space="preserve"> 50-70 kg, a 210 kg-os névleges teherbírás választása </w:t>
+      </w:r>
+      <w:r>
+        <w:rPr>
+          <w:rFonts w:ascii="Arial" w:hAnsi="Arial" w:cs="Arial"/>
+        </w:rPr>
+        <w:t>fontos döntés, mivel a</w:t>
+      </w:r>
+      <w:r>
+        <w:rPr>
+          <w:rFonts w:ascii="Arial" w:hAnsi="Arial" w:cs="Arial"/>
+        </w:rPr>
+        <w:t>z FDS folyamat során fellépő 2-3 kN nagyságrendű, Z-tengely irányú nyomóerő felvételéhez a robotkar maximális statikus és dinamikus merevségére van szükség.</w:t>
+      </w:r>
+      <w:r>
+        <w:rPr>
+          <w:rFonts w:ascii="Arial" w:hAnsi="Arial" w:cs="Arial"/>
+        </w:rPr>
+        <w:t xml:space="preserve"> </w:t>
+      </w:r>
+      <w:r>
+        <w:rPr>
+          <w:rFonts w:ascii="Arial" w:hAnsi="Arial" w:cs="Arial"/>
+        </w:rPr>
+        <w:t>A QUANTEC széria robusztus öntvényei és hajtóművei garantálják, hogy a nyomóerő hatására a szerszámközéppont (TCP) deflexiója (elhajlása) a megengedett tűréshatáron belül maradjon.</w:t>
+      </w:r>
+      <w:r>
+        <w:rPr>
+          <w:rFonts w:ascii="Arial" w:hAnsi="Arial" w:cs="Arial"/>
+        </w:rPr>
+        <w:t xml:space="preserve"> </w:t>
+      </w:r>
+    </w:p>
+    <w:p>
+      <w:pPr>
+        <w:jc w:val="both"/>
+        <w:rPr>
+          <w:rFonts w:ascii="Arial" w:hAnsi="Arial" w:cs="Arial"/>
+        </w:rPr>
+      </w:pPr>
+      <w:r>
+        <w:rPr>
+          <w:rFonts w:ascii="Arial" w:hAnsi="Arial" w:cs="Arial"/>
+          <w:u w:val="single"/>
+        </w:rPr>
+        <w:t>Kinematika és rögzítés</w:t>
+      </w:r>
+      <w:r>
+        <w:rPr>
+          <w:rFonts w:ascii="Arial" w:hAnsi="Arial" w:cs="Arial"/>
+        </w:rPr>
+        <w:t xml:space="preserve">: </w:t>
+      </w:r>
+      <w:r>
+        <w:rPr>
+          <w:rFonts w:ascii="Arial" w:hAnsi="Arial" w:cs="Arial"/>
+        </w:rPr>
+        <w:t>A választott KUKA manipulátor egy 6 szabadságfokú</w:t>
+      </w:r>
+      <w:r>
+        <w:rPr>
+          <w:rFonts w:ascii="Arial" w:hAnsi="Arial" w:cs="Arial"/>
+        </w:rPr>
+        <w:t>,</w:t>
+      </w:r>
+      <w:r>
+        <w:rPr>
+          <w:rFonts w:ascii="Arial" w:hAnsi="Arial" w:cs="Arial"/>
+        </w:rPr>
+        <w:t xml:space="preserve"> csuklókaros ipari robot. A cella fizikai kialakítása során a robot padlóra csavarozott rögzítést kap. Ez a rögzítési mód biztosítja a legmagasabb stabilitást és rezgéselnyelő képességet a nagy erőhatásokkal járó megmunkálásoknál.</w:t>
+      </w:r>
+      <w:r>
+        <w:rPr>
+          <w:rFonts w:ascii="Arial" w:hAnsi="Arial" w:cs="Arial"/>
+        </w:rPr>
+        <w:t xml:space="preserve"> </w:t>
+      </w:r>
+      <w:r>
+        <w:rPr>
+          <w:rFonts w:ascii="Arial" w:hAnsi="Arial" w:cs="Arial"/>
+        </w:rPr>
+        <w:t>A padlós rögzítéshez egy</w:t>
+      </w:r>
+      <w:r>
+        <w:rPr>
+          <w:rFonts w:ascii="Arial" w:hAnsi="Arial" w:cs="Arial"/>
+        </w:rPr>
+        <w:t xml:space="preserve"> </w:t>
+      </w:r>
+      <w:r>
+        <w:rPr>
+          <w:rFonts w:ascii="Arial" w:hAnsi="Arial" w:cs="Arial"/>
+        </w:rPr>
+        <w:t>acél alaplap</w:t>
+      </w:r>
+      <w:r>
+        <w:rPr>
+          <w:rFonts w:ascii="Arial" w:hAnsi="Arial" w:cs="Arial"/>
+        </w:rPr>
+        <w:t xml:space="preserve"> </w:t>
+      </w:r>
+      <w:r>
+        <w:rPr>
+          <w:rFonts w:ascii="Arial" w:hAnsi="Arial" w:cs="Arial"/>
+        </w:rPr>
+        <w:t>szükséges, amely biztosítja a robot pozíciójának állandóságát a teljes élettartam alatt.</w:t>
+      </w:r>
+    </w:p>
+    <w:p>
+      <w:pPr>
+        <w:jc w:val="both"/>
+        <w:rPr>
+          <w:rFonts w:ascii="Arial" w:hAnsi="Arial" w:cs="Arial"/>
+        </w:rPr>
+      </w:pPr>
+      <w:r>
+        <w:rPr>
+          <w:rFonts w:ascii="Arial" w:hAnsi="Arial" w:cs="Arial"/>
+        </w:rPr>
+        <w:t xml:space="preserve">A robot agya </w:t>
+      </w:r>
+      <w:r>
+        <w:rPr>
+          <w:rFonts w:ascii="Arial" w:hAnsi="Arial" w:cs="Arial"/>
+        </w:rPr>
+        <w:t xml:space="preserve">a </w:t>
+      </w:r>
+      <w:r>
+        <w:rPr>
+          <w:rFonts w:ascii="Arial" w:hAnsi="Arial" w:cs="Arial"/>
+        </w:rPr>
+        <w:t xml:space="preserve">KUKA KR C5 </w:t>
+      </w:r>
+      <w:r>
+        <w:rPr>
+          <w:rFonts w:ascii="Arial" w:hAnsi="Arial" w:cs="Arial"/>
+          <w:u w:val="single"/>
+        </w:rPr>
+        <w:t>vezérlőszekrény</w:t>
+      </w:r>
+      <w:r>
+        <w:rPr>
+          <w:rFonts w:ascii="Arial" w:hAnsi="Arial" w:cs="Arial"/>
+        </w:rPr>
+        <w:t>.</w:t>
+      </w:r>
+      <w:r>
+        <w:rPr>
+          <w:rFonts w:ascii="Arial" w:hAnsi="Arial" w:cs="Arial"/>
+        </w:rPr>
+        <w:t xml:space="preserve"> Ez a legújabb verzió, mely kompaktabb az előzőnél, így helyigénye optimálisabb. </w:t>
+      </w:r>
+      <w:r>
+        <w:rPr>
+          <w:rFonts w:ascii="Arial" w:hAnsi="Arial" w:cs="Arial"/>
+        </w:rPr>
+        <w:t>A KR C5 natívan támogatja az összes modern ipari kommunikációs protokollt (pl. PROFINET), így zökkenőmentesen integrálható a csavarozóegység vezérlőjével és a cella biztonsági logikáját felügyelő PLC-vel.</w:t>
+      </w:r>
+    </w:p>
+    <w:p>
+      <w:pPr>
         <w:pStyle w:val="NagyCm"/>
+        <w:rPr>
+          <w:rFonts w:ascii="Arial" w:hAnsi="Arial" w:cs="Arial"/>
+        </w:rPr>
       </w:pPr>
       <w:bookmarkStart w:id="3" w:name="_Toc224033808"/>
       <w:r>
+        <w:rPr>
+          <w:noProof/>
+        </w:rPr>
+        <w:lastRenderedPageBreak/>
+        <w:drawing>
+          <wp:anchor distT="0" distB="0" distL="114300" distR="114300" simplePos="0" relativeHeight="251658240" behindDoc="0" locked="0" layoutInCell="1" allowOverlap="1" wp14:anchorId="4F973DD5" wp14:editId="4A87E8F3">
+            <wp:simplePos x="0" y="0"/>
+            <wp:positionH relativeFrom="margin">
+              <wp:posOffset>3491230</wp:posOffset>
+            </wp:positionH>
+            <wp:positionV relativeFrom="paragraph">
+              <wp:posOffset>0</wp:posOffset>
+            </wp:positionV>
+            <wp:extent cx="2266950" cy="2266950"/>
+            <wp:effectExtent l="0" t="0" r="0" b="0"/>
+            <wp:wrapSquare wrapText="bothSides"/>
+            <wp:docPr id="1894839482" name="Kép 1" descr="K-Flow Legacy Joining Tool Straight-Standard product photo"/>
+            <wp:cNvGraphicFramePr>
+              <a:graphicFrameLocks xmlns:a="http://schemas.openxmlformats.org/drawingml/2006/main" noChangeAspect="1"/>
+            </wp:cNvGraphicFramePr>
+            <a:graphic xmlns:a="http://schemas.openxmlformats.org/drawingml/2006/main">
+              <a:graphicData uri="http://schemas.openxmlformats.org/drawingml/2006/picture">
+                <pic:pic xmlns:pic="http://schemas.openxmlformats.org/drawingml/2006/picture">
+                  <pic:nvPicPr>
+                    <pic:cNvPr id="0" name="Picture 1" descr="K-Flow Legacy Joining Tool Straight-Standard product photo"/>
+                    <pic:cNvPicPr>
+                      <a:picLocks noChangeAspect="1" noChangeArrowheads="1"/>
+                    </pic:cNvPicPr>
+                  </pic:nvPicPr>
+                  <pic:blipFill>
+                    <a:blip r:embed="rId6" cstate="print">
+                      <a:extLst>
+                        <a:ext uri="{28A0092B-C50C-407E-A947-70E740481C1C}">
+                          <a14:useLocalDpi xmlns:a14="http://schemas.microsoft.com/office/drawing/2010/main" val="0"/>
+                        </a:ext>
+                      </a:extLst>
+                    </a:blip>
+                    <a:srcRect/>
+                    <a:stretch>
+                      <a:fillRect/>
+                    </a:stretch>
+                  </pic:blipFill>
+                  <pic:spPr bwMode="auto">
+                    <a:xfrm>
+                      <a:off x="0" y="0"/>
+                      <a:ext cx="2266950" cy="2266950"/>
+                    </a:xfrm>
+                    <a:prstGeom prst="rect">
+                      <a:avLst/>
+                    </a:prstGeom>
+                    <a:noFill/>
+                    <a:ln>
+                      <a:noFill/>
+                    </a:ln>
+                  </pic:spPr>
+                </pic:pic>
+              </a:graphicData>
+            </a:graphic>
+            <wp14:sizeRelH relativeFrom="margin">
+              <wp14:pctWidth>0</wp14:pctWidth>
+            </wp14:sizeRelH>
+            <wp14:sizeRelV relativeFrom="margin">
+              <wp14:pctHeight>0</wp14:pctHeight>
+            </wp14:sizeRelV>
+          </wp:anchor>
+        </w:drawing>
+      </w:r>
+      <w:r>
+        <w:rPr>
+          <w:rFonts w:ascii="Arial" w:hAnsi="Arial" w:cs="Arial"/>
+        </w:rPr>
         <w:t>Csavarozó egység</w:t>
       </w:r>
       <w:bookmarkEnd w:id="3"/>
     </w:p>
     <w:p>
       <w:pPr>
+        <w:jc w:val="both"/>
+      </w:pPr>
+      <w:r>
+        <w:rPr>
+          <w:rFonts w:ascii="Arial" w:hAnsi="Arial" w:cs="Arial"/>
+          <w:u w:val="single"/>
+        </w:rPr>
+        <w:t>A robot végszerszáma</w:t>
+      </w:r>
+      <w:r>
+        <w:rPr>
+          <w:rFonts w:ascii="Arial" w:hAnsi="Arial" w:cs="Arial"/>
+        </w:rPr>
+        <w:t xml:space="preserve">: </w:t>
+      </w:r>
+      <w:r>
+        <w:rPr>
+          <w:rFonts w:ascii="Arial" w:hAnsi="Arial" w:cs="Arial"/>
+        </w:rPr>
+        <w:t>Atlas Copco FDS rendszer</w:t>
+      </w:r>
+      <w:r>
+        <w:rPr>
+          <w:rFonts w:ascii="Arial" w:hAnsi="Arial" w:cs="Arial"/>
+        </w:rPr>
+        <w:t xml:space="preserve">. </w:t>
+      </w:r>
+      <w:r>
+        <w:rPr>
+          <w:rFonts w:ascii="Arial" w:hAnsi="Arial" w:cs="Arial"/>
+        </w:rPr>
+        <w:t>folyatófúró csavarozás kivitelezésére egy ipari standard Atlas Copco HLX</w:t>
+      </w:r>
+      <w:r>
+        <w:rPr>
+          <w:rFonts w:ascii="Arial" w:hAnsi="Arial" w:cs="Arial"/>
+        </w:rPr>
+        <w:t xml:space="preserve"> </w:t>
+      </w:r>
+      <w:r>
+        <w:rPr>
+          <w:rFonts w:ascii="Arial" w:hAnsi="Arial" w:cs="Arial"/>
+        </w:rPr>
+        <w:t>csavarozó orsó került kiválasztásra</w:t>
+      </w:r>
+      <w:r>
+        <w:rPr>
+          <w:rFonts w:ascii="Arial" w:hAnsi="Arial" w:cs="Arial"/>
+        </w:rPr>
+        <w:t xml:space="preserve">. </w:t>
+      </w:r>
+      <w:r>
+        <w:rPr>
+          <w:rFonts w:ascii="Arial" w:hAnsi="Arial" w:cs="Arial"/>
+        </w:rPr>
+        <w:t xml:space="preserve">Ez </w:t>
+      </w:r>
+      <w:r>
+        <w:rPr>
+          <w:rFonts w:ascii="Arial" w:hAnsi="Arial" w:cs="Arial"/>
+        </w:rPr>
+        <w:t>egy</w:t>
+      </w:r>
+      <w:r>
+        <w:rPr>
+          <w:rFonts w:ascii="Arial" w:hAnsi="Arial" w:cs="Arial"/>
+        </w:rPr>
+        <w:t xml:space="preserve"> kompakt, de rendkívül nagy teljesítményű egység egy szervomotoros hajtásból, egy pneumatikus vagy szervohajtású előtoló (Z-irányú) mechanikából, és a csavart befogó speciális fejből áll.</w:t>
+      </w:r>
+      <w:r>
+        <w:rPr>
+          <w:rFonts w:ascii="Arial" w:hAnsi="Arial" w:cs="Arial"/>
+        </w:rPr>
+        <w:t xml:space="preserve"> Kamerás rendszert nem szeretnék alkalmazni, így </w:t>
+      </w:r>
+      <w:r>
+        <w:rPr>
+          <w:rFonts w:ascii="Arial" w:hAnsi="Arial" w:cs="Arial"/>
+        </w:rPr>
+        <w:t>a folyamat sikere kizárólag a robot kinematikai ismétlési pontosságán, valamint a karosszériaelemet rögzítő fixtúra precizitásán alapul.</w:t>
+      </w:r>
+      <w:r>
+        <w:t xml:space="preserve"> </w:t>
+      </w:r>
+    </w:p>
+    <w:p>
+      <w:pPr>
+        <w:jc w:val="both"/>
+        <w:rPr>
+          <w:rFonts w:ascii="Arial" w:hAnsi="Arial" w:cs="Arial"/>
+        </w:rPr>
+      </w:pPr>
+      <w:r>
+        <w:rPr>
+          <w:rFonts w:ascii="Arial" w:hAnsi="Arial" w:cs="Arial"/>
+        </w:rPr>
+        <w:t>Az FDS technológia sikeressége a paraméterek ezredmásodperces pontosságú szabályozásán múlik. Az Atlas Copco egység saját, dedikált vezérlővel rendelkezik, amely a</w:t>
+      </w:r>
+      <w:r>
+        <w:rPr>
+          <w:rFonts w:ascii="Arial" w:hAnsi="Arial" w:cs="Arial"/>
+        </w:rPr>
+        <w:t xml:space="preserve"> </w:t>
+      </w:r>
+      <w:r>
+        <w:rPr>
+          <w:rFonts w:ascii="Arial" w:hAnsi="Arial" w:cs="Arial"/>
+        </w:rPr>
+        <w:t>kritikus paramétereket felügyeli a folyamat hat fázisában (felmelegítés, penetráció, menetformázás, csavarozás, fejfelfekvés, végső meghúzás)</w:t>
+      </w:r>
+      <w:r>
+        <w:rPr>
+          <w:rFonts w:ascii="Arial" w:hAnsi="Arial" w:cs="Arial"/>
+        </w:rPr>
+        <w:t>.</w:t>
+      </w:r>
+    </w:p>
+    <w:p>
+      <w:pPr>
+        <w:rPr>
+          <w:rFonts w:ascii="Arial" w:hAnsi="Arial" w:cs="Arial"/>
+        </w:rPr>
+      </w:pPr>
+      <w:r>
+        <w:rPr>
+          <w:rFonts w:ascii="Arial" w:hAnsi="Arial" w:cs="Arial"/>
+        </w:rPr>
+        <w:t xml:space="preserve">Legfontosabb paraméterek: </w:t>
+      </w:r>
+    </w:p>
+    <w:p>
+      <w:pPr>
+        <w:pStyle w:val="Listaszerbekezds"/>
+        <w:numPr>
+          <w:ilvl w:val="0"/>
+          <w:numId w:val="1"/>
+        </w:numPr>
+        <w:jc w:val="both"/>
+        <w:rPr>
+          <w:rFonts w:ascii="Arial" w:hAnsi="Arial" w:cs="Arial"/>
+        </w:rPr>
+      </w:pPr>
+      <w:r>
+        <w:rPr>
+          <w:rFonts w:ascii="Arial" w:hAnsi="Arial" w:cs="Arial"/>
+          <w:u w:val="single"/>
+        </w:rPr>
+        <w:t>Fordulatszám</w:t>
+      </w:r>
+      <w:r>
+        <w:rPr>
+          <w:rFonts w:ascii="Arial" w:hAnsi="Arial" w:cs="Arial"/>
+        </w:rPr>
+        <w:t xml:space="preserve"> (RPM): A fém megolvasztásához a kezdeti szakaszban extrém magas, esetenként </w:t>
+      </w:r>
+      <w:r>
+        <w:rPr>
+          <w:rFonts w:ascii="Arial" w:hAnsi="Arial" w:cs="Arial"/>
+          <w:b/>
+          <w:bCs/>
+        </w:rPr>
+        <w:t>6000-8000 fordulat/perc</w:t>
+      </w:r>
+      <w:r>
+        <w:rPr>
+          <w:rFonts w:ascii="Arial" w:hAnsi="Arial" w:cs="Arial"/>
+        </w:rPr>
+        <w:t xml:space="preserve"> sebességre van szükség.</w:t>
+      </w:r>
+    </w:p>
+    <w:p>
+      <w:pPr>
+        <w:pStyle w:val="Listaszerbekezds"/>
+        <w:numPr>
+          <w:ilvl w:val="0"/>
+          <w:numId w:val="1"/>
+        </w:numPr>
+        <w:jc w:val="both"/>
+        <w:rPr>
+          <w:rFonts w:ascii="Arial" w:hAnsi="Arial" w:cs="Arial"/>
+        </w:rPr>
+      </w:pPr>
+      <w:r>
+        <w:rPr>
+          <w:rFonts w:ascii="Arial" w:hAnsi="Arial" w:cs="Arial"/>
+          <w:u w:val="single"/>
+        </w:rPr>
+        <w:t>Tengelyirányú nyomóerő</w:t>
+      </w:r>
+      <w:r>
+        <w:rPr>
+          <w:rFonts w:ascii="Arial" w:hAnsi="Arial" w:cs="Arial"/>
+        </w:rPr>
+        <w:t xml:space="preserve"> (Z-</w:t>
+      </w:r>
+      <w:r>
+        <w:rPr>
+          <w:rFonts w:ascii="Arial" w:hAnsi="Arial" w:cs="Arial"/>
+        </w:rPr>
+        <w:t>irányú erő</w:t>
+      </w:r>
+      <w:r>
+        <w:rPr>
+          <w:rFonts w:ascii="Arial" w:hAnsi="Arial" w:cs="Arial"/>
+        </w:rPr>
+        <w:t xml:space="preserve">): A robotmerevség kihasználásával a szerszám </w:t>
+      </w:r>
+      <w:r>
+        <w:rPr>
+          <w:rFonts w:ascii="Arial" w:hAnsi="Arial" w:cs="Arial"/>
+          <w:b/>
+          <w:bCs/>
+        </w:rPr>
+        <w:t>1500-3000 N nyomóerőt</w:t>
+      </w:r>
+      <w:r>
+        <w:rPr>
+          <w:rFonts w:ascii="Arial" w:hAnsi="Arial" w:cs="Arial"/>
+        </w:rPr>
+        <w:t xml:space="preserve"> fejt ki a munkadarabra a behatolási szakaszban.</w:t>
+      </w:r>
+    </w:p>
+    <w:p>
+      <w:pPr>
+        <w:pStyle w:val="Listaszerbekezds"/>
+        <w:numPr>
+          <w:ilvl w:val="0"/>
+          <w:numId w:val="1"/>
+        </w:numPr>
+        <w:jc w:val="both"/>
+        <w:rPr>
+          <w:rFonts w:ascii="Arial" w:hAnsi="Arial" w:cs="Arial"/>
+        </w:rPr>
+      </w:pPr>
+      <w:r>
+        <w:rPr>
+          <w:rFonts w:ascii="Arial" w:hAnsi="Arial" w:cs="Arial"/>
+          <w:u w:val="single"/>
+        </w:rPr>
+        <w:t>Beépített szenzorika</w:t>
+      </w:r>
+      <w:r>
+        <w:rPr>
+          <w:rFonts w:ascii="Arial" w:hAnsi="Arial" w:cs="Arial"/>
+        </w:rPr>
+        <w:t xml:space="preserve">: A csavarozó tengely integrált nyomatékszenzorral és mélység- (út) mérővel van felszerelve. A rendszer minden egyes csavar esetén valós időben rajzol egy nyomaték-szög-mélység görbét. Ha a csavar nem éri el a megfelelő mélységet (pl. megszorul), vagy a végső meghúzási nyomaték a tűréshatáron kívül esik, a szerszám vezérlője "NOK" (Not OK) jelet küld a PLC-nek, így garantálva a 100%-os </w:t>
+      </w:r>
+      <w:r>
+        <w:rPr>
+          <w:rFonts w:ascii="Arial" w:hAnsi="Arial" w:cs="Arial"/>
+          <w:b/>
+          <w:bCs/>
+        </w:rPr>
+        <w:t>minőségellenőrzést</w:t>
+      </w:r>
+      <w:r>
+        <w:rPr>
+          <w:rFonts w:ascii="Arial" w:hAnsi="Arial" w:cs="Arial"/>
+        </w:rPr>
+        <w:t>.</w:t>
+      </w:r>
+    </w:p>
+    <w:p>
+      <w:pPr>
+        <w:jc w:val="both"/>
+        <w:rPr>
+          <w:rFonts w:ascii="Arial" w:hAnsi="Arial" w:cs="Arial"/>
+        </w:rPr>
+      </w:pPr>
+      <w:r>
+        <w:rPr>
+          <w:rFonts w:ascii="Arial" w:hAnsi="Arial" w:cs="Arial"/>
+        </w:rPr>
+        <w:t>A ciklusidő minimalizálása érdekében a csavarok adagolása a cikluson kívülről, automatizáltan történik. Az effektoron nem található gravitációs vagy táras adagoló, helyette a szerszám egy rugalmas, kopásálló pneumatikus tömlőn (belövőcső) keresztül csatlakozik a cellán kívül elhelyezett csavaradagolóhoz. Amíg a robot a következő csavarozási pozícióba mozog (holtidő), az adagolórendszer sűrített levegő segítségével "belő" egy új kötőelemet egyenesen a csavarozófej befogópofájába. Ez</w:t>
+      </w:r>
+      <w:r>
+        <w:rPr>
+          <w:rFonts w:ascii="Arial" w:hAnsi="Arial" w:cs="Arial"/>
+        </w:rPr>
+        <w:t>t</w:t>
+      </w:r>
+      <w:r>
+        <w:rPr>
+          <w:rFonts w:ascii="Arial" w:hAnsi="Arial" w:cs="Arial"/>
+        </w:rPr>
+        <w:t xml:space="preserve"> a </w:t>
+      </w:r>
+      <w:r>
+        <w:rPr>
+          <w:rFonts w:ascii="Arial" w:hAnsi="Arial" w:cs="Arial"/>
+        </w:rPr>
+        <w:t xml:space="preserve">típusú utántöltést </w:t>
+      </w:r>
+      <w:r>
+        <w:rPr>
+          <w:rFonts w:ascii="Arial" w:hAnsi="Arial" w:cs="Arial"/>
+        </w:rPr>
+        <w:t>"Step-feed" vagy belövéses technológi</w:t>
+      </w:r>
+      <w:r>
+        <w:rPr>
+          <w:rFonts w:ascii="Arial" w:hAnsi="Arial" w:cs="Arial"/>
+        </w:rPr>
+        <w:t>ának hívják.</w:t>
+      </w:r>
+    </w:p>
+    <w:p>
+      <w:pPr>
         <w:pStyle w:val="NagyCm"/>
+        <w:rPr>
+          <w:rFonts w:ascii="Arial" w:hAnsi="Arial" w:cs="Arial"/>
+        </w:rPr>
       </w:pPr>
       <w:bookmarkStart w:id="4" w:name="_Toc224033809"/>
       <w:r>
+        <w:rPr>
+          <w:rFonts w:ascii="Arial" w:hAnsi="Arial" w:cs="Arial"/>
+        </w:rPr>
         <w:t>Csavar adagoló</w:t>
       </w:r>
       <w:bookmarkEnd w:id="4"/>
     </w:p>
     <w:p>
       <w:pPr>
+        <w:jc w:val="both"/>
+        <w:rPr>
+          <w:rFonts w:ascii="Arial" w:hAnsi="Arial" w:cs="Arial"/>
+        </w:rPr>
+      </w:pPr>
+      <w:r>
+        <w:rPr>
+          <w:noProof/>
+        </w:rPr>
+        <w:drawing>
+          <wp:anchor distT="0" distB="0" distL="114300" distR="114300" simplePos="0" relativeHeight="251659264" behindDoc="0" locked="0" layoutInCell="1" allowOverlap="1" wp14:anchorId="1D5FEB30" wp14:editId="4D773C18">
+            <wp:simplePos x="0" y="0"/>
+            <wp:positionH relativeFrom="margin">
+              <wp:posOffset>3710305</wp:posOffset>
+            </wp:positionH>
+            <wp:positionV relativeFrom="paragraph">
+              <wp:posOffset>-353695</wp:posOffset>
+            </wp:positionV>
+            <wp:extent cx="2009775" cy="2009775"/>
+            <wp:effectExtent l="0" t="0" r="9525" b="9525"/>
+            <wp:wrapThrough wrapText="bothSides">
+              <wp:wrapPolygon edited="0">
+                <wp:start x="0" y="0"/>
+                <wp:lineTo x="0" y="21498"/>
+                <wp:lineTo x="21498" y="21498"/>
+                <wp:lineTo x="21498" y="0"/>
+                <wp:lineTo x="0" y="0"/>
+              </wp:wrapPolygon>
+            </wp:wrapThrough>
+            <wp:docPr id="1915356182" name="Kép 3" descr="BBA High Performance Best Quality Vibratory Bowl Feeder for Screw Bolts ..."/>
+            <wp:cNvGraphicFramePr>
+              <a:graphicFrameLocks xmlns:a="http://schemas.openxmlformats.org/drawingml/2006/main" noChangeAspect="1"/>
+            </wp:cNvGraphicFramePr>
+            <a:graphic xmlns:a="http://schemas.openxmlformats.org/drawingml/2006/main">
+              <a:graphicData uri="http://schemas.openxmlformats.org/drawingml/2006/picture">
+                <pic:pic xmlns:pic="http://schemas.openxmlformats.org/drawingml/2006/picture">
+                  <pic:nvPicPr>
+                    <pic:cNvPr id="0" name="Picture 5" descr="BBA High Performance Best Quality Vibratory Bowl Feeder for Screw Bolts ..."/>
+                    <pic:cNvPicPr>
+                      <a:picLocks noChangeAspect="1" noChangeArrowheads="1"/>
+                    </pic:cNvPicPr>
+                  </pic:nvPicPr>
+                  <pic:blipFill>
+                    <a:blip r:embed="rId7" cstate="print">
+                      <a:extLst>
+                        <a:ext uri="{28A0092B-C50C-407E-A947-70E740481C1C}">
+                          <a14:useLocalDpi xmlns:a14="http://schemas.microsoft.com/office/drawing/2010/main" val="0"/>
+                        </a:ext>
+                      </a:extLst>
+                    </a:blip>
+                    <a:srcRect/>
+                    <a:stretch>
+                      <a:fillRect/>
+                    </a:stretch>
+                  </pic:blipFill>
+                  <pic:spPr bwMode="auto">
+                    <a:xfrm>
+                      <a:off x="0" y="0"/>
+                      <a:ext cx="2009775" cy="2009775"/>
+                    </a:xfrm>
+                    <a:prstGeom prst="rect">
+                      <a:avLst/>
+                    </a:prstGeom>
+                    <a:noFill/>
+                    <a:ln>
+                      <a:noFill/>
+                    </a:ln>
+                  </pic:spPr>
+                </pic:pic>
+              </a:graphicData>
+            </a:graphic>
+            <wp14:sizeRelH relativeFrom="margin">
+              <wp14:pctWidth>0</wp14:pctWidth>
+            </wp14:sizeRelH>
+            <wp14:sizeRelV relativeFrom="margin">
+              <wp14:pctHeight>0</wp14:pctHeight>
+            </wp14:sizeRelV>
+          </wp:anchor>
+        </w:drawing>
+      </w:r>
+      <w:r>
+        <w:rPr>
+          <w:rFonts w:ascii="Arial" w:hAnsi="Arial" w:cs="Arial"/>
+        </w:rPr>
+        <w:t>A folytonos és megbízható csavarellátás biztosítására a cella egy klasszikus, ipari kivitelű rezgőtálas adagolóval</w:t>
+      </w:r>
+      <w:r>
+        <w:rPr>
+          <w:rFonts w:ascii="Arial" w:hAnsi="Arial" w:cs="Arial"/>
+        </w:rPr>
+        <w:t xml:space="preserve"> lesz ellátva. </w:t>
+      </w:r>
+      <w:r>
+        <w:rPr>
+          <w:rFonts w:ascii="Arial" w:hAnsi="Arial" w:cs="Arial"/>
+        </w:rPr>
+        <w:t xml:space="preserve">A rendszer egy ömlesztett anyagot befogadó tölcsérből, magából a rezgőtálból, és egy lineáris kihordó sínből áll. A tál alján elhelyezett elektromágneses tekercsek specifikus frekvenciájú vibrációt keltenek, amelynek hatására a csavarok elindulnak felfelé a tál belső spirális pályáján. A pálya geometriája olyan mechanikai terelőkkel van </w:t>
+      </w:r>
+      <w:r>
+        <w:rPr>
+          <w:rFonts w:ascii="Arial" w:hAnsi="Arial" w:cs="Arial"/>
+        </w:rPr>
+        <w:lastRenderedPageBreak/>
+        <w:t>kialakítva (kieső rések, magasságkorlátozók), amelyek biztosítják, hogy a lineáris sínre már csak a megfelelő orientációban érkezzenek meg a kötőelemek.</w:t>
+      </w:r>
+      <w:r>
+        <w:t xml:space="preserve"> </w:t>
+      </w:r>
+    </w:p>
+    <w:p>
+      <w:pPr>
+        <w:jc w:val="both"/>
+        <w:rPr>
+          <w:rFonts w:ascii="Arial" w:hAnsi="Arial" w:cs="Arial"/>
+        </w:rPr>
+      </w:pPr>
+      <w:r>
+        <w:rPr>
+          <w:rFonts w:ascii="Arial" w:hAnsi="Arial" w:cs="Arial"/>
+        </w:rPr>
+        <w:t xml:space="preserve">A tartály térfogata úgy lett megválasztva, hogy a tervezett ciklusidők és a darabonkénti csavarszám figyelembevételével a cella legalább 4 órás teljes autonómiával rendelkezzen. Így a gépkezelőnek műszakonként mindössze egy-két alkalommal kell a csavarok </w:t>
+      </w:r>
+      <w:r>
+        <w:rPr>
+          <w:rFonts w:ascii="Arial" w:hAnsi="Arial" w:cs="Arial"/>
+          <w:u w:val="single"/>
+        </w:rPr>
+        <w:t>utántöltésével</w:t>
+      </w:r>
+      <w:r>
+        <w:rPr>
+          <w:rFonts w:ascii="Arial" w:hAnsi="Arial" w:cs="Arial"/>
+        </w:rPr>
+        <w:t xml:space="preserve"> foglalkoznia.</w:t>
+      </w:r>
+      <w:r>
+        <w:rPr>
+          <w:rFonts w:ascii="Arial" w:hAnsi="Arial" w:cs="Arial"/>
+        </w:rPr>
+        <w:t xml:space="preserve"> Ez megfelelő arányt biztosít a kevés </w:t>
+      </w:r>
+      <w:r>
+        <w:rPr>
+          <w:rFonts w:ascii="Arial" w:hAnsi="Arial" w:cs="Arial"/>
+        </w:rPr>
+        <w:t>rá fordított idő és az időnkénti ellenőrzés között.</w:t>
+      </w:r>
+    </w:p>
+    <w:p>
+      <w:pPr>
+        <w:jc w:val="both"/>
+        <w:rPr>
+          <w:rFonts w:ascii="Arial" w:hAnsi="Arial" w:cs="Arial"/>
+        </w:rPr>
+      </w:pPr>
+      <w:r>
+        <w:rPr>
+          <w:rFonts w:ascii="Arial" w:hAnsi="Arial" w:cs="Arial"/>
+          <w:u w:val="single"/>
+        </w:rPr>
+        <w:t>Elhelyezése</w:t>
+      </w:r>
+      <w:r>
+        <w:rPr>
+          <w:rFonts w:ascii="Arial" w:hAnsi="Arial" w:cs="Arial"/>
+        </w:rPr>
+        <w:t>: a</w:t>
+      </w:r>
+      <w:r>
+        <w:rPr>
+          <w:rFonts w:ascii="Arial" w:hAnsi="Arial" w:cs="Arial"/>
+        </w:rPr>
+        <w:t xml:space="preserve">z egység a fizikai biztonsági kerítésen </w:t>
+      </w:r>
+      <w:r>
+        <w:rPr>
+          <w:rFonts w:ascii="Arial" w:hAnsi="Arial" w:cs="Arial"/>
+          <w:i/>
+          <w:iCs/>
+        </w:rPr>
+        <w:t>kívül</w:t>
+      </w:r>
+      <w:r>
+        <w:rPr>
+          <w:rFonts w:ascii="Arial" w:hAnsi="Arial" w:cs="Arial"/>
+        </w:rPr>
+        <w:t xml:space="preserve"> kapott helyet. Ennek az elrendezésnek a legfőbb termelési előnye, hogy a gépkezelő a robot működése közben is biztonságosan, a védőkörök megszakítása (a gép leállítása</w:t>
+      </w:r>
+      <w:r>
+        <w:rPr>
+          <w:rFonts w:ascii="Arial" w:hAnsi="Arial" w:cs="Arial"/>
+        </w:rPr>
+        <w:t>, pl. ketreckinyitással</w:t>
+      </w:r>
+      <w:r>
+        <w:rPr>
+          <w:rFonts w:ascii="Arial" w:hAnsi="Arial" w:cs="Arial"/>
+        </w:rPr>
+        <w:t>) nélkül el tudja végezni a</w:t>
+      </w:r>
+      <w:r>
+        <w:rPr>
+          <w:rFonts w:ascii="Arial" w:hAnsi="Arial" w:cs="Arial"/>
+        </w:rPr>
+        <w:t>z</w:t>
+      </w:r>
+      <w:r>
+        <w:rPr>
+          <w:rFonts w:ascii="Arial" w:hAnsi="Arial" w:cs="Arial"/>
+        </w:rPr>
+        <w:t xml:space="preserve"> esedékes utántöltést.</w:t>
+      </w:r>
+      <w:r>
+        <w:rPr>
+          <w:rFonts w:ascii="Arial" w:hAnsi="Arial" w:cs="Arial"/>
+        </w:rPr>
+        <w:t xml:space="preserve"> </w:t>
+      </w:r>
+      <w:r>
+        <w:rPr>
+          <w:rFonts w:ascii="Arial" w:hAnsi="Arial" w:cs="Arial"/>
+        </w:rPr>
+        <w:t>Az állásidő ily módon történő minimalizálása jelentősen javítja a cella OEE (Overall Equipment Effectiveness) mutatóját. Bár az adagoló a rácson kívül van, pozíciója közvetlenül a rács mellett, a robot bázisához a lehető legközelebb lett kijelölve. Ez a közelség elengedhetetlen, mivel a csavarok a lineáris sín végéről egy sűrített levegős (pneumatikus) tömlőn keresztül lövődnek a szerszámhoz. A rövid belövőcső csökkenti a tranzitidőt és drasztikusan minimalizálja az elakadások (jamming) esélyét.</w:t>
+      </w:r>
+    </w:p>
+    <w:p>
+      <w:pPr>
         <w:pStyle w:val="NagyCm"/>
+        <w:rPr>
+          <w:rFonts w:ascii="Arial" w:hAnsi="Arial" w:cs="Arial"/>
+        </w:rPr>
       </w:pPr>
       <w:bookmarkStart w:id="5" w:name="_Toc224033810"/>
       <w:r>
-        <w:t xml:space="preserve">Villamos tervezés, és </w:t>
-      </w:r>
-      <w:r>
-        <w:t xml:space="preserve">környezet </w:t>
-      </w:r>
-      <w:r>
-        <w:t>fizikai felépítés</w:t>
-      </w:r>
-      <w:r>
-        <w:t>e</w:t>
+        <w:rPr>
+          <w:rFonts w:ascii="Arial" w:hAnsi="Arial" w:cs="Arial"/>
+        </w:rPr>
+        <w:t>Villamos tervezés, és környezet fizikai felépítése</w:t>
       </w:r>
       <w:bookmarkEnd w:id="5"/>
     </w:p>
     <w:p>
       <w:pPr>
+        <w:rPr>
+          <w:rFonts w:ascii="Arial" w:hAnsi="Arial" w:cs="Arial"/>
+        </w:rPr>
+      </w:pPr>
+    </w:p>
+    <w:p>
+      <w:pPr>
         <w:pStyle w:val="RszCm"/>
+        <w:rPr>
+          <w:rFonts w:ascii="Arial" w:hAnsi="Arial" w:cs="Arial"/>
+        </w:rPr>
       </w:pPr>
       <w:bookmarkStart w:id="6" w:name="_Toc224033811"/>
       <w:r>
+        <w:rPr>
+          <w:rFonts w:ascii="Arial" w:hAnsi="Arial" w:cs="Arial"/>
+        </w:rPr>
         <w:t>Keret/ketrec</w:t>
       </w:r>
       <w:bookmarkEnd w:id="6"/>
     </w:p>
     <w:p>
       <w:pPr>
+        <w:rPr>
+          <w:rFonts w:ascii="Arial" w:hAnsi="Arial" w:cs="Arial"/>
+        </w:rPr>
+      </w:pPr>
+    </w:p>
+    <w:p>
+      <w:pPr>
         <w:pStyle w:val="RszCm"/>
+        <w:rPr>
+          <w:rFonts w:ascii="Arial" w:hAnsi="Arial" w:cs="Arial"/>
+        </w:rPr>
       </w:pPr>
       <w:bookmarkStart w:id="7" w:name="_Toc224033812"/>
       <w:r>
+        <w:rPr>
+          <w:rFonts w:ascii="Arial" w:hAnsi="Arial" w:cs="Arial"/>
+        </w:rPr>
         <w:t>Villamos szekrény</w:t>
       </w:r>
       <w:bookmarkEnd w:id="7"/>
     </w:p>
     <w:p>
       <w:pPr>
+        <w:rPr>
+          <w:rFonts w:ascii="Arial" w:hAnsi="Arial" w:cs="Arial"/>
+        </w:rPr>
+      </w:pPr>
+    </w:p>
+    <w:p>
+      <w:pPr>
         <w:pStyle w:val="RszCm"/>
+        <w:rPr>
+          <w:rFonts w:ascii="Arial" w:hAnsi="Arial" w:cs="Arial"/>
+        </w:rPr>
       </w:pPr>
       <w:bookmarkStart w:id="8" w:name="_Toc224033813"/>
       <w:r>
+        <w:rPr>
+          <w:rFonts w:ascii="Arial" w:hAnsi="Arial" w:cs="Arial"/>
+        </w:rPr>
         <w:t>Kábelezés</w:t>
       </w:r>
       <w:bookmarkEnd w:id="8"/>
     </w:p>
     <w:p>
       <w:pPr>
+        <w:rPr>
+          <w:rFonts w:ascii="Arial" w:hAnsi="Arial" w:cs="Arial"/>
+        </w:rPr>
+      </w:pPr>
+    </w:p>
+    <w:p>
+      <w:pPr>
         <w:pStyle w:val="NagyCm"/>
+        <w:rPr>
+          <w:rFonts w:ascii="Arial" w:hAnsi="Arial" w:cs="Arial"/>
+        </w:rPr>
       </w:pPr>
       <w:bookmarkStart w:id="9" w:name="_Toc224033814"/>
       <w:r>
+        <w:rPr>
+          <w:rFonts w:ascii="Arial" w:hAnsi="Arial" w:cs="Arial"/>
+        </w:rPr>
         <w:t>3D szimuláció</w:t>
       </w:r>
       <w:bookmarkEnd w:id="9"/>
     </w:p>
     <w:p>
       <w:pPr>
+        <w:rPr>
+          <w:rFonts w:ascii="Arial" w:hAnsi="Arial" w:cs="Arial"/>
+        </w:rPr>
+      </w:pPr>
+    </w:p>
+    <w:p>
+      <w:pPr>
         <w:pStyle w:val="NagyCm"/>
+        <w:rPr>
+          <w:rFonts w:ascii="Arial" w:hAnsi="Arial" w:cs="Arial"/>
+        </w:rPr>
       </w:pPr>
       <w:bookmarkStart w:id="10" w:name="_Toc224033815"/>
       <w:r>
+        <w:rPr>
+          <w:rFonts w:ascii="Arial" w:hAnsi="Arial" w:cs="Arial"/>
+        </w:rPr>
         <w:t>Munkaprogram</w:t>
       </w:r>
       <w:bookmarkEnd w:id="10"/>
     </w:p>
     <w:p>
       <w:pPr>
+        <w:rPr>
+          <w:rFonts w:ascii="Arial" w:hAnsi="Arial" w:cs="Arial"/>
+        </w:rPr>
+      </w:pPr>
+    </w:p>
+    <w:p>
+      <w:pPr>
         <w:pStyle w:val="NagyCm"/>
+        <w:rPr>
+          <w:rFonts w:ascii="Arial" w:hAnsi="Arial" w:cs="Arial"/>
+        </w:rPr>
       </w:pPr>
       <w:bookmarkStart w:id="11" w:name="_Toc224033816"/>
       <w:r>
+        <w:rPr>
+          <w:rFonts w:ascii="Arial" w:hAnsi="Arial" w:cs="Arial"/>
+        </w:rPr>
         <w:t>Biztonságtechnika</w:t>
       </w:r>
       <w:bookmarkEnd w:id="11"/>
     </w:p>
     <w:p>
       <w:pPr>
+        <w:rPr>
+          <w:rFonts w:ascii="Arial" w:hAnsi="Arial" w:cs="Arial"/>
+        </w:rPr>
+      </w:pPr>
+    </w:p>
+    <w:p>
+      <w:pPr>
         <w:pStyle w:val="RszCm"/>
+        <w:rPr>
+          <w:rFonts w:ascii="Arial" w:hAnsi="Arial" w:cs="Arial"/>
+        </w:rPr>
       </w:pPr>
       <w:bookmarkStart w:id="12" w:name="_Toc224033817"/>
       <w:r>
+        <w:rPr>
+          <w:rFonts w:ascii="Arial" w:hAnsi="Arial" w:cs="Arial"/>
+        </w:rPr>
         <w:t>Védelmi rendszer</w:t>
       </w:r>
       <w:bookmarkEnd w:id="12"/>
     </w:p>
     <w:p>
       <w:pPr>
+        <w:rPr>
+          <w:rFonts w:ascii="Arial" w:hAnsi="Arial" w:cs="Arial"/>
+        </w:rPr>
+      </w:pPr>
+    </w:p>
+    <w:p>
+      <w:pPr>
         <w:pStyle w:val="RszCm"/>
+        <w:rPr>
+          <w:rFonts w:ascii="Arial" w:hAnsi="Arial" w:cs="Arial"/>
+        </w:rPr>
       </w:pPr>
       <w:bookmarkStart w:id="13" w:name="_Toc224033818"/>
       <w:r>
+        <w:rPr>
+          <w:rFonts w:ascii="Arial" w:hAnsi="Arial" w:cs="Arial"/>
+        </w:rPr>
         <w:t>Szabványok</w:t>
       </w:r>
       <w:bookmarkEnd w:id="13"/>
+    </w:p>
+    <w:p>
+      <w:pPr>
+        <w:rPr>
+          <w:rFonts w:ascii="Arial" w:hAnsi="Arial" w:cs="Arial"/>
+        </w:rPr>
+      </w:pPr>
     </w:p>
     <w:sectPr>
       <w:pgSz w:w="11906" w:h="16838"/>
@@ -1542,6 +2775,127 @@
     </w:sectPr>
   </w:body>
 </w:document>
+</file>
+
+<file path=word/numbering.xml><?xml version="1.0" encoding="utf-8"?>
+<w:numbering xmlns:wpc="http://schemas.microsoft.com/office/word/2010/wordprocessingCanvas" xmlns:cx="http://schemas.microsoft.com/office/drawing/2014/chartex" xmlns:cx1="http://schemas.microsoft.com/office/drawing/2015/9/8/chartex" xmlns:cx2="http://schemas.microsoft.com/office/drawing/2015/10/21/chartex" xmlns:cx3="http://schemas.microsoft.com/office/drawing/2016/5/9/chartex" xmlns:cx4="http://schemas.microsoft.com/office/drawing/2016/5/10/chartex" xmlns:cx5="http://schemas.microsoft.com/office/drawing/2016/5/11/chartex" xmlns:cx6="http://schemas.microsoft.com/office/drawing/2016/5/12/chartex" xmlns:cx7="http://schemas.microsoft.com/office/drawing/2016/5/13/chartex" xmlns:cx8="http://schemas.microsoft.com/office/drawing/2016/5/14/chartex" xmlns:mc="http://schemas.openxmlformats.org/markup-compatibility/2006" xmlns:aink="http://schemas.microsoft.com/office/drawing/2016/ink" xmlns:am3d="http://schemas.microsoft.com/office/drawing/2017/model3d" xmlns:o="urn:schemas-microsoft-com:office:office" xmlns:oel="http://schemas.microsoft.com/office/2019/extlst" xmlns:r="http://schemas.openxmlformats.org/officeDocument/2006/relationships" xmlns:m="http://schemas.openxmlformats.org/officeDocument/2006/math" xmlns:v="urn:schemas-microsoft-com:vml" xmlns:wp14="http://schemas.microsoft.com/office/word/2010/wordprocessingDrawing" xmlns:wp="http://schemas.openxmlformats.org/drawingml/2006/wordprocessingDrawing" xmlns:w10="urn:schemas-microsoft-com:office:word" xmlns:w="http://schemas.openxmlformats.org/wordprocessingml/2006/main" xmlns:w14="http://schemas.microsoft.com/office/word/2010/wordml" xmlns:w15="http://schemas.microsoft.com/office/word/2012/wordml" xmlns:w16cex="http://schemas.microsoft.com/office/word/2018/wordml/cex" xmlns:w16cid="http://schemas.microsoft.com/office/word/2016/wordml/cid" xmlns:w16="http://schemas.microsoft.com/office/word/2018/wordml" xmlns:w16du="http://schemas.microsoft.com/office/word/2023/wordml/word16du" xmlns:w16sdtdh="http://schemas.microsoft.com/office/word/2020/wordml/sdtdatahash" xmlns:w16sdtfl="http://schemas.microsoft.com/office/word/2024/wordml/sdtformatlock" xmlns:w16se="http://schemas.microsoft.com/office/word/2015/wordml/symex" xmlns:wpg="http://schemas.microsoft.com/office/word/2010/wordprocessingGroup" xmlns:wpi="http://schemas.microsoft.com/office/word/2010/wordprocessingInk" xmlns:wne="http://schemas.microsoft.com/office/word/2006/wordml" xmlns:wps="http://schemas.microsoft.com/office/word/2010/wordprocessingShape" mc:Ignorable="w14 w15 w16se w16cid w16 w16cex w16sdtdh w16sdtfl w16du wp14">
+  <w:abstractNum w:abstractNumId="0" w15:restartNumberingAfterBreak="0">
+    <w:nsid w:val="24AE6FD8"/>
+    <w:multiLevelType w:val="hybridMultilevel"/>
+    <w:tmpl w:val="0EF65540"/>
+    <w:lvl w:ilvl="0" w:tplc="040E0001">
+      <w:start w:val="1"/>
+      <w:numFmt w:val="bullet"/>
+      <w:lvlText w:val=""/>
+      <w:lvlJc w:val="left"/>
+      <w:pPr>
+        <w:ind w:left="720" w:hanging="360"/>
+      </w:pPr>
+      <w:rPr>
+        <w:rFonts w:ascii="Symbol" w:hAnsi="Symbol" w:hint="default"/>
+      </w:rPr>
+    </w:lvl>
+    <w:lvl w:ilvl="1" w:tplc="040E0003" w:tentative="1">
+      <w:start w:val="1"/>
+      <w:numFmt w:val="bullet"/>
+      <w:lvlText w:val="o"/>
+      <w:lvlJc w:val="left"/>
+      <w:pPr>
+        <w:ind w:left="1440" w:hanging="360"/>
+      </w:pPr>
+      <w:rPr>
+        <w:rFonts w:ascii="Courier New" w:hAnsi="Courier New" w:cs="Courier New" w:hint="default"/>
+      </w:rPr>
+    </w:lvl>
+    <w:lvl w:ilvl="2" w:tplc="040E0005" w:tentative="1">
+      <w:start w:val="1"/>
+      <w:numFmt w:val="bullet"/>
+      <w:lvlText w:val=""/>
+      <w:lvlJc w:val="left"/>
+      <w:pPr>
+        <w:ind w:left="2160" w:hanging="360"/>
+      </w:pPr>
+      <w:rPr>
+        <w:rFonts w:ascii="Wingdings" w:hAnsi="Wingdings" w:hint="default"/>
+      </w:rPr>
+    </w:lvl>
+    <w:lvl w:ilvl="3" w:tplc="040E0001" w:tentative="1">
+      <w:start w:val="1"/>
+      <w:numFmt w:val="bullet"/>
+      <w:lvlText w:val=""/>
+      <w:lvlJc w:val="left"/>
+      <w:pPr>
+        <w:ind w:left="2880" w:hanging="360"/>
+      </w:pPr>
+      <w:rPr>
+        <w:rFonts w:ascii="Symbol" w:hAnsi="Symbol" w:hint="default"/>
+      </w:rPr>
+    </w:lvl>
+    <w:lvl w:ilvl="4" w:tplc="040E0003" w:tentative="1">
+      <w:start w:val="1"/>
+      <w:numFmt w:val="bullet"/>
+      <w:lvlText w:val="o"/>
+      <w:lvlJc w:val="left"/>
+      <w:pPr>
+        <w:ind w:left="3600" w:hanging="360"/>
+      </w:pPr>
+      <w:rPr>
+        <w:rFonts w:ascii="Courier New" w:hAnsi="Courier New" w:cs="Courier New" w:hint="default"/>
+      </w:rPr>
+    </w:lvl>
+    <w:lvl w:ilvl="5" w:tplc="040E0005" w:tentative="1">
+      <w:start w:val="1"/>
+      <w:numFmt w:val="bullet"/>
+      <w:lvlText w:val=""/>
+      <w:lvlJc w:val="left"/>
+      <w:pPr>
+        <w:ind w:left="4320" w:hanging="360"/>
+      </w:pPr>
+      <w:rPr>
+        <w:rFonts w:ascii="Wingdings" w:hAnsi="Wingdings" w:hint="default"/>
+      </w:rPr>
+    </w:lvl>
+    <w:lvl w:ilvl="6" w:tplc="040E0001" w:tentative="1">
+      <w:start w:val="1"/>
+      <w:numFmt w:val="bullet"/>
+      <w:lvlText w:val=""/>
+      <w:lvlJc w:val="left"/>
+      <w:pPr>
+        <w:ind w:left="5040" w:hanging="360"/>
+      </w:pPr>
+      <w:rPr>
+        <w:rFonts w:ascii="Symbol" w:hAnsi="Symbol" w:hint="default"/>
+      </w:rPr>
+    </w:lvl>
+    <w:lvl w:ilvl="7" w:tplc="040E0003" w:tentative="1">
+      <w:start w:val="1"/>
+      <w:numFmt w:val="bullet"/>
+      <w:lvlText w:val="o"/>
+      <w:lvlJc w:val="left"/>
+      <w:pPr>
+        <w:ind w:left="5760" w:hanging="360"/>
+      </w:pPr>
+      <w:rPr>
+        <w:rFonts w:ascii="Courier New" w:hAnsi="Courier New" w:cs="Courier New" w:hint="default"/>
+      </w:rPr>
+    </w:lvl>
+    <w:lvl w:ilvl="8" w:tplc="040E0005" w:tentative="1">
+      <w:start w:val="1"/>
+      <w:numFmt w:val="bullet"/>
+      <w:lvlText w:val=""/>
+      <w:lvlJc w:val="left"/>
+      <w:pPr>
+        <w:ind w:left="6480" w:hanging="360"/>
+      </w:pPr>
+      <w:rPr>
+        <w:rFonts w:ascii="Wingdings" w:hAnsi="Wingdings" w:hint="default"/>
+      </w:rPr>
+    </w:lvl>
+  </w:abstractNum>
+  <w:num w:numId="1" w16cid:durableId="1754621379">
+    <w:abstractNumId w:val="0"/>
+  </w:num>
+</w:numbering>
 </file>
 
 <file path=word/styles.xml><?xml version="1.0" encoding="utf-8"?>
@@ -2146,7 +3500,6 @@
   <w:style w:type="character" w:default="1" w:styleId="Bekezdsalapbettpusa">
     <w:name w:val="Default Paragraph Font"/>
     <w:uiPriority w:val="1"/>
-    <w:semiHidden/>
     <w:unhideWhenUsed/>
   </w:style>
   <w:style w:type="table" w:default="1" w:styleId="Normltblzat">

--- a/PinterMatyas-WYXPLR.docx
+++ b/PinterMatyas-WYXPLR.docx
@@ -1630,7 +1630,21 @@
         <w:rPr>
           <w:rFonts w:ascii="Arial" w:hAnsi="Arial" w:cs="Arial"/>
         </w:rPr>
-        <w:t xml:space="preserve"> (Flow Drill Screwing) továbbiakban FDS. A cella fő technológiai feladata fém autóipari alkatrészek (például alumínium és acél karosszériaelemek) összeillesztése FDS technológiával. Ezen eljárás különlegessége, hogy nem igényel előfúrt furatokat. A csavarozó tengely nagy fordulatszámmal és jelentős, tengelyirányú nyomóerővel préseli a speciális kialakítású csavart a munkadarabnak. A fellépő súrlódási hő lokálisan képlékennyé teszi a fémet, a csavar áthatol az anyagon, és egyidejűleg kialakítja a saját menetét. Ez a technológia rendkívül erős, rezgésálló kötést biztosít, ami elengedhetetlen a járműiparban.</w:t>
+        <w:t xml:space="preserve"> (Flow Drill </w:t>
+      </w:r>
+      <w:proofErr w:type="spellStart"/>
+      <w:r>
+        <w:rPr>
+          <w:rFonts w:ascii="Arial" w:hAnsi="Arial" w:cs="Arial"/>
+        </w:rPr>
+        <w:t>Screwing</w:t>
+      </w:r>
+      <w:proofErr w:type="spellEnd"/>
+      <w:r>
+        <w:rPr>
+          <w:rFonts w:ascii="Arial" w:hAnsi="Arial" w:cs="Arial"/>
+        </w:rPr>
+        <w:t>) továbbiakban FDS. A cella fő technológiai feladata fém autóipari alkatrészek (például alumínium és acél karosszériaelemek) összeillesztése FDS technológiával. Ezen eljárás különlegessége, hogy nem igényel előfúrt furatokat. A csavarozó tengely nagy fordulatszámmal és jelentős, tengelyirányú nyomóerővel préseli a speciális kialakítású csavart a munkadarabnak. A fellépő súrlódási hő lokálisan képlékennyé teszi a fémet, a csavar áthatol az anyagon, és egyidejűleg kialakítja a saját menetét. Ez a technológia rendkívül erős, rezgésálló kötést biztosít, ami elengedhetetlen a járműiparban.</w:t>
       </w:r>
     </w:p>
     <w:p>
@@ -1778,7 +1792,21 @@
         <w:rPr>
           <w:rFonts w:ascii="Arial" w:hAnsi="Arial" w:cs="Arial"/>
         </w:rPr>
-        <w:t>z FDS folyamat során fellépő 2-3 kN nagyságrendű, Z-tengely irányú nyomóerő felvételéhez a robotkar maximális statikus és dinamikus merevségére van szükség.</w:t>
+        <w:t xml:space="preserve">z FDS folyamat során fellépő 2-3 </w:t>
+      </w:r>
+      <w:proofErr w:type="spellStart"/>
+      <w:r>
+        <w:rPr>
+          <w:rFonts w:ascii="Arial" w:hAnsi="Arial" w:cs="Arial"/>
+        </w:rPr>
+        <w:t>kN</w:t>
+      </w:r>
+      <w:proofErr w:type="spellEnd"/>
+      <w:r>
+        <w:rPr>
+          <w:rFonts w:ascii="Arial" w:hAnsi="Arial" w:cs="Arial"/>
+        </w:rPr>
+        <w:t xml:space="preserve"> nagyságrendű, Z-tengely irányú nyomóerő felvételéhez a robotkar maximális statikus és dinamikus merevségére van szükség.</w:t>
       </w:r>
       <w:r>
         <w:rPr>
@@ -1790,7 +1818,21 @@
         <w:rPr>
           <w:rFonts w:ascii="Arial" w:hAnsi="Arial" w:cs="Arial"/>
         </w:rPr>
-        <w:t>A QUANTEC széria robusztus öntvényei és hajtóművei garantálják, hogy a nyomóerő hatására a szerszámközéppont (TCP) deflexiója (elhajlása) a megengedett tűréshatáron belül maradjon.</w:t>
+        <w:t xml:space="preserve">A QUANTEC széria robusztus öntvényei és hajtóművei garantálják, hogy a nyomóerő hatására a szerszámközéppont (TCP) </w:t>
+      </w:r>
+      <w:proofErr w:type="spellStart"/>
+      <w:r>
+        <w:rPr>
+          <w:rFonts w:ascii="Arial" w:hAnsi="Arial" w:cs="Arial"/>
+        </w:rPr>
+        <w:t>deflexiója</w:t>
+      </w:r>
+      <w:proofErr w:type="spellEnd"/>
+      <w:r>
+        <w:rPr>
+          <w:rFonts w:ascii="Arial" w:hAnsi="Arial" w:cs="Arial"/>
+        </w:rPr>
+        <w:t xml:space="preserve"> (elhajlása) a megengedett tűréshatáron belül maradjon.</w:t>
       </w:r>
       <w:r>
         <w:rPr>
@@ -1939,7 +1981,7 @@
         </w:rPr>
         <w:lastRenderedPageBreak/>
         <w:drawing>
-          <wp:anchor distT="0" distB="0" distL="114300" distR="114300" simplePos="0" relativeHeight="251658240" behindDoc="0" locked="0" layoutInCell="1" allowOverlap="1" wp14:anchorId="4F973DD5" wp14:editId="4A87E8F3">
+          <wp:anchor distT="0" distB="0" distL="114300" distR="114300" simplePos="0" relativeHeight="251658240" behindDoc="0" locked="0" layoutInCell="1" allowOverlap="1" wp14:anchorId="4F973DD5" wp14:editId="296CB71B">
             <wp:simplePos x="0" y="0"/>
             <wp:positionH relativeFrom="margin">
               <wp:posOffset>3491230</wp:posOffset>
@@ -2030,7 +2072,21 @@
         <w:rPr>
           <w:rFonts w:ascii="Arial" w:hAnsi="Arial" w:cs="Arial"/>
         </w:rPr>
-        <w:t>Atlas Copco FDS rendszer</w:t>
+        <w:t xml:space="preserve">Atlas </w:t>
+      </w:r>
+      <w:proofErr w:type="spellStart"/>
+      <w:r>
+        <w:rPr>
+          <w:rFonts w:ascii="Arial" w:hAnsi="Arial" w:cs="Arial"/>
+        </w:rPr>
+        <w:t>Copco</w:t>
+      </w:r>
+      <w:proofErr w:type="spellEnd"/>
+      <w:r>
+        <w:rPr>
+          <w:rFonts w:ascii="Arial" w:hAnsi="Arial" w:cs="Arial"/>
+        </w:rPr>
+        <w:t xml:space="preserve"> FDS rendszer</w:t>
       </w:r>
       <w:r>
         <w:rPr>
@@ -2042,7 +2098,21 @@
         <w:rPr>
           <w:rFonts w:ascii="Arial" w:hAnsi="Arial" w:cs="Arial"/>
         </w:rPr>
-        <w:t>folyatófúró csavarozás kivitelezésére egy ipari standard Atlas Copco HLX</w:t>
+        <w:t xml:space="preserve">folyatófúró csavarozás kivitelezésére egy ipari standard Atlas </w:t>
+      </w:r>
+      <w:proofErr w:type="spellStart"/>
+      <w:r>
+        <w:rPr>
+          <w:rFonts w:ascii="Arial" w:hAnsi="Arial" w:cs="Arial"/>
+        </w:rPr>
+        <w:t>Copco</w:t>
+      </w:r>
+      <w:proofErr w:type="spellEnd"/>
+      <w:r>
+        <w:rPr>
+          <w:rFonts w:ascii="Arial" w:hAnsi="Arial" w:cs="Arial"/>
+        </w:rPr>
+        <w:t xml:space="preserve"> HLX</w:t>
       </w:r>
       <w:r>
         <w:rPr>
@@ -2107,7 +2177,21 @@
         <w:rPr>
           <w:rFonts w:ascii="Arial" w:hAnsi="Arial" w:cs="Arial"/>
         </w:rPr>
-        <w:t>Az FDS technológia sikeressége a paraméterek ezredmásodperces pontosságú szabályozásán múlik. Az Atlas Copco egység saját, dedikált vezérlővel rendelkezik, amely a</w:t>
+        <w:t xml:space="preserve">Az FDS technológia sikeressége a paraméterek ezredmásodperces pontosságú szabályozásán múlik. Az Atlas </w:t>
+      </w:r>
+      <w:proofErr w:type="spellStart"/>
+      <w:r>
+        <w:rPr>
+          <w:rFonts w:ascii="Arial" w:hAnsi="Arial" w:cs="Arial"/>
+        </w:rPr>
+        <w:t>Copco</w:t>
+      </w:r>
+      <w:proofErr w:type="spellEnd"/>
+      <w:r>
+        <w:rPr>
+          <w:rFonts w:ascii="Arial" w:hAnsi="Arial" w:cs="Arial"/>
+        </w:rPr>
+        <w:t xml:space="preserve"> egység saját, dedikált vezérlővel rendelkezik, amely a</w:t>
       </w:r>
       <w:r>
         <w:rPr>
@@ -2164,7 +2248,21 @@
         <w:rPr>
           <w:rFonts w:ascii="Arial" w:hAnsi="Arial" w:cs="Arial"/>
         </w:rPr>
-        <w:t xml:space="preserve"> (RPM): A fém megolvasztásához a kezdeti szakaszban extrém magas, esetenként </w:t>
+        <w:t xml:space="preserve"> (RPM): A fém megolvasztásához a kezdeti szakaszban extrém magas, </w:t>
+      </w:r>
+      <w:proofErr w:type="spellStart"/>
+      <w:r>
+        <w:rPr>
+          <w:rFonts w:ascii="Arial" w:hAnsi="Arial" w:cs="Arial"/>
+        </w:rPr>
+        <w:t>esetenként</w:t>
+      </w:r>
+      <w:proofErr w:type="spellEnd"/>
+      <w:r>
+        <w:rPr>
+          <w:rFonts w:ascii="Arial" w:hAnsi="Arial" w:cs="Arial"/>
+        </w:rPr>
+        <w:t xml:space="preserve"> </w:t>
       </w:r>
       <w:r>
         <w:rPr>
@@ -2250,13 +2348,50 @@
           <w:rFonts w:ascii="Arial" w:hAnsi="Arial" w:cs="Arial"/>
           <w:u w:val="single"/>
         </w:rPr>
-        <w:t>Beépített szenzorika</w:t>
-      </w:r>
-      <w:r>
-        <w:rPr>
-          <w:rFonts w:ascii="Arial" w:hAnsi="Arial" w:cs="Arial"/>
-        </w:rPr>
-        <w:t xml:space="preserve">: A csavarozó tengely integrált nyomatékszenzorral és mélység- (út) mérővel van felszerelve. A rendszer minden egyes csavar esetén valós időben rajzol egy nyomaték-szög-mélység görbét. Ha a csavar nem éri el a megfelelő mélységet (pl. megszorul), vagy a végső meghúzási nyomaték a tűréshatáron kívül esik, a szerszám vezérlője "NOK" (Not OK) jelet küld a PLC-nek, így garantálva a 100%-os </w:t>
+        <w:t xml:space="preserve">Beépített </w:t>
+      </w:r>
+      <w:proofErr w:type="spellStart"/>
+      <w:r>
+        <w:rPr>
+          <w:rFonts w:ascii="Arial" w:hAnsi="Arial" w:cs="Arial"/>
+          <w:u w:val="single"/>
+        </w:rPr>
+        <w:t>szenzorika</w:t>
+      </w:r>
+      <w:proofErr w:type="spellEnd"/>
+      <w:r>
+        <w:rPr>
+          <w:rFonts w:ascii="Arial" w:hAnsi="Arial" w:cs="Arial"/>
+        </w:rPr>
+        <w:t>: A csavarozó tengely integrált nyomatékszenzorral és mélység- (út) mérővel van felszerelve. A rendszer minden egyes csavar esetén valós időben rajzol egy nyomaték-szög-mélység görbét. Ha a csavar nem éri el a megfelelő mélységet (pl. megszorul), vagy a végső meghúzási nyomaték a tűréshatáron kívül esik, a szerszám vezérlője "NOK" (</w:t>
+      </w:r>
+      <w:proofErr w:type="spellStart"/>
+      <w:r>
+        <w:rPr>
+          <w:rFonts w:ascii="Arial" w:hAnsi="Arial" w:cs="Arial"/>
+        </w:rPr>
+        <w:t>Not</w:t>
+      </w:r>
+      <w:proofErr w:type="spellEnd"/>
+      <w:r>
+        <w:rPr>
+          <w:rFonts w:ascii="Arial" w:hAnsi="Arial" w:cs="Arial"/>
+        </w:rPr>
+        <w:t xml:space="preserve"> OK) jelet küld a PLC-</w:t>
+      </w:r>
+      <w:proofErr w:type="spellStart"/>
+      <w:r>
+        <w:rPr>
+          <w:rFonts w:ascii="Arial" w:hAnsi="Arial" w:cs="Arial"/>
+        </w:rPr>
+        <w:t>nek</w:t>
+      </w:r>
+      <w:proofErr w:type="spellEnd"/>
+      <w:r>
+        <w:rPr>
+          <w:rFonts w:ascii="Arial" w:hAnsi="Arial" w:cs="Arial"/>
+        </w:rPr>
+        <w:t xml:space="preserve">, így garantálva a 100%-os </w:t>
       </w:r>
       <w:r>
         <w:rPr>
@@ -2284,7 +2419,49 @@
         <w:rPr>
           <w:rFonts w:ascii="Arial" w:hAnsi="Arial" w:cs="Arial"/>
         </w:rPr>
-        <w:t>A ciklusidő minimalizálása érdekében a csavarok adagolása a cikluson kívülről, automatizáltan történik. Az effektoron nem található gravitációs vagy táras adagoló, helyette a szerszám egy rugalmas, kopásálló pneumatikus tömlőn (belövőcső) keresztül csatlakozik a cellán kívül elhelyezett csavaradagolóhoz. Amíg a robot a következő csavarozási pozícióba mozog (holtidő), az adagolórendszer sűrített levegő segítségével "belő" egy új kötőelemet egyenesen a csavarozófej befogópofájába. Ez</w:t>
+        <w:t xml:space="preserve">A ciklusidő minimalizálása érdekében a csavarok adagolása a cikluson kívülről, automatizáltan történik. Az </w:t>
+      </w:r>
+      <w:proofErr w:type="spellStart"/>
+      <w:r>
+        <w:rPr>
+          <w:rFonts w:ascii="Arial" w:hAnsi="Arial" w:cs="Arial"/>
+        </w:rPr>
+        <w:t>effektoron</w:t>
+      </w:r>
+      <w:proofErr w:type="spellEnd"/>
+      <w:r>
+        <w:rPr>
+          <w:rFonts w:ascii="Arial" w:hAnsi="Arial" w:cs="Arial"/>
+        </w:rPr>
+        <w:t xml:space="preserve"> nem található gravitációs vagy táras adagoló, helyette a szerszám egy rugalmas, kopásálló pneumatikus tömlőn (</w:t>
+      </w:r>
+      <w:proofErr w:type="spellStart"/>
+      <w:r>
+        <w:rPr>
+          <w:rFonts w:ascii="Arial" w:hAnsi="Arial" w:cs="Arial"/>
+        </w:rPr>
+        <w:t>belövőcső</w:t>
+      </w:r>
+      <w:proofErr w:type="spellEnd"/>
+      <w:r>
+        <w:rPr>
+          <w:rFonts w:ascii="Arial" w:hAnsi="Arial" w:cs="Arial"/>
+        </w:rPr>
+        <w:t xml:space="preserve">) keresztül csatlakozik a cellán kívül elhelyezett csavaradagolóhoz. Amíg a robot a következő csavarozási pozícióba mozog (holtidő), az adagolórendszer sűrített levegő segítségével "belő" egy új kötőelemet egyenesen a csavarozófej </w:t>
+      </w:r>
+      <w:proofErr w:type="spellStart"/>
+      <w:r>
+        <w:rPr>
+          <w:rFonts w:ascii="Arial" w:hAnsi="Arial" w:cs="Arial"/>
+        </w:rPr>
+        <w:t>befogópofájába</w:t>
+      </w:r>
+      <w:proofErr w:type="spellEnd"/>
+      <w:r>
+        <w:rPr>
+          <w:rFonts w:ascii="Arial" w:hAnsi="Arial" w:cs="Arial"/>
+        </w:rPr>
+        <w:t>. Ez</w:t>
       </w:r>
       <w:r>
         <w:rPr>
@@ -2308,7 +2485,21 @@
         <w:rPr>
           <w:rFonts w:ascii="Arial" w:hAnsi="Arial" w:cs="Arial"/>
         </w:rPr>
-        <w:t>"Step-feed" vagy belövéses technológi</w:t>
+        <w:t>"</w:t>
+      </w:r>
+      <w:proofErr w:type="spellStart"/>
+      <w:r>
+        <w:rPr>
+          <w:rFonts w:ascii="Arial" w:hAnsi="Arial" w:cs="Arial"/>
+        </w:rPr>
+        <w:t>Step-feed</w:t>
+      </w:r>
+      <w:proofErr w:type="spellEnd"/>
+      <w:r>
+        <w:rPr>
+          <w:rFonts w:ascii="Arial" w:hAnsi="Arial" w:cs="Arial"/>
+        </w:rPr>
+        <w:t>" vagy belövéses technológi</w:t>
       </w:r>
       <w:r>
         <w:rPr>
@@ -2455,7 +2646,21 @@
         <w:rPr>
           <w:rFonts w:ascii="Arial" w:hAnsi="Arial" w:cs="Arial"/>
         </w:rPr>
-        <w:t xml:space="preserve">A tartály térfogata úgy lett megválasztva, hogy a tervezett ciklusidők és a darabonkénti csavarszám figyelembevételével a cella legalább 4 órás teljes autonómiával rendelkezzen. Így a gépkezelőnek műszakonként mindössze egy-két alkalommal kell a csavarok </w:t>
+        <w:t xml:space="preserve">A tartály térfogata úgy lett megválasztva, hogy a tervezett ciklusidők és a </w:t>
+      </w:r>
+      <w:proofErr w:type="spellStart"/>
+      <w:r>
+        <w:rPr>
+          <w:rFonts w:ascii="Arial" w:hAnsi="Arial" w:cs="Arial"/>
+        </w:rPr>
+        <w:t>darabonkénti</w:t>
+      </w:r>
+      <w:proofErr w:type="spellEnd"/>
+      <w:r>
+        <w:rPr>
+          <w:rFonts w:ascii="Arial" w:hAnsi="Arial" w:cs="Arial"/>
+        </w:rPr>
+        <w:t xml:space="preserve"> csavarszám figyelembevételével a cella legalább 4 órás teljes autonómiával rendelkezzen. Így a gépkezelőnek műszakonként mindössze egy-két alkalommal kell a csavarok </w:t>
       </w:r>
       <w:r>
         <w:rPr>
@@ -2557,7 +2762,77 @@
         <w:rPr>
           <w:rFonts w:ascii="Arial" w:hAnsi="Arial" w:cs="Arial"/>
         </w:rPr>
-        <w:t>Az állásidő ily módon történő minimalizálása jelentősen javítja a cella OEE (Overall Equipment Effectiveness) mutatóját. Bár az adagoló a rácson kívül van, pozíciója közvetlenül a rács mellett, a robot bázisához a lehető legközelebb lett kijelölve. Ez a közelség elengedhetetlen, mivel a csavarok a lineáris sín végéről egy sűrített levegős (pneumatikus) tömlőn keresztül lövődnek a szerszámhoz. A rövid belövőcső csökkenti a tranzitidőt és drasztikusan minimalizálja az elakadások (jamming) esélyét.</w:t>
+        <w:t xml:space="preserve">Az állásidő ily módon történő minimalizálása jelentősen javítja a cella OEE (Overall </w:t>
+      </w:r>
+      <w:proofErr w:type="spellStart"/>
+      <w:r>
+        <w:rPr>
+          <w:rFonts w:ascii="Arial" w:hAnsi="Arial" w:cs="Arial"/>
+        </w:rPr>
+        <w:t>Equipment</w:t>
+      </w:r>
+      <w:proofErr w:type="spellEnd"/>
+      <w:r>
+        <w:rPr>
+          <w:rFonts w:ascii="Arial" w:hAnsi="Arial" w:cs="Arial"/>
+        </w:rPr>
+        <w:t xml:space="preserve"> </w:t>
+      </w:r>
+      <w:proofErr w:type="spellStart"/>
+      <w:r>
+        <w:rPr>
+          <w:rFonts w:ascii="Arial" w:hAnsi="Arial" w:cs="Arial"/>
+        </w:rPr>
+        <w:t>Effectiveness</w:t>
+      </w:r>
+      <w:proofErr w:type="spellEnd"/>
+      <w:r>
+        <w:rPr>
+          <w:rFonts w:ascii="Arial" w:hAnsi="Arial" w:cs="Arial"/>
+        </w:rPr>
+        <w:t xml:space="preserve">) mutatóját. Bár az adagoló a rácson kívül van, pozíciója közvetlenül a rács mellett, a robot bázisához a lehető legközelebb lett kijelölve. Ez a közelség elengedhetetlen, mivel a csavarok a lineáris sín végéről egy sűrített levegős (pneumatikus) tömlőn keresztül </w:t>
+      </w:r>
+      <w:proofErr w:type="spellStart"/>
+      <w:r>
+        <w:rPr>
+          <w:rFonts w:ascii="Arial" w:hAnsi="Arial" w:cs="Arial"/>
+        </w:rPr>
+        <w:t>lövődnek</w:t>
+      </w:r>
+      <w:proofErr w:type="spellEnd"/>
+      <w:r>
+        <w:rPr>
+          <w:rFonts w:ascii="Arial" w:hAnsi="Arial" w:cs="Arial"/>
+        </w:rPr>
+        <w:t xml:space="preserve"> a szerszámhoz. A rövid </w:t>
+      </w:r>
+      <w:proofErr w:type="spellStart"/>
+      <w:r>
+        <w:rPr>
+          <w:rFonts w:ascii="Arial" w:hAnsi="Arial" w:cs="Arial"/>
+        </w:rPr>
+        <w:t>belövőcső</w:t>
+      </w:r>
+      <w:proofErr w:type="spellEnd"/>
+      <w:r>
+        <w:rPr>
+          <w:rFonts w:ascii="Arial" w:hAnsi="Arial" w:cs="Arial"/>
+        </w:rPr>
+        <w:t xml:space="preserve"> csökkenti a tranzitidőt és drasztikusan minimalizálja az elakadások (</w:t>
+      </w:r>
+      <w:proofErr w:type="spellStart"/>
+      <w:r>
+        <w:rPr>
+          <w:rFonts w:ascii="Arial" w:hAnsi="Arial" w:cs="Arial"/>
+        </w:rPr>
+        <w:t>jamming</w:t>
+      </w:r>
+      <w:proofErr w:type="spellEnd"/>
+      <w:r>
+        <w:rPr>
+          <w:rFonts w:ascii="Arial" w:hAnsi="Arial" w:cs="Arial"/>
+        </w:rPr>
+        <w:t>) esélyét.</w:t>
       </w:r>
     </w:p>
     <w:p>
@@ -2575,13 +2850,12 @@
         <w:t>Villamos tervezés, és környezet fizikai felépítése</w:t>
       </w:r>
       <w:bookmarkEnd w:id="5"/>
-    </w:p>
-    <w:p>
-      <w:pPr>
-        <w:rPr>
-          <w:rFonts w:ascii="Arial" w:hAnsi="Arial" w:cs="Arial"/>
-        </w:rPr>
-      </w:pPr>
+      <w:r>
+        <w:rPr>
+          <w:rFonts w:ascii="Arial" w:hAnsi="Arial" w:cs="Arial"/>
+        </w:rPr>
+        <w:t>:</w:t>
+      </w:r>
     </w:p>
     <w:p>
       <w:pPr>
@@ -2605,6 +2879,50 @@
           <w:rFonts w:ascii="Arial" w:hAnsi="Arial" w:cs="Arial"/>
         </w:rPr>
       </w:pPr>
+      <w:r>
+        <w:rPr>
+          <w:rFonts w:ascii="Arial" w:hAnsi="Arial" w:cs="Arial"/>
+        </w:rPr>
+        <w:t xml:space="preserve">A robotcella gépészeti vázát és fizikai védelmi vonalát egy ipari szabványos Bosch </w:t>
+      </w:r>
+      <w:proofErr w:type="spellStart"/>
+      <w:r>
+        <w:rPr>
+          <w:rFonts w:ascii="Arial" w:hAnsi="Arial" w:cs="Arial"/>
+        </w:rPr>
+        <w:t>Rexroth</w:t>
+      </w:r>
+      <w:proofErr w:type="spellEnd"/>
+      <w:r>
+        <w:rPr>
+          <w:rFonts w:ascii="Arial" w:hAnsi="Arial" w:cs="Arial"/>
+        </w:rPr>
+        <w:t xml:space="preserve"> alumínium profilrendszer alkotja. </w:t>
+      </w:r>
+      <w:r>
+        <w:rPr>
+          <w:rFonts w:ascii="Arial" w:hAnsi="Arial" w:cs="Arial"/>
+        </w:rPr>
+        <w:t>Ennek a fajta ketrecnek</w:t>
+      </w:r>
+      <w:r>
+        <w:rPr>
+          <w:rFonts w:ascii="Arial" w:hAnsi="Arial" w:cs="Arial"/>
+        </w:rPr>
+        <w:t xml:space="preserve"> moduláris felépítés</w:t>
+      </w:r>
+      <w:r>
+        <w:rPr>
+          <w:rFonts w:ascii="Arial" w:hAnsi="Arial" w:cs="Arial"/>
+        </w:rPr>
+        <w:t>e van, mely</w:t>
+      </w:r>
+      <w:r>
+        <w:rPr>
+          <w:rFonts w:ascii="Arial" w:hAnsi="Arial" w:cs="Arial"/>
+        </w:rPr>
+        <w:t xml:space="preserve"> rendkívüli rugalmasságot biztosít: a csavarkötéseknek köszönhetően a cella a későbbiekben hegesztés nélkül átépíthető vagy bővíthető. A személyvédelemről az alumínium vázba integrált, porfestett acélhálós (sárga színű a magas láthatóság érdekében) biztonsági kerítéselemek gondoskodnak. Ez a fizikai elhatárolás megakadályozza, hogy az operátor a robot működése közben a veszélyes térbe (munkatérbe) lépjen, miközben a rácsos kivitel biztosítja a folyamat folyamatos vizuális felügyeletét.</w:t>
+      </w:r>
     </w:p>
     <w:p>
       <w:pPr>
@@ -2628,6 +2946,24 @@
           <w:rFonts w:ascii="Arial" w:hAnsi="Arial" w:cs="Arial"/>
         </w:rPr>
       </w:pPr>
+      <w:r>
+        <w:rPr>
+          <w:rFonts w:ascii="Arial" w:hAnsi="Arial" w:cs="Arial"/>
+        </w:rPr>
+        <w:t xml:space="preserve">A cella teljes energiaellátásáért és logikai vezérléséért felelős fő villamos szekrény (amely tartalmazza a cella-PLC-t, a biztonsági reléket, a tápegységeket és a hálózatvédelmi eszközöket) önálló egységként, a biztonsági kerítéstől függetlenül került telepítésre. </w:t>
+      </w:r>
+      <w:r>
+        <w:rPr>
+          <w:rFonts w:ascii="Arial" w:hAnsi="Arial" w:cs="Arial"/>
+        </w:rPr>
+        <w:t>Ennek az elrendezésnek az előnyei: e</w:t>
+      </w:r>
+      <w:r>
+        <w:rPr>
+          <w:rFonts w:ascii="Arial" w:hAnsi="Arial" w:cs="Arial"/>
+        </w:rPr>
+        <w:t>gyrészt megakadályozza, hogy a robot mozgásából vagy az FDS technológiából származó rezonanciák átterjedjenek a szekrény érzékeny elektronikájára. Másrészt a karbantartó személyzet számára 360 fokos hozzáférést biztosít a szekrényhez anélkül, hogy a cella szerkezetét meg kellene bontani.</w:t>
+      </w:r>
     </w:p>
     <w:p>
       <w:pPr>

--- a/PinterMatyas-WYXPLR.docx
+++ b/PinterMatyas-WYXPLR.docx
@@ -1981,7 +1981,7 @@
         </w:rPr>
         <w:lastRenderedPageBreak/>
         <w:drawing>
-          <wp:anchor distT="0" distB="0" distL="114300" distR="114300" simplePos="0" relativeHeight="251658240" behindDoc="0" locked="0" layoutInCell="1" allowOverlap="1" wp14:anchorId="4F973DD5" wp14:editId="296CB71B">
+          <wp:anchor distT="0" distB="0" distL="114300" distR="114300" simplePos="0" relativeHeight="251658240" behindDoc="0" locked="0" layoutInCell="1" allowOverlap="1" wp14:anchorId="4F973DD5" wp14:editId="07D305F5">
             <wp:simplePos x="0" y="0"/>
             <wp:positionH relativeFrom="margin">
               <wp:posOffset>3491230</wp:posOffset>
@@ -2875,6 +2875,7 @@
     </w:p>
     <w:p>
       <w:pPr>
+        <w:jc w:val="both"/>
         <w:rPr>
           <w:rFonts w:ascii="Arial" w:hAnsi="Arial" w:cs="Arial"/>
         </w:rPr>
@@ -2942,6 +2943,7 @@
     </w:p>
     <w:p>
       <w:pPr>
+        <w:jc w:val="both"/>
         <w:rPr>
           <w:rFonts w:ascii="Arial" w:hAnsi="Arial" w:cs="Arial"/>
         </w:rPr>
@@ -3836,6 +3838,7 @@
   <w:style w:type="character" w:default="1" w:styleId="Bekezdsalapbettpusa">
     <w:name w:val="Default Paragraph Font"/>
     <w:uiPriority w:val="1"/>
+    <w:semiHidden/>
     <w:unhideWhenUsed/>
   </w:style>
   <w:style w:type="table" w:default="1" w:styleId="Normltblzat">

--- a/PinterMatyas-WYXPLR.docx
+++ b/PinterMatyas-WYXPLR.docx
@@ -31,12 +31,22 @@
           <w:szCs w:val="56"/>
         </w:rPr>
       </w:pPr>
-      <w:r>
+    </w:p>
+    <w:p>
+      <w:pPr>
+        <w:jc w:val="center"/>
         <w:rPr>
           <w:rFonts w:ascii="Arial" w:hAnsi="Arial" w:cs="Arial"/>
           <w:sz w:val="72"/>
           <w:szCs w:val="56"/>
         </w:rPr>
+      </w:pPr>
+      <w:r>
+        <w:rPr>
+          <w:rFonts w:ascii="Arial" w:hAnsi="Arial" w:cs="Arial"/>
+          <w:sz w:val="72"/>
+          <w:szCs w:val="56"/>
+        </w:rPr>
         <w:t>Pintér Mátyás</w:t>
       </w:r>
     </w:p>
@@ -136,15 +146,6 @@
         </w:rPr>
         <w:br w:type="page"/>
       </w:r>
-    </w:p>
-    <w:p>
-      <w:pPr>
-        <w:pStyle w:val="NagyCm"/>
-        <w:rPr>
-          <w:rFonts w:ascii="Arial" w:hAnsi="Arial" w:cs="Arial"/>
-        </w:rPr>
-      </w:pPr>
-      <w:bookmarkStart w:id="0" w:name="_Toc224033805"/>
       <w:r>
         <w:rPr>
           <w:rFonts w:ascii="Arial" w:hAnsi="Arial" w:cs="Arial"/>
@@ -152,7 +153,6 @@
         <w:lastRenderedPageBreak/>
         <w:t>Tartalomjegyzék:</w:t>
       </w:r>
-      <w:bookmarkEnd w:id="0"/>
     </w:p>
     <w:p>
       <w:pPr>
@@ -161,7 +161,7 @@
           <w:tab w:val="right" w:leader="underscore" w:pos="9062"/>
         </w:tabs>
         <w:rPr>
-          <w:rFonts w:ascii="Arial" w:eastAsiaTheme="minorEastAsia" w:hAnsi="Arial" w:cs="Arial"/>
+          <w:rFonts w:eastAsiaTheme="minorEastAsia" w:cstheme="minorBidi"/>
           <w:noProof/>
           <w:sz w:val="28"/>
           <w:szCs w:val="28"/>
@@ -171,28 +171,28 @@
       <w:r>
         <w:rPr>
           <w:rFonts w:ascii="Arial" w:hAnsi="Arial" w:cs="Arial"/>
-          <w:sz w:val="28"/>
-          <w:szCs w:val="24"/>
+          <w:sz w:val="32"/>
+          <w:szCs w:val="28"/>
         </w:rPr>
         <w:fldChar w:fldCharType="begin"/>
       </w:r>
       <w:r>
         <w:rPr>
           <w:rFonts w:ascii="Arial" w:hAnsi="Arial" w:cs="Arial"/>
-          <w:sz w:val="28"/>
-          <w:szCs w:val="24"/>
+          <w:sz w:val="32"/>
+          <w:szCs w:val="28"/>
         </w:rPr>
         <w:instrText xml:space="preserve"> TOC \h \z \t "NagyCím;1;RészCím;2" </w:instrText>
       </w:r>
       <w:r>
         <w:rPr>
           <w:rFonts w:ascii="Arial" w:hAnsi="Arial" w:cs="Arial"/>
-          <w:sz w:val="28"/>
-          <w:szCs w:val="24"/>
+          <w:sz w:val="32"/>
+          <w:szCs w:val="28"/>
         </w:rPr>
         <w:fldChar w:fldCharType="separate"/>
       </w:r>
-      <w:hyperlink w:anchor="_Toc224033805" w:history="1">
+      <w:hyperlink w:anchor="_Toc229231568" w:history="1">
         <w:r>
           <w:rPr>
             <w:rStyle w:val="Hiperhivatkozs"/>
@@ -201,11 +201,10 @@
             <w:sz w:val="28"/>
             <w:szCs w:val="24"/>
           </w:rPr>
-          <w:t>Tartalomjegyzék:</w:t>
-        </w:r>
-        <w:r>
-          <w:rPr>
-            <w:rFonts w:ascii="Arial" w:hAnsi="Arial" w:cs="Arial"/>
+          <w:t>A robot, és vezérlője</w:t>
+        </w:r>
+        <w:r>
+          <w:rPr>
             <w:noProof/>
             <w:webHidden/>
             <w:sz w:val="28"/>
@@ -215,7 +214,6 @@
         </w:r>
         <w:r>
           <w:rPr>
-            <w:rFonts w:ascii="Arial" w:hAnsi="Arial" w:cs="Arial"/>
             <w:noProof/>
             <w:webHidden/>
             <w:sz w:val="28"/>
@@ -225,26 +223,23 @@
         </w:r>
         <w:r>
           <w:rPr>
-            <w:rFonts w:ascii="Arial" w:hAnsi="Arial" w:cs="Arial"/>
-            <w:noProof/>
-            <w:webHidden/>
-            <w:sz w:val="28"/>
-            <w:szCs w:val="24"/>
-          </w:rPr>
-          <w:instrText xml:space="preserve"> PAGEREF _Toc224033805 \h </w:instrText>
-        </w:r>
-        <w:r>
-          <w:rPr>
-            <w:rFonts w:ascii="Arial" w:hAnsi="Arial" w:cs="Arial"/>
-            <w:noProof/>
-            <w:webHidden/>
-            <w:sz w:val="28"/>
-            <w:szCs w:val="24"/>
-          </w:rPr>
-        </w:r>
-        <w:r>
-          <w:rPr>
-            <w:rFonts w:ascii="Arial" w:hAnsi="Arial" w:cs="Arial"/>
+            <w:noProof/>
+            <w:webHidden/>
+            <w:sz w:val="28"/>
+            <w:szCs w:val="24"/>
+          </w:rPr>
+          <w:instrText xml:space="preserve"> PAGEREF _Toc229231568 \h </w:instrText>
+        </w:r>
+        <w:r>
+          <w:rPr>
+            <w:noProof/>
+            <w:webHidden/>
+            <w:sz w:val="28"/>
+            <w:szCs w:val="24"/>
+          </w:rPr>
+        </w:r>
+        <w:r>
+          <w:rPr>
             <w:noProof/>
             <w:webHidden/>
             <w:sz w:val="28"/>
@@ -254,17 +249,15 @@
         </w:r>
         <w:r>
           <w:rPr>
-            <w:rFonts w:ascii="Arial" w:hAnsi="Arial" w:cs="Arial"/>
-            <w:noProof/>
-            <w:webHidden/>
-            <w:sz w:val="28"/>
-            <w:szCs w:val="24"/>
-          </w:rPr>
-          <w:t>2</w:t>
-        </w:r>
-        <w:r>
-          <w:rPr>
-            <w:rFonts w:ascii="Arial" w:hAnsi="Arial" w:cs="Arial"/>
+            <w:noProof/>
+            <w:webHidden/>
+            <w:sz w:val="28"/>
+            <w:szCs w:val="24"/>
+          </w:rPr>
+          <w:t>3</w:t>
+        </w:r>
+        <w:r>
+          <w:rPr>
             <w:noProof/>
             <w:webHidden/>
             <w:sz w:val="28"/>
@@ -281,14 +274,14 @@
           <w:tab w:val="right" w:leader="underscore" w:pos="9062"/>
         </w:tabs>
         <w:rPr>
-          <w:rFonts w:ascii="Arial" w:eastAsiaTheme="minorEastAsia" w:hAnsi="Arial" w:cs="Arial"/>
+          <w:rFonts w:eastAsiaTheme="minorEastAsia" w:cstheme="minorBidi"/>
           <w:noProof/>
           <w:sz w:val="28"/>
           <w:szCs w:val="28"/>
           <w:lang w:eastAsia="hu-HU"/>
         </w:rPr>
       </w:pPr>
-      <w:hyperlink w:anchor="_Toc224033806" w:history="1">
+      <w:hyperlink w:anchor="_Toc229231569" w:history="1">
         <w:r>
           <w:rPr>
             <w:rStyle w:val="Hiperhivatkozs"/>
@@ -297,11 +290,10 @@
             <w:sz w:val="28"/>
             <w:szCs w:val="24"/>
           </w:rPr>
-          <w:t>Projekt rövid leírása</w:t>
-        </w:r>
-        <w:r>
-          <w:rPr>
-            <w:rFonts w:ascii="Arial" w:hAnsi="Arial" w:cs="Arial"/>
+          <w:t>Csavarozó egység</w:t>
+        </w:r>
+        <w:r>
+          <w:rPr>
             <w:noProof/>
             <w:webHidden/>
             <w:sz w:val="28"/>
@@ -311,7 +303,6 @@
         </w:r>
         <w:r>
           <w:rPr>
-            <w:rFonts w:ascii="Arial" w:hAnsi="Arial" w:cs="Arial"/>
             <w:noProof/>
             <w:webHidden/>
             <w:sz w:val="28"/>
@@ -321,26 +312,23 @@
         </w:r>
         <w:r>
           <w:rPr>
-            <w:rFonts w:ascii="Arial" w:hAnsi="Arial" w:cs="Arial"/>
-            <w:noProof/>
-            <w:webHidden/>
-            <w:sz w:val="28"/>
-            <w:szCs w:val="24"/>
-          </w:rPr>
-          <w:instrText xml:space="preserve"> PAGEREF _Toc224033806 \h </w:instrText>
-        </w:r>
-        <w:r>
-          <w:rPr>
-            <w:rFonts w:ascii="Arial" w:hAnsi="Arial" w:cs="Arial"/>
-            <w:noProof/>
-            <w:webHidden/>
-            <w:sz w:val="28"/>
-            <w:szCs w:val="24"/>
-          </w:rPr>
-        </w:r>
-        <w:r>
-          <w:rPr>
-            <w:rFonts w:ascii="Arial" w:hAnsi="Arial" w:cs="Arial"/>
+            <w:noProof/>
+            <w:webHidden/>
+            <w:sz w:val="28"/>
+            <w:szCs w:val="24"/>
+          </w:rPr>
+          <w:instrText xml:space="preserve"> PAGEREF _Toc229231569 \h </w:instrText>
+        </w:r>
+        <w:r>
+          <w:rPr>
+            <w:noProof/>
+            <w:webHidden/>
+            <w:sz w:val="28"/>
+            <w:szCs w:val="24"/>
+          </w:rPr>
+        </w:r>
+        <w:r>
+          <w:rPr>
             <w:noProof/>
             <w:webHidden/>
             <w:sz w:val="28"/>
@@ -350,17 +338,15 @@
         </w:r>
         <w:r>
           <w:rPr>
-            <w:rFonts w:ascii="Arial" w:hAnsi="Arial" w:cs="Arial"/>
-            <w:noProof/>
-            <w:webHidden/>
-            <w:sz w:val="28"/>
-            <w:szCs w:val="24"/>
-          </w:rPr>
-          <w:t>3</w:t>
-        </w:r>
-        <w:r>
-          <w:rPr>
-            <w:rFonts w:ascii="Arial" w:hAnsi="Arial" w:cs="Arial"/>
+            <w:noProof/>
+            <w:webHidden/>
+            <w:sz w:val="28"/>
+            <w:szCs w:val="24"/>
+          </w:rPr>
+          <w:t>4</w:t>
+        </w:r>
+        <w:r>
+          <w:rPr>
             <w:noProof/>
             <w:webHidden/>
             <w:sz w:val="28"/>
@@ -377,14 +363,14 @@
           <w:tab w:val="right" w:leader="underscore" w:pos="9062"/>
         </w:tabs>
         <w:rPr>
-          <w:rFonts w:ascii="Arial" w:eastAsiaTheme="minorEastAsia" w:hAnsi="Arial" w:cs="Arial"/>
+          <w:rFonts w:eastAsiaTheme="minorEastAsia" w:cstheme="minorBidi"/>
           <w:noProof/>
           <w:sz w:val="28"/>
           <w:szCs w:val="28"/>
           <w:lang w:eastAsia="hu-HU"/>
         </w:rPr>
       </w:pPr>
-      <w:hyperlink w:anchor="_Toc224033807" w:history="1">
+      <w:hyperlink w:anchor="_Toc229231570" w:history="1">
         <w:r>
           <w:rPr>
             <w:rStyle w:val="Hiperhivatkozs"/>
@@ -393,11 +379,10 @@
             <w:sz w:val="28"/>
             <w:szCs w:val="24"/>
           </w:rPr>
-          <w:t>A robot, és vezérlője</w:t>
-        </w:r>
-        <w:r>
-          <w:rPr>
-            <w:rFonts w:ascii="Arial" w:hAnsi="Arial" w:cs="Arial"/>
+          <w:t>Csavar adagoló</w:t>
+        </w:r>
+        <w:r>
+          <w:rPr>
             <w:noProof/>
             <w:webHidden/>
             <w:sz w:val="28"/>
@@ -407,7 +392,6 @@
         </w:r>
         <w:r>
           <w:rPr>
-            <w:rFonts w:ascii="Arial" w:hAnsi="Arial" w:cs="Arial"/>
             <w:noProof/>
             <w:webHidden/>
             <w:sz w:val="28"/>
@@ -417,26 +401,23 @@
         </w:r>
         <w:r>
           <w:rPr>
-            <w:rFonts w:ascii="Arial" w:hAnsi="Arial" w:cs="Arial"/>
-            <w:noProof/>
-            <w:webHidden/>
-            <w:sz w:val="28"/>
-            <w:szCs w:val="24"/>
-          </w:rPr>
-          <w:instrText xml:space="preserve"> PAGEREF _Toc224033807 \h </w:instrText>
-        </w:r>
-        <w:r>
-          <w:rPr>
-            <w:rFonts w:ascii="Arial" w:hAnsi="Arial" w:cs="Arial"/>
-            <w:noProof/>
-            <w:webHidden/>
-            <w:sz w:val="28"/>
-            <w:szCs w:val="24"/>
-          </w:rPr>
-        </w:r>
-        <w:r>
-          <w:rPr>
-            <w:rFonts w:ascii="Arial" w:hAnsi="Arial" w:cs="Arial"/>
+            <w:noProof/>
+            <w:webHidden/>
+            <w:sz w:val="28"/>
+            <w:szCs w:val="24"/>
+          </w:rPr>
+          <w:instrText xml:space="preserve"> PAGEREF _Toc229231570 \h </w:instrText>
+        </w:r>
+        <w:r>
+          <w:rPr>
+            <w:noProof/>
+            <w:webHidden/>
+            <w:sz w:val="28"/>
+            <w:szCs w:val="24"/>
+          </w:rPr>
+        </w:r>
+        <w:r>
+          <w:rPr>
             <w:noProof/>
             <w:webHidden/>
             <w:sz w:val="28"/>
@@ -446,17 +427,15 @@
         </w:r>
         <w:r>
           <w:rPr>
-            <w:rFonts w:ascii="Arial" w:hAnsi="Arial" w:cs="Arial"/>
-            <w:noProof/>
-            <w:webHidden/>
-            <w:sz w:val="28"/>
-            <w:szCs w:val="24"/>
-          </w:rPr>
-          <w:t>3</w:t>
-        </w:r>
-        <w:r>
-          <w:rPr>
-            <w:rFonts w:ascii="Arial" w:hAnsi="Arial" w:cs="Arial"/>
+            <w:noProof/>
+            <w:webHidden/>
+            <w:sz w:val="28"/>
+            <w:szCs w:val="24"/>
+          </w:rPr>
+          <w:t>5</w:t>
+        </w:r>
+        <w:r>
+          <w:rPr>
             <w:noProof/>
             <w:webHidden/>
             <w:sz w:val="28"/>
@@ -473,14 +452,14 @@
           <w:tab w:val="right" w:leader="underscore" w:pos="9062"/>
         </w:tabs>
         <w:rPr>
-          <w:rFonts w:ascii="Arial" w:eastAsiaTheme="minorEastAsia" w:hAnsi="Arial" w:cs="Arial"/>
+          <w:rFonts w:eastAsiaTheme="minorEastAsia" w:cstheme="minorBidi"/>
           <w:noProof/>
           <w:sz w:val="28"/>
           <w:szCs w:val="28"/>
           <w:lang w:eastAsia="hu-HU"/>
         </w:rPr>
       </w:pPr>
-      <w:hyperlink w:anchor="_Toc224033808" w:history="1">
+      <w:hyperlink w:anchor="_Toc229231571" w:history="1">
         <w:r>
           <w:rPr>
             <w:rStyle w:val="Hiperhivatkozs"/>
@@ -489,12 +468,100 @@
             <w:sz w:val="28"/>
             <w:szCs w:val="24"/>
           </w:rPr>
-          <w:t>Csavarozó egység</w:t>
-        </w:r>
-        <w:r>
-          <w:rPr>
+          <w:t>Villamos tervezés, és környezet fizikai felépítése:</w:t>
+        </w:r>
+        <w:r>
+          <w:rPr>
+            <w:noProof/>
+            <w:webHidden/>
+            <w:sz w:val="28"/>
+            <w:szCs w:val="24"/>
+          </w:rPr>
+          <w:tab/>
+        </w:r>
+        <w:r>
+          <w:rPr>
+            <w:noProof/>
+            <w:webHidden/>
+            <w:sz w:val="28"/>
+            <w:szCs w:val="24"/>
+          </w:rPr>
+          <w:fldChar w:fldCharType="begin"/>
+        </w:r>
+        <w:r>
+          <w:rPr>
+            <w:noProof/>
+            <w:webHidden/>
+            <w:sz w:val="28"/>
+            <w:szCs w:val="24"/>
+          </w:rPr>
+          <w:instrText xml:space="preserve"> PAGEREF _Toc229231571 \h </w:instrText>
+        </w:r>
+        <w:r>
+          <w:rPr>
+            <w:noProof/>
+            <w:webHidden/>
+            <w:sz w:val="28"/>
+            <w:szCs w:val="24"/>
+          </w:rPr>
+        </w:r>
+        <w:r>
+          <w:rPr>
+            <w:noProof/>
+            <w:webHidden/>
+            <w:sz w:val="28"/>
+            <w:szCs w:val="24"/>
+          </w:rPr>
+          <w:fldChar w:fldCharType="separate"/>
+        </w:r>
+        <w:r>
+          <w:rPr>
+            <w:noProof/>
+            <w:webHidden/>
+            <w:sz w:val="28"/>
+            <w:szCs w:val="24"/>
+          </w:rPr>
+          <w:t>5</w:t>
+        </w:r>
+        <w:r>
+          <w:rPr>
+            <w:noProof/>
+            <w:webHidden/>
+            <w:sz w:val="28"/>
+            <w:szCs w:val="24"/>
+          </w:rPr>
+          <w:fldChar w:fldCharType="end"/>
+        </w:r>
+      </w:hyperlink>
+    </w:p>
+    <w:p>
+      <w:pPr>
+        <w:pStyle w:val="TJ2"/>
+        <w:tabs>
+          <w:tab w:val="right" w:leader="underscore" w:pos="9062"/>
+        </w:tabs>
+        <w:rPr>
+          <w:rFonts w:eastAsiaTheme="minorEastAsia" w:cstheme="minorBidi"/>
+          <w:noProof/>
+          <w:sz w:val="28"/>
+          <w:szCs w:val="28"/>
+          <w:lang w:eastAsia="hu-HU"/>
+        </w:rPr>
+      </w:pPr>
+      <w:hyperlink w:anchor="_Toc229231572" w:history="1">
+        <w:r>
+          <w:rPr>
+            <w:rStyle w:val="Hiperhivatkozs"/>
             <w:rFonts w:ascii="Arial" w:hAnsi="Arial" w:cs="Arial"/>
             <w:noProof/>
+            <w:sz w:val="28"/>
+            <w:szCs w:val="24"/>
+          </w:rPr>
+          <w:t>Keret/ketrec</w:t>
+        </w:r>
+        <w:r>
+          <w:rPr>
+            <w:noProof/>
             <w:webHidden/>
             <w:sz w:val="28"/>
             <w:szCs w:val="24"/>
@@ -503,8 +570,96 @@
         </w:r>
         <w:r>
           <w:rPr>
+            <w:noProof/>
+            <w:webHidden/>
+            <w:sz w:val="28"/>
+            <w:szCs w:val="24"/>
+          </w:rPr>
+          <w:fldChar w:fldCharType="begin"/>
+        </w:r>
+        <w:r>
+          <w:rPr>
+            <w:noProof/>
+            <w:webHidden/>
+            <w:sz w:val="28"/>
+            <w:szCs w:val="24"/>
+          </w:rPr>
+          <w:instrText xml:space="preserve"> PAGEREF _Toc229231572 \h </w:instrText>
+        </w:r>
+        <w:r>
+          <w:rPr>
+            <w:noProof/>
+            <w:webHidden/>
+            <w:sz w:val="28"/>
+            <w:szCs w:val="24"/>
+          </w:rPr>
+        </w:r>
+        <w:r>
+          <w:rPr>
+            <w:noProof/>
+            <w:webHidden/>
+            <w:sz w:val="28"/>
+            <w:szCs w:val="24"/>
+          </w:rPr>
+          <w:fldChar w:fldCharType="separate"/>
+        </w:r>
+        <w:r>
+          <w:rPr>
+            <w:noProof/>
+            <w:webHidden/>
+            <w:sz w:val="28"/>
+            <w:szCs w:val="24"/>
+          </w:rPr>
+          <w:t>5</w:t>
+        </w:r>
+        <w:r>
+          <w:rPr>
+            <w:noProof/>
+            <w:webHidden/>
+            <w:sz w:val="28"/>
+            <w:szCs w:val="24"/>
+          </w:rPr>
+          <w:fldChar w:fldCharType="end"/>
+        </w:r>
+      </w:hyperlink>
+    </w:p>
+    <w:p>
+      <w:pPr>
+        <w:pStyle w:val="TJ2"/>
+        <w:tabs>
+          <w:tab w:val="right" w:leader="underscore" w:pos="9062"/>
+        </w:tabs>
+        <w:rPr>
+          <w:rFonts w:eastAsiaTheme="minorEastAsia" w:cstheme="minorBidi"/>
+          <w:noProof/>
+          <w:sz w:val="28"/>
+          <w:szCs w:val="28"/>
+          <w:lang w:eastAsia="hu-HU"/>
+        </w:rPr>
+      </w:pPr>
+      <w:hyperlink w:anchor="_Toc229231573" w:history="1">
+        <w:r>
+          <w:rPr>
+            <w:rStyle w:val="Hiperhivatkozs"/>
             <w:rFonts w:ascii="Arial" w:hAnsi="Arial" w:cs="Arial"/>
             <w:noProof/>
+            <w:sz w:val="28"/>
+            <w:szCs w:val="24"/>
+          </w:rPr>
+          <w:t>Villamos szekrény</w:t>
+        </w:r>
+        <w:r>
+          <w:rPr>
+            <w:noProof/>
+            <w:webHidden/>
+            <w:sz w:val="28"/>
+            <w:szCs w:val="24"/>
+          </w:rPr>
+          <w:tab/>
+        </w:r>
+        <w:r>
+          <w:rPr>
+            <w:noProof/>
             <w:webHidden/>
             <w:sz w:val="28"/>
             <w:szCs w:val="24"/>
@@ -513,26 +668,112 @@
         </w:r>
         <w:r>
           <w:rPr>
+            <w:noProof/>
+            <w:webHidden/>
+            <w:sz w:val="28"/>
+            <w:szCs w:val="24"/>
+          </w:rPr>
+          <w:instrText xml:space="preserve"> PAGEREF _Toc229231573 \h </w:instrText>
+        </w:r>
+        <w:r>
+          <w:rPr>
+            <w:noProof/>
+            <w:webHidden/>
+            <w:sz w:val="28"/>
+            <w:szCs w:val="24"/>
+          </w:rPr>
+        </w:r>
+        <w:r>
+          <w:rPr>
+            <w:noProof/>
+            <w:webHidden/>
+            <w:sz w:val="28"/>
+            <w:szCs w:val="24"/>
+          </w:rPr>
+          <w:fldChar w:fldCharType="separate"/>
+        </w:r>
+        <w:r>
+          <w:rPr>
+            <w:noProof/>
+            <w:webHidden/>
+            <w:sz w:val="28"/>
+            <w:szCs w:val="24"/>
+          </w:rPr>
+          <w:t>6</w:t>
+        </w:r>
+        <w:r>
+          <w:rPr>
+            <w:noProof/>
+            <w:webHidden/>
+            <w:sz w:val="28"/>
+            <w:szCs w:val="24"/>
+          </w:rPr>
+          <w:fldChar w:fldCharType="end"/>
+        </w:r>
+      </w:hyperlink>
+    </w:p>
+    <w:p>
+      <w:pPr>
+        <w:pStyle w:val="TJ2"/>
+        <w:tabs>
+          <w:tab w:val="right" w:leader="underscore" w:pos="9062"/>
+        </w:tabs>
+        <w:rPr>
+          <w:rFonts w:eastAsiaTheme="minorEastAsia" w:cstheme="minorBidi"/>
+          <w:noProof/>
+          <w:sz w:val="28"/>
+          <w:szCs w:val="28"/>
+          <w:lang w:eastAsia="hu-HU"/>
+        </w:rPr>
+      </w:pPr>
+      <w:hyperlink w:anchor="_Toc229231574" w:history="1">
+        <w:r>
+          <w:rPr>
+            <w:rStyle w:val="Hiperhivatkozs"/>
             <w:rFonts w:ascii="Arial" w:hAnsi="Arial" w:cs="Arial"/>
             <w:noProof/>
-            <w:webHidden/>
-            <w:sz w:val="28"/>
-            <w:szCs w:val="24"/>
-          </w:rPr>
-          <w:instrText xml:space="preserve"> PAGEREF _Toc224033808 \h </w:instrText>
-        </w:r>
-        <w:r>
-          <w:rPr>
-            <w:rFonts w:ascii="Arial" w:hAnsi="Arial" w:cs="Arial"/>
-            <w:noProof/>
-            <w:webHidden/>
-            <w:sz w:val="28"/>
-            <w:szCs w:val="24"/>
-          </w:rPr>
-        </w:r>
-        <w:r>
-          <w:rPr>
-            <w:rFonts w:ascii="Arial" w:hAnsi="Arial" w:cs="Arial"/>
+            <w:sz w:val="28"/>
+            <w:szCs w:val="24"/>
+          </w:rPr>
+          <w:t>Kábelezés</w:t>
+        </w:r>
+        <w:r>
+          <w:rPr>
+            <w:noProof/>
+            <w:webHidden/>
+            <w:sz w:val="28"/>
+            <w:szCs w:val="24"/>
+          </w:rPr>
+          <w:tab/>
+        </w:r>
+        <w:r>
+          <w:rPr>
+            <w:noProof/>
+            <w:webHidden/>
+            <w:sz w:val="28"/>
+            <w:szCs w:val="24"/>
+          </w:rPr>
+          <w:fldChar w:fldCharType="begin"/>
+        </w:r>
+        <w:r>
+          <w:rPr>
+            <w:noProof/>
+            <w:webHidden/>
+            <w:sz w:val="28"/>
+            <w:szCs w:val="24"/>
+          </w:rPr>
+          <w:instrText xml:space="preserve"> PAGEREF _Toc229231574 \h </w:instrText>
+        </w:r>
+        <w:r>
+          <w:rPr>
+            <w:noProof/>
+            <w:webHidden/>
+            <w:sz w:val="28"/>
+            <w:szCs w:val="24"/>
+          </w:rPr>
+        </w:r>
+        <w:r>
+          <w:rPr>
             <w:noProof/>
             <w:webHidden/>
             <w:sz w:val="28"/>
@@ -542,17 +783,15 @@
         </w:r>
         <w:r>
           <w:rPr>
-            <w:rFonts w:ascii="Arial" w:hAnsi="Arial" w:cs="Arial"/>
-            <w:noProof/>
-            <w:webHidden/>
-            <w:sz w:val="28"/>
-            <w:szCs w:val="24"/>
-          </w:rPr>
-          <w:t>4</w:t>
-        </w:r>
-        <w:r>
-          <w:rPr>
-            <w:rFonts w:ascii="Arial" w:hAnsi="Arial" w:cs="Arial"/>
+            <w:noProof/>
+            <w:webHidden/>
+            <w:sz w:val="28"/>
+            <w:szCs w:val="24"/>
+          </w:rPr>
+          <w:t>6</w:t>
+        </w:r>
+        <w:r>
+          <w:rPr>
             <w:noProof/>
             <w:webHidden/>
             <w:sz w:val="28"/>
@@ -569,14 +808,14 @@
           <w:tab w:val="right" w:leader="underscore" w:pos="9062"/>
         </w:tabs>
         <w:rPr>
-          <w:rFonts w:ascii="Arial" w:eastAsiaTheme="minorEastAsia" w:hAnsi="Arial" w:cs="Arial"/>
+          <w:rFonts w:eastAsiaTheme="minorEastAsia" w:cstheme="minorBidi"/>
           <w:noProof/>
           <w:sz w:val="28"/>
           <w:szCs w:val="28"/>
           <w:lang w:eastAsia="hu-HU"/>
         </w:rPr>
       </w:pPr>
-      <w:hyperlink w:anchor="_Toc224033809" w:history="1">
+      <w:hyperlink w:anchor="_Toc229231575" w:history="1">
         <w:r>
           <w:rPr>
             <w:rStyle w:val="Hiperhivatkozs"/>
@@ -585,11 +824,10 @@
             <w:sz w:val="28"/>
             <w:szCs w:val="24"/>
           </w:rPr>
-          <w:t>Csavar adagoló</w:t>
-        </w:r>
-        <w:r>
-          <w:rPr>
-            <w:rFonts w:ascii="Arial" w:hAnsi="Arial" w:cs="Arial"/>
+          <w:t>3D szimuláció</w:t>
+        </w:r>
+        <w:r>
+          <w:rPr>
             <w:noProof/>
             <w:webHidden/>
             <w:sz w:val="28"/>
@@ -599,7 +837,6 @@
         </w:r>
         <w:r>
           <w:rPr>
-            <w:rFonts w:ascii="Arial" w:hAnsi="Arial" w:cs="Arial"/>
             <w:noProof/>
             <w:webHidden/>
             <w:sz w:val="28"/>
@@ -609,26 +846,23 @@
         </w:r>
         <w:r>
           <w:rPr>
-            <w:rFonts w:ascii="Arial" w:hAnsi="Arial" w:cs="Arial"/>
-            <w:noProof/>
-            <w:webHidden/>
-            <w:sz w:val="28"/>
-            <w:szCs w:val="24"/>
-          </w:rPr>
-          <w:instrText xml:space="preserve"> PAGEREF _Toc224033809 \h </w:instrText>
-        </w:r>
-        <w:r>
-          <w:rPr>
-            <w:rFonts w:ascii="Arial" w:hAnsi="Arial" w:cs="Arial"/>
-            <w:noProof/>
-            <w:webHidden/>
-            <w:sz w:val="28"/>
-            <w:szCs w:val="24"/>
-          </w:rPr>
-        </w:r>
-        <w:r>
-          <w:rPr>
-            <w:rFonts w:ascii="Arial" w:hAnsi="Arial" w:cs="Arial"/>
+            <w:noProof/>
+            <w:webHidden/>
+            <w:sz w:val="28"/>
+            <w:szCs w:val="24"/>
+          </w:rPr>
+          <w:instrText xml:space="preserve"> PAGEREF _Toc229231575 \h </w:instrText>
+        </w:r>
+        <w:r>
+          <w:rPr>
+            <w:noProof/>
+            <w:webHidden/>
+            <w:sz w:val="28"/>
+            <w:szCs w:val="24"/>
+          </w:rPr>
+        </w:r>
+        <w:r>
+          <w:rPr>
             <w:noProof/>
             <w:webHidden/>
             <w:sz w:val="28"/>
@@ -638,17 +872,15 @@
         </w:r>
         <w:r>
           <w:rPr>
-            <w:rFonts w:ascii="Arial" w:hAnsi="Arial" w:cs="Arial"/>
-            <w:noProof/>
-            <w:webHidden/>
-            <w:sz w:val="28"/>
-            <w:szCs w:val="24"/>
-          </w:rPr>
-          <w:t>4</w:t>
-        </w:r>
-        <w:r>
-          <w:rPr>
-            <w:rFonts w:ascii="Arial" w:hAnsi="Arial" w:cs="Arial"/>
+            <w:noProof/>
+            <w:webHidden/>
+            <w:sz w:val="28"/>
+            <w:szCs w:val="24"/>
+          </w:rPr>
+          <w:t>6</w:t>
+        </w:r>
+        <w:r>
+          <w:rPr>
             <w:noProof/>
             <w:webHidden/>
             <w:sz w:val="28"/>
@@ -665,14 +897,14 @@
           <w:tab w:val="right" w:leader="underscore" w:pos="9062"/>
         </w:tabs>
         <w:rPr>
-          <w:rFonts w:ascii="Arial" w:eastAsiaTheme="minorEastAsia" w:hAnsi="Arial" w:cs="Arial"/>
+          <w:rFonts w:eastAsiaTheme="minorEastAsia" w:cstheme="minorBidi"/>
           <w:noProof/>
           <w:sz w:val="28"/>
           <w:szCs w:val="28"/>
           <w:lang w:eastAsia="hu-HU"/>
         </w:rPr>
       </w:pPr>
-      <w:hyperlink w:anchor="_Toc224033810" w:history="1">
+      <w:hyperlink w:anchor="_Toc229231576" w:history="1">
         <w:r>
           <w:rPr>
             <w:rStyle w:val="Hiperhivatkozs"/>
@@ -681,12 +913,100 @@
             <w:sz w:val="28"/>
             <w:szCs w:val="24"/>
           </w:rPr>
-          <w:t>Villamos tervezés, és környezet fizikai felépítése</w:t>
-        </w:r>
-        <w:r>
-          <w:rPr>
+          <w:t>Munkaprogram</w:t>
+        </w:r>
+        <w:r>
+          <w:rPr>
+            <w:noProof/>
+            <w:webHidden/>
+            <w:sz w:val="28"/>
+            <w:szCs w:val="24"/>
+          </w:rPr>
+          <w:tab/>
+        </w:r>
+        <w:r>
+          <w:rPr>
+            <w:noProof/>
+            <w:webHidden/>
+            <w:sz w:val="28"/>
+            <w:szCs w:val="24"/>
+          </w:rPr>
+          <w:fldChar w:fldCharType="begin"/>
+        </w:r>
+        <w:r>
+          <w:rPr>
+            <w:noProof/>
+            <w:webHidden/>
+            <w:sz w:val="28"/>
+            <w:szCs w:val="24"/>
+          </w:rPr>
+          <w:instrText xml:space="preserve"> PAGEREF _Toc229231576 \h </w:instrText>
+        </w:r>
+        <w:r>
+          <w:rPr>
+            <w:noProof/>
+            <w:webHidden/>
+            <w:sz w:val="28"/>
+            <w:szCs w:val="24"/>
+          </w:rPr>
+        </w:r>
+        <w:r>
+          <w:rPr>
+            <w:noProof/>
+            <w:webHidden/>
+            <w:sz w:val="28"/>
+            <w:szCs w:val="24"/>
+          </w:rPr>
+          <w:fldChar w:fldCharType="separate"/>
+        </w:r>
+        <w:r>
+          <w:rPr>
+            <w:noProof/>
+            <w:webHidden/>
+            <w:sz w:val="28"/>
+            <w:szCs w:val="24"/>
+          </w:rPr>
+          <w:t>7</w:t>
+        </w:r>
+        <w:r>
+          <w:rPr>
+            <w:noProof/>
+            <w:webHidden/>
+            <w:sz w:val="28"/>
+            <w:szCs w:val="24"/>
+          </w:rPr>
+          <w:fldChar w:fldCharType="end"/>
+        </w:r>
+      </w:hyperlink>
+    </w:p>
+    <w:p>
+      <w:pPr>
+        <w:pStyle w:val="TJ1"/>
+        <w:tabs>
+          <w:tab w:val="right" w:leader="underscore" w:pos="9062"/>
+        </w:tabs>
+        <w:rPr>
+          <w:rFonts w:eastAsiaTheme="minorEastAsia" w:cstheme="minorBidi"/>
+          <w:noProof/>
+          <w:sz w:val="28"/>
+          <w:szCs w:val="28"/>
+          <w:lang w:eastAsia="hu-HU"/>
+        </w:rPr>
+      </w:pPr>
+      <w:hyperlink w:anchor="_Toc229231577" w:history="1">
+        <w:r>
+          <w:rPr>
+            <w:rStyle w:val="Hiperhivatkozs"/>
             <w:rFonts w:ascii="Arial" w:hAnsi="Arial" w:cs="Arial"/>
             <w:noProof/>
+            <w:sz w:val="28"/>
+            <w:szCs w:val="24"/>
+          </w:rPr>
+          <w:t>Biztonságtechnika</w:t>
+        </w:r>
+        <w:r>
+          <w:rPr>
+            <w:noProof/>
             <w:webHidden/>
             <w:sz w:val="28"/>
             <w:szCs w:val="24"/>
@@ -695,7 +1015,6 @@
         </w:r>
         <w:r>
           <w:rPr>
-            <w:rFonts w:ascii="Arial" w:hAnsi="Arial" w:cs="Arial"/>
             <w:noProof/>
             <w:webHidden/>
             <w:sz w:val="28"/>
@@ -705,26 +1024,23 @@
         </w:r>
         <w:r>
           <w:rPr>
-            <w:rFonts w:ascii="Arial" w:hAnsi="Arial" w:cs="Arial"/>
-            <w:noProof/>
-            <w:webHidden/>
-            <w:sz w:val="28"/>
-            <w:szCs w:val="24"/>
-          </w:rPr>
-          <w:instrText xml:space="preserve"> PAGEREF _Toc224033810 \h </w:instrText>
-        </w:r>
-        <w:r>
-          <w:rPr>
-            <w:rFonts w:ascii="Arial" w:hAnsi="Arial" w:cs="Arial"/>
-            <w:noProof/>
-            <w:webHidden/>
-            <w:sz w:val="28"/>
-            <w:szCs w:val="24"/>
-          </w:rPr>
-        </w:r>
-        <w:r>
-          <w:rPr>
-            <w:rFonts w:ascii="Arial" w:hAnsi="Arial" w:cs="Arial"/>
+            <w:noProof/>
+            <w:webHidden/>
+            <w:sz w:val="28"/>
+            <w:szCs w:val="24"/>
+          </w:rPr>
+          <w:instrText xml:space="preserve"> PAGEREF _Toc229231577 \h </w:instrText>
+        </w:r>
+        <w:r>
+          <w:rPr>
+            <w:noProof/>
+            <w:webHidden/>
+            <w:sz w:val="28"/>
+            <w:szCs w:val="24"/>
+          </w:rPr>
+        </w:r>
+        <w:r>
+          <w:rPr>
             <w:noProof/>
             <w:webHidden/>
             <w:sz w:val="28"/>
@@ -734,17 +1050,15 @@
         </w:r>
         <w:r>
           <w:rPr>
-            <w:rFonts w:ascii="Arial" w:hAnsi="Arial" w:cs="Arial"/>
-            <w:noProof/>
-            <w:webHidden/>
-            <w:sz w:val="28"/>
-            <w:szCs w:val="24"/>
-          </w:rPr>
-          <w:t>5</w:t>
-        </w:r>
-        <w:r>
-          <w:rPr>
-            <w:rFonts w:ascii="Arial" w:hAnsi="Arial" w:cs="Arial"/>
+            <w:noProof/>
+            <w:webHidden/>
+            <w:sz w:val="28"/>
+            <w:szCs w:val="24"/>
+          </w:rPr>
+          <w:t>8</w:t>
+        </w:r>
+        <w:r>
+          <w:rPr>
             <w:noProof/>
             <w:webHidden/>
             <w:sz w:val="28"/>
@@ -761,14 +1075,14 @@
           <w:tab w:val="right" w:leader="underscore" w:pos="9062"/>
         </w:tabs>
         <w:rPr>
-          <w:rFonts w:ascii="Arial" w:eastAsiaTheme="minorEastAsia" w:hAnsi="Arial" w:cs="Arial"/>
+          <w:rFonts w:eastAsiaTheme="minorEastAsia" w:cstheme="minorBidi"/>
           <w:noProof/>
           <w:sz w:val="28"/>
           <w:szCs w:val="28"/>
           <w:lang w:eastAsia="hu-HU"/>
         </w:rPr>
       </w:pPr>
-      <w:hyperlink w:anchor="_Toc224033811" w:history="1">
+      <w:hyperlink w:anchor="_Toc229231578" w:history="1">
         <w:r>
           <w:rPr>
             <w:rStyle w:val="Hiperhivatkozs"/>
@@ -777,11 +1091,10 @@
             <w:sz w:val="28"/>
             <w:szCs w:val="24"/>
           </w:rPr>
-          <w:t>Keret/ketrec</w:t>
-        </w:r>
-        <w:r>
-          <w:rPr>
-            <w:rFonts w:ascii="Arial" w:hAnsi="Arial" w:cs="Arial"/>
+          <w:t>Védelmi rendszer</w:t>
+        </w:r>
+        <w:r>
+          <w:rPr>
             <w:noProof/>
             <w:webHidden/>
             <w:sz w:val="28"/>
@@ -791,7 +1104,6 @@
         </w:r>
         <w:r>
           <w:rPr>
-            <w:rFonts w:ascii="Arial" w:hAnsi="Arial" w:cs="Arial"/>
             <w:noProof/>
             <w:webHidden/>
             <w:sz w:val="28"/>
@@ -801,26 +1113,23 @@
         </w:r>
         <w:r>
           <w:rPr>
-            <w:rFonts w:ascii="Arial" w:hAnsi="Arial" w:cs="Arial"/>
-            <w:noProof/>
-            <w:webHidden/>
-            <w:sz w:val="28"/>
-            <w:szCs w:val="24"/>
-          </w:rPr>
-          <w:instrText xml:space="preserve"> PAGEREF _Toc224033811 \h </w:instrText>
-        </w:r>
-        <w:r>
-          <w:rPr>
-            <w:rFonts w:ascii="Arial" w:hAnsi="Arial" w:cs="Arial"/>
-            <w:noProof/>
-            <w:webHidden/>
-            <w:sz w:val="28"/>
-            <w:szCs w:val="24"/>
-          </w:rPr>
-        </w:r>
-        <w:r>
-          <w:rPr>
-            <w:rFonts w:ascii="Arial" w:hAnsi="Arial" w:cs="Arial"/>
+            <w:noProof/>
+            <w:webHidden/>
+            <w:sz w:val="28"/>
+            <w:szCs w:val="24"/>
+          </w:rPr>
+          <w:instrText xml:space="preserve"> PAGEREF _Toc229231578 \h </w:instrText>
+        </w:r>
+        <w:r>
+          <w:rPr>
+            <w:noProof/>
+            <w:webHidden/>
+            <w:sz w:val="28"/>
+            <w:szCs w:val="24"/>
+          </w:rPr>
+        </w:r>
+        <w:r>
+          <w:rPr>
             <w:noProof/>
             <w:webHidden/>
             <w:sz w:val="28"/>
@@ -830,17 +1139,15 @@
         </w:r>
         <w:r>
           <w:rPr>
-            <w:rFonts w:ascii="Arial" w:hAnsi="Arial" w:cs="Arial"/>
-            <w:noProof/>
-            <w:webHidden/>
-            <w:sz w:val="28"/>
-            <w:szCs w:val="24"/>
-          </w:rPr>
-          <w:t>5</w:t>
-        </w:r>
-        <w:r>
-          <w:rPr>
-            <w:rFonts w:ascii="Arial" w:hAnsi="Arial" w:cs="Arial"/>
+            <w:noProof/>
+            <w:webHidden/>
+            <w:sz w:val="28"/>
+            <w:szCs w:val="24"/>
+          </w:rPr>
+          <w:t>8</w:t>
+        </w:r>
+        <w:r>
+          <w:rPr>
             <w:noProof/>
             <w:webHidden/>
             <w:sz w:val="28"/>
@@ -857,14 +1164,14 @@
           <w:tab w:val="right" w:leader="underscore" w:pos="9062"/>
         </w:tabs>
         <w:rPr>
-          <w:rFonts w:ascii="Arial" w:eastAsiaTheme="minorEastAsia" w:hAnsi="Arial" w:cs="Arial"/>
+          <w:rFonts w:eastAsiaTheme="minorEastAsia" w:cstheme="minorBidi"/>
           <w:noProof/>
           <w:sz w:val="28"/>
           <w:szCs w:val="28"/>
           <w:lang w:eastAsia="hu-HU"/>
         </w:rPr>
       </w:pPr>
-      <w:hyperlink w:anchor="_Toc224033812" w:history="1">
+      <w:hyperlink w:anchor="_Toc229231579" w:history="1">
         <w:r>
           <w:rPr>
             <w:rStyle w:val="Hiperhivatkozs"/>
@@ -873,11 +1180,10 @@
             <w:sz w:val="28"/>
             <w:szCs w:val="24"/>
           </w:rPr>
-          <w:t>Villamos szekrény</w:t>
-        </w:r>
-        <w:r>
-          <w:rPr>
-            <w:rFonts w:ascii="Arial" w:hAnsi="Arial" w:cs="Arial"/>
+          <w:t>Szabványok</w:t>
+        </w:r>
+        <w:r>
+          <w:rPr>
             <w:noProof/>
             <w:webHidden/>
             <w:sz w:val="28"/>
@@ -887,7 +1193,6 @@
         </w:r>
         <w:r>
           <w:rPr>
-            <w:rFonts w:ascii="Arial" w:hAnsi="Arial" w:cs="Arial"/>
             <w:noProof/>
             <w:webHidden/>
             <w:sz w:val="28"/>
@@ -897,26 +1202,23 @@
         </w:r>
         <w:r>
           <w:rPr>
-            <w:rFonts w:ascii="Arial" w:hAnsi="Arial" w:cs="Arial"/>
-            <w:noProof/>
-            <w:webHidden/>
-            <w:sz w:val="28"/>
-            <w:szCs w:val="24"/>
-          </w:rPr>
-          <w:instrText xml:space="preserve"> PAGEREF _Toc224033812 \h </w:instrText>
-        </w:r>
-        <w:r>
-          <w:rPr>
-            <w:rFonts w:ascii="Arial" w:hAnsi="Arial" w:cs="Arial"/>
-            <w:noProof/>
-            <w:webHidden/>
-            <w:sz w:val="28"/>
-            <w:szCs w:val="24"/>
-          </w:rPr>
-        </w:r>
-        <w:r>
-          <w:rPr>
-            <w:rFonts w:ascii="Arial" w:hAnsi="Arial" w:cs="Arial"/>
+            <w:noProof/>
+            <w:webHidden/>
+            <w:sz w:val="28"/>
+            <w:szCs w:val="24"/>
+          </w:rPr>
+          <w:instrText xml:space="preserve"> PAGEREF _Toc229231579 \h </w:instrText>
+        </w:r>
+        <w:r>
+          <w:rPr>
+            <w:noProof/>
+            <w:webHidden/>
+            <w:sz w:val="28"/>
+            <w:szCs w:val="24"/>
+          </w:rPr>
+        </w:r>
+        <w:r>
+          <w:rPr>
             <w:noProof/>
             <w:webHidden/>
             <w:sz w:val="28"/>
@@ -926,17 +1228,15 @@
         </w:r>
         <w:r>
           <w:rPr>
-            <w:rFonts w:ascii="Arial" w:hAnsi="Arial" w:cs="Arial"/>
-            <w:noProof/>
-            <w:webHidden/>
-            <w:sz w:val="28"/>
-            <w:szCs w:val="24"/>
-          </w:rPr>
-          <w:t>5</w:t>
-        </w:r>
-        <w:r>
-          <w:rPr>
-            <w:rFonts w:ascii="Arial" w:hAnsi="Arial" w:cs="Arial"/>
+            <w:noProof/>
+            <w:webHidden/>
+            <w:sz w:val="28"/>
+            <w:szCs w:val="24"/>
+          </w:rPr>
+          <w:t>9</w:t>
+        </w:r>
+        <w:r>
+          <w:rPr>
             <w:noProof/>
             <w:webHidden/>
             <w:sz w:val="28"/>
@@ -948,32 +1248,30 @@
     </w:p>
     <w:p>
       <w:pPr>
-        <w:pStyle w:val="TJ2"/>
+        <w:pStyle w:val="TJ1"/>
         <w:tabs>
           <w:tab w:val="right" w:leader="underscore" w:pos="9062"/>
         </w:tabs>
         <w:rPr>
-          <w:rFonts w:ascii="Arial" w:eastAsiaTheme="minorEastAsia" w:hAnsi="Arial" w:cs="Arial"/>
+          <w:rFonts w:eastAsiaTheme="minorEastAsia" w:cstheme="minorBidi"/>
           <w:noProof/>
           <w:sz w:val="28"/>
           <w:szCs w:val="28"/>
           <w:lang w:eastAsia="hu-HU"/>
         </w:rPr>
       </w:pPr>
-      <w:hyperlink w:anchor="_Toc224033813" w:history="1">
+      <w:hyperlink w:anchor="_Toc229231580" w:history="1">
         <w:r>
           <w:rPr>
             <w:rStyle w:val="Hiperhivatkozs"/>
-            <w:rFonts w:ascii="Arial" w:hAnsi="Arial" w:cs="Arial"/>
-            <w:noProof/>
-            <w:sz w:val="28"/>
-            <w:szCs w:val="24"/>
-          </w:rPr>
-          <w:t>Kábelezés</w:t>
-        </w:r>
-        <w:r>
-          <w:rPr>
-            <w:rFonts w:ascii="Arial" w:hAnsi="Arial" w:cs="Arial"/>
+            <w:noProof/>
+            <w:sz w:val="28"/>
+            <w:szCs w:val="24"/>
+          </w:rPr>
+          <w:t>Végszó:</w:t>
+        </w:r>
+        <w:r>
+          <w:rPr>
             <w:noProof/>
             <w:webHidden/>
             <w:sz w:val="28"/>
@@ -983,7 +1281,6 @@
         </w:r>
         <w:r>
           <w:rPr>
-            <w:rFonts w:ascii="Arial" w:hAnsi="Arial" w:cs="Arial"/>
             <w:noProof/>
             <w:webHidden/>
             <w:sz w:val="28"/>
@@ -993,26 +1290,23 @@
         </w:r>
         <w:r>
           <w:rPr>
-            <w:rFonts w:ascii="Arial" w:hAnsi="Arial" w:cs="Arial"/>
-            <w:noProof/>
-            <w:webHidden/>
-            <w:sz w:val="28"/>
-            <w:szCs w:val="24"/>
-          </w:rPr>
-          <w:instrText xml:space="preserve"> PAGEREF _Toc224033813 \h </w:instrText>
-        </w:r>
-        <w:r>
-          <w:rPr>
-            <w:rFonts w:ascii="Arial" w:hAnsi="Arial" w:cs="Arial"/>
-            <w:noProof/>
-            <w:webHidden/>
-            <w:sz w:val="28"/>
-            <w:szCs w:val="24"/>
-          </w:rPr>
-        </w:r>
-        <w:r>
-          <w:rPr>
-            <w:rFonts w:ascii="Arial" w:hAnsi="Arial" w:cs="Arial"/>
+            <w:noProof/>
+            <w:webHidden/>
+            <w:sz w:val="28"/>
+            <w:szCs w:val="24"/>
+          </w:rPr>
+          <w:instrText xml:space="preserve"> PAGEREF _Toc229231580 \h </w:instrText>
+        </w:r>
+        <w:r>
+          <w:rPr>
+            <w:noProof/>
+            <w:webHidden/>
+            <w:sz w:val="28"/>
+            <w:szCs w:val="24"/>
+          </w:rPr>
+        </w:r>
+        <w:r>
+          <w:rPr>
             <w:noProof/>
             <w:webHidden/>
             <w:sz w:val="28"/>
@@ -1022,17 +1316,15 @@
         </w:r>
         <w:r>
           <w:rPr>
-            <w:rFonts w:ascii="Arial" w:hAnsi="Arial" w:cs="Arial"/>
-            <w:noProof/>
-            <w:webHidden/>
-            <w:sz w:val="28"/>
-            <w:szCs w:val="24"/>
-          </w:rPr>
-          <w:t>5</w:t>
-        </w:r>
-        <w:r>
-          <w:rPr>
-            <w:rFonts w:ascii="Arial" w:hAnsi="Arial" w:cs="Arial"/>
+            <w:noProof/>
+            <w:webHidden/>
+            <w:sz w:val="28"/>
+            <w:szCs w:val="24"/>
+          </w:rPr>
+          <w:t>9</w:t>
+        </w:r>
+        <w:r>
+          <w:rPr>
             <w:noProof/>
             <w:webHidden/>
             <w:sz w:val="28"/>
@@ -1049,27 +1341,25 @@
           <w:tab w:val="right" w:leader="underscore" w:pos="9062"/>
         </w:tabs>
         <w:rPr>
-          <w:rFonts w:ascii="Arial" w:eastAsiaTheme="minorEastAsia" w:hAnsi="Arial" w:cs="Arial"/>
+          <w:rFonts w:eastAsiaTheme="minorEastAsia" w:cstheme="minorBidi"/>
           <w:noProof/>
           <w:sz w:val="28"/>
           <w:szCs w:val="28"/>
           <w:lang w:eastAsia="hu-HU"/>
         </w:rPr>
       </w:pPr>
-      <w:hyperlink w:anchor="_Toc224033814" w:history="1">
+      <w:hyperlink w:anchor="_Toc229231581" w:history="1">
         <w:r>
           <w:rPr>
             <w:rStyle w:val="Hiperhivatkozs"/>
-            <w:rFonts w:ascii="Arial" w:hAnsi="Arial" w:cs="Arial"/>
-            <w:noProof/>
-            <w:sz w:val="28"/>
-            <w:szCs w:val="24"/>
-          </w:rPr>
-          <w:t>3D szimuláció</w:t>
-        </w:r>
-        <w:r>
-          <w:rPr>
-            <w:rFonts w:ascii="Arial" w:hAnsi="Arial" w:cs="Arial"/>
+            <w:noProof/>
+            <w:sz w:val="28"/>
+            <w:szCs w:val="24"/>
+          </w:rPr>
+          <w:t>Ábrajegyzék</w:t>
+        </w:r>
+        <w:r>
+          <w:rPr>
             <w:noProof/>
             <w:webHidden/>
             <w:sz w:val="28"/>
@@ -1079,7 +1369,6 @@
         </w:r>
         <w:r>
           <w:rPr>
-            <w:rFonts w:ascii="Arial" w:hAnsi="Arial" w:cs="Arial"/>
             <w:noProof/>
             <w:webHidden/>
             <w:sz w:val="28"/>
@@ -1089,26 +1378,23 @@
         </w:r>
         <w:r>
           <w:rPr>
-            <w:rFonts w:ascii="Arial" w:hAnsi="Arial" w:cs="Arial"/>
-            <w:noProof/>
-            <w:webHidden/>
-            <w:sz w:val="28"/>
-            <w:szCs w:val="24"/>
-          </w:rPr>
-          <w:instrText xml:space="preserve"> PAGEREF _Toc224033814 \h </w:instrText>
-        </w:r>
-        <w:r>
-          <w:rPr>
-            <w:rFonts w:ascii="Arial" w:hAnsi="Arial" w:cs="Arial"/>
-            <w:noProof/>
-            <w:webHidden/>
-            <w:sz w:val="28"/>
-            <w:szCs w:val="24"/>
-          </w:rPr>
-        </w:r>
-        <w:r>
-          <w:rPr>
-            <w:rFonts w:ascii="Arial" w:hAnsi="Arial" w:cs="Arial"/>
+            <w:noProof/>
+            <w:webHidden/>
+            <w:sz w:val="28"/>
+            <w:szCs w:val="24"/>
+          </w:rPr>
+          <w:instrText xml:space="preserve"> PAGEREF _Toc229231581 \h </w:instrText>
+        </w:r>
+        <w:r>
+          <w:rPr>
+            <w:noProof/>
+            <w:webHidden/>
+            <w:sz w:val="28"/>
+            <w:szCs w:val="24"/>
+          </w:rPr>
+        </w:r>
+        <w:r>
+          <w:rPr>
             <w:noProof/>
             <w:webHidden/>
             <w:sz w:val="28"/>
@@ -1118,17 +1404,15 @@
         </w:r>
         <w:r>
           <w:rPr>
-            <w:rFonts w:ascii="Arial" w:hAnsi="Arial" w:cs="Arial"/>
-            <w:noProof/>
-            <w:webHidden/>
-            <w:sz w:val="28"/>
-            <w:szCs w:val="24"/>
-          </w:rPr>
-          <w:t>5</w:t>
-        </w:r>
-        <w:r>
-          <w:rPr>
-            <w:rFonts w:ascii="Arial" w:hAnsi="Arial" w:cs="Arial"/>
+            <w:noProof/>
+            <w:webHidden/>
+            <w:sz w:val="28"/>
+            <w:szCs w:val="24"/>
+          </w:rPr>
+          <w:t>10</w:t>
+        </w:r>
+        <w:r>
+          <w:rPr>
             <w:noProof/>
             <w:webHidden/>
             <w:sz w:val="28"/>
@@ -1145,27 +1429,25 @@
           <w:tab w:val="right" w:leader="underscore" w:pos="9062"/>
         </w:tabs>
         <w:rPr>
-          <w:rFonts w:ascii="Arial" w:eastAsiaTheme="minorEastAsia" w:hAnsi="Arial" w:cs="Arial"/>
+          <w:rFonts w:eastAsiaTheme="minorEastAsia" w:cstheme="minorBidi"/>
           <w:noProof/>
           <w:sz w:val="28"/>
           <w:szCs w:val="28"/>
           <w:lang w:eastAsia="hu-HU"/>
         </w:rPr>
       </w:pPr>
-      <w:hyperlink w:anchor="_Toc224033815" w:history="1">
+      <w:hyperlink w:anchor="_Toc229231582" w:history="1">
         <w:r>
           <w:rPr>
             <w:rStyle w:val="Hiperhivatkozs"/>
-            <w:rFonts w:ascii="Arial" w:hAnsi="Arial" w:cs="Arial"/>
-            <w:noProof/>
-            <w:sz w:val="28"/>
-            <w:szCs w:val="24"/>
-          </w:rPr>
-          <w:t>Munkaprogram</w:t>
-        </w:r>
-        <w:r>
-          <w:rPr>
-            <w:rFonts w:ascii="Arial" w:hAnsi="Arial" w:cs="Arial"/>
+            <w:noProof/>
+            <w:sz w:val="28"/>
+            <w:szCs w:val="24"/>
+          </w:rPr>
+          <w:t>Források:</w:t>
+        </w:r>
+        <w:r>
+          <w:rPr>
             <w:noProof/>
             <w:webHidden/>
             <w:sz w:val="28"/>
@@ -1175,7 +1457,6 @@
         </w:r>
         <w:r>
           <w:rPr>
-            <w:rFonts w:ascii="Arial" w:hAnsi="Arial" w:cs="Arial"/>
             <w:noProof/>
             <w:webHidden/>
             <w:sz w:val="28"/>
@@ -1185,26 +1466,23 @@
         </w:r>
         <w:r>
           <w:rPr>
-            <w:rFonts w:ascii="Arial" w:hAnsi="Arial" w:cs="Arial"/>
-            <w:noProof/>
-            <w:webHidden/>
-            <w:sz w:val="28"/>
-            <w:szCs w:val="24"/>
-          </w:rPr>
-          <w:instrText xml:space="preserve"> PAGEREF _Toc224033815 \h </w:instrText>
-        </w:r>
-        <w:r>
-          <w:rPr>
-            <w:rFonts w:ascii="Arial" w:hAnsi="Arial" w:cs="Arial"/>
-            <w:noProof/>
-            <w:webHidden/>
-            <w:sz w:val="28"/>
-            <w:szCs w:val="24"/>
-          </w:rPr>
-        </w:r>
-        <w:r>
-          <w:rPr>
-            <w:rFonts w:ascii="Arial" w:hAnsi="Arial" w:cs="Arial"/>
+            <w:noProof/>
+            <w:webHidden/>
+            <w:sz w:val="28"/>
+            <w:szCs w:val="24"/>
+          </w:rPr>
+          <w:instrText xml:space="preserve"> PAGEREF _Toc229231582 \h </w:instrText>
+        </w:r>
+        <w:r>
+          <w:rPr>
+            <w:noProof/>
+            <w:webHidden/>
+            <w:sz w:val="28"/>
+            <w:szCs w:val="24"/>
+          </w:rPr>
+        </w:r>
+        <w:r>
+          <w:rPr>
             <w:noProof/>
             <w:webHidden/>
             <w:sz w:val="28"/>
@@ -1214,17 +1492,15 @@
         </w:r>
         <w:r>
           <w:rPr>
-            <w:rFonts w:ascii="Arial" w:hAnsi="Arial" w:cs="Arial"/>
-            <w:noProof/>
-            <w:webHidden/>
-            <w:sz w:val="28"/>
-            <w:szCs w:val="24"/>
-          </w:rPr>
-          <w:t>5</w:t>
-        </w:r>
-        <w:r>
-          <w:rPr>
-            <w:rFonts w:ascii="Arial" w:hAnsi="Arial" w:cs="Arial"/>
+            <w:noProof/>
+            <w:webHidden/>
+            <w:sz w:val="28"/>
+            <w:szCs w:val="24"/>
+          </w:rPr>
+          <w:t>11</w:t>
+        </w:r>
+        <w:r>
+          <w:rPr>
             <w:noProof/>
             <w:webHidden/>
             <w:sz w:val="28"/>
@@ -1236,328 +1512,24 @@
     </w:p>
     <w:p>
       <w:pPr>
-        <w:pStyle w:val="TJ1"/>
-        <w:tabs>
-          <w:tab w:val="right" w:leader="underscore" w:pos="9062"/>
-        </w:tabs>
-        <w:rPr>
-          <w:rFonts w:ascii="Arial" w:eastAsiaTheme="minorEastAsia" w:hAnsi="Arial" w:cs="Arial"/>
-          <w:noProof/>
-          <w:sz w:val="28"/>
+        <w:rPr>
+          <w:rFonts w:ascii="Arial" w:hAnsi="Arial" w:cs="Arial"/>
+        </w:rPr>
+      </w:pPr>
+      <w:r>
+        <w:rPr>
+          <w:rFonts w:ascii="Arial" w:hAnsi="Arial" w:cs="Arial"/>
+          <w:sz w:val="32"/>
           <w:szCs w:val="28"/>
-          <w:lang w:eastAsia="hu-HU"/>
-        </w:rPr>
-      </w:pPr>
-      <w:hyperlink w:anchor="_Toc224033816" w:history="1">
-        <w:r>
-          <w:rPr>
-            <w:rStyle w:val="Hiperhivatkozs"/>
-            <w:rFonts w:ascii="Arial" w:hAnsi="Arial" w:cs="Arial"/>
-            <w:noProof/>
-            <w:sz w:val="28"/>
-            <w:szCs w:val="24"/>
-          </w:rPr>
-          <w:t>Biztonságtechnika</w:t>
-        </w:r>
-        <w:r>
-          <w:rPr>
-            <w:rFonts w:ascii="Arial" w:hAnsi="Arial" w:cs="Arial"/>
-            <w:noProof/>
-            <w:webHidden/>
-            <w:sz w:val="28"/>
-            <w:szCs w:val="24"/>
-          </w:rPr>
-          <w:tab/>
-        </w:r>
-        <w:r>
-          <w:rPr>
-            <w:rFonts w:ascii="Arial" w:hAnsi="Arial" w:cs="Arial"/>
-            <w:noProof/>
-            <w:webHidden/>
-            <w:sz w:val="28"/>
-            <w:szCs w:val="24"/>
-          </w:rPr>
-          <w:fldChar w:fldCharType="begin"/>
-        </w:r>
-        <w:r>
-          <w:rPr>
-            <w:rFonts w:ascii="Arial" w:hAnsi="Arial" w:cs="Arial"/>
-            <w:noProof/>
-            <w:webHidden/>
-            <w:sz w:val="28"/>
-            <w:szCs w:val="24"/>
-          </w:rPr>
-          <w:instrText xml:space="preserve"> PAGEREF _Toc224033816 \h </w:instrText>
-        </w:r>
-        <w:r>
-          <w:rPr>
-            <w:rFonts w:ascii="Arial" w:hAnsi="Arial" w:cs="Arial"/>
-            <w:noProof/>
-            <w:webHidden/>
-            <w:sz w:val="28"/>
-            <w:szCs w:val="24"/>
-          </w:rPr>
-        </w:r>
-        <w:r>
-          <w:rPr>
-            <w:rFonts w:ascii="Arial" w:hAnsi="Arial" w:cs="Arial"/>
-            <w:noProof/>
-            <w:webHidden/>
-            <w:sz w:val="28"/>
-            <w:szCs w:val="24"/>
-          </w:rPr>
-          <w:fldChar w:fldCharType="separate"/>
-        </w:r>
-        <w:r>
-          <w:rPr>
-            <w:rFonts w:ascii="Arial" w:hAnsi="Arial" w:cs="Arial"/>
-            <w:noProof/>
-            <w:webHidden/>
-            <w:sz w:val="28"/>
-            <w:szCs w:val="24"/>
-          </w:rPr>
-          <w:t>5</w:t>
-        </w:r>
-        <w:r>
-          <w:rPr>
-            <w:rFonts w:ascii="Arial" w:hAnsi="Arial" w:cs="Arial"/>
-            <w:noProof/>
-            <w:webHidden/>
-            <w:sz w:val="28"/>
-            <w:szCs w:val="24"/>
-          </w:rPr>
-          <w:fldChar w:fldCharType="end"/>
-        </w:r>
-      </w:hyperlink>
-    </w:p>
-    <w:p>
-      <w:pPr>
-        <w:pStyle w:val="TJ2"/>
-        <w:tabs>
-          <w:tab w:val="right" w:leader="underscore" w:pos="9062"/>
-        </w:tabs>
-        <w:rPr>
-          <w:rFonts w:ascii="Arial" w:eastAsiaTheme="minorEastAsia" w:hAnsi="Arial" w:cs="Arial"/>
-          <w:noProof/>
-          <w:sz w:val="28"/>
-          <w:szCs w:val="28"/>
-          <w:lang w:eastAsia="hu-HU"/>
-        </w:rPr>
-      </w:pPr>
-      <w:hyperlink w:anchor="_Toc224033817" w:history="1">
-        <w:r>
-          <w:rPr>
-            <w:rStyle w:val="Hiperhivatkozs"/>
-            <w:rFonts w:ascii="Arial" w:hAnsi="Arial" w:cs="Arial"/>
-            <w:noProof/>
-            <w:sz w:val="28"/>
-            <w:szCs w:val="24"/>
-          </w:rPr>
-          <w:t>Védelmi rendszer</w:t>
-        </w:r>
-        <w:r>
-          <w:rPr>
-            <w:rFonts w:ascii="Arial" w:hAnsi="Arial" w:cs="Arial"/>
-            <w:noProof/>
-            <w:webHidden/>
-            <w:sz w:val="28"/>
-            <w:szCs w:val="24"/>
-          </w:rPr>
-          <w:tab/>
-        </w:r>
-        <w:r>
-          <w:rPr>
-            <w:rFonts w:ascii="Arial" w:hAnsi="Arial" w:cs="Arial"/>
-            <w:noProof/>
-            <w:webHidden/>
-            <w:sz w:val="28"/>
-            <w:szCs w:val="24"/>
-          </w:rPr>
-          <w:fldChar w:fldCharType="begin"/>
-        </w:r>
-        <w:r>
-          <w:rPr>
-            <w:rFonts w:ascii="Arial" w:hAnsi="Arial" w:cs="Arial"/>
-            <w:noProof/>
-            <w:webHidden/>
-            <w:sz w:val="28"/>
-            <w:szCs w:val="24"/>
-          </w:rPr>
-          <w:instrText xml:space="preserve"> PAGEREF _Toc224033817 \h </w:instrText>
-        </w:r>
-        <w:r>
-          <w:rPr>
-            <w:rFonts w:ascii="Arial" w:hAnsi="Arial" w:cs="Arial"/>
-            <w:noProof/>
-            <w:webHidden/>
-            <w:sz w:val="28"/>
-            <w:szCs w:val="24"/>
-          </w:rPr>
-        </w:r>
-        <w:r>
-          <w:rPr>
-            <w:rFonts w:ascii="Arial" w:hAnsi="Arial" w:cs="Arial"/>
-            <w:noProof/>
-            <w:webHidden/>
-            <w:sz w:val="28"/>
-            <w:szCs w:val="24"/>
-          </w:rPr>
-          <w:fldChar w:fldCharType="separate"/>
-        </w:r>
-        <w:r>
-          <w:rPr>
-            <w:rFonts w:ascii="Arial" w:hAnsi="Arial" w:cs="Arial"/>
-            <w:noProof/>
-            <w:webHidden/>
-            <w:sz w:val="28"/>
-            <w:szCs w:val="24"/>
-          </w:rPr>
-          <w:t>5</w:t>
-        </w:r>
-        <w:r>
-          <w:rPr>
-            <w:rFonts w:ascii="Arial" w:hAnsi="Arial" w:cs="Arial"/>
-            <w:noProof/>
-            <w:webHidden/>
-            <w:sz w:val="28"/>
-            <w:szCs w:val="24"/>
-          </w:rPr>
-          <w:fldChar w:fldCharType="end"/>
-        </w:r>
-      </w:hyperlink>
-    </w:p>
-    <w:p>
-      <w:pPr>
-        <w:pStyle w:val="TJ2"/>
-        <w:tabs>
-          <w:tab w:val="right" w:leader="underscore" w:pos="9062"/>
-        </w:tabs>
-        <w:rPr>
-          <w:rFonts w:ascii="Arial" w:eastAsiaTheme="minorEastAsia" w:hAnsi="Arial" w:cs="Arial"/>
-          <w:noProof/>
-          <w:sz w:val="28"/>
-          <w:szCs w:val="28"/>
-          <w:lang w:eastAsia="hu-HU"/>
-        </w:rPr>
-      </w:pPr>
-      <w:hyperlink w:anchor="_Toc224033818" w:history="1">
-        <w:r>
-          <w:rPr>
-            <w:rStyle w:val="Hiperhivatkozs"/>
-            <w:rFonts w:ascii="Arial" w:hAnsi="Arial" w:cs="Arial"/>
-            <w:noProof/>
-            <w:sz w:val="28"/>
-            <w:szCs w:val="24"/>
-          </w:rPr>
-          <w:t>Szabványok</w:t>
-        </w:r>
-        <w:r>
-          <w:rPr>
-            <w:rFonts w:ascii="Arial" w:hAnsi="Arial" w:cs="Arial"/>
-            <w:noProof/>
-            <w:webHidden/>
-            <w:sz w:val="28"/>
-            <w:szCs w:val="24"/>
-          </w:rPr>
-          <w:tab/>
-        </w:r>
-        <w:r>
-          <w:rPr>
-            <w:rFonts w:ascii="Arial" w:hAnsi="Arial" w:cs="Arial"/>
-            <w:noProof/>
-            <w:webHidden/>
-            <w:sz w:val="28"/>
-            <w:szCs w:val="24"/>
-          </w:rPr>
-          <w:fldChar w:fldCharType="begin"/>
-        </w:r>
-        <w:r>
-          <w:rPr>
-            <w:rFonts w:ascii="Arial" w:hAnsi="Arial" w:cs="Arial"/>
-            <w:noProof/>
-            <w:webHidden/>
-            <w:sz w:val="28"/>
-            <w:szCs w:val="24"/>
-          </w:rPr>
-          <w:instrText xml:space="preserve"> PAGEREF _Toc224033818 \h </w:instrText>
-        </w:r>
-        <w:r>
-          <w:rPr>
-            <w:rFonts w:ascii="Arial" w:hAnsi="Arial" w:cs="Arial"/>
-            <w:noProof/>
-            <w:webHidden/>
-            <w:sz w:val="28"/>
-            <w:szCs w:val="24"/>
-          </w:rPr>
-        </w:r>
-        <w:r>
-          <w:rPr>
-            <w:rFonts w:ascii="Arial" w:hAnsi="Arial" w:cs="Arial"/>
-            <w:noProof/>
-            <w:webHidden/>
-            <w:sz w:val="28"/>
-            <w:szCs w:val="24"/>
-          </w:rPr>
-          <w:fldChar w:fldCharType="separate"/>
-        </w:r>
-        <w:r>
-          <w:rPr>
-            <w:rFonts w:ascii="Arial" w:hAnsi="Arial" w:cs="Arial"/>
-            <w:noProof/>
-            <w:webHidden/>
-            <w:sz w:val="28"/>
-            <w:szCs w:val="24"/>
-          </w:rPr>
-          <w:t>5</w:t>
-        </w:r>
-        <w:r>
-          <w:rPr>
-            <w:rFonts w:ascii="Arial" w:hAnsi="Arial" w:cs="Arial"/>
-            <w:noProof/>
-            <w:webHidden/>
-            <w:sz w:val="28"/>
-            <w:szCs w:val="24"/>
-          </w:rPr>
-          <w:fldChar w:fldCharType="end"/>
-        </w:r>
-      </w:hyperlink>
-    </w:p>
-    <w:p>
-      <w:pPr>
-        <w:rPr>
-          <w:rFonts w:ascii="Arial" w:hAnsi="Arial" w:cs="Arial"/>
-        </w:rPr>
-      </w:pPr>
-      <w:r>
-        <w:rPr>
-          <w:rFonts w:ascii="Arial" w:hAnsi="Arial" w:cs="Arial"/>
-          <w:sz w:val="28"/>
-          <w:szCs w:val="24"/>
         </w:rPr>
         <w:fldChar w:fldCharType="end"/>
       </w:r>
-    </w:p>
-    <w:p>
-      <w:pPr>
-        <w:rPr>
-          <w:rFonts w:ascii="Arial" w:hAnsi="Arial" w:cs="Arial"/>
-        </w:rPr>
-      </w:pPr>
       <w:r>
         <w:rPr>
           <w:rFonts w:ascii="Arial" w:hAnsi="Arial" w:cs="Arial"/>
         </w:rPr>
         <w:br w:type="page"/>
       </w:r>
-    </w:p>
-    <w:p>
-      <w:pPr>
-        <w:pStyle w:val="NagyCm"/>
-        <w:rPr>
-          <w:rFonts w:ascii="Arial" w:hAnsi="Arial" w:cs="Arial"/>
-        </w:rPr>
-      </w:pPr>
-      <w:bookmarkStart w:id="1" w:name="_Toc224033806"/>
       <w:r>
         <w:rPr>
           <w:rFonts w:ascii="Arial" w:hAnsi="Arial" w:cs="Arial"/>
@@ -1565,7 +1537,6 @@
         <w:lastRenderedPageBreak/>
         <w:t>Projekt rövid leírása</w:t>
       </w:r>
-      <w:bookmarkEnd w:id="1"/>
     </w:p>
     <w:p>
       <w:pPr>
@@ -1597,402 +1568,301 @@
     <w:p>
       <w:pPr>
         <w:jc w:val="both"/>
-        <w:rPr>
-          <w:rFonts w:ascii="Arial" w:hAnsi="Arial" w:cs="Arial"/>
-        </w:rPr>
-      </w:pPr>
-      <w:r>
-        <w:rPr>
-          <w:rFonts w:ascii="Arial" w:hAnsi="Arial" w:cs="Arial"/>
-        </w:rPr>
-        <w:t xml:space="preserve">Az </w:t>
-      </w:r>
-      <w:r>
-        <w:rPr>
-          <w:rFonts w:ascii="Arial" w:hAnsi="Arial" w:cs="Arial"/>
-          <w:u w:val="single"/>
-        </w:rPr>
-        <w:t>alkalmazott technológia</w:t>
-      </w:r>
-      <w:r>
-        <w:rPr>
-          <w:rFonts w:ascii="Arial" w:hAnsi="Arial" w:cs="Arial"/>
-        </w:rPr>
-        <w:t>: Folyatófúró csavarozás</w:t>
-      </w:r>
-      <w:r>
-        <w:rPr>
-          <w:rFonts w:ascii="Arial" w:hAnsi="Arial" w:cs="Arial"/>
-        </w:rPr>
-        <w:t>,</w:t>
-      </w:r>
-      <w:r>
-        <w:rPr>
-          <w:rFonts w:ascii="Arial" w:hAnsi="Arial" w:cs="Arial"/>
-        </w:rPr>
-        <w:t xml:space="preserve"> (Flow Drill </w:t>
-      </w:r>
-      <w:proofErr w:type="spellStart"/>
-      <w:r>
-        <w:rPr>
-          <w:rFonts w:ascii="Arial" w:hAnsi="Arial" w:cs="Arial"/>
-        </w:rPr>
-        <w:t>Screwing</w:t>
-      </w:r>
-      <w:proofErr w:type="spellEnd"/>
-      <w:r>
-        <w:rPr>
-          <w:rFonts w:ascii="Arial" w:hAnsi="Arial" w:cs="Arial"/>
-        </w:rPr>
-        <w:t>) továbbiakban FDS. A cella fő technológiai feladata fém autóipari alkatrészek (például alumínium és acél karosszériaelemek) összeillesztése FDS technológiával. Ezen eljárás különlegessége, hogy nem igényel előfúrt furatokat. A csavarozó tengely nagy fordulatszámmal és jelentős, tengelyirányú nyomóerővel préseli a speciális kialakítású csavart a munkadarabnak. A fellépő súrlódási hő lokálisan képlékennyé teszi a fémet, a csavar áthatol az anyagon, és egyidejűleg kialakítja a saját menetét. Ez a technológia rendkívül erős, rezgésálló kötést biztosít, ami elengedhetetlen a járműiparban.</w:t>
-      </w:r>
-    </w:p>
-    <w:p>
-      <w:pPr>
-        <w:jc w:val="both"/>
-        <w:rPr>
-          <w:rFonts w:ascii="Arial" w:hAnsi="Arial" w:cs="Arial"/>
-        </w:rPr>
-      </w:pPr>
-      <w:r>
-        <w:rPr>
-          <w:rFonts w:ascii="Arial" w:hAnsi="Arial" w:cs="Arial"/>
-          <w:u w:val="single"/>
-        </w:rPr>
-        <w:t>Termelési elvárások és KPI-ok</w:t>
-      </w:r>
-      <w:r>
-        <w:rPr>
-          <w:rFonts w:ascii="Arial" w:hAnsi="Arial" w:cs="Arial"/>
-        </w:rPr>
-        <w:t xml:space="preserve">: </w:t>
-      </w:r>
-      <w:r>
-        <w:rPr>
-          <w:rFonts w:ascii="Arial" w:hAnsi="Arial" w:cs="Arial"/>
-        </w:rPr>
-        <w:t>A rendszer tervezése során az optimális ciklusidő elérése fontos szempont, azonban a minőségbiztosítási követelmények miatt a pozicionálási pontosság és a csavarozási paraméterek (nyomaték, szög, lenyomóerő) szigorú betartása élvez prioritást. A robotcellának garantálnia kell a selejtarány minimalizálását a teljes, 16 órás napi üzemidő alatt. A technológia jellegéből adódó extrém fizikai igénybevétel miatt a rendszer mechanikai felépítésének, különösen a robotkar merevségének, kritikus szerepe van a pontosság megtartásában.</w:t>
-      </w:r>
-    </w:p>
-    <w:p>
-      <w:pPr>
-        <w:pStyle w:val="NagyCm"/>
-        <w:rPr>
-          <w:rFonts w:ascii="Arial" w:hAnsi="Arial" w:cs="Arial"/>
-        </w:rPr>
-      </w:pPr>
-      <w:bookmarkStart w:id="2" w:name="_Toc224033807"/>
-      <w:r>
-        <w:rPr>
-          <w:rFonts w:ascii="Arial" w:hAnsi="Arial" w:cs="Arial"/>
-        </w:rPr>
-        <w:t>A robot, és vezérlője</w:t>
-      </w:r>
-      <w:bookmarkEnd w:id="2"/>
-    </w:p>
-    <w:p>
-      <w:pPr>
-        <w:jc w:val="both"/>
-        <w:rPr>
-          <w:rFonts w:ascii="Arial" w:hAnsi="Arial" w:cs="Arial"/>
-        </w:rPr>
-      </w:pPr>
-      <w:r>
-        <w:rPr>
-          <w:rFonts w:ascii="Arial" w:hAnsi="Arial" w:cs="Arial"/>
-        </w:rPr>
-        <w:t xml:space="preserve">A </w:t>
-      </w:r>
-      <w:r>
-        <w:rPr>
-          <w:rFonts w:ascii="Arial" w:hAnsi="Arial" w:cs="Arial"/>
-          <w:u w:val="single"/>
-        </w:rPr>
-        <w:t>robotmodell kiválasztása</w:t>
-      </w:r>
-      <w:r>
-        <w:rPr>
-          <w:rFonts w:ascii="Arial" w:hAnsi="Arial" w:cs="Arial"/>
-        </w:rPr>
-        <w:t>: KUKA KR QUANTEC széria</w:t>
-      </w:r>
-      <w:r>
-        <w:rPr>
-          <w:rFonts w:ascii="Arial" w:hAnsi="Arial" w:cs="Arial"/>
-        </w:rPr>
-        <w:t xml:space="preserve">. A folyamat során, nagy, amorf alakú karosszériaelemeket kell bejárnia a robot végszerszámának. Ezért egy nagy teherbírású robotra, a </w:t>
-      </w:r>
-      <w:r>
-        <w:rPr>
-          <w:rFonts w:ascii="Arial" w:hAnsi="Arial" w:cs="Arial"/>
-        </w:rPr>
-        <w:t>KUKA KR 210 R2700-2</w:t>
-      </w:r>
-      <w:r>
-        <w:rPr>
-          <w:rFonts w:ascii="Arial" w:hAnsi="Arial" w:cs="Arial"/>
-        </w:rPr>
-        <w:t>-re esett a választásom. Maximális kinyúlása 2700 mm, így egy nagyobb munkadarabot is körül tud járni, anélkül, hogy a</w:t>
-      </w:r>
-      <w:r>
-        <w:rPr>
-          <w:rFonts w:ascii="Arial" w:hAnsi="Arial" w:cs="Arial"/>
-        </w:rPr>
-        <w:t>z</w:t>
-      </w:r>
-      <w:r>
-        <w:rPr>
-          <w:rFonts w:ascii="Arial" w:hAnsi="Arial" w:cs="Arial"/>
-        </w:rPr>
-        <w:t xml:space="preserve"> </w:t>
-      </w:r>
-      <w:r>
-        <w:rPr>
-          <w:rFonts w:ascii="Arial" w:hAnsi="Arial" w:cs="Arial"/>
-        </w:rPr>
-        <w:t xml:space="preserve">egész </w:t>
-      </w:r>
-      <w:r>
-        <w:rPr>
-          <w:rFonts w:ascii="Arial" w:hAnsi="Arial" w:cs="Arial"/>
-        </w:rPr>
-        <w:t>robotnak kéne mozognia</w:t>
-      </w:r>
-      <w:r>
-        <w:rPr>
-          <w:rFonts w:ascii="Arial" w:hAnsi="Arial" w:cs="Arial"/>
-        </w:rPr>
-        <w:t xml:space="preserve">. </w:t>
-      </w:r>
-      <w:r>
-        <w:rPr>
-          <w:rFonts w:ascii="Arial" w:hAnsi="Arial" w:cs="Arial"/>
-        </w:rPr>
-        <w:t xml:space="preserve">Bár az FDS csavarozó egység </w:t>
-      </w:r>
-      <w:r>
-        <w:rPr>
-          <w:rFonts w:ascii="Arial" w:hAnsi="Arial" w:cs="Arial"/>
-        </w:rPr>
-        <w:t>nincs</w:t>
-      </w:r>
-      <w:r>
-        <w:rPr>
-          <w:rFonts w:ascii="Arial" w:hAnsi="Arial" w:cs="Arial"/>
-        </w:rPr>
-        <w:t xml:space="preserve"> 50-70 kg, a 210 kg-os névleges teherbírás választása </w:t>
-      </w:r>
-      <w:r>
-        <w:rPr>
-          <w:rFonts w:ascii="Arial" w:hAnsi="Arial" w:cs="Arial"/>
-        </w:rPr>
-        <w:t>fontos döntés, mivel a</w:t>
-      </w:r>
-      <w:r>
-        <w:rPr>
-          <w:rFonts w:ascii="Arial" w:hAnsi="Arial" w:cs="Arial"/>
-        </w:rPr>
-        <w:t xml:space="preserve">z FDS folyamat során fellépő 2-3 </w:t>
-      </w:r>
-      <w:proofErr w:type="spellStart"/>
-      <w:r>
-        <w:rPr>
-          <w:rFonts w:ascii="Arial" w:hAnsi="Arial" w:cs="Arial"/>
-        </w:rPr>
-        <w:t>kN</w:t>
-      </w:r>
-      <w:proofErr w:type="spellEnd"/>
-      <w:r>
-        <w:rPr>
-          <w:rFonts w:ascii="Arial" w:hAnsi="Arial" w:cs="Arial"/>
-        </w:rPr>
-        <w:t xml:space="preserve"> nagyságrendű, Z-tengely irányú nyomóerő felvételéhez a robotkar maximális statikus és dinamikus merevségére van szükség.</w:t>
-      </w:r>
-      <w:r>
-        <w:rPr>
-          <w:rFonts w:ascii="Arial" w:hAnsi="Arial" w:cs="Arial"/>
-        </w:rPr>
-        <w:t xml:space="preserve"> </w:t>
-      </w:r>
-      <w:r>
-        <w:rPr>
-          <w:rFonts w:ascii="Arial" w:hAnsi="Arial" w:cs="Arial"/>
-        </w:rPr>
-        <w:t xml:space="preserve">A QUANTEC széria robusztus öntvényei és hajtóművei garantálják, hogy a nyomóerő hatására a szerszámközéppont (TCP) </w:t>
-      </w:r>
-      <w:proofErr w:type="spellStart"/>
-      <w:r>
-        <w:rPr>
-          <w:rFonts w:ascii="Arial" w:hAnsi="Arial" w:cs="Arial"/>
-        </w:rPr>
-        <w:t>deflexiója</w:t>
-      </w:r>
-      <w:proofErr w:type="spellEnd"/>
-      <w:r>
-        <w:rPr>
-          <w:rFonts w:ascii="Arial" w:hAnsi="Arial" w:cs="Arial"/>
-        </w:rPr>
-        <w:t xml:space="preserve"> (elhajlása) a megengedett tűréshatáron belül maradjon.</w:t>
-      </w:r>
-      <w:r>
-        <w:rPr>
-          <w:rFonts w:ascii="Arial" w:hAnsi="Arial" w:cs="Arial"/>
-        </w:rPr>
-        <w:t xml:space="preserve"> </w:t>
-      </w:r>
-    </w:p>
-    <w:p>
-      <w:pPr>
-        <w:jc w:val="both"/>
-        <w:rPr>
-          <w:rFonts w:ascii="Arial" w:hAnsi="Arial" w:cs="Arial"/>
-        </w:rPr>
-      </w:pPr>
-      <w:r>
-        <w:rPr>
-          <w:rFonts w:ascii="Arial" w:hAnsi="Arial" w:cs="Arial"/>
-          <w:u w:val="single"/>
-        </w:rPr>
-        <w:t>Kinematika és rögzítés</w:t>
-      </w:r>
-      <w:r>
-        <w:rPr>
-          <w:rFonts w:ascii="Arial" w:hAnsi="Arial" w:cs="Arial"/>
-        </w:rPr>
-        <w:t xml:space="preserve">: </w:t>
-      </w:r>
-      <w:r>
-        <w:rPr>
-          <w:rFonts w:ascii="Arial" w:hAnsi="Arial" w:cs="Arial"/>
-        </w:rPr>
-        <w:t>A választott KUKA manipulátor egy 6 szabadságfokú</w:t>
-      </w:r>
-      <w:r>
-        <w:rPr>
-          <w:rFonts w:ascii="Arial" w:hAnsi="Arial" w:cs="Arial"/>
-        </w:rPr>
-        <w:t>,</w:t>
-      </w:r>
-      <w:r>
-        <w:rPr>
-          <w:rFonts w:ascii="Arial" w:hAnsi="Arial" w:cs="Arial"/>
-        </w:rPr>
-        <w:t xml:space="preserve"> csuklókaros ipari robot. A cella fizikai kialakítása során a robot padlóra csavarozott rögzítést kap. Ez a rögzítési mód biztosítja a legmagasabb stabilitást és rezgéselnyelő képességet a nagy erőhatásokkal járó megmunkálásoknál.</w:t>
-      </w:r>
-      <w:r>
-        <w:rPr>
-          <w:rFonts w:ascii="Arial" w:hAnsi="Arial" w:cs="Arial"/>
-        </w:rPr>
-        <w:t xml:space="preserve"> </w:t>
-      </w:r>
-      <w:r>
-        <w:rPr>
-          <w:rFonts w:ascii="Arial" w:hAnsi="Arial" w:cs="Arial"/>
-        </w:rPr>
-        <w:t>A padlós rögzítéshez egy</w:t>
-      </w:r>
-      <w:r>
-        <w:rPr>
-          <w:rFonts w:ascii="Arial" w:hAnsi="Arial" w:cs="Arial"/>
-        </w:rPr>
-        <w:t xml:space="preserve"> </w:t>
-      </w:r>
-      <w:r>
-        <w:rPr>
-          <w:rFonts w:ascii="Arial" w:hAnsi="Arial" w:cs="Arial"/>
-        </w:rPr>
-        <w:t>acél alaplap</w:t>
-      </w:r>
-      <w:r>
-        <w:rPr>
-          <w:rFonts w:ascii="Arial" w:hAnsi="Arial" w:cs="Arial"/>
-        </w:rPr>
-        <w:t xml:space="preserve"> </w:t>
-      </w:r>
-      <w:r>
-        <w:rPr>
-          <w:rFonts w:ascii="Arial" w:hAnsi="Arial" w:cs="Arial"/>
-        </w:rPr>
-        <w:t>szükséges, amely biztosítja a robot pozíciójának állandóságát a teljes élettartam alatt.</w:t>
-      </w:r>
-    </w:p>
-    <w:p>
-      <w:pPr>
-        <w:jc w:val="both"/>
-        <w:rPr>
-          <w:rFonts w:ascii="Arial" w:hAnsi="Arial" w:cs="Arial"/>
-        </w:rPr>
-      </w:pPr>
-      <w:r>
-        <w:rPr>
-          <w:rFonts w:ascii="Arial" w:hAnsi="Arial" w:cs="Arial"/>
-        </w:rPr>
-        <w:t xml:space="preserve">A robot agya </w:t>
-      </w:r>
-      <w:r>
-        <w:rPr>
-          <w:rFonts w:ascii="Arial" w:hAnsi="Arial" w:cs="Arial"/>
-        </w:rPr>
-        <w:t xml:space="preserve">a </w:t>
-      </w:r>
-      <w:r>
-        <w:rPr>
-          <w:rFonts w:ascii="Arial" w:hAnsi="Arial" w:cs="Arial"/>
-        </w:rPr>
-        <w:t xml:space="preserve">KUKA KR C5 </w:t>
-      </w:r>
-      <w:r>
-        <w:rPr>
-          <w:rFonts w:ascii="Arial" w:hAnsi="Arial" w:cs="Arial"/>
-          <w:u w:val="single"/>
-        </w:rPr>
-        <w:t>vezérlőszekrény</w:t>
-      </w:r>
-      <w:r>
-        <w:rPr>
-          <w:rFonts w:ascii="Arial" w:hAnsi="Arial" w:cs="Arial"/>
-        </w:rPr>
-        <w:t>.</w:t>
-      </w:r>
-      <w:r>
-        <w:rPr>
-          <w:rFonts w:ascii="Arial" w:hAnsi="Arial" w:cs="Arial"/>
-        </w:rPr>
-        <w:t xml:space="preserve"> Ez a legújabb verzió, mely kompaktabb az előzőnél, így helyigénye optimálisabb. </w:t>
-      </w:r>
-      <w:r>
-        <w:rPr>
-          <w:rFonts w:ascii="Arial" w:hAnsi="Arial" w:cs="Arial"/>
-        </w:rPr>
-        <w:t>A KR C5 natívan támogatja az összes modern ipari kommunikációs protokollt (pl. PROFINET), így zökkenőmentesen integrálható a csavarozóegység vezérlőjével és a cella biztonsági logikáját felügyelő PLC-vel.</w:t>
-      </w:r>
-    </w:p>
-    <w:p>
-      <w:pPr>
-        <w:pStyle w:val="NagyCm"/>
-        <w:rPr>
-          <w:rFonts w:ascii="Arial" w:hAnsi="Arial" w:cs="Arial"/>
-        </w:rPr>
-      </w:pPr>
-      <w:bookmarkStart w:id="3" w:name="_Toc224033808"/>
+      </w:pPr>
       <w:r>
         <w:rPr>
           <w:noProof/>
         </w:rPr>
-        <w:lastRenderedPageBreak/>
+        <mc:AlternateContent>
+          <mc:Choice Requires="wps">
+            <w:drawing>
+              <wp:anchor distT="0" distB="0" distL="114300" distR="114300" simplePos="0" relativeHeight="251670528" behindDoc="0" locked="0" layoutInCell="1" allowOverlap="1" wp14:anchorId="1F791571" wp14:editId="425AF4B0">
+                <wp:simplePos x="0" y="0"/>
+                <wp:positionH relativeFrom="margin">
+                  <wp:align>right</wp:align>
+                </wp:positionH>
+                <wp:positionV relativeFrom="paragraph">
+                  <wp:posOffset>1323340</wp:posOffset>
+                </wp:positionV>
+                <wp:extent cx="1277620" cy="180975"/>
+                <wp:effectExtent l="0" t="0" r="0" b="9525"/>
+                <wp:wrapSquare wrapText="bothSides"/>
+                <wp:docPr id="2104179309" name="Szövegdoboz 1"/>
+                <wp:cNvGraphicFramePr/>
+                <a:graphic xmlns:a="http://schemas.openxmlformats.org/drawingml/2006/main">
+                  <a:graphicData uri="http://schemas.microsoft.com/office/word/2010/wordprocessingShape">
+                    <wps:wsp>
+                      <wps:cNvSpPr txBox="1"/>
+                      <wps:spPr>
+                        <a:xfrm>
+                          <a:off x="0" y="0"/>
+                          <a:ext cx="1277620" cy="180975"/>
+                        </a:xfrm>
+                        <a:prstGeom prst="rect">
+                          <a:avLst/>
+                        </a:prstGeom>
+                        <a:solidFill>
+                          <a:prstClr val="white"/>
+                        </a:solidFill>
+                        <a:ln>
+                          <a:noFill/>
+                        </a:ln>
+                      </wps:spPr>
+                      <wps:txbx>
+                        <w:txbxContent>
+                          <w:p>
+                            <w:pPr>
+                              <w:pStyle w:val="Kpalrs"/>
+                              <w:jc w:val="center"/>
+                              <w:rPr>
+                                <w:noProof/>
+                                <w:szCs w:val="22"/>
+                              </w:rPr>
+                            </w:pPr>
+                            <w:r>
+                              <w:rPr>
+                                <w:noProof/>
+                              </w:rPr>
+                              <w:fldChar w:fldCharType="begin"/>
+                            </w:r>
+                            <w:r>
+                              <w:rPr>
+                                <w:noProof/>
+                              </w:rPr>
+                              <w:instrText xml:space="preserve"> SEQ ábra \* ARABIC </w:instrText>
+                            </w:r>
+                            <w:r>
+                              <w:rPr>
+                                <w:noProof/>
+                              </w:rPr>
+                              <w:fldChar w:fldCharType="separate"/>
+                            </w:r>
+                            <w:r>
+                              <w:rPr>
+                                <w:noProof/>
+                              </w:rPr>
+                              <w:t>1</w:t>
+                            </w:r>
+                            <w:r>
+                              <w:rPr>
+                                <w:noProof/>
+                              </w:rPr>
+                              <w:fldChar w:fldCharType="end"/>
+                            </w:r>
+                            <w:r>
+                              <w:t>. ábra: Folya</w:t>
+                            </w:r>
+                            <w:r>
+                              <w:rPr>
+                                <w:noProof/>
+                              </w:rPr>
+                              <w:t>tfúró csavar</w:t>
+                            </w:r>
+                          </w:p>
+                          <w:p/>
+                          <w:p>
+                            <w:pPr>
+                              <w:pStyle w:val="Kpalrs"/>
+                              <w:jc w:val="center"/>
+                              <w:rPr>
+                                <w:noProof/>
+                                <w:szCs w:val="22"/>
+                              </w:rPr>
+                            </w:pPr>
+                            <w:r>
+                              <w:rPr>
+                                <w:noProof/>
+                              </w:rPr>
+                              <w:fldChar w:fldCharType="begin"/>
+                            </w:r>
+                            <w:r>
+                              <w:rPr>
+                                <w:noProof/>
+                              </w:rPr>
+                              <w:instrText xml:space="preserve"> SEQ ábra \* ARABIC </w:instrText>
+                            </w:r>
+                            <w:r>
+                              <w:rPr>
+                                <w:noProof/>
+                              </w:rPr>
+                              <w:fldChar w:fldCharType="separate"/>
+                            </w:r>
+                            <w:bookmarkStart w:id="0" w:name="_Toc229230080"/>
+                            <w:r>
+                              <w:rPr>
+                                <w:noProof/>
+                              </w:rPr>
+                              <w:t>1</w:t>
+                            </w:r>
+                            <w:r>
+                              <w:rPr>
+                                <w:noProof/>
+                              </w:rPr>
+                              <w:fldChar w:fldCharType="end"/>
+                            </w:r>
+                            <w:r>
+                              <w:t>. ábra: Folya</w:t>
+                            </w:r>
+                            <w:r>
+                              <w:rPr>
+                                <w:noProof/>
+                              </w:rPr>
+                              <w:t>tfúró csavar</w:t>
+                            </w:r>
+                            <w:bookmarkEnd w:id="0"/>
+                          </w:p>
+                        </w:txbxContent>
+                      </wps:txbx>
+                      <wps:bodyPr rot="0" spcFirstLastPara="0" vertOverflow="overflow" horzOverflow="overflow" vert="horz" wrap="square" lIns="0" tIns="0" rIns="0" bIns="0" numCol="1" spcCol="0" rtlCol="0" fromWordArt="0" anchor="t" anchorCtr="0" forceAA="0" compatLnSpc="1">
+                        <a:prstTxWarp prst="textNoShape">
+                          <a:avLst/>
+                        </a:prstTxWarp>
+                        <a:noAutofit/>
+                      </wps:bodyPr>
+                    </wps:wsp>
+                  </a:graphicData>
+                </a:graphic>
+                <wp14:sizeRelV relativeFrom="margin">
+                  <wp14:pctHeight>0</wp14:pctHeight>
+                </wp14:sizeRelV>
+              </wp:anchor>
+            </w:drawing>
+          </mc:Choice>
+          <mc:Fallback>
+            <w:pict>
+              <v:shapetype w14:anchorId="1F791571" id="_x0000_t202" coordsize="21600,21600" o:spt="202" path="m,l,21600r21600,l21600,xe">
+                <v:stroke joinstyle="miter"/>
+                <v:path gradientshapeok="t" o:connecttype="rect"/>
+              </v:shapetype>
+              <v:shape id="Szövegdoboz 1" o:spid="_x0000_s1026" type="#_x0000_t202" style="position:absolute;left:0;text-align:left;margin-left:49.4pt;margin-top:104.2pt;width:100.6pt;height:14.25pt;z-index:251670528;visibility:visible;mso-wrap-style:square;mso-height-percent:0;mso-wrap-distance-left:9pt;mso-wrap-distance-top:0;mso-wrap-distance-right:9pt;mso-wrap-distance-bottom:0;mso-position-horizontal:right;mso-position-horizontal-relative:margin;mso-position-vertical:absolute;mso-position-vertical-relative:text;mso-height-percent:0;mso-height-relative:margin;v-text-anchor:top" o:gfxdata="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" stroked="f">
+                <v:textbox inset="0,0,0,0">
+                  <w:txbxContent>
+                    <w:p>
+                      <w:pPr>
+                        <w:pStyle w:val="Kpalrs"/>
+                        <w:jc w:val="center"/>
+                        <w:rPr>
+                          <w:noProof/>
+                          <w:szCs w:val="22"/>
+                        </w:rPr>
+                      </w:pPr>
+                      <w:r>
+                        <w:rPr>
+                          <w:noProof/>
+                        </w:rPr>
+                        <w:fldChar w:fldCharType="begin"/>
+                      </w:r>
+                      <w:r>
+                        <w:rPr>
+                          <w:noProof/>
+                        </w:rPr>
+                        <w:instrText xml:space="preserve"> SEQ ábra \* ARABIC </w:instrText>
+                      </w:r>
+                      <w:r>
+                        <w:rPr>
+                          <w:noProof/>
+                        </w:rPr>
+                        <w:fldChar w:fldCharType="separate"/>
+                      </w:r>
+                      <w:r>
+                        <w:rPr>
+                          <w:noProof/>
+                        </w:rPr>
+                        <w:t>1</w:t>
+                      </w:r>
+                      <w:r>
+                        <w:rPr>
+                          <w:noProof/>
+                        </w:rPr>
+                        <w:fldChar w:fldCharType="end"/>
+                      </w:r>
+                      <w:r>
+                        <w:t>. ábra: Folya</w:t>
+                      </w:r>
+                      <w:r>
+                        <w:rPr>
+                          <w:noProof/>
+                        </w:rPr>
+                        <w:t>tfúró csavar</w:t>
+                      </w:r>
+                    </w:p>
+                    <w:p/>
+                    <w:p>
+                      <w:pPr>
+                        <w:pStyle w:val="Kpalrs"/>
+                        <w:jc w:val="center"/>
+                        <w:rPr>
+                          <w:noProof/>
+                          <w:szCs w:val="22"/>
+                        </w:rPr>
+                      </w:pPr>
+                      <w:r>
+                        <w:rPr>
+                          <w:noProof/>
+                        </w:rPr>
+                        <w:fldChar w:fldCharType="begin"/>
+                      </w:r>
+                      <w:r>
+                        <w:rPr>
+                          <w:noProof/>
+                        </w:rPr>
+                        <w:instrText xml:space="preserve"> SEQ ábra \* ARABIC </w:instrText>
+                      </w:r>
+                      <w:r>
+                        <w:rPr>
+                          <w:noProof/>
+                        </w:rPr>
+                        <w:fldChar w:fldCharType="separate"/>
+                      </w:r>
+                      <w:bookmarkStart w:id="1" w:name="_Toc229230080"/>
+                      <w:r>
+                        <w:rPr>
+                          <w:noProof/>
+                        </w:rPr>
+                        <w:t>1</w:t>
+                      </w:r>
+                      <w:r>
+                        <w:rPr>
+                          <w:noProof/>
+                        </w:rPr>
+                        <w:fldChar w:fldCharType="end"/>
+                      </w:r>
+                      <w:r>
+                        <w:t>. ábra: Folya</w:t>
+                      </w:r>
+                      <w:r>
+                        <w:rPr>
+                          <w:noProof/>
+                        </w:rPr>
+                        <w:t>tfúró csavar</w:t>
+                      </w:r>
+                      <w:bookmarkEnd w:id="1"/>
+                    </w:p>
+                  </w:txbxContent>
+                </v:textbox>
+                <w10:wrap type="square" anchorx="margin"/>
+              </v:shape>
+            </w:pict>
+          </mc:Fallback>
+        </mc:AlternateContent>
+      </w:r>
+      <w:r>
+        <w:rPr>
+          <w:noProof/>
+        </w:rPr>
         <w:drawing>
-          <wp:anchor distT="0" distB="0" distL="114300" distR="114300" simplePos="0" relativeHeight="251658240" behindDoc="0" locked="0" layoutInCell="1" allowOverlap="1" wp14:anchorId="4F973DD5" wp14:editId="07D305F5">
+          <wp:anchor distT="0" distB="0" distL="144145" distR="144145" simplePos="0" relativeHeight="251668480" behindDoc="0" locked="0" layoutInCell="1" allowOverlap="1" wp14:anchorId="7C4FAD94" wp14:editId="3669E006">
             <wp:simplePos x="0" y="0"/>
-            <wp:positionH relativeFrom="margin">
-              <wp:posOffset>3491230</wp:posOffset>
+            <wp:positionH relativeFrom="column">
+              <wp:posOffset>4511040</wp:posOffset>
             </wp:positionH>
-            <wp:positionV relativeFrom="paragraph">
-              <wp:posOffset>0</wp:posOffset>
+            <wp:positionV relativeFrom="page">
+              <wp:posOffset>2200275</wp:posOffset>
             </wp:positionV>
-            <wp:extent cx="2266950" cy="2266950"/>
+            <wp:extent cx="1277620" cy="1277620"/>
             <wp:effectExtent l="0" t="0" r="0" b="0"/>
             <wp:wrapSquare wrapText="bothSides"/>
-            <wp:docPr id="1894839482" name="Kép 1" descr="K-Flow Legacy Joining Tool Straight-Standard product photo"/>
+            <wp:docPr id="799933543" name="Kép 3"/>
             <wp:cNvGraphicFramePr>
               <a:graphicFrameLocks xmlns:a="http://schemas.openxmlformats.org/drawingml/2006/main" noChangeAspect="1"/>
             </wp:cNvGraphicFramePr>
@@ -2000,7 +1870,7 @@
               <a:graphicData uri="http://schemas.openxmlformats.org/drawingml/2006/picture">
                 <pic:pic xmlns:pic="http://schemas.openxmlformats.org/drawingml/2006/picture">
                   <pic:nvPicPr>
-                    <pic:cNvPr id="0" name="Picture 1" descr="K-Flow Legacy Joining Tool Straight-Standard product photo"/>
+                    <pic:cNvPr id="0" name="Picture 5"/>
                     <pic:cNvPicPr>
                       <a:picLocks noChangeAspect="1" noChangeArrowheads="1"/>
                     </pic:cNvPicPr>
@@ -2021,7 +1891,7 @@
                   <pic:spPr bwMode="auto">
                     <a:xfrm>
                       <a:off x="0" y="0"/>
-                      <a:ext cx="2266950" cy="2266950"/>
+                      <a:ext cx="1277620" cy="1277620"/>
                     </a:xfrm>
                     <a:prstGeom prst="rect">
                       <a:avLst/>
@@ -2047,20 +1917,47 @@
         <w:rPr>
           <w:rFonts w:ascii="Arial" w:hAnsi="Arial" w:cs="Arial"/>
         </w:rPr>
-        <w:t>Csavarozó egység</w:t>
-      </w:r>
-      <w:bookmarkEnd w:id="3"/>
+        <w:t xml:space="preserve">Az </w:t>
+      </w:r>
+      <w:r>
+        <w:rPr>
+          <w:rFonts w:ascii="Arial" w:hAnsi="Arial" w:cs="Arial"/>
+          <w:u w:val="single"/>
+        </w:rPr>
+        <w:t>alkalmazott technológia</w:t>
+      </w:r>
+      <w:r>
+        <w:rPr>
+          <w:rFonts w:ascii="Arial" w:hAnsi="Arial" w:cs="Arial"/>
+        </w:rPr>
+        <w:t>: Folyatófúró csavarozás</w:t>
+      </w:r>
+      <w:r>
+        <w:rPr>
+          <w:rFonts w:ascii="Arial" w:hAnsi="Arial" w:cs="Arial"/>
+        </w:rPr>
+        <w:t>,</w:t>
+      </w:r>
+      <w:r>
+        <w:rPr>
+          <w:rFonts w:ascii="Arial" w:hAnsi="Arial" w:cs="Arial"/>
+        </w:rPr>
+        <w:t xml:space="preserve"> (Flow Drill Screwing) továbbiakban FDS. A cella fő technológiai feladata fém autóipari alkatrészek (például alumínium és acél karosszériaelemek) összeillesztése FDS technológiával. Ezen eljárás különlegessége, hogy nem igényel előfúrt furatokat. A csavarozó tengely nagy fordulatszámmal és jelentős, tengelyirányú nyomóerővel préseli a speciális kialakítású csavart a munkadarabnak. A fellépő súrlódási hő lokálisan képlékennyé teszi a fémet, a csavar áthatol az anyagon, és egyidejűleg kialakítja a saját menetét. Ez a technológia rendkívül erős, rezgésálló kötést biztosít, ami elengedhetetlen a járműiparban.</w:t>
+      </w:r>
     </w:p>
     <w:p>
       <w:pPr>
         <w:jc w:val="both"/>
+        <w:rPr>
+          <w:rFonts w:ascii="Arial" w:hAnsi="Arial" w:cs="Arial"/>
+        </w:rPr>
       </w:pPr>
       <w:r>
         <w:rPr>
           <w:rFonts w:ascii="Arial" w:hAnsi="Arial" w:cs="Arial"/>
           <w:u w:val="single"/>
         </w:rPr>
-        <w:t>A robot végszerszáma</w:t>
+        <w:t>Termelési elvárások és KPI-ok</w:t>
       </w:r>
       <w:r>
         <w:rPr>
@@ -2072,99 +1969,24 @@
         <w:rPr>
           <w:rFonts w:ascii="Arial" w:hAnsi="Arial" w:cs="Arial"/>
         </w:rPr>
-        <w:t xml:space="preserve">Atlas </w:t>
-      </w:r>
-      <w:proofErr w:type="spellStart"/>
-      <w:r>
-        <w:rPr>
-          <w:rFonts w:ascii="Arial" w:hAnsi="Arial" w:cs="Arial"/>
-        </w:rPr>
-        <w:t>Copco</w:t>
-      </w:r>
-      <w:proofErr w:type="spellEnd"/>
-      <w:r>
-        <w:rPr>
-          <w:rFonts w:ascii="Arial" w:hAnsi="Arial" w:cs="Arial"/>
-        </w:rPr>
-        <w:t xml:space="preserve"> FDS rendszer</w:t>
-      </w:r>
-      <w:r>
-        <w:rPr>
-          <w:rFonts w:ascii="Arial" w:hAnsi="Arial" w:cs="Arial"/>
-        </w:rPr>
-        <w:t xml:space="preserve">. </w:t>
-      </w:r>
-      <w:r>
-        <w:rPr>
-          <w:rFonts w:ascii="Arial" w:hAnsi="Arial" w:cs="Arial"/>
-        </w:rPr>
-        <w:t xml:space="preserve">folyatófúró csavarozás kivitelezésére egy ipari standard Atlas </w:t>
-      </w:r>
-      <w:proofErr w:type="spellStart"/>
-      <w:r>
-        <w:rPr>
-          <w:rFonts w:ascii="Arial" w:hAnsi="Arial" w:cs="Arial"/>
-        </w:rPr>
-        <w:t>Copco</w:t>
-      </w:r>
-      <w:proofErr w:type="spellEnd"/>
-      <w:r>
-        <w:rPr>
-          <w:rFonts w:ascii="Arial" w:hAnsi="Arial" w:cs="Arial"/>
-        </w:rPr>
-        <w:t xml:space="preserve"> HLX</w:t>
-      </w:r>
-      <w:r>
-        <w:rPr>
-          <w:rFonts w:ascii="Arial" w:hAnsi="Arial" w:cs="Arial"/>
-        </w:rPr>
-        <w:t xml:space="preserve"> </w:t>
-      </w:r>
-      <w:r>
-        <w:rPr>
-          <w:rFonts w:ascii="Arial" w:hAnsi="Arial" w:cs="Arial"/>
-        </w:rPr>
-        <w:t>csavarozó orsó került kiválasztásra</w:t>
-      </w:r>
-      <w:r>
-        <w:rPr>
-          <w:rFonts w:ascii="Arial" w:hAnsi="Arial" w:cs="Arial"/>
-        </w:rPr>
-        <w:t xml:space="preserve">. </w:t>
-      </w:r>
-      <w:r>
-        <w:rPr>
-          <w:rFonts w:ascii="Arial" w:hAnsi="Arial" w:cs="Arial"/>
-        </w:rPr>
-        <w:t xml:space="preserve">Ez </w:t>
-      </w:r>
-      <w:r>
-        <w:rPr>
-          <w:rFonts w:ascii="Arial" w:hAnsi="Arial" w:cs="Arial"/>
-        </w:rPr>
-        <w:t>egy</w:t>
-      </w:r>
-      <w:r>
-        <w:rPr>
-          <w:rFonts w:ascii="Arial" w:hAnsi="Arial" w:cs="Arial"/>
-        </w:rPr>
-        <w:t xml:space="preserve"> kompakt, de rendkívül nagy teljesítményű egység egy szervomotoros hajtásból, egy pneumatikus vagy szervohajtású előtoló (Z-irányú) mechanikából, és a csavart befogó speciális fejből áll.</w:t>
-      </w:r>
-      <w:r>
-        <w:rPr>
-          <w:rFonts w:ascii="Arial" w:hAnsi="Arial" w:cs="Arial"/>
-        </w:rPr>
-        <w:t xml:space="preserve"> Kamerás rendszert nem szeretnék alkalmazni, így </w:t>
-      </w:r>
-      <w:r>
-        <w:rPr>
-          <w:rFonts w:ascii="Arial" w:hAnsi="Arial" w:cs="Arial"/>
-        </w:rPr>
-        <w:t>a folyamat sikere kizárólag a robot kinematikai ismétlési pontosságán, valamint a karosszériaelemet rögzítő fixtúra precizitásán alapul.</w:t>
-      </w:r>
-      <w:r>
-        <w:t xml:space="preserve"> </w:t>
-      </w:r>
+        <w:t>A rendszer tervezése során az optimális ciklusidő elérése fontos szempont, azonban a minőségbiztosítási követelmények miatt a pozicionálási pontosság és a csavarozási paraméterek (nyomaték, szög, lenyomóerő) szigorú betartása élvez prioritást. A robotcellának garantálnia kell a selejtarány minimalizálását a teljes, 16 órás napi üzemidő alatt. A technológia jellegéből adódó extrém fizikai igénybevétel miatt a rendszer mechanikai felépítésének, különösen a robotkar merevségének, kritikus szerepe van a pontosság megtartásában.</w:t>
+      </w:r>
+    </w:p>
+    <w:p>
+      <w:pPr>
+        <w:pStyle w:val="NagyCm"/>
+        <w:rPr>
+          <w:rFonts w:ascii="Arial" w:hAnsi="Arial" w:cs="Arial"/>
+        </w:rPr>
+      </w:pPr>
+      <w:bookmarkStart w:id="2" w:name="_Toc229231568"/>
+      <w:r>
+        <w:rPr>
+          <w:rFonts w:ascii="Arial" w:hAnsi="Arial" w:cs="Arial"/>
+        </w:rPr>
+        <w:t>A robot, és vezérlője</w:t>
+      </w:r>
+      <w:bookmarkEnd w:id="2"/>
     </w:p>
     <w:p>
       <w:pPr>
@@ -2175,387 +1997,282 @@
       </w:pPr>
       <w:r>
         <w:rPr>
-          <w:rFonts w:ascii="Arial" w:hAnsi="Arial" w:cs="Arial"/>
-        </w:rPr>
-        <w:t xml:space="preserve">Az FDS technológia sikeressége a paraméterek ezredmásodperces pontosságú szabályozásán múlik. Az Atlas </w:t>
-      </w:r>
-      <w:proofErr w:type="spellStart"/>
-      <w:r>
-        <w:rPr>
-          <w:rFonts w:ascii="Arial" w:hAnsi="Arial" w:cs="Arial"/>
-        </w:rPr>
-        <w:t>Copco</w:t>
-      </w:r>
-      <w:proofErr w:type="spellEnd"/>
-      <w:r>
-        <w:rPr>
-          <w:rFonts w:ascii="Arial" w:hAnsi="Arial" w:cs="Arial"/>
-        </w:rPr>
-        <w:t xml:space="preserve"> egység saját, dedikált vezérlővel rendelkezik, amely a</w:t>
-      </w:r>
-      <w:r>
-        <w:rPr>
-          <w:rFonts w:ascii="Arial" w:hAnsi="Arial" w:cs="Arial"/>
-        </w:rPr>
-        <w:t xml:space="preserve"> </w:t>
-      </w:r>
-      <w:r>
-        <w:rPr>
-          <w:rFonts w:ascii="Arial" w:hAnsi="Arial" w:cs="Arial"/>
-        </w:rPr>
-        <w:t>kritikus paramétereket felügyeli a folyamat hat fázisában (felmelegítés, penetráció, menetformázás, csavarozás, fejfelfekvés, végső meghúzás)</w:t>
-      </w:r>
-      <w:r>
-        <w:rPr>
-          <w:rFonts w:ascii="Arial" w:hAnsi="Arial" w:cs="Arial"/>
-        </w:rPr>
-        <w:t>.</w:t>
-      </w:r>
-    </w:p>
-    <w:p>
-      <w:pPr>
-        <w:rPr>
-          <w:rFonts w:ascii="Arial" w:hAnsi="Arial" w:cs="Arial"/>
-        </w:rPr>
-      </w:pPr>
-      <w:r>
-        <w:rPr>
-          <w:rFonts w:ascii="Arial" w:hAnsi="Arial" w:cs="Arial"/>
-        </w:rPr>
-        <w:t xml:space="preserve">Legfontosabb paraméterek: </w:t>
-      </w:r>
-    </w:p>
-    <w:p>
-      <w:pPr>
-        <w:pStyle w:val="Listaszerbekezds"/>
-        <w:numPr>
-          <w:ilvl w:val="0"/>
-          <w:numId w:val="1"/>
-        </w:numPr>
-        <w:jc w:val="both"/>
-        <w:rPr>
-          <w:rFonts w:ascii="Arial" w:hAnsi="Arial" w:cs="Arial"/>
-        </w:rPr>
-      </w:pPr>
-      <w:r>
-        <w:rPr>
-          <w:rFonts w:ascii="Arial" w:hAnsi="Arial" w:cs="Arial"/>
-          <w:u w:val="single"/>
-        </w:rPr>
-        <w:t>Fordulatszám</w:t>
-      </w:r>
-      <w:r>
-        <w:rPr>
-          <w:rFonts w:ascii="Arial" w:hAnsi="Arial" w:cs="Arial"/>
-        </w:rPr>
-        <w:t xml:space="preserve"> (RPM): A fém megolvasztásához a kezdeti szakaszban extrém magas, </w:t>
-      </w:r>
-      <w:proofErr w:type="spellStart"/>
-      <w:r>
-        <w:rPr>
-          <w:rFonts w:ascii="Arial" w:hAnsi="Arial" w:cs="Arial"/>
-        </w:rPr>
-        <w:t>esetenként</w:t>
-      </w:r>
-      <w:proofErr w:type="spellEnd"/>
-      <w:r>
-        <w:rPr>
-          <w:rFonts w:ascii="Arial" w:hAnsi="Arial" w:cs="Arial"/>
-        </w:rPr>
-        <w:t xml:space="preserve"> </w:t>
-      </w:r>
-      <w:r>
-        <w:rPr>
-          <w:rFonts w:ascii="Arial" w:hAnsi="Arial" w:cs="Arial"/>
-          <w:b/>
-          <w:bCs/>
-        </w:rPr>
-        <w:t>6000-8000 fordulat/perc</w:t>
-      </w:r>
-      <w:r>
-        <w:rPr>
-          <w:rFonts w:ascii="Arial" w:hAnsi="Arial" w:cs="Arial"/>
-        </w:rPr>
-        <w:t xml:space="preserve"> sebességre van szükség.</w:t>
-      </w:r>
-    </w:p>
-    <w:p>
-      <w:pPr>
-        <w:pStyle w:val="Listaszerbekezds"/>
-        <w:numPr>
-          <w:ilvl w:val="0"/>
-          <w:numId w:val="1"/>
-        </w:numPr>
-        <w:jc w:val="both"/>
-        <w:rPr>
-          <w:rFonts w:ascii="Arial" w:hAnsi="Arial" w:cs="Arial"/>
-        </w:rPr>
-      </w:pPr>
-      <w:r>
-        <w:rPr>
-          <w:rFonts w:ascii="Arial" w:hAnsi="Arial" w:cs="Arial"/>
-          <w:u w:val="single"/>
-        </w:rPr>
-        <w:t>Tengelyirányú nyomóerő</w:t>
-      </w:r>
-      <w:r>
-        <w:rPr>
-          <w:rFonts w:ascii="Arial" w:hAnsi="Arial" w:cs="Arial"/>
-        </w:rPr>
-        <w:t xml:space="preserve"> (Z-</w:t>
-      </w:r>
-      <w:r>
-        <w:rPr>
-          <w:rFonts w:ascii="Arial" w:hAnsi="Arial" w:cs="Arial"/>
-        </w:rPr>
-        <w:t>irányú erő</w:t>
-      </w:r>
-      <w:r>
-        <w:rPr>
-          <w:rFonts w:ascii="Arial" w:hAnsi="Arial" w:cs="Arial"/>
-        </w:rPr>
-        <w:t xml:space="preserve">): A robotmerevség kihasználásával a szerszám </w:t>
-      </w:r>
-      <w:r>
-        <w:rPr>
-          <w:rFonts w:ascii="Arial" w:hAnsi="Arial" w:cs="Arial"/>
-          <w:b/>
-          <w:bCs/>
-        </w:rPr>
-        <w:t>1500-3000 N nyomóerőt</w:t>
-      </w:r>
-      <w:r>
-        <w:rPr>
-          <w:rFonts w:ascii="Arial" w:hAnsi="Arial" w:cs="Arial"/>
-        </w:rPr>
-        <w:t xml:space="preserve"> fejt ki a munkadarabra a behatolási szakaszban.</w:t>
-      </w:r>
-    </w:p>
-    <w:p>
-      <w:pPr>
-        <w:pStyle w:val="Listaszerbekezds"/>
-        <w:numPr>
-          <w:ilvl w:val="0"/>
-          <w:numId w:val="1"/>
-        </w:numPr>
-        <w:jc w:val="both"/>
-        <w:rPr>
-          <w:rFonts w:ascii="Arial" w:hAnsi="Arial" w:cs="Arial"/>
-        </w:rPr>
-      </w:pPr>
-      <w:r>
-        <w:rPr>
-          <w:rFonts w:ascii="Arial" w:hAnsi="Arial" w:cs="Arial"/>
-          <w:u w:val="single"/>
-        </w:rPr>
-        <w:t xml:space="preserve">Beépített </w:t>
-      </w:r>
-      <w:proofErr w:type="spellStart"/>
-      <w:r>
-        <w:rPr>
-          <w:rFonts w:ascii="Arial" w:hAnsi="Arial" w:cs="Arial"/>
-          <w:u w:val="single"/>
-        </w:rPr>
-        <w:t>szenzorika</w:t>
-      </w:r>
-      <w:proofErr w:type="spellEnd"/>
-      <w:r>
-        <w:rPr>
-          <w:rFonts w:ascii="Arial" w:hAnsi="Arial" w:cs="Arial"/>
-        </w:rPr>
-        <w:t>: A csavarozó tengely integrált nyomatékszenzorral és mélység- (út) mérővel van felszerelve. A rendszer minden egyes csavar esetén valós időben rajzol egy nyomaték-szög-mélység görbét. Ha a csavar nem éri el a megfelelő mélységet (pl. megszorul), vagy a végső meghúzási nyomaték a tűréshatáron kívül esik, a szerszám vezérlője "NOK" (</w:t>
-      </w:r>
-      <w:proofErr w:type="spellStart"/>
-      <w:r>
-        <w:rPr>
-          <w:rFonts w:ascii="Arial" w:hAnsi="Arial" w:cs="Arial"/>
-        </w:rPr>
-        <w:t>Not</w:t>
-      </w:r>
-      <w:proofErr w:type="spellEnd"/>
-      <w:r>
-        <w:rPr>
-          <w:rFonts w:ascii="Arial" w:hAnsi="Arial" w:cs="Arial"/>
-        </w:rPr>
-        <w:t xml:space="preserve"> OK) jelet küld a PLC-</w:t>
-      </w:r>
-      <w:proofErr w:type="spellStart"/>
-      <w:r>
-        <w:rPr>
-          <w:rFonts w:ascii="Arial" w:hAnsi="Arial" w:cs="Arial"/>
-        </w:rPr>
-        <w:t>nek</w:t>
-      </w:r>
-      <w:proofErr w:type="spellEnd"/>
-      <w:r>
-        <w:rPr>
-          <w:rFonts w:ascii="Arial" w:hAnsi="Arial" w:cs="Arial"/>
-        </w:rPr>
-        <w:t xml:space="preserve">, így garantálva a 100%-os </w:t>
-      </w:r>
-      <w:r>
-        <w:rPr>
-          <w:rFonts w:ascii="Arial" w:hAnsi="Arial" w:cs="Arial"/>
-          <w:b/>
-          <w:bCs/>
-        </w:rPr>
-        <w:t>minőségellenőrzést</w:t>
-      </w:r>
-      <w:r>
-        <w:rPr>
-          <w:rFonts w:ascii="Arial" w:hAnsi="Arial" w:cs="Arial"/>
-        </w:rPr>
-        <w:t>.</w:t>
-      </w:r>
-    </w:p>
-    <w:p>
-      <w:pPr>
-        <w:jc w:val="both"/>
-        <w:rPr>
-          <w:rFonts w:ascii="Arial" w:hAnsi="Arial" w:cs="Arial"/>
-        </w:rPr>
-      </w:pPr>
-      <w:r>
-        <w:rPr>
-          <w:rFonts w:ascii="Arial" w:hAnsi="Arial" w:cs="Arial"/>
-        </w:rPr>
-        <w:t xml:space="preserve">A ciklusidő minimalizálása érdekében a csavarok adagolása a cikluson kívülről, automatizáltan történik. Az </w:t>
-      </w:r>
-      <w:proofErr w:type="spellStart"/>
-      <w:r>
-        <w:rPr>
-          <w:rFonts w:ascii="Arial" w:hAnsi="Arial" w:cs="Arial"/>
-        </w:rPr>
-        <w:t>effektoron</w:t>
-      </w:r>
-      <w:proofErr w:type="spellEnd"/>
-      <w:r>
-        <w:rPr>
-          <w:rFonts w:ascii="Arial" w:hAnsi="Arial" w:cs="Arial"/>
-        </w:rPr>
-        <w:t xml:space="preserve"> nem található gravitációs vagy táras adagoló, helyette a szerszám egy rugalmas, kopásálló pneumatikus tömlőn (</w:t>
-      </w:r>
-      <w:proofErr w:type="spellStart"/>
-      <w:r>
-        <w:rPr>
-          <w:rFonts w:ascii="Arial" w:hAnsi="Arial" w:cs="Arial"/>
-        </w:rPr>
-        <w:t>belövőcső</w:t>
-      </w:r>
-      <w:proofErr w:type="spellEnd"/>
-      <w:r>
-        <w:rPr>
-          <w:rFonts w:ascii="Arial" w:hAnsi="Arial" w:cs="Arial"/>
-        </w:rPr>
-        <w:t xml:space="preserve">) keresztül csatlakozik a cellán kívül elhelyezett csavaradagolóhoz. Amíg a robot a következő csavarozási pozícióba mozog (holtidő), az adagolórendszer sűrített levegő segítségével "belő" egy új kötőelemet egyenesen a csavarozófej </w:t>
-      </w:r>
-      <w:proofErr w:type="spellStart"/>
-      <w:r>
-        <w:rPr>
-          <w:rFonts w:ascii="Arial" w:hAnsi="Arial" w:cs="Arial"/>
-        </w:rPr>
-        <w:t>befogópofájába</w:t>
-      </w:r>
-      <w:proofErr w:type="spellEnd"/>
-      <w:r>
-        <w:rPr>
-          <w:rFonts w:ascii="Arial" w:hAnsi="Arial" w:cs="Arial"/>
-        </w:rPr>
-        <w:t>. Ez</w:t>
-      </w:r>
-      <w:r>
-        <w:rPr>
-          <w:rFonts w:ascii="Arial" w:hAnsi="Arial" w:cs="Arial"/>
-        </w:rPr>
-        <w:t>t</w:t>
-      </w:r>
-      <w:r>
-        <w:rPr>
-          <w:rFonts w:ascii="Arial" w:hAnsi="Arial" w:cs="Arial"/>
-        </w:rPr>
-        <w:t xml:space="preserve"> a </w:t>
-      </w:r>
-      <w:r>
-        <w:rPr>
-          <w:rFonts w:ascii="Arial" w:hAnsi="Arial" w:cs="Arial"/>
-        </w:rPr>
-        <w:t xml:space="preserve">típusú utántöltést </w:t>
-      </w:r>
-      <w:r>
-        <w:rPr>
-          <w:rFonts w:ascii="Arial" w:hAnsi="Arial" w:cs="Arial"/>
-        </w:rPr>
-        <w:t>"</w:t>
-      </w:r>
-      <w:proofErr w:type="spellStart"/>
-      <w:r>
-        <w:rPr>
-          <w:rFonts w:ascii="Arial" w:hAnsi="Arial" w:cs="Arial"/>
-        </w:rPr>
-        <w:t>Step-feed</w:t>
-      </w:r>
-      <w:proofErr w:type="spellEnd"/>
-      <w:r>
-        <w:rPr>
-          <w:rFonts w:ascii="Arial" w:hAnsi="Arial" w:cs="Arial"/>
-        </w:rPr>
-        <w:t>" vagy belövéses technológi</w:t>
-      </w:r>
-      <w:r>
-        <w:rPr>
-          <w:rFonts w:ascii="Arial" w:hAnsi="Arial" w:cs="Arial"/>
-        </w:rPr>
-        <w:t>ának hívják.</w:t>
-      </w:r>
-    </w:p>
-    <w:p>
-      <w:pPr>
-        <w:pStyle w:val="NagyCm"/>
-        <w:rPr>
-          <w:rFonts w:ascii="Arial" w:hAnsi="Arial" w:cs="Arial"/>
-        </w:rPr>
-      </w:pPr>
-      <w:bookmarkStart w:id="4" w:name="_Toc224033809"/>
-      <w:r>
-        <w:rPr>
-          <w:rFonts w:ascii="Arial" w:hAnsi="Arial" w:cs="Arial"/>
-        </w:rPr>
-        <w:t>Csavar adagoló</w:t>
-      </w:r>
-      <w:bookmarkEnd w:id="4"/>
-    </w:p>
-    <w:p>
-      <w:pPr>
-        <w:jc w:val="both"/>
-        <w:rPr>
-          <w:rFonts w:ascii="Arial" w:hAnsi="Arial" w:cs="Arial"/>
-        </w:rPr>
-      </w:pPr>
-      <w:r>
-        <w:rPr>
           <w:noProof/>
         </w:rPr>
+        <mc:AlternateContent>
+          <mc:Choice Requires="wps">
+            <w:drawing>
+              <wp:anchor distT="0" distB="0" distL="114300" distR="114300" simplePos="0" relativeHeight="251662336" behindDoc="0" locked="0" layoutInCell="1" allowOverlap="1" wp14:anchorId="696A3B25" wp14:editId="5A47D3C6">
+                <wp:simplePos x="0" y="0"/>
+                <wp:positionH relativeFrom="column">
+                  <wp:posOffset>4272280</wp:posOffset>
+                </wp:positionH>
+                <wp:positionV relativeFrom="paragraph">
+                  <wp:posOffset>2270760</wp:posOffset>
+                </wp:positionV>
+                <wp:extent cx="1466850" cy="200025"/>
+                <wp:effectExtent l="0" t="0" r="0" b="9525"/>
+                <wp:wrapSquare wrapText="bothSides"/>
+                <wp:docPr id="1223000329" name="Szövegdoboz 1"/>
+                <wp:cNvGraphicFramePr/>
+                <a:graphic xmlns:a="http://schemas.openxmlformats.org/drawingml/2006/main">
+                  <a:graphicData uri="http://schemas.microsoft.com/office/word/2010/wordprocessingShape">
+                    <wps:wsp>
+                      <wps:cNvSpPr txBox="1"/>
+                      <wps:spPr>
+                        <a:xfrm>
+                          <a:off x="0" y="0"/>
+                          <a:ext cx="1466850" cy="200025"/>
+                        </a:xfrm>
+                        <a:prstGeom prst="rect">
+                          <a:avLst/>
+                        </a:prstGeom>
+                        <a:solidFill>
+                          <a:prstClr val="white"/>
+                        </a:solidFill>
+                        <a:ln>
+                          <a:noFill/>
+                        </a:ln>
+                      </wps:spPr>
+                      <wps:txbx>
+                        <w:txbxContent>
+                          <w:p>
+                            <w:pPr>
+                              <w:pStyle w:val="Kpalrs"/>
+                              <w:jc w:val="center"/>
+                              <w:rPr>
+                                <w:noProof/>
+                                <w:szCs w:val="22"/>
+                              </w:rPr>
+                            </w:pPr>
+                            <w:r>
+                              <w:rPr>
+                                <w:noProof/>
+                              </w:rPr>
+                              <w:fldChar w:fldCharType="begin"/>
+                            </w:r>
+                            <w:r>
+                              <w:rPr>
+                                <w:noProof/>
+                              </w:rPr>
+                              <w:instrText xml:space="preserve"> SEQ ábra \* ARABIC </w:instrText>
+                            </w:r>
+                            <w:r>
+                              <w:rPr>
+                                <w:noProof/>
+                              </w:rPr>
+                              <w:fldChar w:fldCharType="separate"/>
+                            </w:r>
+                            <w:r>
+                              <w:rPr>
+                                <w:noProof/>
+                              </w:rPr>
+                              <w:t>2</w:t>
+                            </w:r>
+                            <w:r>
+                              <w:rPr>
+                                <w:noProof/>
+                              </w:rPr>
+                              <w:fldChar w:fldCharType="end"/>
+                            </w:r>
+                            <w:r>
+                              <w:t xml:space="preserve">. ábra: </w:t>
+                            </w:r>
+                            <w:r>
+                              <w:t>KUKA KR 210 R2700-2</w:t>
+                            </w:r>
+                          </w:p>
+                          <w:p/>
+                          <w:p>
+                            <w:pPr>
+                              <w:pStyle w:val="Kpalrs"/>
+                              <w:jc w:val="center"/>
+                              <w:rPr>
+                                <w:noProof/>
+                                <w:szCs w:val="22"/>
+                              </w:rPr>
+                            </w:pPr>
+                            <w:r>
+                              <w:rPr>
+                                <w:noProof/>
+                              </w:rPr>
+                              <w:fldChar w:fldCharType="begin"/>
+                            </w:r>
+                            <w:r>
+                              <w:rPr>
+                                <w:noProof/>
+                              </w:rPr>
+                              <w:instrText xml:space="preserve"> SEQ ábra \* ARABIC </w:instrText>
+                            </w:r>
+                            <w:r>
+                              <w:rPr>
+                                <w:noProof/>
+                              </w:rPr>
+                              <w:fldChar w:fldCharType="separate"/>
+                            </w:r>
+                            <w:bookmarkStart w:id="3" w:name="_Toc229230081"/>
+                            <w:r>
+                              <w:rPr>
+                                <w:noProof/>
+                              </w:rPr>
+                              <w:t>2</w:t>
+                            </w:r>
+                            <w:r>
+                              <w:rPr>
+                                <w:noProof/>
+                              </w:rPr>
+                              <w:fldChar w:fldCharType="end"/>
+                            </w:r>
+                            <w:r>
+                              <w:t xml:space="preserve">. ábra: </w:t>
+                            </w:r>
+                            <w:r>
+                              <w:t>KUKA KR 210 R2700-2</w:t>
+                            </w:r>
+                            <w:bookmarkEnd w:id="3"/>
+                          </w:p>
+                        </w:txbxContent>
+                      </wps:txbx>
+                      <wps:bodyPr rot="0" spcFirstLastPara="0" vertOverflow="overflow" horzOverflow="overflow" vert="horz" wrap="square" lIns="0" tIns="0" rIns="0" bIns="0" numCol="1" spcCol="0" rtlCol="0" fromWordArt="0" anchor="t" anchorCtr="0" forceAA="0" compatLnSpc="1">
+                        <a:prstTxWarp prst="textNoShape">
+                          <a:avLst/>
+                        </a:prstTxWarp>
+                        <a:noAutofit/>
+                      </wps:bodyPr>
+                    </wps:wsp>
+                  </a:graphicData>
+                </a:graphic>
+                <wp14:sizeRelV relativeFrom="margin">
+                  <wp14:pctHeight>0</wp14:pctHeight>
+                </wp14:sizeRelV>
+              </wp:anchor>
+            </w:drawing>
+          </mc:Choice>
+          <mc:Fallback>
+            <w:pict>
+              <v:shape w14:anchorId="696A3B25" id="_x0000_s1027" type="#_x0000_t202" style="position:absolute;left:0;text-align:left;margin-left:336.4pt;margin-top:178.8pt;width:115.5pt;height:15.75pt;z-index:251662336;visibility:visible;mso-wrap-style:square;mso-height-percent:0;mso-wrap-distance-left:9pt;mso-wrap-distance-top:0;mso-wrap-distance-right:9pt;mso-wrap-distance-bottom:0;mso-position-horizontal:absolute;mso-position-horizontal-relative:text;mso-position-vertical:absolute;mso-position-vertical-relative:text;mso-height-percent:0;mso-height-relative:margin;v-text-anchor:top" o:gfxdata="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" stroked="f">
+                <v:textbox inset="0,0,0,0">
+                  <w:txbxContent>
+                    <w:p>
+                      <w:pPr>
+                        <w:pStyle w:val="Kpalrs"/>
+                        <w:jc w:val="center"/>
+                        <w:rPr>
+                          <w:noProof/>
+                          <w:szCs w:val="22"/>
+                        </w:rPr>
+                      </w:pPr>
+                      <w:r>
+                        <w:rPr>
+                          <w:noProof/>
+                        </w:rPr>
+                        <w:fldChar w:fldCharType="begin"/>
+                      </w:r>
+                      <w:r>
+                        <w:rPr>
+                          <w:noProof/>
+                        </w:rPr>
+                        <w:instrText xml:space="preserve"> SEQ ábra \* ARABIC </w:instrText>
+                      </w:r>
+                      <w:r>
+                        <w:rPr>
+                          <w:noProof/>
+                        </w:rPr>
+                        <w:fldChar w:fldCharType="separate"/>
+                      </w:r>
+                      <w:r>
+                        <w:rPr>
+                          <w:noProof/>
+                        </w:rPr>
+                        <w:t>2</w:t>
+                      </w:r>
+                      <w:r>
+                        <w:rPr>
+                          <w:noProof/>
+                        </w:rPr>
+                        <w:fldChar w:fldCharType="end"/>
+                      </w:r>
+                      <w:r>
+                        <w:t xml:space="preserve">. ábra: </w:t>
+                      </w:r>
+                      <w:r>
+                        <w:t>KUKA KR 210 R2700-2</w:t>
+                      </w:r>
+                    </w:p>
+                    <w:p/>
+                    <w:p>
+                      <w:pPr>
+                        <w:pStyle w:val="Kpalrs"/>
+                        <w:jc w:val="center"/>
+                        <w:rPr>
+                          <w:noProof/>
+                          <w:szCs w:val="22"/>
+                        </w:rPr>
+                      </w:pPr>
+                      <w:r>
+                        <w:rPr>
+                          <w:noProof/>
+                        </w:rPr>
+                        <w:fldChar w:fldCharType="begin"/>
+                      </w:r>
+                      <w:r>
+                        <w:rPr>
+                          <w:noProof/>
+                        </w:rPr>
+                        <w:instrText xml:space="preserve"> SEQ ábra \* ARABIC </w:instrText>
+                      </w:r>
+                      <w:r>
+                        <w:rPr>
+                          <w:noProof/>
+                        </w:rPr>
+                        <w:fldChar w:fldCharType="separate"/>
+                      </w:r>
+                      <w:bookmarkStart w:id="4" w:name="_Toc229230081"/>
+                      <w:r>
+                        <w:rPr>
+                          <w:noProof/>
+                        </w:rPr>
+                        <w:t>2</w:t>
+                      </w:r>
+                      <w:r>
+                        <w:rPr>
+                          <w:noProof/>
+                        </w:rPr>
+                        <w:fldChar w:fldCharType="end"/>
+                      </w:r>
+                      <w:r>
+                        <w:t xml:space="preserve">. ábra: </w:t>
+                      </w:r>
+                      <w:r>
+                        <w:t>KUKA KR 210 R2700-2</w:t>
+                      </w:r>
+                      <w:bookmarkEnd w:id="4"/>
+                    </w:p>
+                  </w:txbxContent>
+                </v:textbox>
+                <w10:wrap type="square"/>
+              </v:shape>
+            </w:pict>
+          </mc:Fallback>
+        </mc:AlternateContent>
+      </w:r>
+      <w:r>
+        <w:rPr>
+          <w:noProof/>
+        </w:rPr>
         <w:drawing>
-          <wp:anchor distT="0" distB="0" distL="114300" distR="114300" simplePos="0" relativeHeight="251659264" behindDoc="0" locked="0" layoutInCell="1" allowOverlap="1" wp14:anchorId="1D5FEB30" wp14:editId="4D773C18">
+          <wp:anchor distT="0" distB="0" distL="180340" distR="180340" simplePos="0" relativeHeight="251660288" behindDoc="0" locked="0" layoutInCell="1" allowOverlap="1" wp14:anchorId="4DEC9114" wp14:editId="68948D98">
             <wp:simplePos x="0" y="0"/>
             <wp:positionH relativeFrom="margin">
-              <wp:posOffset>3710305</wp:posOffset>
+              <wp:align>right</wp:align>
             </wp:positionH>
             <wp:positionV relativeFrom="paragraph">
-              <wp:posOffset>-353695</wp:posOffset>
+              <wp:posOffset>14605</wp:posOffset>
             </wp:positionV>
-            <wp:extent cx="2009775" cy="2009775"/>
-            <wp:effectExtent l="0" t="0" r="9525" b="9525"/>
-            <wp:wrapThrough wrapText="bothSides">
-              <wp:wrapPolygon edited="0">
-                <wp:start x="0" y="0"/>
-                <wp:lineTo x="0" y="21498"/>
-                <wp:lineTo x="21498" y="21498"/>
-                <wp:lineTo x="21498" y="0"/>
-                <wp:lineTo x="0" y="0"/>
-              </wp:wrapPolygon>
-            </wp:wrapThrough>
-            <wp:docPr id="1915356182" name="Kép 3" descr="BBA High Performance Best Quality Vibratory Bowl Feeder for Screw Bolts ..."/>
+            <wp:extent cx="1468800" cy="2340000"/>
+            <wp:effectExtent l="0" t="0" r="0" b="3175"/>
+            <wp:wrapSquare wrapText="bothSides"/>
+            <wp:docPr id="316963418" name="Kép 1" descr="KUKA KR 210 R2700-2 - Industrial robot | Robotec"/>
             <wp:cNvGraphicFramePr>
               <a:graphicFrameLocks xmlns:a="http://schemas.openxmlformats.org/drawingml/2006/main" noChangeAspect="1"/>
             </wp:cNvGraphicFramePr>
@@ -2563,7 +2280,7 @@
               <a:graphicData uri="http://schemas.openxmlformats.org/drawingml/2006/picture">
                 <pic:pic xmlns:pic="http://schemas.openxmlformats.org/drawingml/2006/picture">
                   <pic:nvPicPr>
-                    <pic:cNvPr id="0" name="Picture 5" descr="BBA High Performance Best Quality Vibratory Bowl Feeder for Screw Bolts ..."/>
+                    <pic:cNvPr id="0" name="Picture 1" descr="KUKA KR 210 R2700-2 - Industrial robot | Robotec"/>
                     <pic:cNvPicPr>
                       <a:picLocks noChangeAspect="1" noChangeArrowheads="1"/>
                     </pic:cNvPicPr>
@@ -2584,7 +2301,7 @@
                   <pic:spPr bwMode="auto">
                     <a:xfrm>
                       <a:off x="0" y="0"/>
-                      <a:ext cx="2009775" cy="2009775"/>
+                      <a:ext cx="1468800" cy="2340000"/>
                     </a:xfrm>
                     <a:prstGeom prst="rect">
                       <a:avLst/>
@@ -2610,6 +2327,1270 @@
         <w:rPr>
           <w:rFonts w:ascii="Arial" w:hAnsi="Arial" w:cs="Arial"/>
         </w:rPr>
+        <w:t xml:space="preserve">A </w:t>
+      </w:r>
+      <w:r>
+        <w:rPr>
+          <w:rFonts w:ascii="Arial" w:hAnsi="Arial" w:cs="Arial"/>
+          <w:u w:val="single"/>
+        </w:rPr>
+        <w:t>robotmodell kiválasztása</w:t>
+      </w:r>
+      <w:r>
+        <w:rPr>
+          <w:rFonts w:ascii="Arial" w:hAnsi="Arial" w:cs="Arial"/>
+        </w:rPr>
+        <w:t>: KUKA KR QUANTEC széria</w:t>
+      </w:r>
+      <w:r>
+        <w:rPr>
+          <w:rFonts w:ascii="Arial" w:hAnsi="Arial" w:cs="Arial"/>
+        </w:rPr>
+        <w:t xml:space="preserve">. A folyamat során, nagy, amorf alakú karosszériaelemeket kell bejárnia a robot végszerszámának. Ezért egy nagy teherbírású robotra, a </w:t>
+      </w:r>
+      <w:r>
+        <w:rPr>
+          <w:rFonts w:ascii="Arial" w:hAnsi="Arial" w:cs="Arial"/>
+        </w:rPr>
+        <w:t>KUKA KR 210 R2700-2</w:t>
+      </w:r>
+      <w:r>
+        <w:rPr>
+          <w:rFonts w:ascii="Arial" w:hAnsi="Arial" w:cs="Arial"/>
+        </w:rPr>
+        <w:t xml:space="preserve">-re esett a választásom. Maximális kinyúlása 2700 mm, így egy nagyobb munkadarabot is körül tud járni, anélkül, hogy </w:t>
+      </w:r>
+      <w:r>
+        <w:rPr>
+          <w:rFonts w:ascii="Arial" w:hAnsi="Arial" w:cs="Arial"/>
+        </w:rPr>
+        <w:t>robot talapzatának is</w:t>
+      </w:r>
+      <w:r>
+        <w:rPr>
+          <w:rFonts w:ascii="Arial" w:hAnsi="Arial" w:cs="Arial"/>
+        </w:rPr>
+        <w:t xml:space="preserve"> kéne mozognia</w:t>
+      </w:r>
+      <w:r>
+        <w:rPr>
+          <w:rFonts w:ascii="Arial" w:hAnsi="Arial" w:cs="Arial"/>
+        </w:rPr>
+        <w:t xml:space="preserve">. </w:t>
+      </w:r>
+      <w:r>
+        <w:rPr>
+          <w:rFonts w:ascii="Arial" w:hAnsi="Arial" w:cs="Arial"/>
+        </w:rPr>
+        <w:t xml:space="preserve">Bár az FDS csavarozó egység </w:t>
+      </w:r>
+      <w:r>
+        <w:rPr>
+          <w:rFonts w:ascii="Arial" w:hAnsi="Arial" w:cs="Arial"/>
+        </w:rPr>
+        <w:t>nincs</w:t>
+      </w:r>
+      <w:r>
+        <w:rPr>
+          <w:rFonts w:ascii="Arial" w:hAnsi="Arial" w:cs="Arial"/>
+        </w:rPr>
+        <w:t xml:space="preserve"> 50-70 kg, a 210 kg-os névleges teherbírás választása </w:t>
+      </w:r>
+      <w:r>
+        <w:rPr>
+          <w:rFonts w:ascii="Arial" w:hAnsi="Arial" w:cs="Arial"/>
+        </w:rPr>
+        <w:t>fonto</w:t>
+      </w:r>
+      <w:r>
+        <w:rPr>
+          <w:rFonts w:ascii="Arial" w:hAnsi="Arial" w:cs="Arial"/>
+        </w:rPr>
+        <w:t>s tényező</w:t>
+      </w:r>
+      <w:r>
+        <w:rPr>
+          <w:rFonts w:ascii="Arial" w:hAnsi="Arial" w:cs="Arial"/>
+        </w:rPr>
+        <w:t>, mivel a</w:t>
+      </w:r>
+      <w:r>
+        <w:rPr>
+          <w:rFonts w:ascii="Arial" w:hAnsi="Arial" w:cs="Arial"/>
+        </w:rPr>
+        <w:t>z FDS folyamat során fellépő 2-3 kN nagyságrendű, Z-tengely irányú nyomóerő felvételéhez a robotkar maximális statikus és dinamikus merevségére van szükség.</w:t>
+      </w:r>
+      <w:r>
+        <w:rPr>
+          <w:rFonts w:ascii="Arial" w:hAnsi="Arial" w:cs="Arial"/>
+        </w:rPr>
+        <w:t xml:space="preserve"> </w:t>
+      </w:r>
+      <w:r>
+        <w:rPr>
+          <w:rFonts w:ascii="Arial" w:hAnsi="Arial" w:cs="Arial"/>
+        </w:rPr>
+        <w:t>A QUANTEC széria robusztus öntvényei és hajtóművei garantálják, hogy a nyomóerő hatására a szerszámközéppont (TCP) deflexiója (elhajlása) a megengedett tűréshatáron belül maradjon.</w:t>
+      </w:r>
+      <w:r>
+        <w:rPr>
+          <w:rFonts w:ascii="Arial" w:hAnsi="Arial" w:cs="Arial"/>
+        </w:rPr>
+        <w:t xml:space="preserve"> </w:t>
+      </w:r>
+    </w:p>
+    <w:p>
+      <w:pPr>
+        <w:jc w:val="both"/>
+        <w:rPr>
+          <w:rFonts w:ascii="Arial" w:hAnsi="Arial" w:cs="Arial"/>
+        </w:rPr>
+      </w:pPr>
+      <w:r>
+        <w:rPr>
+          <w:rFonts w:ascii="Arial" w:hAnsi="Arial" w:cs="Arial"/>
+          <w:u w:val="single"/>
+        </w:rPr>
+        <w:t>Kinematika és rögzítés</w:t>
+      </w:r>
+      <w:r>
+        <w:rPr>
+          <w:rFonts w:ascii="Arial" w:hAnsi="Arial" w:cs="Arial"/>
+        </w:rPr>
+        <w:t xml:space="preserve">: </w:t>
+      </w:r>
+      <w:r>
+        <w:rPr>
+          <w:rFonts w:ascii="Arial" w:hAnsi="Arial" w:cs="Arial"/>
+        </w:rPr>
+        <w:t>A választott KUKA manipulátor egy 6 szabadságfokú</w:t>
+      </w:r>
+      <w:r>
+        <w:rPr>
+          <w:rFonts w:ascii="Arial" w:hAnsi="Arial" w:cs="Arial"/>
+        </w:rPr>
+        <w:t>,</w:t>
+      </w:r>
+      <w:r>
+        <w:rPr>
+          <w:rFonts w:ascii="Arial" w:hAnsi="Arial" w:cs="Arial"/>
+        </w:rPr>
+        <w:t xml:space="preserve"> csuklókaros ipari robot. A cella fizikai kialakítása során a robot padlóra csavarozott rögzítést kap. Ez a rögzítési mód biztosítja a legmagasabb stabilitást és rezgéselnyelő képességet a nagy erőhatásokkal járó megmunkálásoknál.</w:t>
+      </w:r>
+      <w:r>
+        <w:rPr>
+          <w:rFonts w:ascii="Arial" w:hAnsi="Arial" w:cs="Arial"/>
+        </w:rPr>
+        <w:t xml:space="preserve"> </w:t>
+      </w:r>
+      <w:r>
+        <w:rPr>
+          <w:rFonts w:ascii="Arial" w:hAnsi="Arial" w:cs="Arial"/>
+        </w:rPr>
+        <w:t>A padlós rögzítéshez egy</w:t>
+      </w:r>
+      <w:r>
+        <w:rPr>
+          <w:rFonts w:ascii="Arial" w:hAnsi="Arial" w:cs="Arial"/>
+        </w:rPr>
+        <w:t xml:space="preserve"> </w:t>
+      </w:r>
+      <w:r>
+        <w:rPr>
+          <w:rFonts w:ascii="Arial" w:hAnsi="Arial" w:cs="Arial"/>
+        </w:rPr>
+        <w:t>acél alaplap</w:t>
+      </w:r>
+      <w:r>
+        <w:rPr>
+          <w:rFonts w:ascii="Arial" w:hAnsi="Arial" w:cs="Arial"/>
+        </w:rPr>
+        <w:t xml:space="preserve"> </w:t>
+      </w:r>
+      <w:r>
+        <w:rPr>
+          <w:rFonts w:ascii="Arial" w:hAnsi="Arial" w:cs="Arial"/>
+        </w:rPr>
+        <w:t>szükséges, amely biztosítja a robot pozíciójának állandóságát a teljes élettartam alatt.</w:t>
+      </w:r>
+    </w:p>
+    <w:p>
+      <w:pPr>
+        <w:jc w:val="both"/>
+        <w:rPr>
+          <w:rFonts w:ascii="Arial" w:hAnsi="Arial" w:cs="Arial"/>
+        </w:rPr>
+      </w:pPr>
+      <w:r>
+        <w:rPr>
+          <w:rFonts w:ascii="Arial" w:hAnsi="Arial" w:cs="Arial"/>
+        </w:rPr>
+        <w:lastRenderedPageBreak/>
+        <w:t xml:space="preserve">A robot agya </w:t>
+      </w:r>
+      <w:r>
+        <w:rPr>
+          <w:rFonts w:ascii="Arial" w:hAnsi="Arial" w:cs="Arial"/>
+        </w:rPr>
+        <w:t xml:space="preserve">a </w:t>
+      </w:r>
+      <w:r>
+        <w:rPr>
+          <w:rFonts w:ascii="Arial" w:hAnsi="Arial" w:cs="Arial"/>
+        </w:rPr>
+        <w:t xml:space="preserve">KUKA KR C5 </w:t>
+      </w:r>
+      <w:r>
+        <w:rPr>
+          <w:rFonts w:ascii="Arial" w:hAnsi="Arial" w:cs="Arial"/>
+          <w:u w:val="single"/>
+        </w:rPr>
+        <w:t>vezérlőszekrény</w:t>
+      </w:r>
+      <w:r>
+        <w:rPr>
+          <w:rFonts w:ascii="Arial" w:hAnsi="Arial" w:cs="Arial"/>
+        </w:rPr>
+        <w:t>.</w:t>
+      </w:r>
+      <w:r>
+        <w:rPr>
+          <w:rFonts w:ascii="Arial" w:hAnsi="Arial" w:cs="Arial"/>
+        </w:rPr>
+        <w:t xml:space="preserve"> Ez a legújabb verzió, mely kompaktabb az előzőnél, így helyigénye optimálisabb. </w:t>
+      </w:r>
+      <w:r>
+        <w:rPr>
+          <w:rFonts w:ascii="Arial" w:hAnsi="Arial" w:cs="Arial"/>
+        </w:rPr>
+        <w:t>A KR C5 támogatja az összes modern ipari kommunikációs protokollt (pl. PROFINET), így zökkenőmentesen integrálható a csavarozóegység vezérlőjével és a cella biztonsági logikáját felügyelő PLC-vel.</w:t>
+      </w:r>
+    </w:p>
+    <w:p>
+      <w:pPr>
+        <w:pStyle w:val="NagyCm"/>
+        <w:rPr>
+          <w:rFonts w:ascii="Arial" w:hAnsi="Arial" w:cs="Arial"/>
+        </w:rPr>
+      </w:pPr>
+      <w:bookmarkStart w:id="5" w:name="_Toc229231569"/>
+      <w:r>
+        <w:rPr>
+          <w:noProof/>
+        </w:rPr>
+        <w:drawing>
+          <wp:anchor distT="0" distB="0" distL="36195" distR="36195" simplePos="0" relativeHeight="251658240" behindDoc="0" locked="0" layoutInCell="1" allowOverlap="1" wp14:anchorId="4F973DD5" wp14:editId="6144012A">
+            <wp:simplePos x="0" y="0"/>
+            <wp:positionH relativeFrom="margin">
+              <wp:align>right</wp:align>
+            </wp:positionH>
+            <wp:positionV relativeFrom="paragraph">
+              <wp:posOffset>0</wp:posOffset>
+            </wp:positionV>
+            <wp:extent cx="2268000" cy="2268000"/>
+            <wp:effectExtent l="0" t="0" r="0" b="0"/>
+            <wp:wrapSquare wrapText="bothSides"/>
+            <wp:docPr id="1894839482" name="Kép 1" descr="K-Flow Legacy Joining Tool Straight-Standard product photo"/>
+            <wp:cNvGraphicFramePr>
+              <a:graphicFrameLocks xmlns:a="http://schemas.openxmlformats.org/drawingml/2006/main" noChangeAspect="1"/>
+            </wp:cNvGraphicFramePr>
+            <a:graphic xmlns:a="http://schemas.openxmlformats.org/drawingml/2006/main">
+              <a:graphicData uri="http://schemas.openxmlformats.org/drawingml/2006/picture">
+                <pic:pic xmlns:pic="http://schemas.openxmlformats.org/drawingml/2006/picture">
+                  <pic:nvPicPr>
+                    <pic:cNvPr id="0" name="Picture 1" descr="K-Flow Legacy Joining Tool Straight-Standard product photo"/>
+                    <pic:cNvPicPr>
+                      <a:picLocks noChangeAspect="1" noChangeArrowheads="1"/>
+                    </pic:cNvPicPr>
+                  </pic:nvPicPr>
+                  <pic:blipFill>
+                    <a:blip r:embed="rId8" cstate="print">
+                      <a:extLst>
+                        <a:ext uri="{28A0092B-C50C-407E-A947-70E740481C1C}">
+                          <a14:useLocalDpi xmlns:a14="http://schemas.microsoft.com/office/drawing/2010/main" val="0"/>
+                        </a:ext>
+                      </a:extLst>
+                    </a:blip>
+                    <a:srcRect/>
+                    <a:stretch>
+                      <a:fillRect/>
+                    </a:stretch>
+                  </pic:blipFill>
+                  <pic:spPr bwMode="auto">
+                    <a:xfrm>
+                      <a:off x="0" y="0"/>
+                      <a:ext cx="2268000" cy="2268000"/>
+                    </a:xfrm>
+                    <a:prstGeom prst="rect">
+                      <a:avLst/>
+                    </a:prstGeom>
+                    <a:noFill/>
+                    <a:ln>
+                      <a:noFill/>
+                    </a:ln>
+                  </pic:spPr>
+                </pic:pic>
+              </a:graphicData>
+            </a:graphic>
+            <wp14:sizeRelH relativeFrom="margin">
+              <wp14:pctWidth>0</wp14:pctWidth>
+            </wp14:sizeRelH>
+            <wp14:sizeRelV relativeFrom="margin">
+              <wp14:pctHeight>0</wp14:pctHeight>
+            </wp14:sizeRelV>
+          </wp:anchor>
+        </w:drawing>
+      </w:r>
+      <w:r>
+        <w:rPr>
+          <w:rFonts w:ascii="Arial" w:hAnsi="Arial" w:cs="Arial"/>
+        </w:rPr>
+        <w:t>Csavarozó egység</w:t>
+      </w:r>
+      <w:bookmarkEnd w:id="5"/>
+    </w:p>
+    <w:p>
+      <w:pPr>
+        <w:jc w:val="both"/>
+      </w:pPr>
+      <w:r>
+        <w:rPr>
+          <w:noProof/>
+        </w:rPr>
+        <mc:AlternateContent>
+          <mc:Choice Requires="wps">
+            <w:drawing>
+              <wp:anchor distT="0" distB="0" distL="114300" distR="114300" simplePos="0" relativeHeight="251665408" behindDoc="0" locked="0" layoutInCell="1" allowOverlap="1" wp14:anchorId="4E2D1C85" wp14:editId="03F1934A">
+                <wp:simplePos x="0" y="0"/>
+                <wp:positionH relativeFrom="margin">
+                  <wp:align>right</wp:align>
+                </wp:positionH>
+                <wp:positionV relativeFrom="paragraph">
+                  <wp:posOffset>1984375</wp:posOffset>
+                </wp:positionV>
+                <wp:extent cx="2266950" cy="180975"/>
+                <wp:effectExtent l="0" t="0" r="0" b="9525"/>
+                <wp:wrapSquare wrapText="bothSides"/>
+                <wp:docPr id="1832417800" name="Szövegdoboz 1"/>
+                <wp:cNvGraphicFramePr/>
+                <a:graphic xmlns:a="http://schemas.openxmlformats.org/drawingml/2006/main">
+                  <a:graphicData uri="http://schemas.microsoft.com/office/word/2010/wordprocessingShape">
+                    <wps:wsp>
+                      <wps:cNvSpPr txBox="1"/>
+                      <wps:spPr>
+                        <a:xfrm>
+                          <a:off x="0" y="0"/>
+                          <a:ext cx="2266950" cy="180975"/>
+                        </a:xfrm>
+                        <a:prstGeom prst="rect">
+                          <a:avLst/>
+                        </a:prstGeom>
+                        <a:solidFill>
+                          <a:prstClr val="white"/>
+                        </a:solidFill>
+                        <a:ln>
+                          <a:noFill/>
+                        </a:ln>
+                      </wps:spPr>
+                      <wps:txbx>
+                        <w:txbxContent>
+                          <w:p>
+                            <w:pPr>
+                              <w:pStyle w:val="Kpalrs"/>
+                              <w:jc w:val="center"/>
+                              <w:rPr>
+                                <w:b/>
+                                <w:bCs/>
+                                <w:noProof/>
+                                <w:sz w:val="36"/>
+                                <w:szCs w:val="32"/>
+                                <w:u w:val="single"/>
+                              </w:rPr>
+                            </w:pPr>
+                            <w:r>
+                              <w:rPr>
+                                <w:noProof/>
+                              </w:rPr>
+                              <w:fldChar w:fldCharType="begin"/>
+                            </w:r>
+                            <w:r>
+                              <w:rPr>
+                                <w:noProof/>
+                              </w:rPr>
+                              <w:instrText xml:space="preserve"> SEQ ábra \* ARABIC </w:instrText>
+                            </w:r>
+                            <w:r>
+                              <w:rPr>
+                                <w:noProof/>
+                              </w:rPr>
+                              <w:fldChar w:fldCharType="separate"/>
+                            </w:r>
+                            <w:r>
+                              <w:rPr>
+                                <w:noProof/>
+                              </w:rPr>
+                              <w:t>3</w:t>
+                            </w:r>
+                            <w:r>
+                              <w:rPr>
+                                <w:noProof/>
+                              </w:rPr>
+                              <w:fldChar w:fldCharType="end"/>
+                            </w:r>
+                            <w:r>
+                              <w:t>. ábra: Atlas Copco csavarbehajtó fej</w:t>
+                            </w:r>
+                          </w:p>
+                          <w:p/>
+                          <w:p>
+                            <w:pPr>
+                              <w:pStyle w:val="Kpalrs"/>
+                              <w:jc w:val="center"/>
+                              <w:rPr>
+                                <w:b/>
+                                <w:bCs/>
+                                <w:noProof/>
+                                <w:sz w:val="36"/>
+                                <w:szCs w:val="32"/>
+                                <w:u w:val="single"/>
+                              </w:rPr>
+                            </w:pPr>
+                            <w:r>
+                              <w:rPr>
+                                <w:noProof/>
+                              </w:rPr>
+                              <w:fldChar w:fldCharType="begin"/>
+                            </w:r>
+                            <w:r>
+                              <w:rPr>
+                                <w:noProof/>
+                              </w:rPr>
+                              <w:instrText xml:space="preserve"> SEQ ábra \* ARABIC </w:instrText>
+                            </w:r>
+                            <w:r>
+                              <w:rPr>
+                                <w:noProof/>
+                              </w:rPr>
+                              <w:fldChar w:fldCharType="separate"/>
+                            </w:r>
+                            <w:bookmarkStart w:id="6" w:name="_Toc229230082"/>
+                            <w:r>
+                              <w:rPr>
+                                <w:noProof/>
+                              </w:rPr>
+                              <w:t>3</w:t>
+                            </w:r>
+                            <w:r>
+                              <w:rPr>
+                                <w:noProof/>
+                              </w:rPr>
+                              <w:fldChar w:fldCharType="end"/>
+                            </w:r>
+                            <w:r>
+                              <w:t>. ábra: Atlas Copco csavarbehajtó fej</w:t>
+                            </w:r>
+                            <w:bookmarkEnd w:id="6"/>
+                          </w:p>
+                        </w:txbxContent>
+                      </wps:txbx>
+                      <wps:bodyPr rot="0" spcFirstLastPara="0" vertOverflow="overflow" horzOverflow="overflow" vert="horz" wrap="square" lIns="0" tIns="0" rIns="0" bIns="0" numCol="1" spcCol="0" rtlCol="0" fromWordArt="0" anchor="t" anchorCtr="0" forceAA="0" compatLnSpc="1">
+                        <a:prstTxWarp prst="textNoShape">
+                          <a:avLst/>
+                        </a:prstTxWarp>
+                        <a:noAutofit/>
+                      </wps:bodyPr>
+                    </wps:wsp>
+                  </a:graphicData>
+                </a:graphic>
+                <wp14:sizeRelV relativeFrom="margin">
+                  <wp14:pctHeight>0</wp14:pctHeight>
+                </wp14:sizeRelV>
+              </wp:anchor>
+            </w:drawing>
+          </mc:Choice>
+          <mc:Fallback>
+            <w:pict>
+              <v:shape w14:anchorId="4E2D1C85" id="_x0000_s1028" type="#_x0000_t202" style="position:absolute;left:0;text-align:left;margin-left:127.3pt;margin-top:156.25pt;width:178.5pt;height:14.25pt;z-index:251665408;visibility:visible;mso-wrap-style:square;mso-height-percent:0;mso-wrap-distance-left:9pt;mso-wrap-distance-top:0;mso-wrap-distance-right:9pt;mso-wrap-distance-bottom:0;mso-position-horizontal:right;mso-position-horizontal-relative:margin;mso-position-vertical:absolute;mso-position-vertical-relative:text;mso-height-percent:0;mso-height-relative:margin;v-text-anchor:top" o:gfxdata="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" stroked="f">
+                <v:textbox inset="0,0,0,0">
+                  <w:txbxContent>
+                    <w:p>
+                      <w:pPr>
+                        <w:pStyle w:val="Kpalrs"/>
+                        <w:jc w:val="center"/>
+                        <w:rPr>
+                          <w:b/>
+                          <w:bCs/>
+                          <w:noProof/>
+                          <w:sz w:val="36"/>
+                          <w:szCs w:val="32"/>
+                          <w:u w:val="single"/>
+                        </w:rPr>
+                      </w:pPr>
+                      <w:r>
+                        <w:rPr>
+                          <w:noProof/>
+                        </w:rPr>
+                        <w:fldChar w:fldCharType="begin"/>
+                      </w:r>
+                      <w:r>
+                        <w:rPr>
+                          <w:noProof/>
+                        </w:rPr>
+                        <w:instrText xml:space="preserve"> SEQ ábra \* ARABIC </w:instrText>
+                      </w:r>
+                      <w:r>
+                        <w:rPr>
+                          <w:noProof/>
+                        </w:rPr>
+                        <w:fldChar w:fldCharType="separate"/>
+                      </w:r>
+                      <w:r>
+                        <w:rPr>
+                          <w:noProof/>
+                        </w:rPr>
+                        <w:t>3</w:t>
+                      </w:r>
+                      <w:r>
+                        <w:rPr>
+                          <w:noProof/>
+                        </w:rPr>
+                        <w:fldChar w:fldCharType="end"/>
+                      </w:r>
+                      <w:r>
+                        <w:t>. ábra: Atlas Copco csavarbehajtó fej</w:t>
+                      </w:r>
+                    </w:p>
+                    <w:p/>
+                    <w:p>
+                      <w:pPr>
+                        <w:pStyle w:val="Kpalrs"/>
+                        <w:jc w:val="center"/>
+                        <w:rPr>
+                          <w:b/>
+                          <w:bCs/>
+                          <w:noProof/>
+                          <w:sz w:val="36"/>
+                          <w:szCs w:val="32"/>
+                          <w:u w:val="single"/>
+                        </w:rPr>
+                      </w:pPr>
+                      <w:r>
+                        <w:rPr>
+                          <w:noProof/>
+                        </w:rPr>
+                        <w:fldChar w:fldCharType="begin"/>
+                      </w:r>
+                      <w:r>
+                        <w:rPr>
+                          <w:noProof/>
+                        </w:rPr>
+                        <w:instrText xml:space="preserve"> SEQ ábra \* ARABIC </w:instrText>
+                      </w:r>
+                      <w:r>
+                        <w:rPr>
+                          <w:noProof/>
+                        </w:rPr>
+                        <w:fldChar w:fldCharType="separate"/>
+                      </w:r>
+                      <w:bookmarkStart w:id="7" w:name="_Toc229230082"/>
+                      <w:r>
+                        <w:rPr>
+                          <w:noProof/>
+                        </w:rPr>
+                        <w:t>3</w:t>
+                      </w:r>
+                      <w:r>
+                        <w:rPr>
+                          <w:noProof/>
+                        </w:rPr>
+                        <w:fldChar w:fldCharType="end"/>
+                      </w:r>
+                      <w:r>
+                        <w:t>. ábra: Atlas Copco csavarbehajtó fej</w:t>
+                      </w:r>
+                      <w:bookmarkEnd w:id="7"/>
+                    </w:p>
+                  </w:txbxContent>
+                </v:textbox>
+                <w10:wrap type="square" anchorx="margin"/>
+              </v:shape>
+            </w:pict>
+          </mc:Fallback>
+        </mc:AlternateContent>
+      </w:r>
+      <w:r>
+        <w:rPr>
+          <w:rFonts w:ascii="Arial" w:hAnsi="Arial" w:cs="Arial"/>
+          <w:u w:val="single"/>
+        </w:rPr>
+        <w:t>A robot végszerszáma</w:t>
+      </w:r>
+      <w:r>
+        <w:rPr>
+          <w:rFonts w:ascii="Arial" w:hAnsi="Arial" w:cs="Arial"/>
+        </w:rPr>
+        <w:t xml:space="preserve">: </w:t>
+      </w:r>
+      <w:r>
+        <w:rPr>
+          <w:rFonts w:ascii="Arial" w:hAnsi="Arial" w:cs="Arial"/>
+        </w:rPr>
+        <w:t>Atlas Copco FDS rendszer</w:t>
+      </w:r>
+      <w:r>
+        <w:rPr>
+          <w:rFonts w:ascii="Arial" w:hAnsi="Arial" w:cs="Arial"/>
+        </w:rPr>
+        <w:t xml:space="preserve"> </w:t>
+      </w:r>
+      <w:r>
+        <w:rPr>
+          <w:rFonts w:ascii="Arial" w:hAnsi="Arial" w:cs="Arial"/>
+        </w:rPr>
+        <w:t xml:space="preserve"> </w:t>
+      </w:r>
+      <w:r>
+        <w:rPr>
+          <w:rFonts w:ascii="Arial" w:hAnsi="Arial" w:cs="Arial"/>
+        </w:rPr>
+        <w:t>folyatófúró csavarozás kivitelezésére egy ipari standard Atlas Copco HLX</w:t>
+      </w:r>
+      <w:r>
+        <w:rPr>
+          <w:rFonts w:ascii="Arial" w:hAnsi="Arial" w:cs="Arial"/>
+        </w:rPr>
+        <w:t xml:space="preserve"> </w:t>
+      </w:r>
+      <w:r>
+        <w:rPr>
+          <w:rFonts w:ascii="Arial" w:hAnsi="Arial" w:cs="Arial"/>
+        </w:rPr>
+        <w:t>csavarozó orsó került kiválasztásra</w:t>
+      </w:r>
+      <w:r>
+        <w:rPr>
+          <w:rFonts w:ascii="Arial" w:hAnsi="Arial" w:cs="Arial"/>
+        </w:rPr>
+        <w:t xml:space="preserve">. </w:t>
+      </w:r>
+      <w:r>
+        <w:rPr>
+          <w:rFonts w:ascii="Arial" w:hAnsi="Arial" w:cs="Arial"/>
+        </w:rPr>
+        <w:t xml:space="preserve">Ez </w:t>
+      </w:r>
+      <w:r>
+        <w:rPr>
+          <w:rFonts w:ascii="Arial" w:hAnsi="Arial" w:cs="Arial"/>
+        </w:rPr>
+        <w:t>egy</w:t>
+      </w:r>
+      <w:r>
+        <w:rPr>
+          <w:rFonts w:ascii="Arial" w:hAnsi="Arial" w:cs="Arial"/>
+        </w:rPr>
+        <w:t xml:space="preserve"> kompakt, de rendkívül nagy teljesítményű egység egy szervomotoros hajtásból, egy pneumatikus vagy szervohajtású előtoló (Z-irányú) mechanikából, és a csavart befogó speciális fejből áll.</w:t>
+      </w:r>
+      <w:r>
+        <w:rPr>
+          <w:rFonts w:ascii="Arial" w:hAnsi="Arial" w:cs="Arial"/>
+        </w:rPr>
+        <w:t xml:space="preserve"> Kamerás rendszert nem szeretnék alkalmazni, így </w:t>
+      </w:r>
+      <w:r>
+        <w:rPr>
+          <w:rFonts w:ascii="Arial" w:hAnsi="Arial" w:cs="Arial"/>
+        </w:rPr>
+        <w:t>a folyamat sikere kizárólag a robot kinematikai ismétlési pontosságán, valamint a karosszériaelemet rögzítő fixtúra precizitásán alapul.</w:t>
+      </w:r>
+      <w:r>
+        <w:t xml:space="preserve"> </w:t>
+      </w:r>
+    </w:p>
+    <w:p>
+      <w:pPr>
+        <w:jc w:val="both"/>
+        <w:rPr>
+          <w:rFonts w:ascii="Arial" w:hAnsi="Arial" w:cs="Arial"/>
+        </w:rPr>
+      </w:pPr>
+      <w:r>
+        <w:rPr>
+          <w:rFonts w:ascii="Arial" w:hAnsi="Arial" w:cs="Arial"/>
+        </w:rPr>
+        <w:t>Az FDS technológia sikeressége a paraméterek ezredmásodperces pontosságú szabályozásán múlik. Az Atlas Copco egység saját, dedikált vezérlővel rendelkezik, amely a</w:t>
+      </w:r>
+      <w:r>
+        <w:rPr>
+          <w:rFonts w:ascii="Arial" w:hAnsi="Arial" w:cs="Arial"/>
+        </w:rPr>
+        <w:t xml:space="preserve"> </w:t>
+      </w:r>
+      <w:r>
+        <w:rPr>
+          <w:rFonts w:ascii="Arial" w:hAnsi="Arial" w:cs="Arial"/>
+        </w:rPr>
+        <w:t>kritikus paramétereket felügyeli a folyamat hat fázisában (felmelegítés, penetráció, menetformázás, csavarozás, fejfelfekvés, végső meghúzás)</w:t>
+      </w:r>
+      <w:r>
+        <w:rPr>
+          <w:rFonts w:ascii="Arial" w:hAnsi="Arial" w:cs="Arial"/>
+        </w:rPr>
+        <w:t>.</w:t>
+      </w:r>
+    </w:p>
+    <w:p>
+      <w:pPr>
+        <w:rPr>
+          <w:rFonts w:ascii="Arial" w:hAnsi="Arial" w:cs="Arial"/>
+        </w:rPr>
+      </w:pPr>
+      <w:r>
+        <w:rPr>
+          <w:rFonts w:ascii="Arial" w:hAnsi="Arial" w:cs="Arial"/>
+        </w:rPr>
+        <w:t xml:space="preserve">Legfontosabb paraméterek: </w:t>
+      </w:r>
+    </w:p>
+    <w:p>
+      <w:pPr>
+        <w:pStyle w:val="Listaszerbekezds"/>
+        <w:numPr>
+          <w:ilvl w:val="0"/>
+          <w:numId w:val="1"/>
+        </w:numPr>
+        <w:jc w:val="both"/>
+        <w:rPr>
+          <w:rFonts w:ascii="Arial" w:hAnsi="Arial" w:cs="Arial"/>
+        </w:rPr>
+      </w:pPr>
+      <w:r>
+        <w:rPr>
+          <w:rFonts w:ascii="Arial" w:hAnsi="Arial" w:cs="Arial"/>
+          <w:u w:val="single"/>
+        </w:rPr>
+        <w:t>Fordulatszám</w:t>
+      </w:r>
+      <w:r>
+        <w:rPr>
+          <w:rFonts w:ascii="Arial" w:hAnsi="Arial" w:cs="Arial"/>
+        </w:rPr>
+        <w:t xml:space="preserve"> (RPM): A fém megolvasztásához a kezdeti szakaszban extrém magas, esetenként </w:t>
+      </w:r>
+      <w:r>
+        <w:rPr>
+          <w:rFonts w:ascii="Arial" w:hAnsi="Arial" w:cs="Arial"/>
+          <w:b/>
+          <w:bCs/>
+        </w:rPr>
+        <w:t>6000-8000 fordulat/perc</w:t>
+      </w:r>
+      <w:r>
+        <w:rPr>
+          <w:rFonts w:ascii="Arial" w:hAnsi="Arial" w:cs="Arial"/>
+        </w:rPr>
+        <w:t xml:space="preserve"> sebességre van szükség.</w:t>
+      </w:r>
+    </w:p>
+    <w:p>
+      <w:pPr>
+        <w:pStyle w:val="Listaszerbekezds"/>
+        <w:numPr>
+          <w:ilvl w:val="0"/>
+          <w:numId w:val="1"/>
+        </w:numPr>
+        <w:jc w:val="both"/>
+        <w:rPr>
+          <w:rFonts w:ascii="Arial" w:hAnsi="Arial" w:cs="Arial"/>
+        </w:rPr>
+      </w:pPr>
+      <w:r>
+        <w:rPr>
+          <w:rFonts w:ascii="Arial" w:hAnsi="Arial" w:cs="Arial"/>
+          <w:u w:val="single"/>
+        </w:rPr>
+        <w:t>Tengelyirányú nyomóerő</w:t>
+      </w:r>
+      <w:r>
+        <w:rPr>
+          <w:rFonts w:ascii="Arial" w:hAnsi="Arial" w:cs="Arial"/>
+        </w:rPr>
+        <w:t xml:space="preserve"> (Z-</w:t>
+      </w:r>
+      <w:r>
+        <w:rPr>
+          <w:rFonts w:ascii="Arial" w:hAnsi="Arial" w:cs="Arial"/>
+        </w:rPr>
+        <w:t>irányú erő</w:t>
+      </w:r>
+      <w:r>
+        <w:rPr>
+          <w:rFonts w:ascii="Arial" w:hAnsi="Arial" w:cs="Arial"/>
+        </w:rPr>
+        <w:t xml:space="preserve">): A robotmerevség kihasználásával a szerszám </w:t>
+      </w:r>
+      <w:r>
+        <w:rPr>
+          <w:rFonts w:ascii="Arial" w:hAnsi="Arial" w:cs="Arial"/>
+          <w:b/>
+          <w:bCs/>
+        </w:rPr>
+        <w:t>1500-3000 N nyomóerőt</w:t>
+      </w:r>
+      <w:r>
+        <w:rPr>
+          <w:rFonts w:ascii="Arial" w:hAnsi="Arial" w:cs="Arial"/>
+        </w:rPr>
+        <w:t xml:space="preserve"> fejt ki a munkadarabra a behatolási szakaszban.</w:t>
+      </w:r>
+    </w:p>
+    <w:p>
+      <w:pPr>
+        <w:pStyle w:val="Listaszerbekezds"/>
+        <w:numPr>
+          <w:ilvl w:val="0"/>
+          <w:numId w:val="1"/>
+        </w:numPr>
+        <w:jc w:val="both"/>
+        <w:rPr>
+          <w:rFonts w:ascii="Arial" w:hAnsi="Arial" w:cs="Arial"/>
+        </w:rPr>
+      </w:pPr>
+      <w:r>
+        <w:rPr>
+          <w:rFonts w:ascii="Arial" w:hAnsi="Arial" w:cs="Arial"/>
+          <w:u w:val="single"/>
+        </w:rPr>
+        <w:t>Beépített szenzorika</w:t>
+      </w:r>
+      <w:r>
+        <w:rPr>
+          <w:rFonts w:ascii="Arial" w:hAnsi="Arial" w:cs="Arial"/>
+        </w:rPr>
+        <w:t xml:space="preserve">: A csavarozó tengely integrált nyomatékszenzorral és mélység- (út) mérővel van felszerelve. A rendszer minden egyes csavar esetén valós időben rajzol egy nyomaték-szög-mélység görbét. Ha a csavar nem éri el a megfelelő mélységet (pl. megszorul), vagy a végső meghúzási nyomaték a tűréshatáron kívül esik, a szerszám vezérlője "NOK" (Not OK) jelet küld a PLC-nek, így garantálva a 100%-os </w:t>
+      </w:r>
+      <w:r>
+        <w:rPr>
+          <w:rFonts w:ascii="Arial" w:hAnsi="Arial" w:cs="Arial"/>
+          <w:b/>
+          <w:bCs/>
+        </w:rPr>
+        <w:t>minőségellenőrzést</w:t>
+      </w:r>
+      <w:r>
+        <w:rPr>
+          <w:rFonts w:ascii="Arial" w:hAnsi="Arial" w:cs="Arial"/>
+        </w:rPr>
+        <w:t>.</w:t>
+      </w:r>
+    </w:p>
+    <w:p>
+      <w:pPr>
+        <w:jc w:val="both"/>
+        <w:rPr>
+          <w:rFonts w:ascii="Arial" w:hAnsi="Arial" w:cs="Arial"/>
+        </w:rPr>
+      </w:pPr>
+      <w:r>
+        <w:rPr>
+          <w:rFonts w:ascii="Arial" w:hAnsi="Arial" w:cs="Arial"/>
+        </w:rPr>
+        <w:t>A ciklusidő minimalizálása érdekében a csavarok adagolása a cikluson kívülről, automatizáltan történik. Az effektoron nem található gravitációs vagy táras adagoló, helyette a szerszám egy rugalmas, kopásálló pneumatikus tömlőn (</w:t>
+      </w:r>
+      <w:r>
+        <w:rPr>
+          <w:rFonts w:ascii="Arial" w:hAnsi="Arial" w:cs="Arial"/>
+        </w:rPr>
+        <w:t>belövő cső</w:t>
+      </w:r>
+      <w:r>
+        <w:rPr>
+          <w:rFonts w:ascii="Arial" w:hAnsi="Arial" w:cs="Arial"/>
+        </w:rPr>
+        <w:t>) keresztül csatlakozik a cellán kívül elhelyezett csavaradagolóhoz. Amíg a robot a következő csavarozási pozícióba mozog (holtidő), az adagolórendszer sűrített levegő segítségével "belő" egy új kötőelemet egyenesen a csavarozófej befogópofájába. Ez</w:t>
+      </w:r>
+      <w:r>
+        <w:rPr>
+          <w:rFonts w:ascii="Arial" w:hAnsi="Arial" w:cs="Arial"/>
+        </w:rPr>
+        <w:t>t</w:t>
+      </w:r>
+      <w:r>
+        <w:rPr>
+          <w:rFonts w:ascii="Arial" w:hAnsi="Arial" w:cs="Arial"/>
+        </w:rPr>
+        <w:t xml:space="preserve"> a </w:t>
+      </w:r>
+      <w:r>
+        <w:rPr>
+          <w:rFonts w:ascii="Arial" w:hAnsi="Arial" w:cs="Arial"/>
+        </w:rPr>
+        <w:t xml:space="preserve">típusú utántöltést </w:t>
+      </w:r>
+      <w:r>
+        <w:rPr>
+          <w:rFonts w:ascii="Arial" w:hAnsi="Arial" w:cs="Arial"/>
+        </w:rPr>
+        <w:t>"Step-feed" vagy belövéses technológi</w:t>
+      </w:r>
+      <w:r>
+        <w:rPr>
+          <w:rFonts w:ascii="Arial" w:hAnsi="Arial" w:cs="Arial"/>
+        </w:rPr>
+        <w:t>ának hívják.</w:t>
+      </w:r>
+    </w:p>
+    <w:p>
+      <w:pPr>
+        <w:rPr>
+          <w:rFonts w:ascii="Arial" w:hAnsi="Arial" w:cs="Arial"/>
+        </w:rPr>
+      </w:pPr>
+      <w:r>
+        <w:rPr>
+          <w:rFonts w:ascii="Arial" w:hAnsi="Arial" w:cs="Arial"/>
+        </w:rPr>
+        <w:br w:type="page"/>
+      </w:r>
+    </w:p>
+    <w:p>
+      <w:pPr>
+        <w:pStyle w:val="NagyCm"/>
+        <w:rPr>
+          <w:rFonts w:ascii="Arial" w:hAnsi="Arial" w:cs="Arial"/>
+        </w:rPr>
+      </w:pPr>
+      <w:bookmarkStart w:id="8" w:name="_Toc229231570"/>
+      <w:r>
+        <w:rPr>
+          <w:noProof/>
+        </w:rPr>
+        <w:lastRenderedPageBreak/>
+        <w:drawing>
+          <wp:anchor distT="0" distB="0" distL="114300" distR="114300" simplePos="0" relativeHeight="251663360" behindDoc="0" locked="0" layoutInCell="1" allowOverlap="1" wp14:anchorId="7D6C4F5A" wp14:editId="216EFD13">
+            <wp:simplePos x="0" y="0"/>
+            <wp:positionH relativeFrom="margin">
+              <wp:align>right</wp:align>
+            </wp:positionH>
+            <wp:positionV relativeFrom="paragraph">
+              <wp:posOffset>15240</wp:posOffset>
+            </wp:positionV>
+            <wp:extent cx="3150870" cy="1772364"/>
+            <wp:effectExtent l="0" t="0" r="0" b="0"/>
+            <wp:wrapSquare wrapText="bothSides"/>
+            <wp:docPr id="1859124416" name="Kép 2" descr="Vibratory Bowl Feeder for hardware (fasteners | set screws) | Podmores ..."/>
+            <wp:cNvGraphicFramePr>
+              <a:graphicFrameLocks xmlns:a="http://schemas.openxmlformats.org/drawingml/2006/main" noChangeAspect="1"/>
+            </wp:cNvGraphicFramePr>
+            <a:graphic xmlns:a="http://schemas.openxmlformats.org/drawingml/2006/main">
+              <a:graphicData uri="http://schemas.openxmlformats.org/drawingml/2006/picture">
+                <pic:pic xmlns:pic="http://schemas.openxmlformats.org/drawingml/2006/picture">
+                  <pic:nvPicPr>
+                    <pic:cNvPr id="0" name="Picture 3" descr="Vibratory Bowl Feeder for hardware (fasteners | set screws) | Podmores ..."/>
+                    <pic:cNvPicPr>
+                      <a:picLocks noChangeAspect="1" noChangeArrowheads="1"/>
+                    </pic:cNvPicPr>
+                  </pic:nvPicPr>
+                  <pic:blipFill>
+                    <a:blip r:embed="rId9" cstate="print">
+                      <a:extLst>
+                        <a:ext uri="{28A0092B-C50C-407E-A947-70E740481C1C}">
+                          <a14:useLocalDpi xmlns:a14="http://schemas.microsoft.com/office/drawing/2010/main" val="0"/>
+                        </a:ext>
+                      </a:extLst>
+                    </a:blip>
+                    <a:srcRect/>
+                    <a:stretch>
+                      <a:fillRect/>
+                    </a:stretch>
+                  </pic:blipFill>
+                  <pic:spPr bwMode="auto">
+                    <a:xfrm>
+                      <a:off x="0" y="0"/>
+                      <a:ext cx="3150870" cy="1772364"/>
+                    </a:xfrm>
+                    <a:prstGeom prst="rect">
+                      <a:avLst/>
+                    </a:prstGeom>
+                    <a:noFill/>
+                    <a:ln>
+                      <a:noFill/>
+                    </a:ln>
+                  </pic:spPr>
+                </pic:pic>
+              </a:graphicData>
+            </a:graphic>
+          </wp:anchor>
+        </w:drawing>
+      </w:r>
+      <w:r>
+        <w:rPr>
+          <w:rFonts w:ascii="Arial" w:hAnsi="Arial" w:cs="Arial"/>
+        </w:rPr>
+        <w:t>Csavar adagoló</w:t>
+      </w:r>
+      <w:bookmarkEnd w:id="8"/>
+    </w:p>
+    <w:p>
+      <w:pPr>
+        <w:jc w:val="both"/>
+        <w:rPr>
+          <w:rFonts w:ascii="Arial" w:hAnsi="Arial" w:cs="Arial"/>
+        </w:rPr>
+      </w:pPr>
+      <w:r>
+        <w:rPr>
+          <w:noProof/>
+        </w:rPr>
+        <mc:AlternateContent>
+          <mc:Choice Requires="wps">
+            <w:drawing>
+              <wp:anchor distT="0" distB="0" distL="114300" distR="114300" simplePos="0" relativeHeight="251667456" behindDoc="0" locked="0" layoutInCell="1" allowOverlap="1" wp14:anchorId="5E3029EA" wp14:editId="7E6759AE">
+                <wp:simplePos x="0" y="0"/>
+                <wp:positionH relativeFrom="margin">
+                  <wp:align>right</wp:align>
+                </wp:positionH>
+                <wp:positionV relativeFrom="paragraph">
+                  <wp:posOffset>1519555</wp:posOffset>
+                </wp:positionV>
+                <wp:extent cx="3150870" cy="228600"/>
+                <wp:effectExtent l="0" t="0" r="0" b="0"/>
+                <wp:wrapSquare wrapText="bothSides"/>
+                <wp:docPr id="1957705837" name="Szövegdoboz 1"/>
+                <wp:cNvGraphicFramePr/>
+                <a:graphic xmlns:a="http://schemas.openxmlformats.org/drawingml/2006/main">
+                  <a:graphicData uri="http://schemas.microsoft.com/office/word/2010/wordprocessingShape">
+                    <wps:wsp>
+                      <wps:cNvSpPr txBox="1"/>
+                      <wps:spPr>
+                        <a:xfrm>
+                          <a:off x="0" y="0"/>
+                          <a:ext cx="3150870" cy="228600"/>
+                        </a:xfrm>
+                        <a:prstGeom prst="rect">
+                          <a:avLst/>
+                        </a:prstGeom>
+                        <a:solidFill>
+                          <a:prstClr val="white"/>
+                        </a:solidFill>
+                        <a:ln>
+                          <a:noFill/>
+                        </a:ln>
+                      </wps:spPr>
+                      <wps:txbx>
+                        <w:txbxContent>
+                          <w:p>
+                            <w:pPr>
+                              <w:pStyle w:val="Kpalrs"/>
+                              <w:jc w:val="center"/>
+                              <w:rPr>
+                                <w:noProof/>
+                                <w:szCs w:val="22"/>
+                              </w:rPr>
+                            </w:pPr>
+                            <w:r>
+                              <w:rPr>
+                                <w:noProof/>
+                              </w:rPr>
+                              <w:fldChar w:fldCharType="begin"/>
+                            </w:r>
+                            <w:r>
+                              <w:rPr>
+                                <w:noProof/>
+                              </w:rPr>
+                              <w:instrText xml:space="preserve"> SEQ ábra \* ARABIC </w:instrText>
+                            </w:r>
+                            <w:r>
+                              <w:rPr>
+                                <w:noProof/>
+                              </w:rPr>
+                              <w:fldChar w:fldCharType="separate"/>
+                            </w:r>
+                            <w:r>
+                              <w:rPr>
+                                <w:noProof/>
+                              </w:rPr>
+                              <w:t>4</w:t>
+                            </w:r>
+                            <w:r>
+                              <w:rPr>
+                                <w:noProof/>
+                              </w:rPr>
+                              <w:fldChar w:fldCharType="end"/>
+                            </w:r>
+                            <w:r>
+                              <w:t>. ábra: Rezgőtálcás csavaradagoló</w:t>
+                            </w:r>
+                          </w:p>
+                          <w:p/>
+                          <w:p>
+                            <w:pPr>
+                              <w:pStyle w:val="Kpalrs"/>
+                              <w:jc w:val="center"/>
+                              <w:rPr>
+                                <w:noProof/>
+                                <w:szCs w:val="22"/>
+                              </w:rPr>
+                            </w:pPr>
+                            <w:r>
+                              <w:rPr>
+                                <w:noProof/>
+                              </w:rPr>
+                              <w:fldChar w:fldCharType="begin"/>
+                            </w:r>
+                            <w:r>
+                              <w:rPr>
+                                <w:noProof/>
+                              </w:rPr>
+                              <w:instrText xml:space="preserve"> SEQ ábra \* ARABIC </w:instrText>
+                            </w:r>
+                            <w:r>
+                              <w:rPr>
+                                <w:noProof/>
+                              </w:rPr>
+                              <w:fldChar w:fldCharType="separate"/>
+                            </w:r>
+                            <w:bookmarkStart w:id="9" w:name="_Toc229230083"/>
+                            <w:r>
+                              <w:rPr>
+                                <w:noProof/>
+                              </w:rPr>
+                              <w:t>4</w:t>
+                            </w:r>
+                            <w:r>
+                              <w:rPr>
+                                <w:noProof/>
+                              </w:rPr>
+                              <w:fldChar w:fldCharType="end"/>
+                            </w:r>
+                            <w:r>
+                              <w:t>. ábra: Rezgőtálcás csavaradagoló</w:t>
+                            </w:r>
+                            <w:bookmarkEnd w:id="9"/>
+                          </w:p>
+                        </w:txbxContent>
+                      </wps:txbx>
+                      <wps:bodyPr rot="0" spcFirstLastPara="0" vertOverflow="overflow" horzOverflow="overflow" vert="horz" wrap="square" lIns="0" tIns="0" rIns="0" bIns="0" numCol="1" spcCol="0" rtlCol="0" fromWordArt="0" anchor="t" anchorCtr="0" forceAA="0" compatLnSpc="1">
+                        <a:prstTxWarp prst="textNoShape">
+                          <a:avLst/>
+                        </a:prstTxWarp>
+                        <a:noAutofit/>
+                      </wps:bodyPr>
+                    </wps:wsp>
+                  </a:graphicData>
+                </a:graphic>
+                <wp14:sizeRelV relativeFrom="margin">
+                  <wp14:pctHeight>0</wp14:pctHeight>
+                </wp14:sizeRelV>
+              </wp:anchor>
+            </w:drawing>
+          </mc:Choice>
+          <mc:Fallback>
+            <w:pict>
+              <v:shape w14:anchorId="5E3029EA" id="_x0000_s1029" type="#_x0000_t202" style="position:absolute;left:0;text-align:left;margin-left:196.9pt;margin-top:119.65pt;width:248.1pt;height:18pt;z-index:251667456;visibility:visible;mso-wrap-style:square;mso-height-percent:0;mso-wrap-distance-left:9pt;mso-wrap-distance-top:0;mso-wrap-distance-right:9pt;mso-wrap-distance-bottom:0;mso-position-horizontal:right;mso-position-horizontal-relative:margin;mso-position-vertical:absolute;mso-position-vertical-relative:text;mso-height-percent:0;mso-height-relative:margin;v-text-anchor:top" o:gfxdata="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" stroked="f">
+                <v:textbox inset="0,0,0,0">
+                  <w:txbxContent>
+                    <w:p>
+                      <w:pPr>
+                        <w:pStyle w:val="Kpalrs"/>
+                        <w:jc w:val="center"/>
+                        <w:rPr>
+                          <w:noProof/>
+                          <w:szCs w:val="22"/>
+                        </w:rPr>
+                      </w:pPr>
+                      <w:r>
+                        <w:rPr>
+                          <w:noProof/>
+                        </w:rPr>
+                        <w:fldChar w:fldCharType="begin"/>
+                      </w:r>
+                      <w:r>
+                        <w:rPr>
+                          <w:noProof/>
+                        </w:rPr>
+                        <w:instrText xml:space="preserve"> SEQ ábra \* ARABIC </w:instrText>
+                      </w:r>
+                      <w:r>
+                        <w:rPr>
+                          <w:noProof/>
+                        </w:rPr>
+                        <w:fldChar w:fldCharType="separate"/>
+                      </w:r>
+                      <w:r>
+                        <w:rPr>
+                          <w:noProof/>
+                        </w:rPr>
+                        <w:t>4</w:t>
+                      </w:r>
+                      <w:r>
+                        <w:rPr>
+                          <w:noProof/>
+                        </w:rPr>
+                        <w:fldChar w:fldCharType="end"/>
+                      </w:r>
+                      <w:r>
+                        <w:t>. ábra: Rezgőtálcás csavaradagoló</w:t>
+                      </w:r>
+                    </w:p>
+                    <w:p/>
+                    <w:p>
+                      <w:pPr>
+                        <w:pStyle w:val="Kpalrs"/>
+                        <w:jc w:val="center"/>
+                        <w:rPr>
+                          <w:noProof/>
+                          <w:szCs w:val="22"/>
+                        </w:rPr>
+                      </w:pPr>
+                      <w:r>
+                        <w:rPr>
+                          <w:noProof/>
+                        </w:rPr>
+                        <w:fldChar w:fldCharType="begin"/>
+                      </w:r>
+                      <w:r>
+                        <w:rPr>
+                          <w:noProof/>
+                        </w:rPr>
+                        <w:instrText xml:space="preserve"> SEQ ábra \* ARABIC </w:instrText>
+                      </w:r>
+                      <w:r>
+                        <w:rPr>
+                          <w:noProof/>
+                        </w:rPr>
+                        <w:fldChar w:fldCharType="separate"/>
+                      </w:r>
+                      <w:bookmarkStart w:id="10" w:name="_Toc229230083"/>
+                      <w:r>
+                        <w:rPr>
+                          <w:noProof/>
+                        </w:rPr>
+                        <w:t>4</w:t>
+                      </w:r>
+                      <w:r>
+                        <w:rPr>
+                          <w:noProof/>
+                        </w:rPr>
+                        <w:fldChar w:fldCharType="end"/>
+                      </w:r>
+                      <w:r>
+                        <w:t>. ábra: Rezgőtálcás csavaradagoló</w:t>
+                      </w:r>
+                      <w:bookmarkEnd w:id="10"/>
+                    </w:p>
+                  </w:txbxContent>
+                </v:textbox>
+                <w10:wrap type="square" anchorx="margin"/>
+              </v:shape>
+            </w:pict>
+          </mc:Fallback>
+        </mc:AlternateContent>
+      </w:r>
+      <w:r>
+        <w:rPr>
+          <w:rFonts w:ascii="Arial" w:hAnsi="Arial" w:cs="Arial"/>
+        </w:rPr>
         <w:t>A folytonos és megbízható csavarellátás biztosítására a cella egy klasszikus, ipari kivitelű rezgőtálas adagolóval</w:t>
       </w:r>
       <w:r>
@@ -2622,14 +3603,7 @@
         <w:rPr>
           <w:rFonts w:ascii="Arial" w:hAnsi="Arial" w:cs="Arial"/>
         </w:rPr>
-        <w:t xml:space="preserve">A rendszer egy ömlesztett anyagot befogadó tölcsérből, magából a rezgőtálból, és egy lineáris kihordó sínből áll. A tál alján elhelyezett elektromágneses tekercsek specifikus frekvenciájú vibrációt keltenek, amelynek hatására a csavarok elindulnak felfelé a tál belső spirális pályáján. A pálya geometriája olyan mechanikai terelőkkel van </w:t>
-      </w:r>
-      <w:r>
-        <w:rPr>
-          <w:rFonts w:ascii="Arial" w:hAnsi="Arial" w:cs="Arial"/>
-        </w:rPr>
-        <w:lastRenderedPageBreak/>
-        <w:t>kialakítva (kieső rések, magasságkorlátozók), amelyek biztosítják, hogy a lineáris sínre már csak a megfelelő orientációban érkezzenek meg a kötőelemek.</w:t>
+        <w:t>A rendszer egy ömlesztett anyagot befogadó tölcsérből, magából a rezgőtálból, és egy lineáris kihordó sínből áll. A tál alján elhelyezett elektromágneses tekercsek specifikus frekvenciájú vibrációt keltenek, amelynek hatására a csavarok elindulnak felfelé a tál belső spirális pályáján. A pálya geometriája olyan mechanikai terelőkkel van kialakítva (kieső rések, magasságkorlátozók), amelyek biztosítják, hogy a lineáris sínre már csak a megfelelő orientációban érkezzenek meg a kötőelemek.</w:t>
       </w:r>
       <w:r>
         <w:t xml:space="preserve"> </w:t>
@@ -2646,21 +3620,7 @@
         <w:rPr>
           <w:rFonts w:ascii="Arial" w:hAnsi="Arial" w:cs="Arial"/>
         </w:rPr>
-        <w:t xml:space="preserve">A tartály térfogata úgy lett megválasztva, hogy a tervezett ciklusidők és a </w:t>
-      </w:r>
-      <w:proofErr w:type="spellStart"/>
-      <w:r>
-        <w:rPr>
-          <w:rFonts w:ascii="Arial" w:hAnsi="Arial" w:cs="Arial"/>
-        </w:rPr>
-        <w:t>darabonkénti</w:t>
-      </w:r>
-      <w:proofErr w:type="spellEnd"/>
-      <w:r>
-        <w:rPr>
-          <w:rFonts w:ascii="Arial" w:hAnsi="Arial" w:cs="Arial"/>
-        </w:rPr>
-        <w:t xml:space="preserve"> csavarszám figyelembevételével a cella legalább 4 órás teljes autonómiával rendelkezzen. Így a gépkezelőnek műszakonként mindössze egy-két alkalommal kell a csavarok </w:t>
+        <w:t xml:space="preserve">A tartály térfogata úgy lett megválasztva, hogy a tervezett ciklusidők és a darabonkénti csavarszám figyelembevételével a cella legalább 4 órás teljes autonómiával rendelkezzen. Így a gépkezelőnek műszakonként mindössze egy-két alkalommal kell a csavarok </w:t>
       </w:r>
       <w:r>
         <w:rPr>
@@ -2762,77 +3722,598 @@
         <w:rPr>
           <w:rFonts w:ascii="Arial" w:hAnsi="Arial" w:cs="Arial"/>
         </w:rPr>
-        <w:t xml:space="preserve">Az állásidő ily módon történő minimalizálása jelentősen javítja a cella OEE (Overall </w:t>
-      </w:r>
-      <w:proofErr w:type="spellStart"/>
-      <w:r>
-        <w:rPr>
-          <w:rFonts w:ascii="Arial" w:hAnsi="Arial" w:cs="Arial"/>
-        </w:rPr>
-        <w:t>Equipment</w:t>
-      </w:r>
-      <w:proofErr w:type="spellEnd"/>
+        <w:t>Az állásidő ily módon történő minimalizálása jelentősen javítja a cella OEE (Overall Equipment Effectiveness) mutatóját. Bár az adagoló a rácson kívül van, pozíciója közvetlenül a rács mellett, a robot bázisához a lehető legközelebb lett kijelölve. Ez a közelség elengedhetetlen, mivel a csavarok a lineáris sín végéről egy sűrített levegős (pneumatikus) tömlőn keresztül lövődnek a szerszámhoz. A rövid belövőcső csökkenti a tranzitidőt és drasztikusan minimalizálja az elakadások (jamming) esélyét.</w:t>
+      </w:r>
+    </w:p>
+    <w:p>
+      <w:pPr>
+        <w:pStyle w:val="NagyCm"/>
+        <w:rPr>
+          <w:rFonts w:ascii="Arial" w:hAnsi="Arial" w:cs="Arial"/>
+        </w:rPr>
+      </w:pPr>
+      <w:bookmarkStart w:id="11" w:name="_Toc229231571"/>
+      <w:r>
+        <w:rPr>
+          <w:rFonts w:ascii="Arial" w:hAnsi="Arial" w:cs="Arial"/>
+        </w:rPr>
+        <w:t>Villamos tervezés, és környezet fizikai felépítése</w:t>
+      </w:r>
+      <w:r>
+        <w:rPr>
+          <w:rFonts w:ascii="Arial" w:hAnsi="Arial" w:cs="Arial"/>
+        </w:rPr>
+        <w:t>:</w:t>
+      </w:r>
+      <w:bookmarkEnd w:id="11"/>
+    </w:p>
+    <w:p>
+      <w:pPr>
+        <w:pStyle w:val="RszCm"/>
+        <w:rPr>
+          <w:rFonts w:ascii="Arial" w:hAnsi="Arial" w:cs="Arial"/>
+        </w:rPr>
+      </w:pPr>
+      <w:bookmarkStart w:id="12" w:name="_Toc229231572"/>
+      <w:r>
+        <w:rPr>
+          <w:noProof/>
+        </w:rPr>
+        <mc:AlternateContent>
+          <mc:Choice Requires="wps">
+            <w:drawing>
+              <wp:anchor distT="0" distB="0" distL="114300" distR="114300" simplePos="0" relativeHeight="251673600" behindDoc="0" locked="0" layoutInCell="1" allowOverlap="1" wp14:anchorId="4EAF18AA" wp14:editId="6E4AC343">
+                <wp:simplePos x="0" y="0"/>
+                <wp:positionH relativeFrom="column">
+                  <wp:posOffset>4236720</wp:posOffset>
+                </wp:positionH>
+                <wp:positionV relativeFrom="paragraph">
+                  <wp:posOffset>1594485</wp:posOffset>
+                </wp:positionV>
+                <wp:extent cx="1524000" cy="635"/>
+                <wp:effectExtent l="0" t="0" r="0" b="0"/>
+                <wp:wrapSquare wrapText="bothSides"/>
+                <wp:docPr id="418316520" name="Szövegdoboz 1"/>
+                <wp:cNvGraphicFramePr/>
+                <a:graphic xmlns:a="http://schemas.openxmlformats.org/drawingml/2006/main">
+                  <a:graphicData uri="http://schemas.microsoft.com/office/word/2010/wordprocessingShape">
+                    <wps:wsp>
+                      <wps:cNvSpPr txBox="1"/>
+                      <wps:spPr>
+                        <a:xfrm>
+                          <a:off x="0" y="0"/>
+                          <a:ext cx="1524000" cy="635"/>
+                        </a:xfrm>
+                        <a:prstGeom prst="rect">
+                          <a:avLst/>
+                        </a:prstGeom>
+                        <a:solidFill>
+                          <a:prstClr val="white"/>
+                        </a:solidFill>
+                        <a:ln>
+                          <a:noFill/>
+                        </a:ln>
+                      </wps:spPr>
+                      <wps:txbx>
+                        <w:txbxContent>
+                          <w:p>
+                            <w:pPr>
+                              <w:pStyle w:val="Kpalrs"/>
+                              <w:jc w:val="center"/>
+                              <w:rPr>
+                                <w:noProof/>
+                                <w:sz w:val="32"/>
+                                <w:szCs w:val="28"/>
+                                <w:u w:val="single"/>
+                              </w:rPr>
+                            </w:pPr>
+                            <w:r>
+                              <w:rPr>
+                                <w:noProof/>
+                              </w:rPr>
+                              <w:fldChar w:fldCharType="begin"/>
+                            </w:r>
+                            <w:r>
+                              <w:rPr>
+                                <w:noProof/>
+                              </w:rPr>
+                              <w:instrText xml:space="preserve"> SEQ ábra \* ARABIC </w:instrText>
+                            </w:r>
+                            <w:r>
+                              <w:rPr>
+                                <w:noProof/>
+                              </w:rPr>
+                              <w:fldChar w:fldCharType="separate"/>
+                            </w:r>
+                            <w:r>
+                              <w:rPr>
+                                <w:noProof/>
+                              </w:rPr>
+                              <w:t>5</w:t>
+                            </w:r>
+                            <w:r>
+                              <w:rPr>
+                                <w:noProof/>
+                              </w:rPr>
+                              <w:fldChar w:fldCharType="end"/>
+                            </w:r>
+                            <w:r>
+                              <w:t>. ábra: Bosch Rexroth</w:t>
+                            </w:r>
+                            <w:r>
+                              <w:rPr>
+                                <w:noProof/>
+                              </w:rPr>
+                              <w:t xml:space="preserve"> moduláris alumínium rács</w:t>
+                            </w:r>
+                          </w:p>
+                          <w:p/>
+                          <w:p>
+                            <w:pPr>
+                              <w:pStyle w:val="Kpalrs"/>
+                              <w:jc w:val="center"/>
+                              <w:rPr>
+                                <w:noProof/>
+                                <w:sz w:val="32"/>
+                                <w:szCs w:val="28"/>
+                                <w:u w:val="single"/>
+                              </w:rPr>
+                            </w:pPr>
+                            <w:r>
+                              <w:rPr>
+                                <w:noProof/>
+                              </w:rPr>
+                              <w:fldChar w:fldCharType="begin"/>
+                            </w:r>
+                            <w:r>
+                              <w:rPr>
+                                <w:noProof/>
+                              </w:rPr>
+                              <w:instrText xml:space="preserve"> SEQ ábra \* ARABIC </w:instrText>
+                            </w:r>
+                            <w:r>
+                              <w:rPr>
+                                <w:noProof/>
+                              </w:rPr>
+                              <w:fldChar w:fldCharType="separate"/>
+                            </w:r>
+                            <w:bookmarkStart w:id="13" w:name="_Toc229230084"/>
+                            <w:r>
+                              <w:rPr>
+                                <w:noProof/>
+                              </w:rPr>
+                              <w:t>5</w:t>
+                            </w:r>
+                            <w:r>
+                              <w:rPr>
+                                <w:noProof/>
+                              </w:rPr>
+                              <w:fldChar w:fldCharType="end"/>
+                            </w:r>
+                            <w:r>
+                              <w:t>. ábra: Bosch Rexroth</w:t>
+                            </w:r>
+                            <w:r>
+                              <w:rPr>
+                                <w:noProof/>
+                              </w:rPr>
+                              <w:t xml:space="preserve"> moduláris alumínium rács</w:t>
+                            </w:r>
+                            <w:bookmarkEnd w:id="13"/>
+                          </w:p>
+                        </w:txbxContent>
+                      </wps:txbx>
+                      <wps:bodyPr rot="0" spcFirstLastPara="0" vertOverflow="overflow" horzOverflow="overflow" vert="horz" wrap="square" lIns="0" tIns="0" rIns="0" bIns="0" numCol="1" spcCol="0" rtlCol="0" fromWordArt="0" anchor="t" anchorCtr="0" forceAA="0" compatLnSpc="1">
+                        <a:prstTxWarp prst="textNoShape">
+                          <a:avLst/>
+                        </a:prstTxWarp>
+                        <a:spAutoFit/>
+                      </wps:bodyPr>
+                    </wps:wsp>
+                  </a:graphicData>
+                </a:graphic>
+              </wp:anchor>
+            </w:drawing>
+          </mc:Choice>
+          <mc:Fallback>
+            <w:pict>
+              <v:shape w14:anchorId="4EAF18AA" id="_x0000_s1030" type="#_x0000_t202" style="position:absolute;margin-left:333.6pt;margin-top:125.55pt;width:120pt;height:.05pt;z-index:251673600;visibility:visible;mso-wrap-style:square;mso-wrap-distance-left:9pt;mso-wrap-distance-top:0;mso-wrap-distance-right:9pt;mso-wrap-distance-bottom:0;mso-position-horizontal:absolute;mso-position-horizontal-relative:text;mso-position-vertical:absolute;mso-position-vertical-relative:text;v-text-anchor:top" o:gfxdata="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" stroked="f">
+                <v:textbox style="mso-fit-shape-to-text:t" inset="0,0,0,0">
+                  <w:txbxContent>
+                    <w:p>
+                      <w:pPr>
+                        <w:pStyle w:val="Kpalrs"/>
+                        <w:jc w:val="center"/>
+                        <w:rPr>
+                          <w:noProof/>
+                          <w:sz w:val="32"/>
+                          <w:szCs w:val="28"/>
+                          <w:u w:val="single"/>
+                        </w:rPr>
+                      </w:pPr>
+                      <w:r>
+                        <w:rPr>
+                          <w:noProof/>
+                        </w:rPr>
+                        <w:fldChar w:fldCharType="begin"/>
+                      </w:r>
+                      <w:r>
+                        <w:rPr>
+                          <w:noProof/>
+                        </w:rPr>
+                        <w:instrText xml:space="preserve"> SEQ ábra \* ARABIC </w:instrText>
+                      </w:r>
+                      <w:r>
+                        <w:rPr>
+                          <w:noProof/>
+                        </w:rPr>
+                        <w:fldChar w:fldCharType="separate"/>
+                      </w:r>
+                      <w:r>
+                        <w:rPr>
+                          <w:noProof/>
+                        </w:rPr>
+                        <w:t>5</w:t>
+                      </w:r>
+                      <w:r>
+                        <w:rPr>
+                          <w:noProof/>
+                        </w:rPr>
+                        <w:fldChar w:fldCharType="end"/>
+                      </w:r>
+                      <w:r>
+                        <w:t>. ábra: Bosch Rexroth</w:t>
+                      </w:r>
+                      <w:r>
+                        <w:rPr>
+                          <w:noProof/>
+                        </w:rPr>
+                        <w:t xml:space="preserve"> moduláris alumínium rács</w:t>
+                      </w:r>
+                    </w:p>
+                    <w:p/>
+                    <w:p>
+                      <w:pPr>
+                        <w:pStyle w:val="Kpalrs"/>
+                        <w:jc w:val="center"/>
+                        <w:rPr>
+                          <w:noProof/>
+                          <w:sz w:val="32"/>
+                          <w:szCs w:val="28"/>
+                          <w:u w:val="single"/>
+                        </w:rPr>
+                      </w:pPr>
+                      <w:r>
+                        <w:rPr>
+                          <w:noProof/>
+                        </w:rPr>
+                        <w:fldChar w:fldCharType="begin"/>
+                      </w:r>
+                      <w:r>
+                        <w:rPr>
+                          <w:noProof/>
+                        </w:rPr>
+                        <w:instrText xml:space="preserve"> SEQ ábra \* ARABIC </w:instrText>
+                      </w:r>
+                      <w:r>
+                        <w:rPr>
+                          <w:noProof/>
+                        </w:rPr>
+                        <w:fldChar w:fldCharType="separate"/>
+                      </w:r>
+                      <w:bookmarkStart w:id="14" w:name="_Toc229230084"/>
+                      <w:r>
+                        <w:rPr>
+                          <w:noProof/>
+                        </w:rPr>
+                        <w:t>5</w:t>
+                      </w:r>
+                      <w:r>
+                        <w:rPr>
+                          <w:noProof/>
+                        </w:rPr>
+                        <w:fldChar w:fldCharType="end"/>
+                      </w:r>
+                      <w:r>
+                        <w:t>. ábra: Bosch Rexroth</w:t>
+                      </w:r>
+                      <w:r>
+                        <w:rPr>
+                          <w:noProof/>
+                        </w:rPr>
+                        <w:t xml:space="preserve"> moduláris alumínium rács</w:t>
+                      </w:r>
+                      <w:bookmarkEnd w:id="14"/>
+                    </w:p>
+                  </w:txbxContent>
+                </v:textbox>
+                <w10:wrap type="square"/>
+              </v:shape>
+            </w:pict>
+          </mc:Fallback>
+        </mc:AlternateContent>
+      </w:r>
+      <w:r>
+        <w:rPr>
+          <w:noProof/>
+        </w:rPr>
+        <w:drawing>
+          <wp:anchor distT="0" distB="0" distL="114300" distR="114300" simplePos="0" relativeHeight="251671552" behindDoc="0" locked="0" layoutInCell="1" allowOverlap="1" wp14:anchorId="0BF60D5D" wp14:editId="36683007">
+            <wp:simplePos x="0" y="0"/>
+            <wp:positionH relativeFrom="margin">
+              <wp:align>right</wp:align>
+            </wp:positionH>
+            <wp:positionV relativeFrom="paragraph">
+              <wp:posOffset>13335</wp:posOffset>
+            </wp:positionV>
+            <wp:extent cx="1524000" cy="1524000"/>
+            <wp:effectExtent l="0" t="0" r="0" b="0"/>
+            <wp:wrapSquare wrapText="bothSides"/>
+            <wp:docPr id="1789344900" name="Kép 4"/>
+            <wp:cNvGraphicFramePr>
+              <a:graphicFrameLocks xmlns:a="http://schemas.openxmlformats.org/drawingml/2006/main" noChangeAspect="1"/>
+            </wp:cNvGraphicFramePr>
+            <a:graphic xmlns:a="http://schemas.openxmlformats.org/drawingml/2006/main">
+              <a:graphicData uri="http://schemas.openxmlformats.org/drawingml/2006/picture">
+                <pic:pic xmlns:pic="http://schemas.openxmlformats.org/drawingml/2006/picture">
+                  <pic:nvPicPr>
+                    <pic:cNvPr id="0" name="Picture 7"/>
+                    <pic:cNvPicPr>
+                      <a:picLocks noChangeAspect="1" noChangeArrowheads="1"/>
+                    </pic:cNvPicPr>
+                  </pic:nvPicPr>
+                  <pic:blipFill>
+                    <a:blip r:embed="rId10" cstate="print">
+                      <a:extLst>
+                        <a:ext uri="{28A0092B-C50C-407E-A947-70E740481C1C}">
+                          <a14:useLocalDpi xmlns:a14="http://schemas.microsoft.com/office/drawing/2010/main" val="0"/>
+                        </a:ext>
+                      </a:extLst>
+                    </a:blip>
+                    <a:srcRect/>
+                    <a:stretch>
+                      <a:fillRect/>
+                    </a:stretch>
+                  </pic:blipFill>
+                  <pic:spPr bwMode="auto">
+                    <a:xfrm>
+                      <a:off x="0" y="0"/>
+                      <a:ext cx="1524000" cy="1524000"/>
+                    </a:xfrm>
+                    <a:prstGeom prst="rect">
+                      <a:avLst/>
+                    </a:prstGeom>
+                    <a:noFill/>
+                    <a:ln>
+                      <a:noFill/>
+                    </a:ln>
+                  </pic:spPr>
+                </pic:pic>
+              </a:graphicData>
+            </a:graphic>
+          </wp:anchor>
+        </w:drawing>
+      </w:r>
+      <w:r>
+        <w:rPr>
+          <w:rFonts w:ascii="Arial" w:hAnsi="Arial" w:cs="Arial"/>
+        </w:rPr>
+        <w:t>Keret/ketrec</w:t>
+      </w:r>
+      <w:bookmarkEnd w:id="12"/>
+    </w:p>
+    <w:p>
+      <w:pPr>
+        <w:jc w:val="both"/>
+        <w:rPr>
+          <w:rFonts w:ascii="Arial" w:hAnsi="Arial" w:cs="Arial"/>
+        </w:rPr>
+      </w:pPr>
+      <w:r>
+        <w:rPr>
+          <w:rFonts w:ascii="Arial" w:hAnsi="Arial" w:cs="Arial"/>
+        </w:rPr>
+        <w:t xml:space="preserve">A robotcella gépészeti vázát és fizikai védelmi vonalát egy ipari szabványos Bosch Rexroth alumínium profilrendszer alkotja. </w:t>
+      </w:r>
+      <w:r>
+        <w:rPr>
+          <w:rFonts w:ascii="Arial" w:hAnsi="Arial" w:cs="Arial"/>
+        </w:rPr>
+        <w:t>Ennek a fajta ketrecnek</w:t>
+      </w:r>
+      <w:r>
+        <w:rPr>
+          <w:rFonts w:ascii="Arial" w:hAnsi="Arial" w:cs="Arial"/>
+        </w:rPr>
+        <w:t xml:space="preserve"> moduláris felépítés</w:t>
+      </w:r>
+      <w:r>
+        <w:rPr>
+          <w:rFonts w:ascii="Arial" w:hAnsi="Arial" w:cs="Arial"/>
+        </w:rPr>
+        <w:t>e van, mely</w:t>
+      </w:r>
+      <w:r>
+        <w:rPr>
+          <w:rFonts w:ascii="Arial" w:hAnsi="Arial" w:cs="Arial"/>
+        </w:rPr>
+        <w:t xml:space="preserve"> rendkívüli rugalmasságot biztosít: a csavarkötéseknek köszönhetően a cella a későbbiekben hegesztés nélkül átépíthető vagy bővíthető. A személyvédelemről az alumínium vázba integrált, porfestett acélhálós biztonsági kerítéselemek gondoskodnak. Ez a fizikai elhatárolás megakadályozza, hogy az operátor a robot működése közben a veszélyes térbe (munkatérbe) lépjen, miközben a rácsos kivitel biztosítja a folyamat folyamatos vizuális felügyeletét.</w:t>
+      </w:r>
+    </w:p>
+    <w:p>
+      <w:pPr>
+        <w:rPr>
+          <w:rFonts w:ascii="Arial" w:hAnsi="Arial" w:cs="Arial"/>
+        </w:rPr>
+      </w:pPr>
+      <w:r>
+        <w:rPr>
+          <w:rFonts w:ascii="Arial" w:hAnsi="Arial" w:cs="Arial"/>
+        </w:rPr>
+        <w:br w:type="page"/>
+      </w:r>
+    </w:p>
+    <w:p>
+      <w:pPr>
+        <w:pStyle w:val="RszCm"/>
+        <w:rPr>
+          <w:rFonts w:ascii="Arial" w:hAnsi="Arial" w:cs="Arial"/>
+        </w:rPr>
+      </w:pPr>
+      <w:bookmarkStart w:id="15" w:name="_Toc229231573"/>
+      <w:r>
+        <w:rPr>
+          <w:rFonts w:ascii="Arial" w:hAnsi="Arial" w:cs="Arial"/>
+        </w:rPr>
+        <w:lastRenderedPageBreak/>
+        <w:t>Villamos szekrény</w:t>
+      </w:r>
+      <w:bookmarkEnd w:id="15"/>
+    </w:p>
+    <w:p>
+      <w:pPr>
+        <w:jc w:val="both"/>
+        <w:rPr>
+          <w:rFonts w:ascii="Arial" w:hAnsi="Arial" w:cs="Arial"/>
+        </w:rPr>
+      </w:pPr>
+      <w:r>
+        <w:rPr>
+          <w:rFonts w:ascii="Arial" w:hAnsi="Arial" w:cs="Arial"/>
+        </w:rPr>
+        <w:t xml:space="preserve">A cella teljes energiaellátásáért és logikai vezérléséért felelős fő villamos szekrény (amely tartalmazza a cella-PLC-t, a biztonsági reléket, a tápegységeket és a hálózatvédelmi eszközöket) önálló egységként, a biztonsági kerítéstől függetlenül került telepítésre. </w:t>
+      </w:r>
+      <w:r>
+        <w:rPr>
+          <w:rFonts w:ascii="Arial" w:hAnsi="Arial" w:cs="Arial"/>
+        </w:rPr>
+        <w:t>Ennek az elrendezésnek az előnyei: e</w:t>
+      </w:r>
+      <w:r>
+        <w:rPr>
+          <w:rFonts w:ascii="Arial" w:hAnsi="Arial" w:cs="Arial"/>
+        </w:rPr>
+        <w:t>gyrészt megakadályozza, hogy a robot mozgásából vagy az FDS technológiából származó rezonanciák átterjedjenek a szekrény érzékeny elektronikájára. Másrészt a karbantartó személyzet számára 360 fokos hozzáférést biztosít a szekrényhez anélkül, hogy a cella szerkezetét meg kellene bontani.</w:t>
+      </w:r>
+    </w:p>
+    <w:p>
+      <w:pPr>
+        <w:pStyle w:val="RszCm"/>
+        <w:rPr>
+          <w:rFonts w:ascii="Arial" w:hAnsi="Arial" w:cs="Arial"/>
+        </w:rPr>
+      </w:pPr>
+      <w:bookmarkStart w:id="16" w:name="_Toc229231574"/>
+      <w:r>
+        <w:rPr>
+          <w:rFonts w:ascii="Arial" w:hAnsi="Arial" w:cs="Arial"/>
+        </w:rPr>
+        <w:t>Kábelezés</w:t>
+      </w:r>
+      <w:bookmarkEnd w:id="16"/>
+    </w:p>
+    <w:p>
+      <w:pPr>
+        <w:jc w:val="both"/>
+        <w:rPr>
+          <w:rFonts w:ascii="Arial" w:hAnsi="Arial" w:cs="Arial"/>
+        </w:rPr>
+      </w:pPr>
+      <w:r>
+        <w:rPr>
+          <w:rFonts w:ascii="Arial" w:hAnsi="Arial" w:cs="Arial"/>
+        </w:rPr>
+        <w:t xml:space="preserve">A berendezések közötti energia- és adatátvitel magaslati kábeltálcák segítségével van megoldva. A kábeltálcák a cella tartószerkezetének felső részén futnak, összekötve a fő villamos szekrényt a </w:t>
+      </w:r>
+      <w:r>
+        <w:rPr>
+          <w:rFonts w:ascii="Arial" w:hAnsi="Arial" w:cs="Arial"/>
+        </w:rPr>
+        <w:t>robot</w:t>
+      </w:r>
+      <w:r>
+        <w:rPr>
+          <w:rFonts w:ascii="Arial" w:hAnsi="Arial" w:cs="Arial"/>
+        </w:rPr>
+        <w:t xml:space="preserve"> vezérlővel, a</w:t>
+      </w:r>
       <w:r>
         <w:rPr>
           <w:rFonts w:ascii="Arial" w:hAnsi="Arial" w:cs="Arial"/>
         </w:rPr>
         <w:t xml:space="preserve"> </w:t>
       </w:r>
-      <w:proofErr w:type="spellStart"/>
-      <w:r>
-        <w:rPr>
-          <w:rFonts w:ascii="Arial" w:hAnsi="Arial" w:cs="Arial"/>
-        </w:rPr>
-        <w:t>Effectiveness</w:t>
-      </w:r>
-      <w:proofErr w:type="spellEnd"/>
-      <w:r>
-        <w:rPr>
-          <w:rFonts w:ascii="Arial" w:hAnsi="Arial" w:cs="Arial"/>
-        </w:rPr>
-        <w:t xml:space="preserve">) mutatóját. Bár az adagoló a rácson kívül van, pozíciója közvetlenül a rács mellett, a robot bázisához a lehető legközelebb lett kijelölve. Ez a közelség elengedhetetlen, mivel a csavarok a lineáris sín végéről egy sűrített levegős (pneumatikus) tömlőn keresztül </w:t>
-      </w:r>
-      <w:proofErr w:type="spellStart"/>
-      <w:r>
-        <w:rPr>
-          <w:rFonts w:ascii="Arial" w:hAnsi="Arial" w:cs="Arial"/>
-        </w:rPr>
-        <w:t>lövődnek</w:t>
-      </w:r>
-      <w:proofErr w:type="spellEnd"/>
-      <w:r>
-        <w:rPr>
-          <w:rFonts w:ascii="Arial" w:hAnsi="Arial" w:cs="Arial"/>
-        </w:rPr>
-        <w:t xml:space="preserve"> a szerszámhoz. A rövid </w:t>
-      </w:r>
-      <w:proofErr w:type="spellStart"/>
-      <w:r>
-        <w:rPr>
-          <w:rFonts w:ascii="Arial" w:hAnsi="Arial" w:cs="Arial"/>
-        </w:rPr>
-        <w:t>belövőcső</w:t>
-      </w:r>
-      <w:proofErr w:type="spellEnd"/>
-      <w:r>
-        <w:rPr>
-          <w:rFonts w:ascii="Arial" w:hAnsi="Arial" w:cs="Arial"/>
-        </w:rPr>
-        <w:t xml:space="preserve"> csökkenti a tranzitidőt és drasztikusan minimalizálja az elakadások (</w:t>
-      </w:r>
-      <w:proofErr w:type="spellStart"/>
-      <w:r>
-        <w:rPr>
-          <w:rFonts w:ascii="Arial" w:hAnsi="Arial" w:cs="Arial"/>
-        </w:rPr>
-        <w:t>jamming</w:t>
-      </w:r>
-      <w:proofErr w:type="spellEnd"/>
-      <w:r>
-        <w:rPr>
-          <w:rFonts w:ascii="Arial" w:hAnsi="Arial" w:cs="Arial"/>
-        </w:rPr>
-        <w:t>) esélyét.</w:t>
+      <w:r>
+        <w:rPr>
+          <w:rFonts w:ascii="Arial" w:hAnsi="Arial" w:cs="Arial"/>
+        </w:rPr>
+        <w:t>csavarozó vezérlőjével és a csavaradagolóval. Ez a topológia teljesen szabadon hagyja a cella körüli padlófelületet, megszüntetve a botlásveszélyt és lehetővé téve a zavartalan anyagmozgatást (pl. targon</w:t>
+      </w:r>
+      <w:r>
+        <w:rPr>
+          <w:rFonts w:ascii="Arial" w:hAnsi="Arial" w:cs="Arial"/>
+        </w:rPr>
+        <w:t>ca, futószalag</w:t>
+      </w:r>
+      <w:r>
+        <w:rPr>
+          <w:rFonts w:ascii="Arial" w:hAnsi="Arial" w:cs="Arial"/>
+        </w:rPr>
+        <w:t xml:space="preserve">). A magaslati vezetés további előnye, hogy a kábelek </w:t>
+      </w:r>
+      <w:r>
+        <w:rPr>
+          <w:rFonts w:ascii="Arial" w:hAnsi="Arial" w:cs="Arial"/>
+        </w:rPr>
+        <w:t xml:space="preserve">kevesebb </w:t>
+      </w:r>
+      <w:r>
+        <w:rPr>
+          <w:rFonts w:ascii="Arial" w:hAnsi="Arial" w:cs="Arial"/>
+        </w:rPr>
+        <w:t xml:space="preserve">mechanikai sérüléseknek </w:t>
+      </w:r>
+      <w:r>
+        <w:rPr>
+          <w:rFonts w:ascii="Arial" w:hAnsi="Arial" w:cs="Arial"/>
+        </w:rPr>
+        <w:t>vannak kitéve</w:t>
+      </w:r>
+      <w:r>
+        <w:rPr>
+          <w:rFonts w:ascii="Arial" w:hAnsi="Arial" w:cs="Arial"/>
+        </w:rPr>
+        <w:t>, és a jövőbeni bővítések során új kábelek behúzása gyorsan és egyszerűen kivitelezhető</w:t>
+      </w:r>
+      <w:r>
+        <w:rPr>
+          <w:rFonts w:ascii="Arial" w:hAnsi="Arial" w:cs="Arial"/>
+        </w:rPr>
+        <w:t xml:space="preserve">. </w:t>
+      </w:r>
+      <w:r>
+        <w:rPr>
+          <w:rFonts w:ascii="Arial" w:hAnsi="Arial" w:cs="Arial"/>
+        </w:rPr>
+        <w:br/>
+      </w:r>
+      <w:r>
+        <w:rPr>
+          <w:rFonts w:ascii="Arial" w:hAnsi="Arial" w:cs="Arial"/>
+        </w:rPr>
+        <w:t>A cella intelligens eszközei közötti zökkenőmentes adatáramlást a robusztus és ipari környezetben széleskörűen elterjedt PROFINET kommunikációs protokoll biztosítja. Ez az Ipari Ethernet alapú hálózat valós idejű, determinisztikus kommunikációt tesz lehetővé. A hierarchia csúcsán a cellát vezérlő PLC áll, amely PROFINET hálózaton keresztül olvassa és írja a KUKA vezérlő, valamint az Atlas Copco szerszám állapotjelzéseit. A kábelezés kialakításánál szigorúan elkülönülnek az erős</w:t>
+      </w:r>
+      <w:r>
+        <w:rPr>
+          <w:rFonts w:ascii="Arial" w:hAnsi="Arial" w:cs="Arial"/>
+        </w:rPr>
+        <w:t xml:space="preserve">- és gyengeáramú </w:t>
+      </w:r>
+      <w:r>
+        <w:rPr>
+          <w:rFonts w:ascii="Arial" w:hAnsi="Arial" w:cs="Arial"/>
+        </w:rPr>
+        <w:t>kábelek a zavarjelek elkerülése érdekében.</w:t>
       </w:r>
     </w:p>
     <w:p>
@@ -2842,268 +4323,2570 @@
           <w:rFonts w:ascii="Arial" w:hAnsi="Arial" w:cs="Arial"/>
         </w:rPr>
       </w:pPr>
-      <w:bookmarkStart w:id="5" w:name="_Toc224033810"/>
-      <w:r>
-        <w:rPr>
-          <w:rFonts w:ascii="Arial" w:hAnsi="Arial" w:cs="Arial"/>
-        </w:rPr>
-        <w:t>Villamos tervezés, és környezet fizikai felépítése</w:t>
-      </w:r>
-      <w:bookmarkEnd w:id="5"/>
-      <w:r>
-        <w:rPr>
-          <w:rFonts w:ascii="Arial" w:hAnsi="Arial" w:cs="Arial"/>
+      <w:bookmarkStart w:id="17" w:name="_Toc229231575"/>
+      <w:r>
+        <w:rPr>
+          <w:rFonts w:ascii="Arial" w:hAnsi="Arial" w:cs="Arial"/>
+        </w:rPr>
+        <w:t>3D szimuláció</w:t>
+      </w:r>
+      <w:bookmarkEnd w:id="17"/>
+    </w:p>
+    <w:p>
+      <w:pPr>
+        <w:rPr>
+          <w:rFonts w:ascii="Arial" w:hAnsi="Arial" w:cs="Arial"/>
+        </w:rPr>
+      </w:pPr>
+      <w:r>
+        <w:rPr>
+          <w:rFonts w:ascii="Arial" w:hAnsi="Arial" w:cs="Arial"/>
+          <w:i/>
+          <w:iCs/>
+          <w:sz w:val="32"/>
+          <w:szCs w:val="28"/>
+          <w:u w:val="single"/>
+        </w:rPr>
+        <w:t>Ipar 4.0 és a Digitális Iker</w:t>
+      </w:r>
+    </w:p>
+    <w:p>
+      <w:pPr>
+        <w:jc w:val="both"/>
+        <w:rPr>
+          <w:rFonts w:ascii="Arial" w:hAnsi="Arial" w:cs="Arial"/>
+        </w:rPr>
+      </w:pPr>
+      <w:r>
+        <w:rPr>
+          <w:rFonts w:ascii="Arial" w:hAnsi="Arial" w:cs="Arial"/>
+        </w:rPr>
+        <w:t>A modern gépészeti tervezésben, a fizikai megvalósítást megelőzően elengedhetetlen a gyártórendszer virtuális leképezése.</w:t>
+      </w:r>
+      <w:r>
+        <w:rPr>
+          <w:rFonts w:ascii="Arial" w:hAnsi="Arial" w:cs="Arial"/>
+        </w:rPr>
+        <w:t xml:space="preserve"> Ehhez egy Digitális Iker létrehozása a legmodernebb és legbiztonságosabb megoldás.</w:t>
+      </w:r>
+      <w:r>
+        <w:t xml:space="preserve"> </w:t>
+      </w:r>
+      <w:r>
+        <w:rPr>
+          <w:rFonts w:ascii="Arial" w:hAnsi="Arial" w:cs="Arial"/>
+        </w:rPr>
+        <w:t>A Digitális Iker nem csupán egy látványos 3D-s modell, hanem a valós rendszer pontos kinematikai és logikai másolata. Ennek az Ipar 4.0-ás megközelítésnek a legnagyobb előnye, hogy a tervezési hibák még a virtuális térben, költségmentesen javíthatók. A szimuláció segítségével már a beruházási fázisban garantálható az elvárt ciklusidő, és optimalizálható a cella helyigénye anélkül, hogy egyetlen alkatrészt is le kellene gyártani.</w:t>
+      </w:r>
+      <w:r>
+        <w:rPr>
+          <w:rFonts w:ascii="Arial" w:hAnsi="Arial" w:cs="Arial"/>
+        </w:rPr>
+        <w:br w:type="page"/>
+      </w:r>
+    </w:p>
+    <w:p>
+      <w:pPr>
+        <w:rPr>
+          <w:rFonts w:ascii="Arial" w:hAnsi="Arial" w:cs="Arial"/>
+          <w:i/>
+          <w:iCs/>
+          <w:sz w:val="32"/>
+          <w:szCs w:val="28"/>
+          <w:u w:val="single"/>
+        </w:rPr>
+      </w:pPr>
+      <w:r>
+        <w:rPr>
+          <w:noProof/>
+        </w:rPr>
+        <w:lastRenderedPageBreak/>
+        <mc:AlternateContent>
+          <mc:Choice Requires="wps">
+            <w:drawing>
+              <wp:anchor distT="0" distB="0" distL="114300" distR="114300" simplePos="0" relativeHeight="251676672" behindDoc="0" locked="0" layoutInCell="1" allowOverlap="1" wp14:anchorId="565FBF9F" wp14:editId="3366B556">
+                <wp:simplePos x="0" y="0"/>
+                <wp:positionH relativeFrom="column">
+                  <wp:posOffset>2750820</wp:posOffset>
+                </wp:positionH>
+                <wp:positionV relativeFrom="paragraph">
+                  <wp:posOffset>1748790</wp:posOffset>
+                </wp:positionV>
+                <wp:extent cx="3006725" cy="635"/>
+                <wp:effectExtent l="0" t="0" r="0" b="0"/>
+                <wp:wrapSquare wrapText="bothSides"/>
+                <wp:docPr id="681755407" name="Szövegdoboz 1"/>
+                <wp:cNvGraphicFramePr/>
+                <a:graphic xmlns:a="http://schemas.openxmlformats.org/drawingml/2006/main">
+                  <a:graphicData uri="http://schemas.microsoft.com/office/word/2010/wordprocessingShape">
+                    <wps:wsp>
+                      <wps:cNvSpPr txBox="1"/>
+                      <wps:spPr>
+                        <a:xfrm>
+                          <a:off x="0" y="0"/>
+                          <a:ext cx="3006725" cy="635"/>
+                        </a:xfrm>
+                        <a:prstGeom prst="rect">
+                          <a:avLst/>
+                        </a:prstGeom>
+                        <a:solidFill>
+                          <a:prstClr val="white"/>
+                        </a:solidFill>
+                        <a:ln>
+                          <a:noFill/>
+                        </a:ln>
+                      </wps:spPr>
+                      <wps:txbx>
+                        <w:txbxContent>
+                          <w:p>
+                            <w:pPr>
+                              <w:pStyle w:val="Kpalrs"/>
+                              <w:jc w:val="center"/>
+                              <w:rPr>
+                                <w:noProof/>
+                                <w:szCs w:val="22"/>
+                              </w:rPr>
+                            </w:pPr>
+                            <w:r>
+                              <w:rPr>
+                                <w:noProof/>
+                              </w:rPr>
+                              <w:fldChar w:fldCharType="begin"/>
+                            </w:r>
+                            <w:r>
+                              <w:rPr>
+                                <w:noProof/>
+                              </w:rPr>
+                              <w:instrText xml:space="preserve"> SEQ ábra \* ARABIC </w:instrText>
+                            </w:r>
+                            <w:r>
+                              <w:rPr>
+                                <w:noProof/>
+                              </w:rPr>
+                              <w:fldChar w:fldCharType="separate"/>
+                            </w:r>
+                            <w:bookmarkStart w:id="18" w:name="_Toc229230085"/>
+                            <w:r>
+                              <w:rPr>
+                                <w:noProof/>
+                              </w:rPr>
+                              <w:t>6</w:t>
+                            </w:r>
+                            <w:r>
+                              <w:rPr>
+                                <w:noProof/>
+                              </w:rPr>
+                              <w:fldChar w:fldCharType="end"/>
+                            </w:r>
+                            <w:r>
+                              <w:t>. ábra: KUKA.Sim</w:t>
+                            </w:r>
+                            <w:bookmarkEnd w:id="18"/>
+                          </w:p>
+                        </w:txbxContent>
+                      </wps:txbx>
+                      <wps:bodyPr rot="0" spcFirstLastPara="0" vertOverflow="overflow" horzOverflow="overflow" vert="horz" wrap="square" lIns="0" tIns="0" rIns="0" bIns="0" numCol="1" spcCol="0" rtlCol="0" fromWordArt="0" anchor="t" anchorCtr="0" forceAA="0" compatLnSpc="1">
+                        <a:prstTxWarp prst="textNoShape">
+                          <a:avLst/>
+                        </a:prstTxWarp>
+                        <a:spAutoFit/>
+                      </wps:bodyPr>
+                    </wps:wsp>
+                  </a:graphicData>
+                </a:graphic>
+              </wp:anchor>
+            </w:drawing>
+          </mc:Choice>
+          <mc:Fallback>
+            <w:pict>
+              <v:shape w14:anchorId="565FBF9F" id="_x0000_s1031" type="#_x0000_t202" style="position:absolute;margin-left:216.6pt;margin-top:137.7pt;width:236.75pt;height:.05pt;z-index:251676672;visibility:visible;mso-wrap-style:square;mso-wrap-distance-left:9pt;mso-wrap-distance-top:0;mso-wrap-distance-right:9pt;mso-wrap-distance-bottom:0;mso-position-horizontal:absolute;mso-position-horizontal-relative:text;mso-position-vertical:absolute;mso-position-vertical-relative:text;v-text-anchor:top" o:gfxdata="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" stroked="f">
+                <v:textbox style="mso-fit-shape-to-text:t" inset="0,0,0,0">
+                  <w:txbxContent>
+                    <w:p>
+                      <w:pPr>
+                        <w:pStyle w:val="Kpalrs"/>
+                        <w:jc w:val="center"/>
+                        <w:rPr>
+                          <w:noProof/>
+                          <w:szCs w:val="22"/>
+                        </w:rPr>
+                      </w:pPr>
+                      <w:r>
+                        <w:rPr>
+                          <w:noProof/>
+                        </w:rPr>
+                        <w:fldChar w:fldCharType="begin"/>
+                      </w:r>
+                      <w:r>
+                        <w:rPr>
+                          <w:noProof/>
+                        </w:rPr>
+                        <w:instrText xml:space="preserve"> SEQ ábra \* ARABIC </w:instrText>
+                      </w:r>
+                      <w:r>
+                        <w:rPr>
+                          <w:noProof/>
+                        </w:rPr>
+                        <w:fldChar w:fldCharType="separate"/>
+                      </w:r>
+                      <w:bookmarkStart w:id="19" w:name="_Toc229230085"/>
+                      <w:r>
+                        <w:rPr>
+                          <w:noProof/>
+                        </w:rPr>
+                        <w:t>6</w:t>
+                      </w:r>
+                      <w:r>
+                        <w:rPr>
+                          <w:noProof/>
+                        </w:rPr>
+                        <w:fldChar w:fldCharType="end"/>
+                      </w:r>
+                      <w:r>
+                        <w:t>. ábra: KUKA.Sim</w:t>
+                      </w:r>
+                      <w:bookmarkEnd w:id="19"/>
+                    </w:p>
+                  </w:txbxContent>
+                </v:textbox>
+                <w10:wrap type="square"/>
+              </v:shape>
+            </w:pict>
+          </mc:Fallback>
+        </mc:AlternateContent>
+      </w:r>
+      <w:r>
+        <w:rPr>
+          <w:noProof/>
+        </w:rPr>
+        <w:drawing>
+          <wp:anchor distT="0" distB="0" distL="144145" distR="144145" simplePos="0" relativeHeight="251674624" behindDoc="0" locked="0" layoutInCell="1" allowOverlap="1" wp14:anchorId="03E0A55D" wp14:editId="09A430CC">
+            <wp:simplePos x="0" y="0"/>
+            <wp:positionH relativeFrom="margin">
+              <wp:align>right</wp:align>
+            </wp:positionH>
+            <wp:positionV relativeFrom="paragraph">
+              <wp:posOffset>0</wp:posOffset>
+            </wp:positionV>
+            <wp:extent cx="3006000" cy="1692000"/>
+            <wp:effectExtent l="0" t="0" r="4445" b="3810"/>
+            <wp:wrapSquare wrapText="bothSides"/>
+            <wp:docPr id="1778086713" name="Kép 5" descr="Screenshot (63)"/>
+            <wp:cNvGraphicFramePr>
+              <a:graphicFrameLocks xmlns:a="http://schemas.openxmlformats.org/drawingml/2006/main" noChangeAspect="1"/>
+            </wp:cNvGraphicFramePr>
+            <a:graphic xmlns:a="http://schemas.openxmlformats.org/drawingml/2006/main">
+              <a:graphicData uri="http://schemas.openxmlformats.org/drawingml/2006/picture">
+                <pic:pic xmlns:pic="http://schemas.openxmlformats.org/drawingml/2006/picture">
+                  <pic:nvPicPr>
+                    <pic:cNvPr id="0" name="Picture 9" descr="Screenshot (63)"/>
+                    <pic:cNvPicPr>
+                      <a:picLocks noChangeAspect="1" noChangeArrowheads="1"/>
+                    </pic:cNvPicPr>
+                  </pic:nvPicPr>
+                  <pic:blipFill>
+                    <a:blip r:embed="rId11">
+                      <a:extLst>
+                        <a:ext uri="{28A0092B-C50C-407E-A947-70E740481C1C}">
+                          <a14:useLocalDpi xmlns:a14="http://schemas.microsoft.com/office/drawing/2010/main" val="0"/>
+                        </a:ext>
+                      </a:extLst>
+                    </a:blip>
+                    <a:srcRect/>
+                    <a:stretch>
+                      <a:fillRect/>
+                    </a:stretch>
+                  </pic:blipFill>
+                  <pic:spPr bwMode="auto">
+                    <a:xfrm>
+                      <a:off x="0" y="0"/>
+                      <a:ext cx="3006000" cy="1692000"/>
+                    </a:xfrm>
+                    <a:prstGeom prst="rect">
+                      <a:avLst/>
+                    </a:prstGeom>
+                    <a:noFill/>
+                    <a:ln>
+                      <a:noFill/>
+                    </a:ln>
+                  </pic:spPr>
+                </pic:pic>
+              </a:graphicData>
+            </a:graphic>
+            <wp14:sizeRelH relativeFrom="margin">
+              <wp14:pctWidth>0</wp14:pctWidth>
+            </wp14:sizeRelH>
+            <wp14:sizeRelV relativeFrom="margin">
+              <wp14:pctHeight>0</wp14:pctHeight>
+            </wp14:sizeRelV>
+          </wp:anchor>
+        </w:drawing>
+      </w:r>
+      <w:r>
+        <w:rPr>
+          <w:rFonts w:ascii="Arial" w:hAnsi="Arial" w:cs="Arial"/>
+          <w:i/>
+          <w:iCs/>
+          <w:sz w:val="32"/>
+          <w:szCs w:val="28"/>
+          <w:u w:val="single"/>
+        </w:rPr>
+        <w:t>A szoftverkörnyezet</w:t>
+      </w:r>
+    </w:p>
+    <w:p>
+      <w:pPr>
+        <w:jc w:val="both"/>
+        <w:rPr>
+          <w:rFonts w:ascii="Arial" w:hAnsi="Arial" w:cs="Arial"/>
+        </w:rPr>
+      </w:pPr>
+      <w:r>
+        <w:rPr>
+          <w:rFonts w:ascii="Arial" w:hAnsi="Arial" w:cs="Arial"/>
+        </w:rPr>
+        <w:t xml:space="preserve">A szimulációs környezethez a KUKA.Sim, a KUKA hivatalos szoftverét használnám, ahol elérhető a </w:t>
+      </w:r>
+      <w:r>
+        <w:rPr>
+          <w:rFonts w:ascii="Arial" w:hAnsi="Arial" w:cs="Arial"/>
+        </w:rPr>
+        <w:t>KUKA KR QUANTEC robotmodell, az Atlas Copco FDS csavarozóegység</w:t>
+      </w:r>
+      <w:r>
+        <w:rPr>
+          <w:rFonts w:ascii="Arial" w:hAnsi="Arial" w:cs="Arial"/>
+        </w:rPr>
+        <w:t>,</w:t>
+      </w:r>
+      <w:r>
+        <w:rPr>
+          <w:rFonts w:ascii="Arial" w:hAnsi="Arial" w:cs="Arial"/>
+        </w:rPr>
+        <w:t xml:space="preserve"> a Bosch Rexroth védőrácsok, valamint a 2 méteres karosszériaelem CAD modellje</w:t>
+      </w:r>
+      <w:r>
+        <w:rPr>
+          <w:rFonts w:ascii="Arial" w:hAnsi="Arial" w:cs="Arial"/>
+        </w:rPr>
+        <w:t xml:space="preserve"> is. </w:t>
+      </w:r>
+      <w:r>
+        <w:rPr>
+          <w:rFonts w:ascii="Arial" w:hAnsi="Arial" w:cs="Arial"/>
+        </w:rPr>
+        <w:t>A KUKA.Sim motorja a virtuális vezérlőn (KUKA.OfficeLite) alapszik, ami azt jelenti, hogy a szimulált robot hajszálpontosan ugyanazokkal a mozgásprofilokkal és gyorsulásokkal dolgozik a képernyőn, mint a valóságban a KR C5 vezérlőhöz csatlakoztatva.</w:t>
+      </w:r>
+    </w:p>
+    <w:p>
+      <w:pPr>
+        <w:jc w:val="both"/>
+        <w:rPr>
+          <w:rFonts w:ascii="Arial" w:hAnsi="Arial" w:cs="Arial"/>
+        </w:rPr>
+      </w:pPr>
+      <w:r>
+        <w:rPr>
+          <w:rFonts w:ascii="Arial" w:hAnsi="Arial" w:cs="Arial"/>
+        </w:rPr>
+        <w:t>A robot szimulációjának nagyon fontos része az ütközésvizsgálat, amit szintén megoldható ebben az alkalmazásban.</w:t>
+      </w:r>
+      <w:r>
+        <w:t xml:space="preserve"> </w:t>
+      </w:r>
+      <w:r>
+        <w:rPr>
+          <w:rFonts w:ascii="Arial" w:hAnsi="Arial" w:cs="Arial"/>
+        </w:rPr>
+        <w:t>Egy</w:t>
+      </w:r>
+      <w:r>
+        <w:rPr>
+          <w:rFonts w:ascii="Arial" w:hAnsi="Arial" w:cs="Arial"/>
+        </w:rPr>
+        <w:t xml:space="preserve"> 2 méteres, amorf karosszériaelem megmunkálása során kritikus tényező, hogy a robot minden egyes csavarozási pozíciót a megfelelő szerszám-orientációval (a csavarozási felületre merőleges Z-tengellyel) tudjon felvenni. A KUKA.Sim "Reachability" funkciója vizuálisan (hőtérképpel) validá</w:t>
+      </w:r>
+      <w:r>
+        <w:rPr>
+          <w:rFonts w:ascii="Arial" w:hAnsi="Arial" w:cs="Arial"/>
+        </w:rPr>
+        <w:t>lj</w:t>
+      </w:r>
+      <w:r>
+        <w:rPr>
+          <w:rFonts w:ascii="Arial" w:hAnsi="Arial" w:cs="Arial"/>
+        </w:rPr>
+        <w:t>a, hogy a kiválasztott KR 210 R2700-2 robot képes lefedni a teljes munkateret, anélkül, hogy a tengelyek a végállásukhoz közelítenének.</w:t>
+      </w:r>
+      <w:r>
+        <w:rPr>
+          <w:rFonts w:ascii="Arial" w:hAnsi="Arial" w:cs="Arial"/>
+        </w:rPr>
+        <w:br/>
+      </w:r>
+      <w:r>
+        <w:rPr>
+          <w:rFonts w:ascii="Arial" w:hAnsi="Arial" w:cs="Arial"/>
+        </w:rPr>
+        <w:t>Ezzel párhuzamosan lefu</w:t>
+      </w:r>
+      <w:r>
+        <w:rPr>
+          <w:rFonts w:ascii="Arial" w:hAnsi="Arial" w:cs="Arial"/>
+        </w:rPr>
+        <w:t>t</w:t>
+      </w:r>
+      <w:r>
+        <w:rPr>
+          <w:rFonts w:ascii="Arial" w:hAnsi="Arial" w:cs="Arial"/>
+        </w:rPr>
+        <w:t xml:space="preserve"> a dinamikus ütközésvizsgálat. Mivel a QUANTEC robot kiterjedése jelentős, a szimuláció során ellenőrizni kell, hogy a robotkar könyöke (3-as tengely) vagy az ellensúlya mozgás közben nem ütközik-e neki a biztonsági rácsnak, a magaslati kábeltálcáknak vagy a munkadarabot tartó készüléknek.</w:t>
+      </w:r>
+    </w:p>
+    <w:p>
+      <w:pPr>
+        <w:pStyle w:val="NagyCm"/>
+        <w:rPr>
+          <w:rFonts w:ascii="Arial" w:hAnsi="Arial" w:cs="Arial"/>
+        </w:rPr>
+      </w:pPr>
+      <w:bookmarkStart w:id="20" w:name="_Toc229231576"/>
+      <w:r>
+        <w:rPr>
+          <w:rFonts w:ascii="Arial" w:hAnsi="Arial" w:cs="Arial"/>
+        </w:rPr>
+        <w:t>Munkaprogram</w:t>
+      </w:r>
+      <w:bookmarkEnd w:id="20"/>
+    </w:p>
+    <w:p>
+      <w:pPr>
+        <w:jc w:val="both"/>
+        <w:rPr>
+          <w:rFonts w:ascii="Arial" w:hAnsi="Arial" w:cs="Arial"/>
+        </w:rPr>
+      </w:pPr>
+      <w:r>
+        <w:rPr>
+          <w:rFonts w:ascii="Arial" w:hAnsi="Arial" w:cs="Arial"/>
+        </w:rPr>
+        <w:t>A robotcella logikai vezérléséért a KRL</w:t>
+      </w:r>
+      <w:r>
+        <w:rPr>
+          <w:rFonts w:ascii="Arial" w:hAnsi="Arial" w:cs="Arial"/>
+        </w:rPr>
+        <w:t>, a KUKA</w:t>
+      </w:r>
+      <w:r>
+        <w:rPr>
+          <w:rFonts w:ascii="Arial" w:hAnsi="Arial" w:cs="Arial"/>
+        </w:rPr>
+        <w:t xml:space="preserve"> nyelv</w:t>
+      </w:r>
+      <w:r>
+        <w:rPr>
+          <w:rFonts w:ascii="Arial" w:hAnsi="Arial" w:cs="Arial"/>
+        </w:rPr>
+        <w:t>é</w:t>
+      </w:r>
+      <w:r>
+        <w:rPr>
+          <w:rFonts w:ascii="Arial" w:hAnsi="Arial" w:cs="Arial"/>
+        </w:rPr>
+        <w:t>n írt munkaprogram felel. A programozás folyamata a KUKA smartPAD kézi vezérlőegységgel történ</w:t>
+      </w:r>
+      <w:r>
+        <w:rPr>
+          <w:rFonts w:ascii="Arial" w:hAnsi="Arial" w:cs="Arial"/>
+        </w:rPr>
+        <w:t xml:space="preserve">ik. A kézi (online) programozás előnye, </w:t>
+      </w:r>
+      <w:r>
+        <w:rPr>
+          <w:rFonts w:ascii="Arial" w:hAnsi="Arial" w:cs="Arial"/>
+        </w:rPr>
+        <w:t>hogy a programozó vizuálisan is meggyőződhet a szerszám és a munkadarab közötti távolságokról, elkerülve a szimuláció során esetleg rejtve maradt mikroütközéseket</w:t>
+      </w:r>
+      <w:r>
+        <w:rPr>
+          <w:rFonts w:ascii="Arial" w:hAnsi="Arial" w:cs="Arial"/>
+        </w:rPr>
+        <w:t>, hibákat.</w:t>
+      </w:r>
+    </w:p>
+    <w:p>
+      <w:pPr>
+        <w:jc w:val="both"/>
+        <w:rPr>
+          <w:rFonts w:ascii="Arial" w:hAnsi="Arial" w:cs="Arial"/>
+        </w:rPr>
+      </w:pPr>
+      <w:r>
+        <w:rPr>
+          <w:rFonts w:ascii="Arial" w:hAnsi="Arial" w:cs="Arial"/>
+        </w:rPr>
+        <w:t>Előzetes lépések: TCP és Base k</w:t>
+      </w:r>
+      <w:r>
+        <w:rPr>
+          <w:rFonts w:ascii="Arial" w:hAnsi="Arial" w:cs="Arial"/>
+        </w:rPr>
+        <w:t>oordináta-rendszerek</w:t>
+      </w:r>
+      <w:r>
+        <w:rPr>
+          <w:rFonts w:ascii="Arial" w:hAnsi="Arial" w:cs="Arial"/>
+        </w:rPr>
+        <w:t xml:space="preserve"> felvétele. </w:t>
+      </w:r>
+      <w:r>
+        <w:rPr>
+          <w:rFonts w:ascii="Arial" w:hAnsi="Arial" w:cs="Arial"/>
+        </w:rPr>
+        <w:t>Tool Center Point mérése: m</w:t>
+      </w:r>
+      <w:r>
+        <w:rPr>
+          <w:rFonts w:ascii="Arial" w:hAnsi="Arial" w:cs="Arial"/>
+        </w:rPr>
+        <w:t>eg kell határozni a</w:t>
+      </w:r>
+      <w:r>
+        <w:rPr>
+          <w:rFonts w:ascii="Arial" w:hAnsi="Arial" w:cs="Arial"/>
+        </w:rPr>
+        <w:t xml:space="preserve"> </w:t>
+      </w:r>
+      <w:r>
+        <w:rPr>
+          <w:rFonts w:ascii="Arial" w:hAnsi="Arial" w:cs="Arial"/>
+        </w:rPr>
+        <w:t>csavarozó fej hegyének pontos helyzetét a robot flange-éhez (6-os tengely) képest. Mivel az FDS technológiánál a szerszám tengelyirányú nyomása kritikus, a TCP-nek hajszálpontosan a csavarozó orsó forgástengelyébe kell esnie.</w:t>
+      </w:r>
+      <w:r>
+        <w:rPr>
+          <w:rFonts w:ascii="Arial" w:hAnsi="Arial" w:cs="Arial"/>
+        </w:rPr>
+        <w:t xml:space="preserve"> Base kalibráció: a </w:t>
+      </w:r>
+      <w:r>
+        <w:rPr>
+          <w:rFonts w:ascii="Arial" w:hAnsi="Arial" w:cs="Arial"/>
+        </w:rPr>
+        <w:t>karosszériaelemet tartó fixtúrához egy egyedi koordináta-rendszert rendelünk. Így ha a jövőben a teljes asztalt elmozdítják 10 centiméterrel, nem kell minden egyes csavarozási pontot újraírni, elég csak a Bázis koordinátát frissíteni.</w:t>
+      </w:r>
+      <w:r>
+        <w:rPr>
+          <w:rFonts w:ascii="Arial" w:hAnsi="Arial" w:cs="Arial"/>
+        </w:rPr>
+        <w:t xml:space="preserve"> Egy ilyen munkaprogram 3 </w:t>
+      </w:r>
+      <w:r>
+        <w:rPr>
+          <w:rFonts w:ascii="Arial" w:hAnsi="Arial" w:cs="Arial"/>
+        </w:rPr>
+        <w:t>fő mozgástípust kombinál a hatékonyság érdekében:</w:t>
+      </w:r>
+      <w:r>
+        <w:rPr>
+          <w:rFonts w:ascii="Arial" w:hAnsi="Arial" w:cs="Arial"/>
+        </w:rPr>
+        <w:t xml:space="preserve"> PTP, Lineáris és Kézfogás.</w:t>
+      </w:r>
+    </w:p>
+    <w:p>
+      <w:pPr>
+        <w:pStyle w:val="Listaszerbekezds"/>
+        <w:numPr>
+          <w:ilvl w:val="0"/>
+          <w:numId w:val="2"/>
+        </w:numPr>
+        <w:jc w:val="both"/>
+        <w:rPr>
+          <w:rFonts w:ascii="Arial" w:hAnsi="Arial" w:cs="Arial"/>
+        </w:rPr>
+      </w:pPr>
+      <w:r>
+        <w:rPr>
+          <w:rFonts w:ascii="Arial" w:hAnsi="Arial" w:cs="Arial"/>
+        </w:rPr>
+        <w:t>PTP (Point-to-Point): A robot a "levegőben", akadálymentes térben mozog a csavarozási pontok közelébe. Ez a leggyorsabb mozgási mód, de a pálya nem feltétlenül egyenes.</w:t>
+      </w:r>
+    </w:p>
+    <w:p>
+      <w:pPr>
+        <w:pStyle w:val="Listaszerbekezds"/>
+        <w:numPr>
+          <w:ilvl w:val="0"/>
+          <w:numId w:val="2"/>
+        </w:numPr>
+        <w:jc w:val="both"/>
+        <w:rPr>
+          <w:rFonts w:ascii="Arial" w:hAnsi="Arial" w:cs="Arial"/>
+        </w:rPr>
+      </w:pPr>
+      <w:r>
+        <w:rPr>
+          <w:rFonts w:ascii="Arial" w:hAnsi="Arial" w:cs="Arial"/>
+        </w:rPr>
+        <w:t>LIN (Lineáris): A közvetlen közelítésnél és magánál a csavarozási folyamatnál (behatolás) a robot kényszerített egyenes pályán mozog. Ez garantálja, hogy a csavar merőlegesen érkezzen a lemezfelületre.</w:t>
+      </w:r>
+    </w:p>
+    <w:p>
+      <w:pPr>
+        <w:pStyle w:val="Listaszerbekezds"/>
+        <w:numPr>
+          <w:ilvl w:val="0"/>
+          <w:numId w:val="2"/>
+        </w:numPr>
+        <w:jc w:val="both"/>
+        <w:rPr>
+          <w:rFonts w:ascii="Arial" w:hAnsi="Arial" w:cs="Arial"/>
+        </w:rPr>
+      </w:pPr>
+      <w:r>
+        <w:rPr>
+          <w:rFonts w:ascii="Arial" w:hAnsi="Arial" w:cs="Arial"/>
+        </w:rPr>
+        <w:lastRenderedPageBreak/>
+        <w:t>Logikai handshake (Kézfogás): A program minden pontnál kommunikál az Atlas Copco vezérlővel. A robot megáll a pozíción</w:t>
+      </w:r>
+      <w:r>
+        <w:rPr>
+          <w:rFonts w:ascii="Arial" w:hAnsi="Arial" w:cs="Arial"/>
+        </w:rPr>
+        <w:t>,</w:t>
+      </w:r>
+      <w:r>
+        <w:rPr>
+          <w:rFonts w:ascii="Arial" w:hAnsi="Arial" w:cs="Arial"/>
+        </w:rPr>
+        <w:t xml:space="preserve"> jelet küld a csavarozónak ("Start")</w:t>
+      </w:r>
+      <w:r>
+        <w:rPr>
+          <w:rFonts w:ascii="Arial" w:hAnsi="Arial" w:cs="Arial"/>
+        </w:rPr>
+        <w:t>, vár a visszajezése, és ha engedélyt kap,</w:t>
+      </w:r>
+      <w:r>
+        <w:rPr>
+          <w:rFonts w:ascii="Arial" w:hAnsi="Arial" w:cs="Arial"/>
+        </w:rPr>
+        <w:t xml:space="preserve"> továbbindul a következő pontra.</w:t>
+      </w:r>
+    </w:p>
+    <w:p>
+      <w:pPr>
+        <w:jc w:val="both"/>
+        <w:rPr>
+          <w:rFonts w:ascii="Arial" w:hAnsi="Arial" w:cs="Arial"/>
+        </w:rPr>
+      </w:pPr>
+      <w:r>
+        <w:rPr>
+          <w:rFonts w:ascii="Arial" w:hAnsi="Arial" w:cs="Arial"/>
+        </w:rPr>
+        <w:t xml:space="preserve">A hibákat egy olyan kódrészlettel dolgoznék fel, ami hiba esetén (a csavarozófej szenzora NOK jelet ad vissza) </w:t>
+      </w:r>
+      <w:r>
+        <w:rPr>
+          <w:rFonts w:ascii="Arial" w:hAnsi="Arial" w:cs="Arial"/>
+        </w:rPr>
+        <w:t xml:space="preserve">a </w:t>
+      </w:r>
+      <w:r>
+        <w:rPr>
+          <w:rFonts w:ascii="Arial" w:hAnsi="Arial" w:cs="Arial"/>
+        </w:rPr>
+        <w:t>visszahívja a robotot</w:t>
+      </w:r>
+      <w:r>
+        <w:rPr>
+          <w:rFonts w:ascii="Arial" w:hAnsi="Arial" w:cs="Arial"/>
+        </w:rPr>
+        <w:t xml:space="preserve"> egy biztonsági magasságba, jelez a gépkezelőnek vagy a PLC-nek, és a beállítástól függően vagy újra megpróbálja a csavarozást, vagy kihagyja az adott pontot a selejtgyártás elkerülése érdekében.</w:t>
+      </w:r>
+    </w:p>
+    <w:p>
+      <w:pPr>
+        <w:pStyle w:val="NagyCm"/>
+        <w:rPr>
+          <w:rFonts w:ascii="Arial" w:hAnsi="Arial" w:cs="Arial"/>
+        </w:rPr>
+      </w:pPr>
+      <w:bookmarkStart w:id="21" w:name="_Toc229231577"/>
+      <w:r>
+        <w:rPr>
+          <w:rFonts w:ascii="Arial" w:hAnsi="Arial" w:cs="Arial"/>
+        </w:rPr>
+        <w:t>Biztonságtechnika</w:t>
+      </w:r>
+      <w:bookmarkEnd w:id="21"/>
+    </w:p>
+    <w:p>
+      <w:pPr>
+        <w:jc w:val="both"/>
+        <w:rPr>
+          <w:rFonts w:ascii="Arial" w:hAnsi="Arial" w:cs="Arial"/>
+        </w:rPr>
+      </w:pPr>
+      <w:r>
+        <w:rPr>
+          <w:rFonts w:ascii="Arial" w:hAnsi="Arial" w:cs="Arial"/>
+        </w:rPr>
+        <w:t>Minden robotizált cella tervezése egy részletes kockázatértékeléssel kezdődik (az MSZ EN ISO 12100 szabvány alapján). Az FDS technológia speciális veszélyforrásokat rejt: a nagy sebességgel forgó orsót, a rendkívüli nyomóerőt, valamint a folyamat során keletkező esetleges fémforgácsokat vagy szikrákat. A cella biztonsági koncepciója a „mélységi védelem” elvére épül, amely kombinálja a fizikai elhatárolást, a szoftveres felügyeletet és a vészleállító rendszereket.</w:t>
+      </w:r>
+    </w:p>
+    <w:p>
+      <w:pPr>
+        <w:pStyle w:val="RszCm"/>
+        <w:rPr>
+          <w:rFonts w:ascii="Arial" w:hAnsi="Arial" w:cs="Arial"/>
+        </w:rPr>
+      </w:pPr>
+      <w:bookmarkStart w:id="22" w:name="_Toc229231578"/>
+      <w:r>
+        <w:rPr>
+          <w:rFonts w:ascii="Arial" w:hAnsi="Arial" w:cs="Arial"/>
+        </w:rPr>
+        <w:t>Védelmi rendszer</w:t>
+      </w:r>
+      <w:bookmarkEnd w:id="22"/>
+    </w:p>
+    <w:p>
+      <w:pPr>
+        <w:pStyle w:val="Listaszerbekezds"/>
+        <w:numPr>
+          <w:ilvl w:val="0"/>
+          <w:numId w:val="5"/>
+        </w:numPr>
+        <w:rPr>
+          <w:rFonts w:ascii="Arial" w:hAnsi="Arial" w:cs="Arial"/>
+        </w:rPr>
+      </w:pPr>
+      <w:r>
+        <w:rPr>
+          <w:rFonts w:ascii="Arial" w:hAnsi="Arial" w:cs="Arial"/>
+        </w:rPr>
+        <w:t>Fizikai védelem: A korábban bemutatott Bosch Rexroth kerítésrendszerbe két darab szervizajtó került beépítésre. Az ajtók speciális, biztonsági reteszeléssel</w:t>
+      </w:r>
+      <w:r>
+        <w:rPr>
+          <w:rFonts w:ascii="Arial" w:hAnsi="Arial" w:cs="Arial"/>
+        </w:rPr>
+        <w:t xml:space="preserve"> </w:t>
+      </w:r>
+      <w:r>
+        <w:rPr>
+          <w:rFonts w:ascii="Arial" w:hAnsi="Arial" w:cs="Arial"/>
+        </w:rPr>
+        <w:t>vannak ellátva.</w:t>
+      </w:r>
+    </w:p>
+    <w:p>
+      <w:pPr>
+        <w:pStyle w:val="Listaszerbekezds"/>
+        <w:numPr>
+          <w:ilvl w:val="1"/>
+          <w:numId w:val="3"/>
+        </w:numPr>
+        <w:jc w:val="both"/>
+        <w:rPr>
+          <w:rFonts w:ascii="Arial" w:hAnsi="Arial" w:cs="Arial"/>
+        </w:rPr>
+      </w:pPr>
+      <w:r>
+        <w:rPr>
+          <w:rFonts w:ascii="Arial" w:hAnsi="Arial" w:cs="Arial"/>
+        </w:rPr>
+        <w:t>Működési elv: Automata üzemmódban a vezérlés fizikailag reteszeli (zárva tartja) az ajtókat. Az operátor csak egy „belépési kérelem” gomb megnyomása után, a robot biztonságos megállását követően tudja kinyitni azokat.</w:t>
+      </w:r>
+    </w:p>
+    <w:p>
+      <w:pPr>
+        <w:pStyle w:val="Listaszerbekezds"/>
+        <w:numPr>
+          <w:ilvl w:val="1"/>
+          <w:numId w:val="3"/>
+        </w:numPr>
+        <w:jc w:val="both"/>
+        <w:rPr>
+          <w:rFonts w:ascii="Arial" w:hAnsi="Arial" w:cs="Arial"/>
+        </w:rPr>
+      </w:pPr>
+      <w:r>
+        <w:rPr>
+          <w:rFonts w:ascii="Arial" w:hAnsi="Arial" w:cs="Arial"/>
+        </w:rPr>
+        <w:t>Védelmi funkció: Ha az ajtót erőszakkal kinyitják, a biztonsági kör megszakad, és a robot azonnal „Safety Stop” állapotba kerül, megszüntetve minden veszélyes mozgást.</w:t>
+      </w:r>
+    </w:p>
+    <w:p>
+      <w:pPr>
+        <w:jc w:val="both"/>
+        <w:rPr>
+          <w:rFonts w:ascii="Arial" w:hAnsi="Arial" w:cs="Arial"/>
+        </w:rPr>
+      </w:pPr>
+    </w:p>
+    <w:p>
+      <w:pPr>
+        <w:pStyle w:val="Listaszerbekezds"/>
+        <w:numPr>
+          <w:ilvl w:val="0"/>
+          <w:numId w:val="3"/>
+        </w:numPr>
+        <w:jc w:val="both"/>
+        <w:rPr>
+          <w:rFonts w:ascii="Arial" w:hAnsi="Arial" w:cs="Arial"/>
+        </w:rPr>
+      </w:pPr>
+      <w:r>
+        <w:rPr>
+          <w:rFonts w:ascii="Arial" w:hAnsi="Arial" w:cs="Arial"/>
+        </w:rPr>
+        <w:t xml:space="preserve">Szoftveres védelem: KUKA.SafeOperation szoftveres csomag által kínált lehetőségek a legkorszerűbbek. </w:t>
+      </w:r>
+      <w:r>
+        <w:rPr>
+          <w:rFonts w:ascii="Arial" w:hAnsi="Arial" w:cs="Arial"/>
+        </w:rPr>
+        <w:t>Ez a megoldás lehetővé teszi, hogy a robot vezérlője szoftveresen is felügyelje a robot tengelyeinek helyzetét és sebességét.</w:t>
+      </w:r>
+      <w:r>
+        <w:rPr>
+          <w:rFonts w:ascii="Arial" w:hAnsi="Arial" w:cs="Arial"/>
+        </w:rPr>
+        <w:t xml:space="preserve"> Ennek fő elemei:</w:t>
+      </w:r>
+    </w:p>
+    <w:p>
+      <w:pPr>
+        <w:pStyle w:val="Listaszerbekezds"/>
+        <w:numPr>
+          <w:ilvl w:val="1"/>
+          <w:numId w:val="3"/>
+        </w:numPr>
+        <w:ind w:left="1434" w:hanging="357"/>
+        <w:jc w:val="both"/>
+        <w:rPr>
+          <w:rFonts w:ascii="Arial" w:hAnsi="Arial" w:cs="Arial"/>
+        </w:rPr>
+      </w:pPr>
+      <w:r>
+        <w:rPr>
+          <w:rFonts w:ascii="Arial" w:hAnsi="Arial" w:cs="Arial"/>
+        </w:rPr>
+        <w:t>Virtuális falak: A szoftver segítségével a fizikai rácson belül „virtuális falakat” definiáltunk. Ha egy programozási hiba miatt a robot elhagyná a kijelölt munkateret és a kerítés felé indulna, a SafeOperation még azelőtt leállítja a hajtásokat, hogy a robot fizikailag elérné a védőrácsot.</w:t>
+      </w:r>
+    </w:p>
+    <w:p>
+      <w:pPr>
+        <w:pStyle w:val="Listaszerbekezds"/>
+        <w:numPr>
+          <w:ilvl w:val="1"/>
+          <w:numId w:val="3"/>
+        </w:numPr>
+        <w:jc w:val="both"/>
+        <w:rPr>
+          <w:rFonts w:ascii="Arial" w:hAnsi="Arial" w:cs="Arial"/>
+        </w:rPr>
+      </w:pPr>
+      <w:r>
+        <w:rPr>
+          <w:rFonts w:ascii="Arial" w:hAnsi="Arial" w:cs="Arial"/>
+        </w:rPr>
+        <w:t>Biztonságos sebesség: Karbantartási üzemmódban a szoftver garantálja, hogy a robot ne lépje túl a biztonságos (T1 módú) sebességhatárt, így védve a bent tartózkodó szakembert.</w:t>
+      </w:r>
+    </w:p>
+    <w:p>
+      <w:pPr>
+        <w:jc w:val="both"/>
+        <w:rPr>
+          <w:rFonts w:ascii="Arial" w:hAnsi="Arial" w:cs="Arial"/>
+        </w:rPr>
+      </w:pPr>
+      <w:r>
+        <w:rPr>
+          <w:rFonts w:ascii="Arial" w:hAnsi="Arial" w:cs="Arial"/>
+        </w:rPr>
+        <w:t>Vészleállító rendszer: a robotcella több pontján jól látható vészleállító egységek találhatóak, pontosabban: a robot kézi vezérlőjén, a villamos szekrényen, és a legfontosabb, a kerítésen minden maximum 2 méterén, hogy „egy lépéssel” elérhetőek legyenek.</w:t>
+      </w:r>
+    </w:p>
+    <w:p>
+      <w:pPr>
+        <w:rPr>
+          <w:rFonts w:ascii="Arial" w:hAnsi="Arial" w:cs="Arial"/>
+        </w:rPr>
+      </w:pPr>
+      <w:r>
+        <w:rPr>
+          <w:rFonts w:ascii="Arial" w:hAnsi="Arial" w:cs="Arial"/>
+        </w:rPr>
+        <w:br w:type="page"/>
+      </w:r>
+    </w:p>
+    <w:p>
+      <w:pPr>
+        <w:jc w:val="both"/>
+        <w:rPr>
+          <w:rFonts w:ascii="Arial" w:hAnsi="Arial" w:cs="Arial"/>
+        </w:rPr>
+      </w:pPr>
+    </w:p>
+    <w:p>
+      <w:pPr>
+        <w:pStyle w:val="RszCm"/>
+        <w:rPr>
+          <w:rFonts w:ascii="Arial" w:hAnsi="Arial" w:cs="Arial"/>
+        </w:rPr>
+      </w:pPr>
+      <w:bookmarkStart w:id="23" w:name="_Toc229231579"/>
+      <w:r>
+        <w:rPr>
+          <w:rFonts w:ascii="Arial" w:hAnsi="Arial" w:cs="Arial"/>
+        </w:rPr>
+        <w:t>Szabványok</w:t>
+      </w:r>
+      <w:bookmarkEnd w:id="23"/>
+    </w:p>
+    <w:p>
+      <w:pPr>
+        <w:rPr>
+          <w:rFonts w:ascii="Arial" w:hAnsi="Arial" w:cs="Arial"/>
+        </w:rPr>
+      </w:pPr>
+      <w:r>
+        <w:rPr>
+          <w:rFonts w:ascii="Arial" w:hAnsi="Arial" w:cs="Arial"/>
+        </w:rPr>
+        <w:t xml:space="preserve">Felhasznált szabványok: </w:t>
+      </w:r>
+    </w:p>
+    <w:p>
+      <w:pPr>
+        <w:pStyle w:val="Listaszerbekezds"/>
+        <w:numPr>
+          <w:ilvl w:val="0"/>
+          <w:numId w:val="4"/>
+        </w:numPr>
+        <w:rPr>
+          <w:rFonts w:ascii="Arial" w:hAnsi="Arial" w:cs="Arial"/>
+        </w:rPr>
+      </w:pPr>
+      <w:r>
+        <w:rPr>
+          <w:rFonts w:ascii="Arial" w:hAnsi="Arial" w:cs="Arial"/>
+        </w:rPr>
+        <w:t>MSZ EN ISO 10218-1:2011: Ipari robotok biztonsági előírásai. (A robotgyártóra vonatkozó előírások).</w:t>
+      </w:r>
+    </w:p>
+    <w:p>
+      <w:pPr>
+        <w:pStyle w:val="Listaszerbekezds"/>
+        <w:numPr>
+          <w:ilvl w:val="0"/>
+          <w:numId w:val="4"/>
+        </w:numPr>
+        <w:rPr>
+          <w:rFonts w:ascii="Arial" w:hAnsi="Arial" w:cs="Arial"/>
+        </w:rPr>
+      </w:pPr>
+      <w:r>
+        <w:rPr>
+          <w:rFonts w:ascii="Arial" w:hAnsi="Arial" w:cs="Arial"/>
+        </w:rPr>
+        <w:t>MSZ EN ISO 10218-2:2011: Ipari robotrendszerek és integrálásuk. (Ez a legfontosabb szabvány a cellaépítő számára, a teljes rendszerre vonatkozik).</w:t>
+      </w:r>
+    </w:p>
+    <w:p>
+      <w:pPr>
+        <w:pStyle w:val="Listaszerbekezds"/>
+        <w:numPr>
+          <w:ilvl w:val="0"/>
+          <w:numId w:val="4"/>
+        </w:numPr>
+        <w:rPr>
+          <w:rFonts w:ascii="Arial" w:hAnsi="Arial" w:cs="Arial"/>
+        </w:rPr>
+      </w:pPr>
+      <w:r>
+        <w:rPr>
+          <w:rFonts w:ascii="Arial" w:hAnsi="Arial" w:cs="Arial"/>
+        </w:rPr>
+        <w:t>MSZ EN ISO 13849-1: Vezérlőrendszerek biztonsággal összefüggő részei. (Ez írja elő a Performance Level – PL – szinteket, a mi esetünkben a kritikus körök PL 'e' vagy PL 'd' szintűek).</w:t>
+      </w:r>
+    </w:p>
+    <w:p>
+      <w:pPr>
+        <w:pStyle w:val="Listaszerbekezds"/>
+        <w:numPr>
+          <w:ilvl w:val="0"/>
+          <w:numId w:val="4"/>
+        </w:numPr>
+        <w:rPr>
+          <w:rFonts w:ascii="Arial" w:hAnsi="Arial" w:cs="Arial"/>
+        </w:rPr>
+      </w:pPr>
+      <w:r>
+        <w:rPr>
+          <w:rFonts w:ascii="Arial" w:hAnsi="Arial" w:cs="Arial"/>
+        </w:rPr>
+        <w:t>MSZ EN ISO 14120: Védőburkolatok. (A kerítés kialakítására vonatkozó szabályok).</w:t>
+      </w:r>
+    </w:p>
+    <w:p>
+      <w:pPr>
+        <w:pStyle w:val="Listaszerbekezds"/>
+        <w:numPr>
+          <w:ilvl w:val="0"/>
+          <w:numId w:val="4"/>
+        </w:numPr>
+        <w:rPr>
+          <w:rFonts w:ascii="Arial" w:hAnsi="Arial" w:cs="Arial"/>
+        </w:rPr>
+      </w:pPr>
+      <w:r>
+        <w:rPr>
+          <w:rFonts w:ascii="Arial" w:hAnsi="Arial" w:cs="Arial"/>
+        </w:rPr>
+        <w:t>2006/42/EK Gépirányelv: Az Európai Unió alapvető jogszabálya a gépek biztonságáról, melynek alapján a cella megkaphatja a CE jelölést.</w:t>
+      </w:r>
+    </w:p>
+    <w:p>
+      <w:pPr>
+        <w:rPr>
+          <w:rFonts w:ascii="Arial" w:hAnsi="Arial" w:cs="Arial"/>
+        </w:rPr>
+      </w:pPr>
+    </w:p>
+    <w:p>
+      <w:pPr>
+        <w:pStyle w:val="NagyCm"/>
+      </w:pPr>
+      <w:bookmarkStart w:id="24" w:name="_Toc229231580"/>
+      <w:r>
+        <w:t>Végszó:</w:t>
+      </w:r>
+      <w:bookmarkEnd w:id="24"/>
+    </w:p>
+    <w:p>
+      <w:pPr>
+        <w:rPr>
+          <w:rFonts w:ascii="Arial" w:hAnsi="Arial" w:cs="Arial"/>
+        </w:rPr>
+      </w:pPr>
+      <w:r>
+        <w:rPr>
+          <w:rFonts w:ascii="Arial" w:hAnsi="Arial" w:cs="Arial"/>
+        </w:rPr>
+        <w:t>Összegzés: ebben a dokumentumban nagy vonalakban terveztem meg egy sorgyártó robot teljes felépítését. Árak, megrendelések, időbeli megvalósítások</w:t>
+      </w:r>
+      <w:r>
+        <w:rPr>
+          <w:rFonts w:ascii="Arial" w:hAnsi="Arial" w:cs="Arial"/>
+        </w:rPr>
+        <w:t xml:space="preserve">, és beszerelés </w:t>
+      </w:r>
+      <w:r>
+        <w:rPr>
+          <w:rFonts w:ascii="Arial" w:hAnsi="Arial" w:cs="Arial"/>
+        </w:rPr>
+        <w:t>ü</w:t>
+      </w:r>
+      <w:r>
+        <w:rPr>
+          <w:rFonts w:ascii="Arial" w:hAnsi="Arial" w:cs="Arial"/>
+        </w:rPr>
+        <w:t>temezése</w:t>
+      </w:r>
+      <w:r>
+        <w:rPr>
+          <w:rFonts w:ascii="Arial" w:hAnsi="Arial" w:cs="Arial"/>
+        </w:rPr>
+        <w:t xml:space="preserve"> nem szerepelnek a leírásban, így ez nem iránymutatás</w:t>
+      </w:r>
+      <w:r>
+        <w:rPr>
+          <w:rFonts w:ascii="Arial" w:hAnsi="Arial" w:cs="Arial"/>
+        </w:rPr>
+        <w:t>.</w:t>
+      </w:r>
+    </w:p>
+    <w:p>
+      <w:pPr>
+        <w:rPr>
+          <w:rFonts w:ascii="Arial" w:hAnsi="Arial" w:cs="Arial"/>
+        </w:rPr>
+      </w:pPr>
+      <w:r>
+        <w:rPr>
+          <w:rFonts w:ascii="Arial" w:hAnsi="Arial" w:cs="Arial"/>
+        </w:rPr>
+        <w:t>A források kigyűjtéséhez a Google Gemini 3.1 Pro-t használtam!</w:t>
+      </w:r>
+      <w:r>
+        <w:rPr>
+          <w:rFonts w:ascii="Arial" w:hAnsi="Arial" w:cs="Arial"/>
+        </w:rPr>
+        <w:br/>
+      </w:r>
+      <w:hyperlink r:id="rId12" w:history="1">
+        <w:r>
+          <w:rPr>
+            <w:rStyle w:val="Hiperhivatkozs"/>
+            <w:rFonts w:ascii="Arial" w:hAnsi="Arial" w:cs="Arial"/>
+          </w:rPr>
+          <w:t>https://gemini.google.com/app</w:t>
+        </w:r>
+      </w:hyperlink>
+    </w:p>
+    <w:p>
+      <w:pPr>
+        <w:rPr>
+          <w:rFonts w:ascii="Arial" w:hAnsi="Arial" w:cs="Arial"/>
+        </w:rPr>
+      </w:pPr>
+      <w:r>
+        <w:rPr>
+          <w:rFonts w:ascii="Arial" w:hAnsi="Arial" w:cs="Arial"/>
+        </w:rPr>
+        <w:br w:type="page"/>
+      </w:r>
+    </w:p>
+    <w:p>
+      <w:pPr>
+        <w:pStyle w:val="NagyCm"/>
+      </w:pPr>
+      <w:bookmarkStart w:id="25" w:name="_Toc229231581"/>
+      <w:r>
+        <w:lastRenderedPageBreak/>
+        <w:t>Ábrajegyzék</w:t>
+      </w:r>
+      <w:bookmarkEnd w:id="25"/>
+    </w:p>
+    <w:p>
+      <w:pPr>
+        <w:pStyle w:val="brajegyzk"/>
+        <w:tabs>
+          <w:tab w:val="right" w:leader="dot" w:pos="9062"/>
+        </w:tabs>
+        <w:rPr>
+          <w:rStyle w:val="Hiperhivatkozs"/>
+          <w:noProof/>
+        </w:rPr>
+      </w:pPr>
+      <w:r>
+        <w:rPr>
+          <w:rFonts w:ascii="Arial" w:hAnsi="Arial" w:cs="Arial"/>
+        </w:rPr>
+        <w:fldChar w:fldCharType="begin"/>
+      </w:r>
+      <w:r>
+        <w:rPr>
+          <w:rFonts w:ascii="Arial" w:hAnsi="Arial" w:cs="Arial"/>
+        </w:rPr>
+        <w:instrText xml:space="preserve"> TOC \h \z \c "ábra" </w:instrText>
+      </w:r>
+      <w:r>
+        <w:rPr>
+          <w:rFonts w:ascii="Arial" w:hAnsi="Arial" w:cs="Arial"/>
+        </w:rPr>
+        <w:fldChar w:fldCharType="separate"/>
+      </w:r>
+      <w:hyperlink w:anchor="_Toc229230080" w:history="1">
+        <w:r>
+          <w:rPr>
+            <w:rStyle w:val="Hiperhivatkozs"/>
+            <w:noProof/>
+          </w:rPr>
+          <w:t>1. ábra: Folyatfúró csavar</w:t>
+        </w:r>
+        <w:r>
+          <w:rPr>
+            <w:noProof/>
+            <w:webHidden/>
+          </w:rPr>
+          <w:tab/>
+        </w:r>
+        <w:r>
+          <w:rPr>
+            <w:noProof/>
+            <w:webHidden/>
+          </w:rPr>
+          <w:fldChar w:fldCharType="begin"/>
+        </w:r>
+        <w:r>
+          <w:rPr>
+            <w:noProof/>
+            <w:webHidden/>
+          </w:rPr>
+          <w:instrText xml:space="preserve"> PAGEREF _Toc229230080 \h </w:instrText>
+        </w:r>
+        <w:r>
+          <w:rPr>
+            <w:noProof/>
+            <w:webHidden/>
+          </w:rPr>
+        </w:r>
+        <w:r>
+          <w:rPr>
+            <w:noProof/>
+            <w:webHidden/>
+          </w:rPr>
+          <w:fldChar w:fldCharType="separate"/>
+        </w:r>
+        <w:r>
+          <w:rPr>
+            <w:noProof/>
+            <w:webHidden/>
+          </w:rPr>
+          <w:t>3</w:t>
+        </w:r>
+        <w:r>
+          <w:rPr>
+            <w:noProof/>
+            <w:webHidden/>
+          </w:rPr>
+          <w:fldChar w:fldCharType="end"/>
+        </w:r>
+      </w:hyperlink>
+    </w:p>
+    <w:p>
+      <w:pPr>
+        <w:rPr>
+          <w:rStyle w:val="Hiperhivatkozs"/>
+        </w:rPr>
+      </w:pPr>
+      <w:r>
+        <w:fldChar w:fldCharType="begin"/>
+      </w:r>
+      <w:r>
+        <w:instrText>HYPERLINK "https://www.ejot.com/Industrial-Fasteners-Division/Products/FDS%C2%AE/p/VBT_FDS"</w:instrText>
+      </w:r>
+      <w:r>
+        <w:fldChar w:fldCharType="separate"/>
+      </w:r>
+      <w:r>
+        <w:rPr>
+          <w:rStyle w:val="Hiperhivatkozs"/>
+        </w:rPr>
+        <w:t>https://www.ejot.com/Industrial-Fasteners-Divisio</w:t>
+      </w:r>
+      <w:r>
+        <w:rPr>
+          <w:rStyle w:val="Hiperhivatkozs"/>
+        </w:rPr>
+        <w:t>n</w:t>
+      </w:r>
+      <w:r>
+        <w:rPr>
+          <w:rStyle w:val="Hiperhivatkozs"/>
+        </w:rPr>
+        <w:t>/Products/FDS%C2%AE/p/VBT_FDS</w:t>
+      </w:r>
+    </w:p>
+    <w:p>
+      <w:pPr>
+        <w:pStyle w:val="brajegyzk"/>
+        <w:tabs>
+          <w:tab w:val="right" w:leader="dot" w:pos="9062"/>
+        </w:tabs>
+        <w:rPr>
+          <w:rStyle w:val="Hiperhivatkozs"/>
+          <w:noProof/>
+        </w:rPr>
+      </w:pPr>
+      <w:r>
+        <w:fldChar w:fldCharType="end"/>
+      </w:r>
+      <w:hyperlink w:anchor="_Toc229230081" w:history="1">
+        <w:r>
+          <w:rPr>
+            <w:rStyle w:val="Hiperhivatkozs"/>
+            <w:noProof/>
+          </w:rPr>
+          <w:t>2. ábra: KUKA KR 210 R2700-2</w:t>
+        </w:r>
+        <w:r>
+          <w:rPr>
+            <w:noProof/>
+            <w:webHidden/>
+          </w:rPr>
+          <w:tab/>
+        </w:r>
+        <w:r>
+          <w:rPr>
+            <w:noProof/>
+            <w:webHidden/>
+          </w:rPr>
+          <w:fldChar w:fldCharType="begin"/>
+        </w:r>
+        <w:r>
+          <w:rPr>
+            <w:noProof/>
+            <w:webHidden/>
+          </w:rPr>
+          <w:instrText xml:space="preserve"> PAGEREF _Toc229230081 \h </w:instrText>
+        </w:r>
+        <w:r>
+          <w:rPr>
+            <w:noProof/>
+            <w:webHidden/>
+          </w:rPr>
+        </w:r>
+        <w:r>
+          <w:rPr>
+            <w:noProof/>
+            <w:webHidden/>
+          </w:rPr>
+          <w:fldChar w:fldCharType="separate"/>
+        </w:r>
+        <w:r>
+          <w:rPr>
+            <w:noProof/>
+            <w:webHidden/>
+          </w:rPr>
+          <w:t>3</w:t>
+        </w:r>
+        <w:r>
+          <w:rPr>
+            <w:noProof/>
+            <w:webHidden/>
+          </w:rPr>
+          <w:fldChar w:fldCharType="end"/>
+        </w:r>
+      </w:hyperlink>
+    </w:p>
+    <w:p>
+      <w:pPr>
+        <w:rPr>
+          <w:rStyle w:val="Hiperhivatkozs"/>
+        </w:rPr>
+      </w:pPr>
+      <w:r>
+        <w:fldChar w:fldCharType="begin"/>
+      </w:r>
+      <w:r>
+        <w:instrText>HYPERLINK "https://robotec.org/products/industrial-robots/kuka-robots/kuka-kr-210-r2700-2.html"</w:instrText>
+      </w:r>
+      <w:r>
+        <w:fldChar w:fldCharType="separate"/>
+      </w:r>
+      <w:r>
+        <w:rPr>
+          <w:rStyle w:val="Hiperhivatkozs"/>
+        </w:rPr>
+        <w:t>https://robotec.org/products/industrial-robots/kuka-robots/kuka-kr-210-r2700-2.html</w:t>
+      </w:r>
+    </w:p>
+    <w:p>
+      <w:pPr>
+        <w:pStyle w:val="brajegyzk"/>
+        <w:tabs>
+          <w:tab w:val="right" w:leader="dot" w:pos="9062"/>
+        </w:tabs>
+        <w:rPr>
+          <w:rStyle w:val="Hiperhivatkozs"/>
+          <w:noProof/>
+        </w:rPr>
+      </w:pPr>
+      <w:r>
+        <w:fldChar w:fldCharType="end"/>
+      </w:r>
+      <w:hyperlink w:anchor="_Toc229230082" w:history="1">
+        <w:r>
+          <w:rPr>
+            <w:rStyle w:val="Hiperhivatkozs"/>
+            <w:noProof/>
+          </w:rPr>
+          <w:t>3. ábra: Atlas Copco csavarbehajtó fej</w:t>
+        </w:r>
+        <w:r>
+          <w:rPr>
+            <w:noProof/>
+            <w:webHidden/>
+          </w:rPr>
+          <w:tab/>
+        </w:r>
+        <w:r>
+          <w:rPr>
+            <w:noProof/>
+            <w:webHidden/>
+          </w:rPr>
+          <w:fldChar w:fldCharType="begin"/>
+        </w:r>
+        <w:r>
+          <w:rPr>
+            <w:noProof/>
+            <w:webHidden/>
+          </w:rPr>
+          <w:instrText xml:space="preserve"> PAGEREF _Toc229230082 \h </w:instrText>
+        </w:r>
+        <w:r>
+          <w:rPr>
+            <w:noProof/>
+            <w:webHidden/>
+          </w:rPr>
+        </w:r>
+        <w:r>
+          <w:rPr>
+            <w:noProof/>
+            <w:webHidden/>
+          </w:rPr>
+          <w:fldChar w:fldCharType="separate"/>
+        </w:r>
+        <w:r>
+          <w:rPr>
+            <w:noProof/>
+            <w:webHidden/>
+          </w:rPr>
+          <w:t>4</w:t>
+        </w:r>
+        <w:r>
+          <w:rPr>
+            <w:noProof/>
+            <w:webHidden/>
+          </w:rPr>
+          <w:fldChar w:fldCharType="end"/>
+        </w:r>
+      </w:hyperlink>
+    </w:p>
+    <w:p>
+      <w:pPr>
+        <w:rPr>
+          <w:rStyle w:val="Hiperhivatkozs"/>
+        </w:rPr>
+      </w:pPr>
+      <w:r>
+        <w:fldChar w:fldCharType="begin"/>
+      </w:r>
+      <w:r>
+        <w:instrText>HYPERLINK "https://www.atlascopco.com/hu-hu/itba/products/joining-tool/k-flow-hagyom%C3%A1nyos-standard-egyenes-csavarbehajt%C3%B3-szersz%C3%A1m-sku726916"</w:instrText>
+      </w:r>
+      <w:r>
+        <w:fldChar w:fldCharType="separate"/>
+      </w:r>
+      <w:r>
+        <w:rPr>
+          <w:rStyle w:val="Hiperhivatkozs"/>
+        </w:rPr>
+        <w:t>https://www.atlascopco.com/hu-hu/itba/products/joining-tool/k-flow-hagyom%C3%A1nyos-standard-egyenes-csavarbehajt%C3%B3-szersz%C3%A1m-sku726916</w:t>
+      </w:r>
+    </w:p>
+    <w:p>
+      <w:pPr>
+        <w:pStyle w:val="brajegyzk"/>
+        <w:tabs>
+          <w:tab w:val="right" w:leader="dot" w:pos="9062"/>
+        </w:tabs>
+        <w:rPr>
+          <w:rStyle w:val="Hiperhivatkozs"/>
+          <w:noProof/>
+        </w:rPr>
+      </w:pPr>
+      <w:r>
+        <w:fldChar w:fldCharType="end"/>
+      </w:r>
+      <w:hyperlink w:anchor="_Toc229230083" w:history="1">
+        <w:r>
+          <w:rPr>
+            <w:rStyle w:val="Hiperhivatkozs"/>
+            <w:noProof/>
+          </w:rPr>
+          <w:t>4. ábra: Rezgőtálcás csavaradagoló</w:t>
+        </w:r>
+        <w:r>
+          <w:rPr>
+            <w:noProof/>
+            <w:webHidden/>
+          </w:rPr>
+          <w:tab/>
+        </w:r>
+        <w:r>
+          <w:rPr>
+            <w:noProof/>
+            <w:webHidden/>
+          </w:rPr>
+          <w:fldChar w:fldCharType="begin"/>
+        </w:r>
+        <w:r>
+          <w:rPr>
+            <w:noProof/>
+            <w:webHidden/>
+          </w:rPr>
+          <w:instrText xml:space="preserve"> PAGEREF _Toc229230083 \h </w:instrText>
+        </w:r>
+        <w:r>
+          <w:rPr>
+            <w:noProof/>
+            <w:webHidden/>
+          </w:rPr>
+        </w:r>
+        <w:r>
+          <w:rPr>
+            <w:noProof/>
+            <w:webHidden/>
+          </w:rPr>
+          <w:fldChar w:fldCharType="separate"/>
+        </w:r>
+        <w:r>
+          <w:rPr>
+            <w:noProof/>
+            <w:webHidden/>
+          </w:rPr>
+          <w:t>5</w:t>
+        </w:r>
+        <w:r>
+          <w:rPr>
+            <w:noProof/>
+            <w:webHidden/>
+          </w:rPr>
+          <w:fldChar w:fldCharType="end"/>
+        </w:r>
+      </w:hyperlink>
+    </w:p>
+    <w:p>
+      <w:pPr>
+        <w:rPr>
+          <w:rStyle w:val="Hiperhivatkozs"/>
+        </w:rPr>
+      </w:pPr>
+      <w:r>
+        <w:fldChar w:fldCharType="begin"/>
+      </w:r>
+      <w:r>
+        <w:instrText>HYPERLINK "https://www.linkedin.com/posts/podmores-engineers-ltd_vibratory-bowl-feeder-for-hardware-fasteners-activity-7114878036432277505-nD6o"</w:instrText>
+      </w:r>
+      <w:r>
+        <w:fldChar w:fldCharType="separate"/>
+      </w:r>
+      <w:r>
+        <w:rPr>
+          <w:rStyle w:val="Hiperhivatkozs"/>
+        </w:rPr>
+        <w:t>https://www.linkedin.com/</w:t>
+      </w:r>
+      <w:r>
+        <w:rPr>
+          <w:rStyle w:val="Hiperhivatkozs"/>
+        </w:rPr>
+        <w:t>p</w:t>
+      </w:r>
+      <w:r>
+        <w:rPr>
+          <w:rStyle w:val="Hiperhivatkozs"/>
+        </w:rPr>
+        <w:t>osts/podmores-engineers-ltd_vibratory-bowl-feeder-for-hardware-fasteners-activity-7114878036432277505-nD6o</w:t>
+      </w:r>
+    </w:p>
+    <w:p>
+      <w:pPr>
+        <w:pStyle w:val="brajegyzk"/>
+        <w:tabs>
+          <w:tab w:val="right" w:leader="dot" w:pos="9062"/>
+        </w:tabs>
+        <w:rPr>
+          <w:rStyle w:val="Hiperhivatkozs"/>
+          <w:noProof/>
+        </w:rPr>
+      </w:pPr>
+      <w:r>
+        <w:fldChar w:fldCharType="end"/>
+      </w:r>
+      <w:hyperlink w:anchor="_Toc229230084" w:history="1">
+        <w:r>
+          <w:rPr>
+            <w:rStyle w:val="Hiperhivatkozs"/>
+            <w:noProof/>
+          </w:rPr>
+          <w:t>5. ábra: Bosch Rexroth moduláris alumínium rács</w:t>
+        </w:r>
+        <w:r>
+          <w:rPr>
+            <w:noProof/>
+            <w:webHidden/>
+          </w:rPr>
+          <w:tab/>
+        </w:r>
+        <w:r>
+          <w:rPr>
+            <w:noProof/>
+            <w:webHidden/>
+          </w:rPr>
+          <w:fldChar w:fldCharType="begin"/>
+        </w:r>
+        <w:r>
+          <w:rPr>
+            <w:noProof/>
+            <w:webHidden/>
+          </w:rPr>
+          <w:instrText xml:space="preserve"> PAGEREF _Toc229230084 \h </w:instrText>
+        </w:r>
+        <w:r>
+          <w:rPr>
+            <w:noProof/>
+            <w:webHidden/>
+          </w:rPr>
+        </w:r>
+        <w:r>
+          <w:rPr>
+            <w:noProof/>
+            <w:webHidden/>
+          </w:rPr>
+          <w:fldChar w:fldCharType="separate"/>
+        </w:r>
+        <w:r>
+          <w:rPr>
+            <w:noProof/>
+            <w:webHidden/>
+          </w:rPr>
+          <w:t>5</w:t>
+        </w:r>
+        <w:r>
+          <w:rPr>
+            <w:noProof/>
+            <w:webHidden/>
+          </w:rPr>
+          <w:fldChar w:fldCharType="end"/>
+        </w:r>
+      </w:hyperlink>
+    </w:p>
+    <w:p>
+      <w:pPr>
+        <w:rPr>
+          <w:rStyle w:val="Hiperhivatkozs"/>
+        </w:rPr>
+      </w:pPr>
+      <w:r>
+        <w:fldChar w:fldCharType="begin"/>
+      </w:r>
+      <w:r>
+        <w:instrText>HYPERLINK "https://store.boschrexroth.com/en/us/p/protection-frame-3842554285"</w:instrText>
+      </w:r>
+      <w:r>
+        <w:fldChar w:fldCharType="separate"/>
+      </w:r>
+      <w:r>
+        <w:rPr>
+          <w:rStyle w:val="Hiperhivatkozs"/>
+        </w:rPr>
+        <w:t>https://store.boschrexroth.com/en/us/p/protection-frame-3842554285</w:t>
+      </w:r>
+    </w:p>
+    <w:p>
+      <w:pPr>
+        <w:pStyle w:val="brajegyzk"/>
+        <w:tabs>
+          <w:tab w:val="right" w:leader="dot" w:pos="9062"/>
+        </w:tabs>
+        <w:rPr>
+          <w:rStyle w:val="Hiperhivatkozs"/>
+          <w:noProof/>
+        </w:rPr>
+      </w:pPr>
+      <w:r>
+        <w:fldChar w:fldCharType="end"/>
+      </w:r>
+      <w:hyperlink w:anchor="_Toc229230085" w:history="1">
+        <w:r>
+          <w:rPr>
+            <w:rStyle w:val="Hiperhivatkozs"/>
+            <w:noProof/>
+          </w:rPr>
+          <w:t>6. ábra: KUKA.Sim</w:t>
+        </w:r>
+        <w:r>
+          <w:rPr>
+            <w:noProof/>
+            <w:webHidden/>
+          </w:rPr>
+          <w:tab/>
+        </w:r>
+        <w:r>
+          <w:rPr>
+            <w:noProof/>
+            <w:webHidden/>
+          </w:rPr>
+          <w:fldChar w:fldCharType="begin"/>
+        </w:r>
+        <w:r>
+          <w:rPr>
+            <w:noProof/>
+            <w:webHidden/>
+          </w:rPr>
+          <w:instrText xml:space="preserve"> PAGEREF _Toc229230085 \h </w:instrText>
+        </w:r>
+        <w:r>
+          <w:rPr>
+            <w:noProof/>
+            <w:webHidden/>
+          </w:rPr>
+        </w:r>
+        <w:r>
+          <w:rPr>
+            <w:noProof/>
+            <w:webHidden/>
+          </w:rPr>
+          <w:fldChar w:fldCharType="separate"/>
+        </w:r>
+        <w:r>
+          <w:rPr>
+            <w:noProof/>
+            <w:webHidden/>
+          </w:rPr>
+          <w:t>7</w:t>
+        </w:r>
+        <w:r>
+          <w:rPr>
+            <w:noProof/>
+            <w:webHidden/>
+          </w:rPr>
+          <w:fldChar w:fldCharType="end"/>
+        </w:r>
+      </w:hyperlink>
+    </w:p>
+    <w:p>
+      <w:pPr>
+        <w:rPr>
+          <w:rStyle w:val="Hiperhivatkozs"/>
+        </w:rPr>
+      </w:pPr>
+      <w:r>
+        <w:fldChar w:fldCharType="begin"/>
+      </w:r>
+      <w:r>
+        <w:instrText>HYPERLINK "https://forum.visualcomponents.com/t/code-for-plc-information-in-kuka-sim/3955"</w:instrText>
+      </w:r>
+      <w:r>
+        <w:fldChar w:fldCharType="separate"/>
+      </w:r>
+      <w:r>
+        <w:rPr>
+          <w:rStyle w:val="Hiperhivatkozs"/>
+        </w:rPr>
+        <w:t>https://forum.visualcomponents.com/t/code-for-plc-information-in-kuka-sim/3955</w:t>
+      </w:r>
+    </w:p>
+    <w:p>
+      <w:pPr>
+        <w:pStyle w:val="NagyCm"/>
+      </w:pPr>
+      <w:r>
+        <w:rPr>
+          <w:b w:val="0"/>
+          <w:bCs w:val="0"/>
+          <w:sz w:val="24"/>
+          <w:szCs w:val="22"/>
+          <w:u w:val="none"/>
+        </w:rPr>
+        <w:fldChar w:fldCharType="end"/>
+      </w:r>
+      <w:r>
+        <w:rPr>
+          <w:rFonts w:ascii="Arial" w:hAnsi="Arial" w:cs="Arial"/>
+        </w:rPr>
+        <w:fldChar w:fldCharType="end"/>
+      </w:r>
+      <w:r>
+        <w:rPr>
+          <w:rFonts w:ascii="Arial" w:hAnsi="Arial" w:cs="Arial"/>
+        </w:rPr>
+        <w:br w:type="page"/>
+      </w:r>
+      <w:bookmarkStart w:id="26" w:name="_Toc229231582"/>
+      <w:r>
+        <w:lastRenderedPageBreak/>
+        <w:t>Források:</w:t>
+      </w:r>
+      <w:bookmarkEnd w:id="26"/>
+    </w:p>
+    <w:p>
+      <w:pPr>
+        <w:rPr>
+          <w:rFonts w:ascii="Arial" w:hAnsi="Arial" w:cs="Arial"/>
+          <w:sz w:val="20"/>
+          <w:szCs w:val="18"/>
+        </w:rPr>
+      </w:pPr>
+      <w:r>
+        <w:rPr>
+          <w:rFonts w:ascii="Arial" w:hAnsi="Arial" w:cs="Arial"/>
+          <w:sz w:val="20"/>
+          <w:szCs w:val="18"/>
+        </w:rPr>
+        <w:t>KUKA AG (2024): KR QUANTEC széria műszaki specifikációk</w:t>
+      </w:r>
+      <w:r>
+        <w:rPr>
+          <w:rFonts w:ascii="Arial" w:hAnsi="Arial" w:cs="Arial"/>
+          <w:sz w:val="20"/>
+          <w:szCs w:val="18"/>
         </w:rPr>
         <w:t>:</w:t>
       </w:r>
-    </w:p>
-    <w:p>
-      <w:pPr>
-        <w:pStyle w:val="RszCm"/>
-        <w:rPr>
-          <w:rFonts w:ascii="Arial" w:hAnsi="Arial" w:cs="Arial"/>
-        </w:rPr>
-      </w:pPr>
-      <w:bookmarkStart w:id="6" w:name="_Toc224033811"/>
-      <w:r>
-        <w:rPr>
-          <w:rFonts w:ascii="Arial" w:hAnsi="Arial" w:cs="Arial"/>
-        </w:rPr>
-        <w:t>Keret/ketrec</w:t>
-      </w:r>
-      <w:bookmarkEnd w:id="6"/>
-    </w:p>
-    <w:p>
-      <w:pPr>
-        <w:jc w:val="both"/>
-        <w:rPr>
-          <w:rFonts w:ascii="Arial" w:hAnsi="Arial" w:cs="Arial"/>
-        </w:rPr>
-      </w:pPr>
-      <w:r>
-        <w:rPr>
-          <w:rFonts w:ascii="Arial" w:hAnsi="Arial" w:cs="Arial"/>
-        </w:rPr>
-        <w:t xml:space="preserve">A robotcella gépészeti vázát és fizikai védelmi vonalát egy ipari szabványos Bosch </w:t>
-      </w:r>
-      <w:proofErr w:type="spellStart"/>
-      <w:r>
-        <w:rPr>
-          <w:rFonts w:ascii="Arial" w:hAnsi="Arial" w:cs="Arial"/>
-        </w:rPr>
-        <w:t>Rexroth</w:t>
-      </w:r>
-      <w:proofErr w:type="spellEnd"/>
-      <w:r>
-        <w:rPr>
-          <w:rFonts w:ascii="Arial" w:hAnsi="Arial" w:cs="Arial"/>
-        </w:rPr>
-        <w:t xml:space="preserve"> alumínium profilrendszer alkotja. </w:t>
-      </w:r>
-      <w:r>
-        <w:rPr>
-          <w:rFonts w:ascii="Arial" w:hAnsi="Arial" w:cs="Arial"/>
-        </w:rPr>
-        <w:t>Ennek a fajta ketrecnek</w:t>
-      </w:r>
-      <w:r>
-        <w:rPr>
-          <w:rFonts w:ascii="Arial" w:hAnsi="Arial" w:cs="Arial"/>
-        </w:rPr>
-        <w:t xml:space="preserve"> moduláris felépítés</w:t>
-      </w:r>
-      <w:r>
-        <w:rPr>
-          <w:rFonts w:ascii="Arial" w:hAnsi="Arial" w:cs="Arial"/>
-        </w:rPr>
-        <w:t>e van, mely</w:t>
-      </w:r>
-      <w:r>
-        <w:rPr>
-          <w:rFonts w:ascii="Arial" w:hAnsi="Arial" w:cs="Arial"/>
-        </w:rPr>
-        <w:t xml:space="preserve"> rendkívüli rugalmasságot biztosít: a csavarkötéseknek köszönhetően a cella a későbbiekben hegesztés nélkül átépíthető vagy bővíthető. A személyvédelemről az alumínium vázba integrált, porfestett acélhálós (sárga színű a magas láthatóság érdekében) biztonsági kerítéselemek gondoskodnak. Ez a fizikai elhatárolás megakadályozza, hogy az operátor a robot működése közben a veszélyes térbe (munkatérbe) lépjen, miközben a rácsos kivitel biztosítja a folyamat folyamatos vizuális felügyeletét.</w:t>
-      </w:r>
-    </w:p>
-    <w:p>
-      <w:pPr>
-        <w:pStyle w:val="RszCm"/>
-        <w:rPr>
-          <w:rFonts w:ascii="Arial" w:hAnsi="Arial" w:cs="Arial"/>
-        </w:rPr>
-      </w:pPr>
-      <w:bookmarkStart w:id="7" w:name="_Toc224033812"/>
-      <w:r>
-        <w:rPr>
-          <w:rFonts w:ascii="Arial" w:hAnsi="Arial" w:cs="Arial"/>
-        </w:rPr>
-        <w:t>Villamos szekrény</w:t>
-      </w:r>
-      <w:bookmarkEnd w:id="7"/>
-    </w:p>
-    <w:p>
-      <w:pPr>
-        <w:jc w:val="both"/>
-        <w:rPr>
-          <w:rFonts w:ascii="Arial" w:hAnsi="Arial" w:cs="Arial"/>
-        </w:rPr>
-      </w:pPr>
-      <w:r>
-        <w:rPr>
-          <w:rFonts w:ascii="Arial" w:hAnsi="Arial" w:cs="Arial"/>
-        </w:rPr>
-        <w:t xml:space="preserve">A cella teljes energiaellátásáért és logikai vezérléséért felelős fő villamos szekrény (amely tartalmazza a cella-PLC-t, a biztonsági reléket, a tápegységeket és a hálózatvédelmi eszközöket) önálló egységként, a biztonsági kerítéstől függetlenül került telepítésre. </w:t>
-      </w:r>
-      <w:r>
-        <w:rPr>
-          <w:rFonts w:ascii="Arial" w:hAnsi="Arial" w:cs="Arial"/>
-        </w:rPr>
-        <w:t>Ennek az elrendezésnek az előnyei: e</w:t>
-      </w:r>
-      <w:r>
-        <w:rPr>
-          <w:rFonts w:ascii="Arial" w:hAnsi="Arial" w:cs="Arial"/>
-        </w:rPr>
-        <w:t>gyrészt megakadályozza, hogy a robot mozgásából vagy az FDS technológiából származó rezonanciák átterjedjenek a szekrény érzékeny elektronikájára. Másrészt a karbantartó személyzet számára 360 fokos hozzáférést biztosít a szekrényhez anélkül, hogy a cella szerkezetét meg kellene bontani.</w:t>
-      </w:r>
-    </w:p>
-    <w:p>
-      <w:pPr>
-        <w:pStyle w:val="RszCm"/>
-        <w:rPr>
-          <w:rFonts w:ascii="Arial" w:hAnsi="Arial" w:cs="Arial"/>
-        </w:rPr>
-      </w:pPr>
-      <w:bookmarkStart w:id="8" w:name="_Toc224033813"/>
-      <w:r>
-        <w:rPr>
-          <w:rFonts w:ascii="Arial" w:hAnsi="Arial" w:cs="Arial"/>
-        </w:rPr>
-        <w:t>Kábelezés</w:t>
-      </w:r>
-      <w:bookmarkEnd w:id="8"/>
-    </w:p>
-    <w:p>
-      <w:pPr>
-        <w:rPr>
-          <w:rFonts w:ascii="Arial" w:hAnsi="Arial" w:cs="Arial"/>
-        </w:rPr>
-      </w:pPr>
-    </w:p>
-    <w:p>
-      <w:pPr>
-        <w:pStyle w:val="NagyCm"/>
-        <w:rPr>
-          <w:rFonts w:ascii="Arial" w:hAnsi="Arial" w:cs="Arial"/>
-        </w:rPr>
-      </w:pPr>
-      <w:bookmarkStart w:id="9" w:name="_Toc224033814"/>
-      <w:r>
-        <w:rPr>
-          <w:rFonts w:ascii="Arial" w:hAnsi="Arial" w:cs="Arial"/>
-        </w:rPr>
-        <w:t>3D szimuláció</w:t>
-      </w:r>
-      <w:bookmarkEnd w:id="9"/>
-    </w:p>
-    <w:p>
-      <w:pPr>
-        <w:rPr>
-          <w:rFonts w:ascii="Arial" w:hAnsi="Arial" w:cs="Arial"/>
-        </w:rPr>
-      </w:pPr>
-    </w:p>
-    <w:p>
-      <w:pPr>
-        <w:pStyle w:val="NagyCm"/>
-        <w:rPr>
-          <w:rFonts w:ascii="Arial" w:hAnsi="Arial" w:cs="Arial"/>
-        </w:rPr>
-      </w:pPr>
-      <w:bookmarkStart w:id="10" w:name="_Toc224033815"/>
-      <w:r>
-        <w:rPr>
-          <w:rFonts w:ascii="Arial" w:hAnsi="Arial" w:cs="Arial"/>
-        </w:rPr>
-        <w:t>Munkaprogram</w:t>
-      </w:r>
-      <w:bookmarkEnd w:id="10"/>
-    </w:p>
-    <w:p>
-      <w:pPr>
-        <w:rPr>
-          <w:rFonts w:ascii="Arial" w:hAnsi="Arial" w:cs="Arial"/>
-        </w:rPr>
-      </w:pPr>
-    </w:p>
-    <w:p>
-      <w:pPr>
-        <w:pStyle w:val="NagyCm"/>
-        <w:rPr>
-          <w:rFonts w:ascii="Arial" w:hAnsi="Arial" w:cs="Arial"/>
-        </w:rPr>
-      </w:pPr>
-      <w:bookmarkStart w:id="11" w:name="_Toc224033816"/>
-      <w:r>
-        <w:rPr>
-          <w:rFonts w:ascii="Arial" w:hAnsi="Arial" w:cs="Arial"/>
-        </w:rPr>
-        <w:t>Biztonságtechnika</w:t>
-      </w:r>
-      <w:bookmarkEnd w:id="11"/>
-    </w:p>
-    <w:p>
-      <w:pPr>
-        <w:rPr>
-          <w:rFonts w:ascii="Arial" w:hAnsi="Arial" w:cs="Arial"/>
-        </w:rPr>
-      </w:pPr>
-    </w:p>
-    <w:p>
-      <w:pPr>
-        <w:pStyle w:val="RszCm"/>
-        <w:rPr>
-          <w:rFonts w:ascii="Arial" w:hAnsi="Arial" w:cs="Arial"/>
-        </w:rPr>
-      </w:pPr>
-      <w:bookmarkStart w:id="12" w:name="_Toc224033817"/>
-      <w:r>
-        <w:rPr>
-          <w:rFonts w:ascii="Arial" w:hAnsi="Arial" w:cs="Arial"/>
-        </w:rPr>
-        <w:t>Védelmi rendszer</w:t>
-      </w:r>
-      <w:bookmarkEnd w:id="12"/>
-    </w:p>
-    <w:p>
-      <w:pPr>
-        <w:rPr>
-          <w:rFonts w:ascii="Arial" w:hAnsi="Arial" w:cs="Arial"/>
-        </w:rPr>
-      </w:pPr>
-    </w:p>
-    <w:p>
-      <w:pPr>
-        <w:pStyle w:val="RszCm"/>
-        <w:rPr>
-          <w:rFonts w:ascii="Arial" w:hAnsi="Arial" w:cs="Arial"/>
-        </w:rPr>
-      </w:pPr>
-      <w:bookmarkStart w:id="13" w:name="_Toc224033818"/>
-      <w:r>
-        <w:rPr>
-          <w:rFonts w:ascii="Arial" w:hAnsi="Arial" w:cs="Arial"/>
-        </w:rPr>
-        <w:t>Szabványok</w:t>
-      </w:r>
-      <w:bookmarkEnd w:id="13"/>
-    </w:p>
-    <w:p>
-      <w:pPr>
-        <w:rPr>
-          <w:rFonts w:ascii="Arial" w:hAnsi="Arial" w:cs="Arial"/>
-        </w:rPr>
-      </w:pPr>
+      <w:r>
+        <w:rPr>
+          <w:sz w:val="20"/>
+          <w:szCs w:val="18"/>
+        </w:rPr>
+        <w:t xml:space="preserve"> </w:t>
+      </w:r>
+      <w:r>
+        <w:rPr>
+          <w:sz w:val="20"/>
+          <w:szCs w:val="18"/>
+        </w:rPr>
+        <w:br/>
+      </w:r>
+      <w:hyperlink r:id="rId13" w:history="1">
+        <w:r>
+          <w:rPr>
+            <w:rStyle w:val="Hiperhivatkozs"/>
+            <w:rFonts w:ascii="Arial" w:hAnsi="Arial" w:cs="Arial"/>
+            <w:sz w:val="20"/>
+            <w:szCs w:val="18"/>
+          </w:rPr>
+          <w:t>https://www.kuka.com/en-de/products/robotics-systems/industrial</w:t>
+        </w:r>
+        <w:r>
+          <w:rPr>
+            <w:rStyle w:val="Hiperhivatkozs"/>
+            <w:rFonts w:ascii="Arial" w:hAnsi="Arial" w:cs="Arial"/>
+            <w:sz w:val="20"/>
+            <w:szCs w:val="18"/>
+          </w:rPr>
+          <w:t>-</w:t>
+        </w:r>
+        <w:r>
+          <w:rPr>
+            <w:rStyle w:val="Hiperhivatkozs"/>
+            <w:rFonts w:ascii="Arial" w:hAnsi="Arial" w:cs="Arial"/>
+            <w:sz w:val="20"/>
+            <w:szCs w:val="18"/>
+          </w:rPr>
+          <w:t>robots/kr-quantec</w:t>
+        </w:r>
+      </w:hyperlink>
+    </w:p>
+    <w:p>
+      <w:pPr>
+        <w:rPr>
+          <w:rFonts w:ascii="Arial" w:hAnsi="Arial" w:cs="Arial"/>
+          <w:sz w:val="20"/>
+          <w:szCs w:val="18"/>
+        </w:rPr>
+      </w:pPr>
+      <w:r>
+        <w:rPr>
+          <w:rFonts w:ascii="Arial" w:hAnsi="Arial" w:cs="Arial"/>
+          <w:sz w:val="20"/>
+          <w:szCs w:val="18"/>
+        </w:rPr>
+        <w:t>KUKA AG (2024): KR C5 robotvezérlő adatlap</w:t>
+      </w:r>
+      <w:r>
+        <w:rPr>
+          <w:rFonts w:ascii="Arial" w:hAnsi="Arial" w:cs="Arial"/>
+          <w:sz w:val="20"/>
+          <w:szCs w:val="18"/>
+        </w:rPr>
+        <w:t>:</w:t>
+      </w:r>
+      <w:r>
+        <w:rPr>
+          <w:rFonts w:ascii="Arial" w:hAnsi="Arial" w:cs="Arial"/>
+          <w:sz w:val="20"/>
+          <w:szCs w:val="18"/>
+        </w:rPr>
+        <w:t xml:space="preserve"> </w:t>
+      </w:r>
+      <w:r>
+        <w:rPr>
+          <w:rFonts w:ascii="Arial" w:hAnsi="Arial" w:cs="Arial"/>
+          <w:sz w:val="20"/>
+          <w:szCs w:val="18"/>
+        </w:rPr>
+        <w:br/>
+      </w:r>
+      <w:hyperlink r:id="rId14" w:history="1">
+        <w:r>
+          <w:rPr>
+            <w:rStyle w:val="Hiperhivatkozs"/>
+            <w:rFonts w:ascii="Arial" w:hAnsi="Arial" w:cs="Arial"/>
+            <w:sz w:val="20"/>
+            <w:szCs w:val="18"/>
+          </w:rPr>
+          <w:t>https://www.kuka.com/en-de/products/robotics-systems/robot-controllers/kr-c5</w:t>
+        </w:r>
+      </w:hyperlink>
+    </w:p>
+    <w:p>
+      <w:pPr>
+        <w:rPr>
+          <w:rFonts w:ascii="Arial" w:hAnsi="Arial" w:cs="Arial"/>
+          <w:sz w:val="20"/>
+          <w:szCs w:val="18"/>
+        </w:rPr>
+      </w:pPr>
+      <w:r>
+        <w:rPr>
+          <w:rFonts w:ascii="Arial" w:hAnsi="Arial" w:cs="Arial"/>
+          <w:sz w:val="20"/>
+          <w:szCs w:val="18"/>
+        </w:rPr>
+        <w:t>KUKA AG (2024): KUKA.Sim és Virtuális Üzembe helyezés</w:t>
+      </w:r>
+      <w:r>
+        <w:rPr>
+          <w:rFonts w:ascii="Arial" w:hAnsi="Arial" w:cs="Arial"/>
+          <w:sz w:val="20"/>
+          <w:szCs w:val="18"/>
+        </w:rPr>
+        <w:t xml:space="preserve">: </w:t>
+      </w:r>
+      <w:r>
+        <w:rPr>
+          <w:rFonts w:ascii="Arial" w:hAnsi="Arial" w:cs="Arial"/>
+          <w:sz w:val="20"/>
+          <w:szCs w:val="18"/>
+        </w:rPr>
+        <w:br/>
+      </w:r>
+      <w:hyperlink r:id="rId15" w:history="1">
+        <w:r>
+          <w:rPr>
+            <w:rStyle w:val="Hiperhivatkozs"/>
+            <w:rFonts w:ascii="Arial" w:hAnsi="Arial" w:cs="Arial"/>
+            <w:sz w:val="20"/>
+            <w:szCs w:val="18"/>
+          </w:rPr>
+          <w:t>https://www.kuka.com/en-de/products/robotics-systems/software/simulation-planning-optimization/kuka_sim</w:t>
+        </w:r>
+      </w:hyperlink>
+    </w:p>
+    <w:p>
+      <w:pPr>
+        <w:rPr>
+          <w:rFonts w:ascii="Arial" w:hAnsi="Arial" w:cs="Arial"/>
+          <w:sz w:val="20"/>
+          <w:szCs w:val="18"/>
+        </w:rPr>
+      </w:pPr>
+      <w:r>
+        <w:rPr>
+          <w:rFonts w:ascii="Arial" w:hAnsi="Arial" w:cs="Arial"/>
+          <w:sz w:val="20"/>
+          <w:szCs w:val="18"/>
+        </w:rPr>
+        <w:t>Atlas Copco (2024): Flow drill fastening (FDS) rendszerek technológiai leírása</w:t>
+      </w:r>
+      <w:r>
+        <w:rPr>
+          <w:rFonts w:ascii="Arial" w:hAnsi="Arial" w:cs="Arial"/>
+          <w:sz w:val="20"/>
+          <w:szCs w:val="18"/>
+        </w:rPr>
+        <w:t xml:space="preserve">: </w:t>
+      </w:r>
+      <w:r>
+        <w:rPr>
+          <w:rFonts w:ascii="Arial" w:hAnsi="Arial" w:cs="Arial"/>
+          <w:sz w:val="20"/>
+          <w:szCs w:val="18"/>
+        </w:rPr>
+        <w:br/>
+      </w:r>
+      <w:hyperlink r:id="rId16" w:history="1">
+        <w:r>
+          <w:rPr>
+            <w:rStyle w:val="Hiperhivatkozs"/>
+            <w:rFonts w:ascii="Arial" w:hAnsi="Arial" w:cs="Arial"/>
+            <w:sz w:val="20"/>
+            <w:szCs w:val="18"/>
+          </w:rPr>
+          <w:t>https://www.atlascopco.com/en-uk/itba/products/joining-solutions/flow-drill-fastening</w:t>
+        </w:r>
+      </w:hyperlink>
+    </w:p>
+    <w:p>
+      <w:pPr>
+        <w:rPr>
+          <w:rFonts w:ascii="Arial" w:hAnsi="Arial" w:cs="Arial"/>
+          <w:sz w:val="20"/>
+          <w:szCs w:val="18"/>
+        </w:rPr>
+      </w:pPr>
+      <w:r>
+        <w:rPr>
+          <w:rFonts w:ascii="Arial" w:hAnsi="Arial" w:cs="Arial"/>
+          <w:sz w:val="20"/>
+          <w:szCs w:val="18"/>
+        </w:rPr>
+        <w:t>Bosch Rexroth (2024): Aluminum Framing and Assembly Technology.</w:t>
+      </w:r>
+      <w:r>
+        <w:rPr>
+          <w:rFonts w:ascii="Arial" w:hAnsi="Arial" w:cs="Arial"/>
+          <w:sz w:val="20"/>
+          <w:szCs w:val="18"/>
+        </w:rPr>
+        <w:t xml:space="preserve"> </w:t>
+      </w:r>
+      <w:r>
+        <w:rPr>
+          <w:rFonts w:ascii="Arial" w:hAnsi="Arial" w:cs="Arial"/>
+          <w:sz w:val="20"/>
+          <w:szCs w:val="18"/>
+        </w:rPr>
+        <w:t>(Keretrendszerek és biztonsági rácsok tervezése)</w:t>
+      </w:r>
+      <w:r>
+        <w:rPr>
+          <w:rFonts w:ascii="Arial" w:hAnsi="Arial" w:cs="Arial"/>
+          <w:sz w:val="20"/>
+          <w:szCs w:val="18"/>
+        </w:rPr>
+        <w:t>:</w:t>
+      </w:r>
+      <w:r>
+        <w:rPr>
+          <w:sz w:val="20"/>
+          <w:szCs w:val="18"/>
+        </w:rPr>
+        <w:br/>
+      </w:r>
+      <w:hyperlink r:id="rId17" w:history="1">
+        <w:r>
+          <w:rPr>
+            <w:rStyle w:val="Hiperhivatkozs"/>
+            <w:rFonts w:ascii="Arial" w:hAnsi="Arial" w:cs="Arial"/>
+            <w:sz w:val="20"/>
+            <w:szCs w:val="18"/>
+          </w:rPr>
+          <w:t>https://www.boschrexroth.com/en/xc/products/product-groups/assembly-technology/</w:t>
+        </w:r>
+      </w:hyperlink>
+    </w:p>
+    <w:p>
+      <w:pPr>
+        <w:rPr>
+          <w:rFonts w:ascii="Arial" w:hAnsi="Arial" w:cs="Arial"/>
+          <w:sz w:val="20"/>
+          <w:szCs w:val="18"/>
+        </w:rPr>
+      </w:pPr>
+      <w:r>
+        <w:rPr>
+          <w:rFonts w:ascii="Arial" w:hAnsi="Arial" w:cs="Arial"/>
+          <w:sz w:val="20"/>
+          <w:szCs w:val="18"/>
+        </w:rPr>
+        <w:t>PROFINET &amp; PROFIBUS International (PI): PROFINET technológiai áttekintés ipari hálózatokhoz</w:t>
+      </w:r>
+      <w:r>
+        <w:rPr>
+          <w:rFonts w:ascii="Arial" w:hAnsi="Arial" w:cs="Arial"/>
+          <w:sz w:val="20"/>
+          <w:szCs w:val="18"/>
+        </w:rPr>
+        <w:t xml:space="preserve">: </w:t>
+      </w:r>
+      <w:r>
+        <w:rPr>
+          <w:rFonts w:ascii="Arial" w:hAnsi="Arial" w:cs="Arial"/>
+          <w:sz w:val="20"/>
+          <w:szCs w:val="18"/>
+        </w:rPr>
+        <w:br/>
+      </w:r>
+      <w:hyperlink r:id="rId18" w:history="1">
+        <w:r>
+          <w:rPr>
+            <w:rStyle w:val="Hiperhivatkozs"/>
+            <w:rFonts w:ascii="Arial" w:hAnsi="Arial" w:cs="Arial"/>
+            <w:sz w:val="20"/>
+            <w:szCs w:val="18"/>
+          </w:rPr>
+          <w:t>https://www.profibus.com/technology/profinet</w:t>
+        </w:r>
+      </w:hyperlink>
+    </w:p>
+    <w:p>
+      <w:pPr>
+        <w:rPr>
+          <w:rFonts w:ascii="Arial" w:hAnsi="Arial" w:cs="Arial"/>
+          <w:sz w:val="20"/>
+          <w:szCs w:val="18"/>
+        </w:rPr>
+      </w:pPr>
+      <w:r>
+        <w:rPr>
+          <w:rFonts w:ascii="Arial" w:hAnsi="Arial" w:cs="Arial"/>
+          <w:sz w:val="20"/>
+          <w:szCs w:val="18"/>
+        </w:rPr>
+        <w:t>DEPRAG / WEBER: Feeding Systems (Rezgőtálas csavaradagoló rendszerek)</w:t>
+      </w:r>
+      <w:r>
+        <w:rPr>
+          <w:rFonts w:ascii="Arial" w:hAnsi="Arial" w:cs="Arial"/>
+          <w:sz w:val="20"/>
+          <w:szCs w:val="18"/>
+        </w:rPr>
+        <w:t xml:space="preserve">: </w:t>
+      </w:r>
+      <w:r>
+        <w:rPr>
+          <w:rFonts w:ascii="Arial" w:hAnsi="Arial" w:cs="Arial"/>
+          <w:sz w:val="20"/>
+          <w:szCs w:val="18"/>
+        </w:rPr>
+        <w:br/>
+      </w:r>
+      <w:hyperlink r:id="rId19" w:history="1">
+        <w:r>
+          <w:rPr>
+            <w:rStyle w:val="Hiperhivatkozs"/>
+            <w:rFonts w:ascii="Arial" w:hAnsi="Arial" w:cs="Arial"/>
+            <w:sz w:val="20"/>
+            <w:szCs w:val="18"/>
+          </w:rPr>
+          <w:t>https://www.deprag.com/en/feeding-technology.html</w:t>
+        </w:r>
+      </w:hyperlink>
+    </w:p>
+    <w:p>
+      <w:pPr>
+        <w:rPr>
+          <w:rFonts w:ascii="Arial" w:hAnsi="Arial" w:cs="Arial"/>
+          <w:sz w:val="20"/>
+          <w:szCs w:val="18"/>
+        </w:rPr>
+      </w:pPr>
+      <w:r>
+        <w:rPr>
+          <w:rFonts w:ascii="Arial" w:hAnsi="Arial" w:cs="Arial"/>
+          <w:sz w:val="20"/>
+          <w:szCs w:val="18"/>
+        </w:rPr>
+        <w:t>Lantos Béla (2011): Robotok irányítása. Akadémiai Kiadó, Budapest</w:t>
+      </w:r>
+      <w:r>
+        <w:rPr>
+          <w:rFonts w:ascii="Arial" w:hAnsi="Arial" w:cs="Arial"/>
+          <w:sz w:val="20"/>
+          <w:szCs w:val="18"/>
+        </w:rPr>
+        <w:t xml:space="preserve">: </w:t>
+      </w:r>
+      <w:r>
+        <w:rPr>
+          <w:rFonts w:ascii="Arial" w:hAnsi="Arial" w:cs="Arial"/>
+          <w:sz w:val="20"/>
+          <w:szCs w:val="18"/>
+        </w:rPr>
+        <w:br/>
+      </w:r>
+      <w:hyperlink r:id="rId20" w:history="1">
+        <w:r>
+          <w:rPr>
+            <w:rStyle w:val="Hiperhivatkozs"/>
+            <w:rFonts w:ascii="Arial" w:hAnsi="Arial" w:cs="Arial"/>
+            <w:sz w:val="20"/>
+            <w:szCs w:val="18"/>
+          </w:rPr>
+          <w:t>https://mersz.hu/lantos-robotok-iranyitasa</w:t>
+        </w:r>
+      </w:hyperlink>
+    </w:p>
+    <w:p>
+      <w:pPr>
+        <w:rPr>
+          <w:rFonts w:ascii="Arial" w:hAnsi="Arial" w:cs="Arial"/>
+          <w:sz w:val="20"/>
+          <w:szCs w:val="18"/>
+        </w:rPr>
+      </w:pPr>
+      <w:r>
+        <w:rPr>
+          <w:rFonts w:ascii="Arial" w:hAnsi="Arial" w:cs="Arial"/>
+          <w:sz w:val="20"/>
+          <w:szCs w:val="18"/>
+        </w:rPr>
+        <w:t>Siciliano, B., Sciavicco, L., Villani, L., Oriolo, G. (2009): Robotics: Modelling, Planning and Control. Springer, London</w:t>
+      </w:r>
+      <w:r>
+        <w:rPr>
+          <w:rFonts w:ascii="Arial" w:hAnsi="Arial" w:cs="Arial"/>
+          <w:sz w:val="20"/>
+          <w:szCs w:val="18"/>
+        </w:rPr>
+        <w:t>:</w:t>
+      </w:r>
+      <w:r>
+        <w:rPr>
+          <w:rFonts w:ascii="Arial" w:hAnsi="Arial" w:cs="Arial"/>
+          <w:sz w:val="20"/>
+          <w:szCs w:val="18"/>
+        </w:rPr>
+        <w:t xml:space="preserve"> </w:t>
+      </w:r>
+      <w:r>
+        <w:rPr>
+          <w:rFonts w:ascii="Arial" w:hAnsi="Arial" w:cs="Arial"/>
+          <w:sz w:val="20"/>
+          <w:szCs w:val="18"/>
+        </w:rPr>
+        <w:br/>
+      </w:r>
+      <w:hyperlink w:tgtFrame="_blank" w:history="1">
+        <w:r>
+          <w:rPr>
+            <w:rStyle w:val="Hiperhivatkozs"/>
+            <w:rFonts w:ascii="Arial" w:hAnsi="Arial" w:cs="Arial"/>
+            <w:sz w:val="20"/>
+            <w:szCs w:val="18"/>
+          </w:rPr>
+          <w:t>https://link.springer.com/book/10.1007/978-1-84628-642-1</w:t>
+        </w:r>
+      </w:hyperlink>
+    </w:p>
+    <w:p>
+      <w:pPr>
+        <w:rPr>
+          <w:rFonts w:ascii="Arial" w:hAnsi="Arial" w:cs="Arial"/>
+          <w:sz w:val="20"/>
+          <w:szCs w:val="18"/>
+        </w:rPr>
+      </w:pPr>
+      <w:r>
+        <w:rPr>
+          <w:rFonts w:ascii="Arial" w:hAnsi="Arial" w:cs="Arial"/>
+          <w:sz w:val="20"/>
+          <w:szCs w:val="18"/>
+        </w:rPr>
+        <w:t>Boothroyd, G. (2005): Assembly Automation and Product Design. CRC Press</w:t>
+      </w:r>
+      <w:r>
+        <w:rPr>
+          <w:rFonts w:ascii="Arial" w:hAnsi="Arial" w:cs="Arial"/>
+          <w:sz w:val="20"/>
+          <w:szCs w:val="18"/>
+        </w:rPr>
+        <w:t xml:space="preserve">: </w:t>
+      </w:r>
+      <w:r>
+        <w:rPr>
+          <w:rFonts w:ascii="Arial" w:hAnsi="Arial" w:cs="Arial"/>
+          <w:sz w:val="20"/>
+          <w:szCs w:val="18"/>
+        </w:rPr>
+        <w:br/>
+      </w:r>
+      <w:hyperlink r:id="rId21" w:history="1">
+        <w:r>
+          <w:rPr>
+            <w:rStyle w:val="Hiperhivatkozs"/>
+            <w:rFonts w:ascii="Arial" w:hAnsi="Arial" w:cs="Arial"/>
+            <w:sz w:val="20"/>
+            <w:szCs w:val="18"/>
+          </w:rPr>
+          <w:t>https://www.routledge.com/Assembly-Automation-and-Product-Design/Boothroyd/p/book/9781574446432</w:t>
+        </w:r>
+      </w:hyperlink>
+    </w:p>
+    <w:p>
+      <w:pPr>
+        <w:rPr>
+          <w:rFonts w:ascii="Arial" w:hAnsi="Arial" w:cs="Arial"/>
+          <w:sz w:val="20"/>
+          <w:szCs w:val="18"/>
+        </w:rPr>
+      </w:pPr>
+      <w:r>
+        <w:rPr>
+          <w:rFonts w:ascii="Arial" w:hAnsi="Arial" w:cs="Arial"/>
+          <w:sz w:val="20"/>
+          <w:szCs w:val="18"/>
+        </w:rPr>
+        <w:t>Schwab, K. (2016): A negyedik ipari forradalom. (The Fourth Industrial Revolution). World Economic Forum</w:t>
+      </w:r>
+      <w:r>
+        <w:rPr>
+          <w:rFonts w:ascii="Arial" w:hAnsi="Arial" w:cs="Arial"/>
+          <w:sz w:val="20"/>
+          <w:szCs w:val="18"/>
+        </w:rPr>
+        <w:t xml:space="preserve">: </w:t>
+      </w:r>
+      <w:r>
+        <w:rPr>
+          <w:rFonts w:ascii="Arial" w:hAnsi="Arial" w:cs="Arial"/>
+          <w:sz w:val="20"/>
+          <w:szCs w:val="18"/>
+        </w:rPr>
+        <w:br/>
+      </w:r>
+      <w:hyperlink w:tgtFrame="_blank" w:history="1">
+        <w:r>
+          <w:rPr>
+            <w:rStyle w:val="Hiperhivatkozs"/>
+            <w:rFonts w:ascii="Arial" w:hAnsi="Arial" w:cs="Arial"/>
+            <w:sz w:val="20"/>
+            <w:szCs w:val="18"/>
+          </w:rPr>
+          <w:t>https://www.weforum.org/about/the-fourth-industrial-revolution-by-klaus-schwab</w:t>
+        </w:r>
+      </w:hyperlink>
+    </w:p>
+    <w:p>
+      <w:pPr>
+        <w:rPr>
+          <w:rFonts w:ascii="Arial" w:hAnsi="Arial" w:cs="Arial"/>
+          <w:sz w:val="20"/>
+          <w:szCs w:val="18"/>
+        </w:rPr>
+      </w:pPr>
+      <w:r>
+        <w:rPr>
+          <w:rFonts w:ascii="Arial" w:hAnsi="Arial" w:cs="Arial"/>
+          <w:sz w:val="20"/>
+          <w:szCs w:val="18"/>
+        </w:rPr>
+        <w:t>MSZ EN ISO 10218-1:2011 és MSZ EN ISO 10218-2:2011: Ipari robotok. Biztonsági előírások. 1. rész: Robotok és 2. rész: Robotrendszerek és integrálásuk</w:t>
+      </w:r>
+      <w:r>
+        <w:rPr>
+          <w:rFonts w:ascii="Arial" w:hAnsi="Arial" w:cs="Arial"/>
+          <w:sz w:val="20"/>
+          <w:szCs w:val="18"/>
+        </w:rPr>
+        <w:t>:</w:t>
+      </w:r>
+      <w:r>
+        <w:rPr>
+          <w:rFonts w:ascii="Arial" w:hAnsi="Arial" w:cs="Arial"/>
+          <w:sz w:val="20"/>
+          <w:szCs w:val="18"/>
+        </w:rPr>
+        <w:br/>
+      </w:r>
+      <w:hyperlink w:tgtFrame="_blank" w:history="1">
+        <w:r>
+          <w:rPr>
+            <w:rStyle w:val="Hiperhivatkozs"/>
+            <w:rFonts w:ascii="Arial" w:hAnsi="Arial" w:cs="Arial"/>
+            <w:sz w:val="20"/>
+            <w:szCs w:val="18"/>
+          </w:rPr>
+          <w:t>https://www.iso.org/standard/43339.html</w:t>
+        </w:r>
+      </w:hyperlink>
+    </w:p>
+    <w:p>
+      <w:pPr>
+        <w:rPr>
+          <w:rFonts w:ascii="Arial" w:hAnsi="Arial" w:cs="Arial"/>
+          <w:sz w:val="20"/>
+          <w:szCs w:val="18"/>
+        </w:rPr>
+      </w:pPr>
+      <w:r>
+        <w:rPr>
+          <w:rFonts w:ascii="Arial" w:hAnsi="Arial" w:cs="Arial"/>
+          <w:sz w:val="20"/>
+          <w:szCs w:val="18"/>
+        </w:rPr>
+        <w:t>MSZ EN ISO 13849-1:2016: Gépek biztonsága. Vezérlőrendszerek biztonsággal összefüggő részei. (Performance Level - PL szintek meghatározása)</w:t>
+      </w:r>
+      <w:r>
+        <w:rPr>
+          <w:rFonts w:ascii="Arial" w:hAnsi="Arial" w:cs="Arial"/>
+          <w:sz w:val="20"/>
+          <w:szCs w:val="18"/>
+        </w:rPr>
+        <w:t xml:space="preserve">: </w:t>
+      </w:r>
+      <w:r>
+        <w:rPr>
+          <w:rFonts w:ascii="Arial" w:hAnsi="Arial" w:cs="Arial"/>
+          <w:sz w:val="20"/>
+          <w:szCs w:val="18"/>
+        </w:rPr>
+        <w:br/>
+      </w:r>
+      <w:hyperlink w:tgtFrame="_blank" w:history="1">
+        <w:r>
+          <w:rPr>
+            <w:rStyle w:val="Hiperhivatkozs"/>
+            <w:rFonts w:ascii="Arial" w:hAnsi="Arial" w:cs="Arial"/>
+            <w:sz w:val="20"/>
+            <w:szCs w:val="18"/>
+          </w:rPr>
+          <w:t>https://www.iso.org/standard/69883.html</w:t>
+        </w:r>
+      </w:hyperlink>
+    </w:p>
+    <w:p>
+      <w:pPr>
+        <w:rPr>
+          <w:rFonts w:ascii="Arial" w:hAnsi="Arial" w:cs="Arial"/>
+          <w:sz w:val="20"/>
+          <w:szCs w:val="18"/>
+        </w:rPr>
+      </w:pPr>
+      <w:r>
+        <w:rPr>
+          <w:rFonts w:ascii="Arial" w:hAnsi="Arial" w:cs="Arial"/>
+          <w:sz w:val="20"/>
+          <w:szCs w:val="18"/>
+        </w:rPr>
+        <w:t>MSZ EN 60204-1:2019: Gépek biztonsága. Gépek villamos szerkezetei. 1. rész: Általános előírások</w:t>
+      </w:r>
+      <w:r>
+        <w:rPr>
+          <w:rFonts w:ascii="Arial" w:hAnsi="Arial" w:cs="Arial"/>
+          <w:sz w:val="20"/>
+          <w:szCs w:val="18"/>
+        </w:rPr>
+        <w:t>:</w:t>
+      </w:r>
+      <w:r>
+        <w:rPr>
+          <w:rFonts w:ascii="Arial" w:hAnsi="Arial" w:cs="Arial"/>
+          <w:sz w:val="20"/>
+          <w:szCs w:val="18"/>
+        </w:rPr>
+        <w:br/>
+      </w:r>
+      <w:hyperlink w:tgtFrame="_blank" w:history="1">
+        <w:r>
+          <w:rPr>
+            <w:rStyle w:val="Hiperhivatkozs"/>
+            <w:rFonts w:ascii="Arial" w:hAnsi="Arial" w:cs="Arial"/>
+            <w:sz w:val="20"/>
+            <w:szCs w:val="18"/>
+          </w:rPr>
+          <w:t>https://webstore.iec.ch/publication/26037</w:t>
+        </w:r>
+      </w:hyperlink>
+    </w:p>
+    <w:p>
+      <w:pPr>
+        <w:rPr>
+          <w:rFonts w:ascii="Arial" w:hAnsi="Arial" w:cs="Arial"/>
+          <w:sz w:val="20"/>
+          <w:szCs w:val="18"/>
+        </w:rPr>
+      </w:pPr>
+      <w:r>
+        <w:rPr>
+          <w:rFonts w:ascii="Arial" w:hAnsi="Arial" w:cs="Arial"/>
+          <w:sz w:val="20"/>
+          <w:szCs w:val="18"/>
+        </w:rPr>
+        <w:t>2006/42/EK Európai Parlamenti és Tanácsi Irányelv (Gépirányelv): A gépekről és a 95/16/EK irányelv módosításáról. (CE jelölés jogalapja)</w:t>
+      </w:r>
+      <w:r>
+        <w:rPr>
+          <w:rFonts w:ascii="Arial" w:hAnsi="Arial" w:cs="Arial"/>
+          <w:sz w:val="20"/>
+          <w:szCs w:val="18"/>
+        </w:rPr>
+        <w:t>:</w:t>
+      </w:r>
+      <w:r>
+        <w:rPr>
+          <w:rFonts w:ascii="Arial" w:hAnsi="Arial" w:cs="Arial"/>
+          <w:sz w:val="20"/>
+          <w:szCs w:val="18"/>
+        </w:rPr>
+        <w:br/>
+      </w:r>
+      <w:hyperlink w:tgtFrame="_blank" w:history="1">
+        <w:r>
+          <w:rPr>
+            <w:rStyle w:val="Hiperhivatkozs"/>
+            <w:rFonts w:ascii="Arial" w:hAnsi="Arial" w:cs="Arial"/>
+            <w:sz w:val="20"/>
+            <w:szCs w:val="18"/>
+          </w:rPr>
+          <w:t>https://eur-lex.europa.eu/legal-content/HU/TXT/?uri=CELEX:32006L0042</w:t>
+        </w:r>
+      </w:hyperlink>
+    </w:p>
+    <w:p>
+      <w:pPr>
+        <w:rPr>
+          <w:rFonts w:ascii="Arial" w:hAnsi="Arial" w:cs="Arial"/>
+          <w:sz w:val="20"/>
+          <w:szCs w:val="18"/>
+        </w:rPr>
+      </w:pPr>
+      <w:r>
+        <w:rPr>
+          <w:rFonts w:ascii="Arial" w:hAnsi="Arial" w:cs="Arial"/>
+          <w:sz w:val="20"/>
+          <w:szCs w:val="18"/>
+        </w:rPr>
+        <w:t>VDI 2862: Minimum requirements for the application of fastening systems and tools. (A csavarozástechnika és minőségbiztosítás autóipari alapkövetelményei)</w:t>
+      </w:r>
+      <w:r>
+        <w:rPr>
+          <w:rFonts w:ascii="Arial" w:hAnsi="Arial" w:cs="Arial"/>
+          <w:sz w:val="20"/>
+          <w:szCs w:val="18"/>
+        </w:rPr>
+        <w:t>:</w:t>
+      </w:r>
+      <w:r>
+        <w:rPr>
+          <w:rFonts w:ascii="Arial" w:hAnsi="Arial" w:cs="Arial"/>
+          <w:sz w:val="20"/>
+          <w:szCs w:val="18"/>
+        </w:rPr>
+        <w:t xml:space="preserve"> </w:t>
+      </w:r>
+      <w:r>
+        <w:rPr>
+          <w:rFonts w:ascii="Arial" w:hAnsi="Arial" w:cs="Arial"/>
+          <w:sz w:val="20"/>
+          <w:szCs w:val="18"/>
+        </w:rPr>
+        <w:br/>
+      </w:r>
+      <w:hyperlink r:id="rId22" w:history="1">
+        <w:r>
+          <w:rPr>
+            <w:rStyle w:val="Hiperhivatkozs"/>
+            <w:rFonts w:ascii="Arial" w:hAnsi="Arial" w:cs="Arial"/>
+            <w:sz w:val="20"/>
+            <w:szCs w:val="18"/>
+          </w:rPr>
+          <w:t>https://www.vdi.de/mitgliedschaft/vdi-r</w:t>
+        </w:r>
+        <w:r>
+          <w:rPr>
+            <w:rStyle w:val="Hiperhivatkozs"/>
+            <w:rFonts w:ascii="Arial" w:hAnsi="Arial" w:cs="Arial"/>
+            <w:sz w:val="20"/>
+            <w:szCs w:val="18"/>
+          </w:rPr>
+          <w:t>i</w:t>
+        </w:r>
+        <w:r>
+          <w:rPr>
+            <w:rStyle w:val="Hiperhivatkozs"/>
+            <w:rFonts w:ascii="Arial" w:hAnsi="Arial" w:cs="Arial"/>
+            <w:sz w:val="20"/>
+            <w:szCs w:val="18"/>
+          </w:rPr>
+          <w:t>chtlinien</w:t>
+        </w:r>
+      </w:hyperlink>
     </w:p>
     <w:sectPr>
       <w:pgSz w:w="11906" w:h="16838"/>
@@ -3230,8 +7013,445 @@
       </w:rPr>
     </w:lvl>
   </w:abstractNum>
+  <w:abstractNum w:abstractNumId="1" w15:restartNumberingAfterBreak="0">
+    <w:nsid w:val="459533BE"/>
+    <w:multiLevelType w:val="hybridMultilevel"/>
+    <w:tmpl w:val="4588053C"/>
+    <w:lvl w:ilvl="0" w:tplc="040E0001">
+      <w:start w:val="1"/>
+      <w:numFmt w:val="bullet"/>
+      <w:lvlText w:val=""/>
+      <w:lvlJc w:val="left"/>
+      <w:pPr>
+        <w:ind w:left="720" w:hanging="360"/>
+      </w:pPr>
+      <w:rPr>
+        <w:rFonts w:ascii="Symbol" w:hAnsi="Symbol" w:hint="default"/>
+      </w:rPr>
+    </w:lvl>
+    <w:lvl w:ilvl="1" w:tplc="040E0003">
+      <w:start w:val="1"/>
+      <w:numFmt w:val="bullet"/>
+      <w:lvlText w:val="o"/>
+      <w:lvlJc w:val="left"/>
+      <w:pPr>
+        <w:ind w:left="1440" w:hanging="360"/>
+      </w:pPr>
+      <w:rPr>
+        <w:rFonts w:ascii="Courier New" w:hAnsi="Courier New" w:cs="Courier New" w:hint="default"/>
+      </w:rPr>
+    </w:lvl>
+    <w:lvl w:ilvl="2" w:tplc="040E0005" w:tentative="1">
+      <w:start w:val="1"/>
+      <w:numFmt w:val="bullet"/>
+      <w:lvlText w:val=""/>
+      <w:lvlJc w:val="left"/>
+      <w:pPr>
+        <w:ind w:left="2160" w:hanging="360"/>
+      </w:pPr>
+      <w:rPr>
+        <w:rFonts w:ascii="Wingdings" w:hAnsi="Wingdings" w:hint="default"/>
+      </w:rPr>
+    </w:lvl>
+    <w:lvl w:ilvl="3" w:tplc="040E0001" w:tentative="1">
+      <w:start w:val="1"/>
+      <w:numFmt w:val="bullet"/>
+      <w:lvlText w:val=""/>
+      <w:lvlJc w:val="left"/>
+      <w:pPr>
+        <w:ind w:left="2880" w:hanging="360"/>
+      </w:pPr>
+      <w:rPr>
+        <w:rFonts w:ascii="Symbol" w:hAnsi="Symbol" w:hint="default"/>
+      </w:rPr>
+    </w:lvl>
+    <w:lvl w:ilvl="4" w:tplc="040E0003" w:tentative="1">
+      <w:start w:val="1"/>
+      <w:numFmt w:val="bullet"/>
+      <w:lvlText w:val="o"/>
+      <w:lvlJc w:val="left"/>
+      <w:pPr>
+        <w:ind w:left="3600" w:hanging="360"/>
+      </w:pPr>
+      <w:rPr>
+        <w:rFonts w:ascii="Courier New" w:hAnsi="Courier New" w:cs="Courier New" w:hint="default"/>
+      </w:rPr>
+    </w:lvl>
+    <w:lvl w:ilvl="5" w:tplc="040E0005" w:tentative="1">
+      <w:start w:val="1"/>
+      <w:numFmt w:val="bullet"/>
+      <w:lvlText w:val=""/>
+      <w:lvlJc w:val="left"/>
+      <w:pPr>
+        <w:ind w:left="4320" w:hanging="360"/>
+      </w:pPr>
+      <w:rPr>
+        <w:rFonts w:ascii="Wingdings" w:hAnsi="Wingdings" w:hint="default"/>
+      </w:rPr>
+    </w:lvl>
+    <w:lvl w:ilvl="6" w:tplc="040E0001" w:tentative="1">
+      <w:start w:val="1"/>
+      <w:numFmt w:val="bullet"/>
+      <w:lvlText w:val=""/>
+      <w:lvlJc w:val="left"/>
+      <w:pPr>
+        <w:ind w:left="5040" w:hanging="360"/>
+      </w:pPr>
+      <w:rPr>
+        <w:rFonts w:ascii="Symbol" w:hAnsi="Symbol" w:hint="default"/>
+      </w:rPr>
+    </w:lvl>
+    <w:lvl w:ilvl="7" w:tplc="040E0003" w:tentative="1">
+      <w:start w:val="1"/>
+      <w:numFmt w:val="bullet"/>
+      <w:lvlText w:val="o"/>
+      <w:lvlJc w:val="left"/>
+      <w:pPr>
+        <w:ind w:left="5760" w:hanging="360"/>
+      </w:pPr>
+      <w:rPr>
+        <w:rFonts w:ascii="Courier New" w:hAnsi="Courier New" w:cs="Courier New" w:hint="default"/>
+      </w:rPr>
+    </w:lvl>
+    <w:lvl w:ilvl="8" w:tplc="040E0005" w:tentative="1">
+      <w:start w:val="1"/>
+      <w:numFmt w:val="bullet"/>
+      <w:lvlText w:val=""/>
+      <w:lvlJc w:val="left"/>
+      <w:pPr>
+        <w:ind w:left="6480" w:hanging="360"/>
+      </w:pPr>
+      <w:rPr>
+        <w:rFonts w:ascii="Wingdings" w:hAnsi="Wingdings" w:hint="default"/>
+      </w:rPr>
+    </w:lvl>
+  </w:abstractNum>
+  <w:abstractNum w:abstractNumId="2" w15:restartNumberingAfterBreak="0">
+    <w:nsid w:val="4E5E2482"/>
+    <w:multiLevelType w:val="hybridMultilevel"/>
+    <w:tmpl w:val="75C43B68"/>
+    <w:lvl w:ilvl="0" w:tplc="89F04642">
+      <w:start w:val="1"/>
+      <w:numFmt w:val="bullet"/>
+      <w:lvlText w:val=""/>
+      <w:lvlJc w:val="left"/>
+      <w:pPr>
+        <w:ind w:left="720" w:hanging="360"/>
+      </w:pPr>
+      <w:rPr>
+        <w:rFonts w:ascii="Symbol" w:hAnsi="Symbol" w:hint="default"/>
+      </w:rPr>
+    </w:lvl>
+    <w:lvl w:ilvl="1" w:tplc="FFFFFFFF">
+      <w:start w:val="1"/>
+      <w:numFmt w:val="bullet"/>
+      <w:lvlText w:val="o"/>
+      <w:lvlJc w:val="left"/>
+      <w:pPr>
+        <w:ind w:left="1440" w:hanging="360"/>
+      </w:pPr>
+      <w:rPr>
+        <w:rFonts w:ascii="Courier New" w:hAnsi="Courier New" w:cs="Courier New" w:hint="default"/>
+      </w:rPr>
+    </w:lvl>
+    <w:lvl w:ilvl="2" w:tplc="FFFFFFFF" w:tentative="1">
+      <w:start w:val="1"/>
+      <w:numFmt w:val="bullet"/>
+      <w:lvlText w:val=""/>
+      <w:lvlJc w:val="left"/>
+      <w:pPr>
+        <w:ind w:left="2160" w:hanging="360"/>
+      </w:pPr>
+      <w:rPr>
+        <w:rFonts w:ascii="Wingdings" w:hAnsi="Wingdings" w:hint="default"/>
+      </w:rPr>
+    </w:lvl>
+    <w:lvl w:ilvl="3" w:tplc="FFFFFFFF" w:tentative="1">
+      <w:start w:val="1"/>
+      <w:numFmt w:val="bullet"/>
+      <w:lvlText w:val=""/>
+      <w:lvlJc w:val="left"/>
+      <w:pPr>
+        <w:ind w:left="2880" w:hanging="360"/>
+      </w:pPr>
+      <w:rPr>
+        <w:rFonts w:ascii="Symbol" w:hAnsi="Symbol" w:hint="default"/>
+      </w:rPr>
+    </w:lvl>
+    <w:lvl w:ilvl="4" w:tplc="FFFFFFFF" w:tentative="1">
+      <w:start w:val="1"/>
+      <w:numFmt w:val="bullet"/>
+      <w:lvlText w:val="o"/>
+      <w:lvlJc w:val="left"/>
+      <w:pPr>
+        <w:ind w:left="3600" w:hanging="360"/>
+      </w:pPr>
+      <w:rPr>
+        <w:rFonts w:ascii="Courier New" w:hAnsi="Courier New" w:cs="Courier New" w:hint="default"/>
+      </w:rPr>
+    </w:lvl>
+    <w:lvl w:ilvl="5" w:tplc="FFFFFFFF" w:tentative="1">
+      <w:start w:val="1"/>
+      <w:numFmt w:val="bullet"/>
+      <w:lvlText w:val=""/>
+      <w:lvlJc w:val="left"/>
+      <w:pPr>
+        <w:ind w:left="4320" w:hanging="360"/>
+      </w:pPr>
+      <w:rPr>
+        <w:rFonts w:ascii="Wingdings" w:hAnsi="Wingdings" w:hint="default"/>
+      </w:rPr>
+    </w:lvl>
+    <w:lvl w:ilvl="6" w:tplc="FFFFFFFF" w:tentative="1">
+      <w:start w:val="1"/>
+      <w:numFmt w:val="bullet"/>
+      <w:lvlText w:val=""/>
+      <w:lvlJc w:val="left"/>
+      <w:pPr>
+        <w:ind w:left="5040" w:hanging="360"/>
+      </w:pPr>
+      <w:rPr>
+        <w:rFonts w:ascii="Symbol" w:hAnsi="Symbol" w:hint="default"/>
+      </w:rPr>
+    </w:lvl>
+    <w:lvl w:ilvl="7" w:tplc="FFFFFFFF" w:tentative="1">
+      <w:start w:val="1"/>
+      <w:numFmt w:val="bullet"/>
+      <w:lvlText w:val="o"/>
+      <w:lvlJc w:val="left"/>
+      <w:pPr>
+        <w:ind w:left="5760" w:hanging="360"/>
+      </w:pPr>
+      <w:rPr>
+        <w:rFonts w:ascii="Courier New" w:hAnsi="Courier New" w:cs="Courier New" w:hint="default"/>
+      </w:rPr>
+    </w:lvl>
+    <w:lvl w:ilvl="8" w:tplc="FFFFFFFF" w:tentative="1">
+      <w:start w:val="1"/>
+      <w:numFmt w:val="bullet"/>
+      <w:lvlText w:val=""/>
+      <w:lvlJc w:val="left"/>
+      <w:pPr>
+        <w:ind w:left="6480" w:hanging="360"/>
+      </w:pPr>
+      <w:rPr>
+        <w:rFonts w:ascii="Wingdings" w:hAnsi="Wingdings" w:hint="default"/>
+      </w:rPr>
+    </w:lvl>
+  </w:abstractNum>
+  <w:abstractNum w:abstractNumId="3" w15:restartNumberingAfterBreak="0">
+    <w:nsid w:val="5BD07D1B"/>
+    <w:multiLevelType w:val="hybridMultilevel"/>
+    <w:tmpl w:val="8B6051C6"/>
+    <w:lvl w:ilvl="0" w:tplc="040E000F">
+      <w:start w:val="1"/>
+      <w:numFmt w:val="decimal"/>
+      <w:lvlText w:val="%1."/>
+      <w:lvlJc w:val="left"/>
+      <w:pPr>
+        <w:ind w:left="720" w:hanging="360"/>
+      </w:pPr>
+    </w:lvl>
+    <w:lvl w:ilvl="1" w:tplc="040E0019" w:tentative="1">
+      <w:start w:val="1"/>
+      <w:numFmt w:val="lowerLetter"/>
+      <w:lvlText w:val="%2."/>
+      <w:lvlJc w:val="left"/>
+      <w:pPr>
+        <w:ind w:left="1440" w:hanging="360"/>
+      </w:pPr>
+    </w:lvl>
+    <w:lvl w:ilvl="2" w:tplc="040E001B" w:tentative="1">
+      <w:start w:val="1"/>
+      <w:numFmt w:val="lowerRoman"/>
+      <w:lvlText w:val="%3."/>
+      <w:lvlJc w:val="right"/>
+      <w:pPr>
+        <w:ind w:left="2160" w:hanging="180"/>
+      </w:pPr>
+    </w:lvl>
+    <w:lvl w:ilvl="3" w:tplc="040E000F" w:tentative="1">
+      <w:start w:val="1"/>
+      <w:numFmt w:val="decimal"/>
+      <w:lvlText w:val="%4."/>
+      <w:lvlJc w:val="left"/>
+      <w:pPr>
+        <w:ind w:left="2880" w:hanging="360"/>
+      </w:pPr>
+    </w:lvl>
+    <w:lvl w:ilvl="4" w:tplc="040E0019" w:tentative="1">
+      <w:start w:val="1"/>
+      <w:numFmt w:val="lowerLetter"/>
+      <w:lvlText w:val="%5."/>
+      <w:lvlJc w:val="left"/>
+      <w:pPr>
+        <w:ind w:left="3600" w:hanging="360"/>
+      </w:pPr>
+    </w:lvl>
+    <w:lvl w:ilvl="5" w:tplc="040E001B" w:tentative="1">
+      <w:start w:val="1"/>
+      <w:numFmt w:val="lowerRoman"/>
+      <w:lvlText w:val="%6."/>
+      <w:lvlJc w:val="right"/>
+      <w:pPr>
+        <w:ind w:left="4320" w:hanging="180"/>
+      </w:pPr>
+    </w:lvl>
+    <w:lvl w:ilvl="6" w:tplc="040E000F" w:tentative="1">
+      <w:start w:val="1"/>
+      <w:numFmt w:val="decimal"/>
+      <w:lvlText w:val="%7."/>
+      <w:lvlJc w:val="left"/>
+      <w:pPr>
+        <w:ind w:left="5040" w:hanging="360"/>
+      </w:pPr>
+    </w:lvl>
+    <w:lvl w:ilvl="7" w:tplc="040E0019" w:tentative="1">
+      <w:start w:val="1"/>
+      <w:numFmt w:val="lowerLetter"/>
+      <w:lvlText w:val="%8."/>
+      <w:lvlJc w:val="left"/>
+      <w:pPr>
+        <w:ind w:left="5760" w:hanging="360"/>
+      </w:pPr>
+    </w:lvl>
+    <w:lvl w:ilvl="8" w:tplc="040E001B" w:tentative="1">
+      <w:start w:val="1"/>
+      <w:numFmt w:val="lowerRoman"/>
+      <w:lvlText w:val="%9."/>
+      <w:lvlJc w:val="right"/>
+      <w:pPr>
+        <w:ind w:left="6480" w:hanging="180"/>
+      </w:pPr>
+    </w:lvl>
+  </w:abstractNum>
+  <w:abstractNum w:abstractNumId="4" w15:restartNumberingAfterBreak="0">
+    <w:nsid w:val="6118140E"/>
+    <w:multiLevelType w:val="hybridMultilevel"/>
+    <w:tmpl w:val="3FB6B836"/>
+    <w:lvl w:ilvl="0" w:tplc="040E0001">
+      <w:start w:val="1"/>
+      <w:numFmt w:val="bullet"/>
+      <w:lvlText w:val=""/>
+      <w:lvlJc w:val="left"/>
+      <w:pPr>
+        <w:ind w:left="720" w:hanging="360"/>
+      </w:pPr>
+      <w:rPr>
+        <w:rFonts w:ascii="Symbol" w:hAnsi="Symbol" w:hint="default"/>
+      </w:rPr>
+    </w:lvl>
+    <w:lvl w:ilvl="1" w:tplc="040E0003" w:tentative="1">
+      <w:start w:val="1"/>
+      <w:numFmt w:val="bullet"/>
+      <w:lvlText w:val="o"/>
+      <w:lvlJc w:val="left"/>
+      <w:pPr>
+        <w:ind w:left="1440" w:hanging="360"/>
+      </w:pPr>
+      <w:rPr>
+        <w:rFonts w:ascii="Courier New" w:hAnsi="Courier New" w:cs="Courier New" w:hint="default"/>
+      </w:rPr>
+    </w:lvl>
+    <w:lvl w:ilvl="2" w:tplc="040E0005" w:tentative="1">
+      <w:start w:val="1"/>
+      <w:numFmt w:val="bullet"/>
+      <w:lvlText w:val=""/>
+      <w:lvlJc w:val="left"/>
+      <w:pPr>
+        <w:ind w:left="2160" w:hanging="360"/>
+      </w:pPr>
+      <w:rPr>
+        <w:rFonts w:ascii="Wingdings" w:hAnsi="Wingdings" w:hint="default"/>
+      </w:rPr>
+    </w:lvl>
+    <w:lvl w:ilvl="3" w:tplc="040E0001" w:tentative="1">
+      <w:start w:val="1"/>
+      <w:numFmt w:val="bullet"/>
+      <w:lvlText w:val=""/>
+      <w:lvlJc w:val="left"/>
+      <w:pPr>
+        <w:ind w:left="2880" w:hanging="360"/>
+      </w:pPr>
+      <w:rPr>
+        <w:rFonts w:ascii="Symbol" w:hAnsi="Symbol" w:hint="default"/>
+      </w:rPr>
+    </w:lvl>
+    <w:lvl w:ilvl="4" w:tplc="040E0003" w:tentative="1">
+      <w:start w:val="1"/>
+      <w:numFmt w:val="bullet"/>
+      <w:lvlText w:val="o"/>
+      <w:lvlJc w:val="left"/>
+      <w:pPr>
+        <w:ind w:left="3600" w:hanging="360"/>
+      </w:pPr>
+      <w:rPr>
+        <w:rFonts w:ascii="Courier New" w:hAnsi="Courier New" w:cs="Courier New" w:hint="default"/>
+      </w:rPr>
+    </w:lvl>
+    <w:lvl w:ilvl="5" w:tplc="040E0005" w:tentative="1">
+      <w:start w:val="1"/>
+      <w:numFmt w:val="bullet"/>
+      <w:lvlText w:val=""/>
+      <w:lvlJc w:val="left"/>
+      <w:pPr>
+        <w:ind w:left="4320" w:hanging="360"/>
+      </w:pPr>
+      <w:rPr>
+        <w:rFonts w:ascii="Wingdings" w:hAnsi="Wingdings" w:hint="default"/>
+      </w:rPr>
+    </w:lvl>
+    <w:lvl w:ilvl="6" w:tplc="040E0001" w:tentative="1">
+      <w:start w:val="1"/>
+      <w:numFmt w:val="bullet"/>
+      <w:lvlText w:val=""/>
+      <w:lvlJc w:val="left"/>
+      <w:pPr>
+        <w:ind w:left="5040" w:hanging="360"/>
+      </w:pPr>
+      <w:rPr>
+        <w:rFonts w:ascii="Symbol" w:hAnsi="Symbol" w:hint="default"/>
+      </w:rPr>
+    </w:lvl>
+    <w:lvl w:ilvl="7" w:tplc="040E0003" w:tentative="1">
+      <w:start w:val="1"/>
+      <w:numFmt w:val="bullet"/>
+      <w:lvlText w:val="o"/>
+      <w:lvlJc w:val="left"/>
+      <w:pPr>
+        <w:ind w:left="5760" w:hanging="360"/>
+      </w:pPr>
+      <w:rPr>
+        <w:rFonts w:ascii="Courier New" w:hAnsi="Courier New" w:cs="Courier New" w:hint="default"/>
+      </w:rPr>
+    </w:lvl>
+    <w:lvl w:ilvl="8" w:tplc="040E0005" w:tentative="1">
+      <w:start w:val="1"/>
+      <w:numFmt w:val="bullet"/>
+      <w:lvlText w:val=""/>
+      <w:lvlJc w:val="left"/>
+      <w:pPr>
+        <w:ind w:left="6480" w:hanging="360"/>
+      </w:pPr>
+      <w:rPr>
+        <w:rFonts w:ascii="Wingdings" w:hAnsi="Wingdings" w:hint="default"/>
+      </w:rPr>
+    </w:lvl>
+  </w:abstractNum>
   <w:num w:numId="1" w16cid:durableId="1754621379">
     <w:abstractNumId w:val="0"/>
+  </w:num>
+  <w:num w:numId="2" w16cid:durableId="41633481">
+    <w:abstractNumId w:val="4"/>
+  </w:num>
+  <w:num w:numId="3" w16cid:durableId="1225332275">
+    <w:abstractNumId w:val="1"/>
+  </w:num>
+  <w:num w:numId="4" w16cid:durableId="316228184">
+    <w:abstractNumId w:val="3"/>
+  </w:num>
+  <w:num w:numId="5" w16cid:durableId="1100181809">
+    <w:abstractNumId w:val="2"/>
   </w:num>
 </w:numbering>
 </file>
@@ -3838,7 +8058,6 @@
   <w:style w:type="character" w:default="1" w:styleId="Bekezdsalapbettpusa">
     <w:name w:val="Default Paragraph Font"/>
     <w:uiPriority w:val="1"/>
-    <w:semiHidden/>
     <w:unhideWhenUsed/>
   </w:style>
   <w:style w:type="table" w:default="1" w:styleId="Normltblzat">
@@ -4243,6 +8462,80 @@
       <w:u w:val="single"/>
     </w:rPr>
   </w:style>
+  <w:style w:type="paragraph" w:styleId="Kpalrs">
+    <w:name w:val="caption"/>
+    <w:basedOn w:val="Norml"/>
+    <w:next w:val="Norml"/>
+    <w:uiPriority w:val="35"/>
+    <w:unhideWhenUsed/>
+    <w:qFormat/>
+    <w:rsid w:val="00D26626"/>
+    <w:pPr>
+      <w:spacing w:after="200"/>
+    </w:pPr>
+    <w:rPr>
+      <w:i/>
+      <w:iCs/>
+      <w:color w:val="44546A" w:themeColor="text2"/>
+      <w:sz w:val="18"/>
+      <w:szCs w:val="18"/>
+    </w:rPr>
+  </w:style>
+  <w:style w:type="paragraph" w:styleId="Tartalomjegyzkcmsora">
+    <w:name w:val="TOC Heading"/>
+    <w:basedOn w:val="Cmsor1"/>
+    <w:next w:val="Norml"/>
+    <w:uiPriority w:val="39"/>
+    <w:unhideWhenUsed/>
+    <w:qFormat/>
+    <w:rsid w:val="000A5846"/>
+    <w:pPr>
+      <w:spacing w:before="240" w:after="0" w:line="259" w:lineRule="auto"/>
+      <w:outlineLvl w:val="9"/>
+    </w:pPr>
+    <w:rPr>
+      <w:kern w:val="0"/>
+      <w:sz w:val="32"/>
+      <w:szCs w:val="32"/>
+      <w:lang w:eastAsia="hu-HU"/>
+      <w14:ligatures w14:val="none"/>
+    </w:rPr>
+  </w:style>
+  <w:style w:type="paragraph" w:styleId="brajegyzk">
+    <w:name w:val="table of figures"/>
+    <w:basedOn w:val="Norml"/>
+    <w:next w:val="Norml"/>
+    <w:uiPriority w:val="99"/>
+    <w:unhideWhenUsed/>
+    <w:rsid w:val="000A5846"/>
+    <w:pPr>
+      <w:spacing w:after="0"/>
+    </w:pPr>
+  </w:style>
+  <w:style w:type="character" w:styleId="Feloldatlanmegemlts">
+    <w:name w:val="Unresolved Mention"/>
+    <w:basedOn w:val="Bekezdsalapbettpusa"/>
+    <w:uiPriority w:val="99"/>
+    <w:semiHidden/>
+    <w:unhideWhenUsed/>
+    <w:rsid w:val="000A5846"/>
+    <w:rPr>
+      <w:color w:val="605E5C"/>
+      <w:shd w:val="clear" w:color="auto" w:fill="E1DFDD"/>
+    </w:rPr>
+  </w:style>
+  <w:style w:type="character" w:styleId="Mrltotthiperhivatkozs">
+    <w:name w:val="FollowedHyperlink"/>
+    <w:basedOn w:val="Bekezdsalapbettpusa"/>
+    <w:uiPriority w:val="99"/>
+    <w:semiHidden/>
+    <w:unhideWhenUsed/>
+    <w:rsid w:val="00CD3617"/>
+    <w:rPr>
+      <w:color w:val="954F72" w:themeColor="followedHyperlink"/>
+      <w:u w:val="single"/>
+    </w:rPr>
+  </w:style>
 </w:styles>
 </file>
 
